--- a/BSH_2026_Tour_Content_Tracked_Changes.docx
+++ b/BSH_2026_Tour_Content_Tracked_Changes.docx
@@ -343,268 +343,22 @@
     </w:p>
     <w:p>
       <w:r>
-        <w:rPr>
-          <w:sz w:val="22"/>
-        </w:rPr>
-        <w:t xml:space="preserve">False Creek South </w:t>
-      </w:r>
-      <w:r>
-        <w:rPr>
-          <w:strike/>
-          <w:color w:val="CC0000"/>
-          <w:sz w:val="22"/>
-        </w:rPr>
-        <w:t xml:space="preserve">represents one </w:t>
-      </w:r>
-      <w:r>
-        <w:rPr>
-          <w:color w:val="0044CC"/>
-          <w:sz w:val="22"/>
-          <w:u w:val="single"/>
-        </w:rPr>
-        <w:t xml:space="preserve">is a long-standing example </w:t>
-      </w:r>
-      <w:r>
-        <w:rPr>
-          <w:sz w:val="22"/>
-        </w:rPr>
-        <w:t xml:space="preserve">of </w:t>
-      </w:r>
-      <w:r>
-        <w:rPr>
-          <w:strike/>
-          <w:color w:val="CC0000"/>
-          <w:sz w:val="22"/>
-        </w:rPr>
-        <w:t xml:space="preserve">Vancouver's most successful experiments in </w:t>
-      </w:r>
-      <w:r>
-        <w:rPr>
-          <w:sz w:val="22"/>
-        </w:rPr>
-        <w:t xml:space="preserve">mixed-tenure </w:t>
-      </w:r>
-      <w:r>
-        <w:rPr>
-          <w:strike/>
-          <w:color w:val="CC0000"/>
-          <w:sz w:val="22"/>
-        </w:rPr>
-        <w:t xml:space="preserve">community development. Built </w:t>
-      </w:r>
-      <w:r>
-        <w:rPr>
-          <w:color w:val="0044CC"/>
-          <w:sz w:val="22"/>
-          <w:u w:val="single"/>
-        </w:rPr>
-        <w:t xml:space="preserve">housing </w:t>
-      </w:r>
-      <w:r>
-        <w:rPr>
-          <w:sz w:val="22"/>
-        </w:rPr>
-        <w:t xml:space="preserve">on </w:t>
-      </w:r>
-      <w:r>
-        <w:rPr>
-          <w:strike/>
-          <w:color w:val="CC0000"/>
-          <w:sz w:val="22"/>
-        </w:rPr>
-        <w:t xml:space="preserve">former industrial land in the 1970s and 1980s, this 136-acre waterfront neighbourhood demonstrates how </w:t>
-      </w:r>
-      <w:r>
-        <w:rPr>
-          <w:sz w:val="22"/>
-        </w:rPr>
-        <w:t xml:space="preserve">public </w:t>
-      </w:r>
-      <w:r>
-        <w:rPr>
-          <w:strike/>
-          <w:color w:val="CC0000"/>
-          <w:sz w:val="22"/>
-        </w:rPr>
-        <w:t xml:space="preserve">land ownership can support diverse housing options while maintaining long-term affordability. </w:t>
-      </w:r>
-      <w:r>
-        <w:rPr>
-          <w:color w:val="0044CC"/>
-          <w:sz w:val="22"/>
-          <w:u w:val="single"/>
-        </w:rPr>
-        <w:t xml:space="preserve">land. </w:t>
-      </w:r>
-    </w:p>
-    <w:p>
-      <w:r>
-        <w:rPr>
-          <w:sz w:val="22"/>
-        </w:rPr>
-        <w:t xml:space="preserve">The </w:t>
-      </w:r>
-      <w:r>
-        <w:rPr>
-          <w:strike/>
-          <w:color w:val="CC0000"/>
-          <w:sz w:val="22"/>
-        </w:rPr>
-        <w:t xml:space="preserve">City of Vancouver owns </w:t>
-      </w:r>
-      <w:r>
-        <w:rPr>
-          <w:color w:val="0044CC"/>
-          <w:sz w:val="22"/>
-          <w:u w:val="single"/>
-        </w:rPr>
-        <w:t xml:space="preserve">neighbourhood continues to inform citywide debates </w:t>
-      </w:r>
-      <w:r>
-        <w:rPr>
-          <w:sz w:val="22"/>
-        </w:rPr>
-        <w:t xml:space="preserve">about </w:t>
-      </w:r>
-      <w:r>
-        <w:rPr>
-          <w:strike/>
-          <w:color w:val="CC0000"/>
-          <w:sz w:val="22"/>
-        </w:rPr>
-        <w:t xml:space="preserve">80 acres in False Creek South, making it a rare example of large-scale public land stewardship. The original vision committed to a tenure mix of one-third non-market rental housing, one-third co-ops, </w:t>
-      </w:r>
-      <w:r>
-        <w:rPr>
-          <w:color w:val="0044CC"/>
-          <w:sz w:val="22"/>
-          <w:u w:val="single"/>
-        </w:rPr>
-        <w:t xml:space="preserve">affordability, renewal, </w:t>
-      </w:r>
-      <w:r>
-        <w:rPr>
-          <w:sz w:val="22"/>
-        </w:rPr>
-        <w:t xml:space="preserve">and </w:t>
-      </w:r>
-      <w:r>
-        <w:rPr>
-          <w:strike/>
-          <w:color w:val="CC0000"/>
-          <w:sz w:val="22"/>
-        </w:rPr>
-        <w:t xml:space="preserve">one-third strata leasehold — a model designed to avoid the social stratification common in single-tenure developments. </w:t>
-      </w:r>
-      <w:r>
-        <w:rPr>
-          <w:color w:val="0044CC"/>
-          <w:sz w:val="22"/>
-          <w:u w:val="single"/>
-        </w:rPr>
-        <w:t xml:space="preserve">community-led planning. </w:t>
-      </w:r>
-    </w:p>
-    <w:p>
-      <w:r>
-        <w:rPr>
-          <w:strike/>
-          <w:color w:val="CC0000"/>
-          <w:sz w:val="22"/>
-        </w:rPr>
-        <w:t xml:space="preserve">Today, about 5,500 residents live in 1,849 homes. The land is leased on 60-year terms that begin expiring between 2036 </w:t>
-      </w:r>
-      <w:r>
-        <w:rPr>
-          <w:color w:val="0044CC"/>
-          <w:sz w:val="22"/>
-          <w:u w:val="single"/>
-        </w:rPr>
-        <w:t xml:space="preserve">Residents, co-ops, </w:t>
-      </w:r>
-      <w:r>
-        <w:rPr>
-          <w:sz w:val="22"/>
-        </w:rPr>
-        <w:t xml:space="preserve">and </w:t>
-      </w:r>
-      <w:r>
-        <w:rPr>
-          <w:strike/>
-          <w:color w:val="CC0000"/>
-          <w:sz w:val="22"/>
-        </w:rPr>
-        <w:t xml:space="preserve">2046, creating a pivotal decision point about </w:t>
-      </w:r>
-      <w:r>
-        <w:rPr>
-          <w:color w:val="0044CC"/>
-          <w:sz w:val="22"/>
-          <w:u w:val="single"/>
-        </w:rPr>
-        <w:t xml:space="preserve">local organizations are actively shaping </w:t>
-      </w:r>
-      <w:r>
-        <w:rPr>
-          <w:sz w:val="22"/>
-        </w:rPr>
-        <w:t xml:space="preserve">how </w:t>
-      </w:r>
-      <w:r>
-        <w:rPr>
-          <w:strike/>
-          <w:color w:val="CC0000"/>
-          <w:sz w:val="22"/>
-        </w:rPr>
-        <w:t xml:space="preserve">to preserve affordability while renewing public assets. </w:t>
-      </w:r>
-      <w:r>
-        <w:rPr>
-          <w:color w:val="0044CC"/>
-          <w:sz w:val="22"/>
-          <w:u w:val="single"/>
-        </w:rPr>
-        <w:t xml:space="preserve">future redevelopment can protect social mix and long-term stability. </w:t>
-      </w:r>
-    </w:p>
-    <w:p>
-      <w:r>
-        <w:rPr>
-          <w:strike/>
-          <w:color w:val="CC0000"/>
-          <w:sz w:val="22"/>
-        </w:rPr>
-        <w:t xml:space="preserve">Robyn Chan, Project Manager </w:t>
-      </w:r>
-      <w:r>
-        <w:rPr>
-          <w:color w:val="0044CC"/>
-          <w:sz w:val="22"/>
-          <w:u w:val="single"/>
-        </w:rPr>
-        <w:t xml:space="preserve">Verified figures are listed in Quick Facts, with linked sources </w:t>
-      </w:r>
-      <w:r>
-        <w:rPr>
-          <w:sz w:val="22"/>
-        </w:rPr>
-        <w:t xml:space="preserve">for </w:t>
-      </w:r>
-      <w:r>
-        <w:rPr>
-          <w:strike/>
-          <w:color w:val="CC0000"/>
-          <w:sz w:val="22"/>
-        </w:rPr>
-        <w:t xml:space="preserve">the False Creek South Community Housing Trust, leads community planning efforts. A civic engagement specialist with a Masters in Urban Studies from SFU, Chan has been working with the neighbourhood to establish a community land trust that would give residents more control over their housing future. </w:t>
-      </w:r>
-      <w:r>
-        <w:rPr>
-          <w:color w:val="0044CC"/>
-          <w:sz w:val="22"/>
-          <w:u w:val="single"/>
-        </w:rPr>
-        <w:t xml:space="preserve">each value. </w:t>
+        <w:t>False Creek South represents one of Vancouver's most successful experiments in mixed-tenure community development. Built on former industrial land in the 1970s and 1980s, this 136-acre waterfront neighbourhood demonstrates how public land ownership can support diverse housing options while maintaining long-term affordability.</w:t>
+      </w:r>
+    </w:p>
+    <w:p>
+      <w:r>
+        <w:t>The City of Vancouver owns about 80 acres in False Creek South, making it a rare example of large-scale public land stewardship. The original vision committed to a tenure mix of one-third non-market rental housing, one-third co-ops, and one-third strata leasehold — a model designed to avoid the social stratification common in single-tenure developments.</w:t>
+      </w:r>
+    </w:p>
+    <w:p>
+      <w:r>
+        <w:t>Today, about 5,500 residents live in 1,849 homes. The land is leased on 60-year terms that begin expiring between 2036 and 2046, creating a pivotal decision point about how to preserve affordability while renewing public assets.</w:t>
+      </w:r>
+    </w:p>
+    <w:p>
+      <w:r>
+        <w:t>Robyn Chan, Project Manager for the False Creek South Community Housing Trust, leads community planning efforts. A civic engagement specialist with a Masters in Urban Studies from SFU, Chan has been working with the neighbourhood to establish a community land trust that would give residents more control over their housing future.</w:t>
       </w:r>
     </w:p>
     <w:p>
@@ -617,436 +371,27 @@
     </w:p>
     <w:p>
       <w:r>
-        <w:rPr>
-          <w:sz w:val="22"/>
-        </w:rPr>
-        <w:t xml:space="preserve">• Tour Start: </w:t>
-      </w:r>
-      <w:r>
-        <w:rPr>
-          <w:strike/>
-          <w:color w:val="CC0000"/>
-          <w:sz w:val="22"/>
-        </w:rPr>
-        <w:t xml:space="preserve">4th &amp; </w:t>
-      </w:r>
-      <w:r>
-        <w:rPr>
-          <w:sz w:val="22"/>
-        </w:rPr>
-        <w:t xml:space="preserve">Heather Bus Stop: The tour begins </w:t>
-      </w:r>
-      <w:r>
-        <w:rPr>
-          <w:strike/>
-          <w:color w:val="CC0000"/>
-          <w:sz w:val="22"/>
-        </w:rPr>
-        <w:t xml:space="preserve">on </w:t>
-      </w:r>
-      <w:r>
-        <w:rPr>
-          <w:color w:val="0044CC"/>
-          <w:sz w:val="22"/>
-          <w:u w:val="single"/>
-        </w:rPr>
-        <w:t xml:space="preserve">near </w:t>
-      </w:r>
-      <w:r>
-        <w:rPr>
-          <w:sz w:val="22"/>
-        </w:rPr>
-        <w:t xml:space="preserve">the </w:t>
-      </w:r>
-      <w:r>
-        <w:rPr>
-          <w:strike/>
-          <w:color w:val="CC0000"/>
-          <w:sz w:val="22"/>
-        </w:rPr>
-        <w:t xml:space="preserve">False Creek </w:t>
-      </w:r>
-      <w:r>
-        <w:rPr>
-          <w:sz w:val="22"/>
-        </w:rPr>
-        <w:t xml:space="preserve">seawall </w:t>
-      </w:r>
-      <w:r>
-        <w:rPr>
-          <w:strike/>
-          <w:color w:val="CC0000"/>
-          <w:sz w:val="22"/>
-        </w:rPr>
-        <w:t xml:space="preserve">near W 6th Avenue, </w:t>
-      </w:r>
-      <w:r>
-        <w:rPr>
-          <w:color w:val="0044CC"/>
-          <w:sz w:val="22"/>
-          <w:u w:val="single"/>
-        </w:rPr>
-        <w:t xml:space="preserve">with </w:t>
-      </w:r>
-      <w:r>
-        <w:rPr>
-          <w:sz w:val="22"/>
-        </w:rPr>
-        <w:t xml:space="preserve">a short walk from </w:t>
-      </w:r>
-      <w:r>
-        <w:rPr>
-          <w:color w:val="0044CC"/>
-          <w:sz w:val="22"/>
-          <w:u w:val="single"/>
-        </w:rPr>
-        <w:t xml:space="preserve">transit to </w:t>
-      </w:r>
-      <w:r>
-        <w:rPr>
-          <w:sz w:val="22"/>
-        </w:rPr>
-        <w:t xml:space="preserve">the </w:t>
-      </w:r>
-      <w:r>
-        <w:rPr>
-          <w:strike/>
-          <w:color w:val="CC0000"/>
-          <w:sz w:val="22"/>
-        </w:rPr>
-        <w:t xml:space="preserve">W 4th Avenue and Heather Street bus stop. </w:t>
-      </w:r>
-      <w:r>
-        <w:rPr>
-          <w:color w:val="0044CC"/>
-          <w:sz w:val="22"/>
-          <w:u w:val="single"/>
-        </w:rPr>
-        <w:t xml:space="preserve">neighbourhood edge. </w:t>
-      </w:r>
-      <w:r>
-        <w:rPr>
-          <w:sz w:val="22"/>
-        </w:rPr>
-        <w:t xml:space="preserve">(Starting point) </w:t>
-      </w:r>
-    </w:p>
-    <w:p>
-      <w:r>
-        <w:rPr>
-          <w:sz w:val="22"/>
-        </w:rPr>
-        <w:t xml:space="preserve">• Lease Renewal </w:t>
-      </w:r>
-      <w:r>
-        <w:rPr>
-          <w:strike/>
-          <w:color w:val="CC0000"/>
-          <w:sz w:val="22"/>
-        </w:rPr>
-        <w:t xml:space="preserve">Timeline: Locate the leasehold parcels expiring between 2036–2046 and discuss </w:t>
-      </w:r>
-      <w:r>
-        <w:rPr>
-          <w:color w:val="0044CC"/>
-          <w:sz w:val="22"/>
-          <w:u w:val="single"/>
-        </w:rPr>
-        <w:t xml:space="preserve">Context: Current planning focuses on </w:t>
-      </w:r>
-      <w:r>
-        <w:rPr>
-          <w:sz w:val="22"/>
-        </w:rPr>
-        <w:t xml:space="preserve">how </w:t>
-      </w:r>
-      <w:r>
-        <w:rPr>
-          <w:color w:val="0044CC"/>
-          <w:sz w:val="22"/>
-          <w:u w:val="single"/>
-        </w:rPr>
-        <w:t xml:space="preserve">lease </w:t>
-      </w:r>
-      <w:r>
-        <w:rPr>
-          <w:sz w:val="22"/>
-        </w:rPr>
-        <w:t xml:space="preserve">renewal </w:t>
-      </w:r>
-      <w:r>
-        <w:rPr>
-          <w:strike/>
-          <w:color w:val="CC0000"/>
-          <w:sz w:val="22"/>
-        </w:rPr>
-        <w:t xml:space="preserve">options </w:t>
-      </w:r>
-      <w:r>
-        <w:rPr>
-          <w:color w:val="0044CC"/>
-          <w:sz w:val="22"/>
-          <w:u w:val="single"/>
-        </w:rPr>
-        <w:t xml:space="preserve">choices </w:t>
-      </w:r>
-      <w:r>
-        <w:rPr>
-          <w:sz w:val="22"/>
-        </w:rPr>
-        <w:t xml:space="preserve">affect long-term </w:t>
-      </w:r>
-      <w:r>
-        <w:rPr>
-          <w:strike/>
-          <w:color w:val="CC0000"/>
-          <w:sz w:val="22"/>
-        </w:rPr>
-        <w:t xml:space="preserve">affordability. (Decision window) </w:t>
-      </w:r>
-      <w:r>
-        <w:rPr>
-          <w:color w:val="0044CC"/>
-          <w:sz w:val="22"/>
-          <w:u w:val="single"/>
-        </w:rPr>
-        <w:t xml:space="preserve">affordability and community continuity. (Policy focus) </w:t>
-      </w:r>
-    </w:p>
-    <w:p>
-      <w:r>
-        <w:rPr>
-          <w:sz w:val="22"/>
-        </w:rPr>
-        <w:t xml:space="preserve">• Co-op Cluster: </w:t>
-      </w:r>
-      <w:r>
-        <w:rPr>
-          <w:strike/>
-          <w:color w:val="CC0000"/>
-          <w:sz w:val="22"/>
-        </w:rPr>
-        <w:t xml:space="preserve">Visit the co-op </w:t>
-      </w:r>
-      <w:r>
-        <w:rPr>
-          <w:color w:val="0044CC"/>
-          <w:sz w:val="22"/>
-          <w:u w:val="single"/>
-        </w:rPr>
-        <w:t xml:space="preserve">Co-op </w:t>
-      </w:r>
-      <w:r>
-        <w:rPr>
-          <w:sz w:val="22"/>
-        </w:rPr>
-        <w:t xml:space="preserve">homes </w:t>
-      </w:r>
-      <w:r>
-        <w:rPr>
-          <w:strike/>
-          <w:color w:val="CC0000"/>
-          <w:sz w:val="22"/>
-        </w:rPr>
-        <w:t xml:space="preserve">along the waterfront to see </w:t>
-      </w:r>
-      <w:r>
-        <w:rPr>
-          <w:color w:val="0044CC"/>
-          <w:sz w:val="22"/>
-          <w:u w:val="single"/>
-        </w:rPr>
-        <w:t xml:space="preserve">and </w:t>
-      </w:r>
-      <w:r>
-        <w:rPr>
-          <w:sz w:val="22"/>
-        </w:rPr>
-        <w:t xml:space="preserve">shared courtyards </w:t>
-      </w:r>
-      <w:r>
-        <w:rPr>
-          <w:color w:val="0044CC"/>
-          <w:sz w:val="22"/>
-          <w:u w:val="single"/>
-        </w:rPr>
-        <w:t xml:space="preserve">illustrate resident governance </w:t>
-      </w:r>
-      <w:r>
-        <w:rPr>
-          <w:sz w:val="22"/>
-        </w:rPr>
-        <w:t xml:space="preserve">and </w:t>
-      </w:r>
-      <w:r>
-        <w:rPr>
-          <w:strike/>
-          <w:color w:val="CC0000"/>
-          <w:sz w:val="22"/>
-        </w:rPr>
-        <w:t xml:space="preserve">resident-led governance in action. </w:t>
-      </w:r>
-      <w:r>
-        <w:rPr>
-          <w:color w:val="0044CC"/>
-          <w:sz w:val="22"/>
-          <w:u w:val="single"/>
-        </w:rPr>
-        <w:t xml:space="preserve">collective stewardship. </w:t>
-      </w:r>
-      <w:r>
-        <w:rPr>
-          <w:sz w:val="22"/>
-        </w:rPr>
-        <w:t xml:space="preserve">(Community-led) </w:t>
-      </w:r>
-    </w:p>
-    <w:p>
-      <w:r>
-        <w:rPr>
-          <w:sz w:val="22"/>
-        </w:rPr>
-        <w:t xml:space="preserve">• Waterfront </w:t>
-      </w:r>
-      <w:r>
-        <w:rPr>
-          <w:strike/>
-          <w:color w:val="CC0000"/>
-          <w:sz w:val="22"/>
-        </w:rPr>
-        <w:t xml:space="preserve">Greenway: Follow the </w:t>
-      </w:r>
-      <w:r>
-        <w:rPr>
-          <w:color w:val="0044CC"/>
-          <w:sz w:val="22"/>
-          <w:u w:val="single"/>
-        </w:rPr>
-        <w:t xml:space="preserve">Public Realm: The </w:t>
-      </w:r>
-      <w:r>
-        <w:rPr>
-          <w:sz w:val="22"/>
-        </w:rPr>
-        <w:t xml:space="preserve">seawall </w:t>
-      </w:r>
-      <w:r>
-        <w:rPr>
-          <w:strike/>
-          <w:color w:val="CC0000"/>
-          <w:sz w:val="22"/>
-        </w:rPr>
-        <w:t xml:space="preserve">to experience the public-realm improvements tied to </w:t>
-      </w:r>
-      <w:r>
-        <w:rPr>
-          <w:color w:val="0044CC"/>
-          <w:sz w:val="22"/>
-          <w:u w:val="single"/>
-        </w:rPr>
-        <w:t xml:space="preserve">and open spaces show how </w:t>
-      </w:r>
-      <w:r>
-        <w:rPr>
-          <w:sz w:val="22"/>
-        </w:rPr>
-        <w:t xml:space="preserve">public land </w:t>
-      </w:r>
-      <w:r>
-        <w:rPr>
-          <w:strike/>
-          <w:color w:val="CC0000"/>
-          <w:sz w:val="22"/>
-        </w:rPr>
-        <w:t xml:space="preserve">stewardship. </w:t>
-      </w:r>
-      <w:r>
-        <w:rPr>
-          <w:color w:val="0044CC"/>
-          <w:sz w:val="22"/>
-          <w:u w:val="single"/>
-        </w:rPr>
-        <w:t xml:space="preserve">decisions shape daily life and access. </w:t>
-      </w:r>
-      <w:r>
-        <w:rPr>
-          <w:sz w:val="22"/>
-        </w:rPr>
-        <w:t xml:space="preserve">(Public realm) </w:t>
-      </w:r>
-    </w:p>
-    <w:p>
-      <w:r>
-        <w:rPr>
-          <w:sz w:val="22"/>
-        </w:rPr>
-        <w:t xml:space="preserve">• </w:t>
-      </w:r>
-      <w:r>
-        <w:rPr>
-          <w:strike/>
-          <w:color w:val="CC0000"/>
-          <w:sz w:val="22"/>
-        </w:rPr>
-        <w:t xml:space="preserve">Housing </w:t>
-      </w:r>
-      <w:r>
-        <w:rPr>
-          <w:color w:val="0044CC"/>
-          <w:sz w:val="22"/>
-          <w:u w:val="single"/>
-        </w:rPr>
-        <w:t xml:space="preserve">Land </w:t>
-      </w:r>
-      <w:r>
-        <w:rPr>
-          <w:sz w:val="22"/>
-        </w:rPr>
-        <w:t xml:space="preserve">Trust </w:t>
-      </w:r>
-      <w:r>
-        <w:rPr>
-          <w:strike/>
-          <w:color w:val="CC0000"/>
-          <w:sz w:val="22"/>
-        </w:rPr>
-        <w:t xml:space="preserve">Hub: Review the community housing </w:t>
-      </w:r>
-      <w:r>
-        <w:rPr>
-          <w:color w:val="0044CC"/>
-          <w:sz w:val="22"/>
-          <w:u w:val="single"/>
-        </w:rPr>
-        <w:t xml:space="preserve">Direction: Local organizations continue exploring land </w:t>
-      </w:r>
-      <w:r>
-        <w:rPr>
-          <w:sz w:val="22"/>
-        </w:rPr>
-        <w:t xml:space="preserve">trust </w:t>
-      </w:r>
-      <w:r>
-        <w:rPr>
-          <w:strike/>
-          <w:color w:val="CC0000"/>
-          <w:sz w:val="22"/>
-        </w:rPr>
-        <w:t xml:space="preserve">concept and how it could govern </w:t>
-      </w:r>
-      <w:r>
-        <w:rPr>
-          <w:color w:val="0044CC"/>
-          <w:sz w:val="22"/>
-          <w:u w:val="single"/>
-        </w:rPr>
-        <w:t xml:space="preserve">governance as part of </w:t>
-      </w:r>
-      <w:r>
-        <w:rPr>
-          <w:sz w:val="22"/>
-        </w:rPr>
-        <w:t xml:space="preserve">future redevelopment. (Future planning) </w:t>
+        <w:t>• Tour Start: 4th &amp; Heather Bus Stop: The tour begins on the False Creek seawall near W 6th Avenue, a short walk from the W 4th Avenue and Heather Street bus stop. (Starting point)</w:t>
+      </w:r>
+    </w:p>
+    <w:p>
+      <w:r>
+        <w:t>• Lease Renewal Timeline: Locate the leasehold parcels expiring between 2036–2046 and discuss how renewal options affect long-term affordability. (Decision window)</w:t>
+      </w:r>
+    </w:p>
+    <w:p>
+      <w:r>
+        <w:t>• Co-op Cluster: Visit the co-op homes along the waterfront to see shared courtyards and resident-led governance in action. (Community-led)</w:t>
+      </w:r>
+    </w:p>
+    <w:p>
+      <w:r>
+        <w:t>• Waterfront Greenway: Follow the seawall to experience the public-realm improvements tied to public land stewardship. (Public realm)</w:t>
+      </w:r>
+    </w:p>
+    <w:p>
+      <w:r>
+        <w:t>• Housing Trust Hub: Review the community housing trust concept and how it could govern future redevelopment. (Future planning)</w:t>
       </w:r>
     </w:p>
     <w:p>
@@ -1059,435 +404,121 @@
     </w:p>
     <w:p>
       <w:r>
-        <w:rPr>
-          <w:strike/>
-          <w:color w:val="CC0000"/>
-          <w:sz w:val="22"/>
-        </w:rPr>
-        <w:t xml:space="preserve">Mixed Tenure Breakdown </w:t>
-      </w:r>
-      <w:r>
-        <w:rPr>
-          <w:color w:val="0044CC"/>
-          <w:sz w:val="22"/>
-          <w:u w:val="single"/>
-        </w:rPr>
-        <w:t xml:space="preserve">Land Stewardship </w:t>
-      </w:r>
-    </w:p>
-    <w:p>
-      <w:r>
-        <w:rPr>
-          <w:strike/>
-          <w:color w:val="CC0000"/>
-          <w:sz w:val="22"/>
-        </w:rPr>
-        <w:t xml:space="preserve">False Creek South showcases six distinct tenure types, each serving different </w:t>
-      </w:r>
-      <w:r>
-        <w:rPr>
-          <w:color w:val="0044CC"/>
-          <w:sz w:val="22"/>
-          <w:u w:val="single"/>
-        </w:rPr>
-        <w:t xml:space="preserve">Public ownership has supported a mixed-tenure neighbourhood where co-ops, rental housing, and </w:t>
-      </w:r>
-      <w:r>
-        <w:rPr>
-          <w:sz w:val="22"/>
-        </w:rPr>
-        <w:t xml:space="preserve">community </w:t>
-      </w:r>
-      <w:r>
-        <w:rPr>
-          <w:strike/>
-          <w:color w:val="CC0000"/>
-          <w:sz w:val="22"/>
-        </w:rPr>
-        <w:t xml:space="preserve">needs: </w:t>
-      </w:r>
-      <w:r>
-        <w:rPr>
-          <w:color w:val="0044CC"/>
-          <w:sz w:val="22"/>
-          <w:u w:val="single"/>
-        </w:rPr>
-        <w:t xml:space="preserve">facilities coexist in close proximity. </w:t>
-      </w:r>
-    </w:p>
-    <w:p>
-      <w:r>
-        <w:rPr>
-          <w:strike/>
-          <w:color w:val="CC0000"/>
-          <w:sz w:val="22"/>
-        </w:rPr>
-        <w:t xml:space="preserve">• Co-operatives: Six housing co-ops including Twin Rainbows (86 units, opened 1981), Creekview, Alder Bay, and others. Members have secure tenure and participate in democratic governance. </w:t>
-      </w:r>
-      <w:r>
-        <w:rPr>
-          <w:color w:val="0044CC"/>
-          <w:sz w:val="22"/>
-          <w:u w:val="single"/>
-        </w:rPr>
-        <w:t xml:space="preserve">Lease Transition </w:t>
-      </w:r>
-    </w:p>
-    <w:p>
-      <w:r>
-        <w:rPr>
-          <w:strike/>
-          <w:color w:val="CC0000"/>
-          <w:sz w:val="22"/>
-        </w:rPr>
-        <w:t xml:space="preserve">• Non-Market Rental: Below-market housing operated by non-profit societies, ensuring </w:t>
-      </w:r>
-      <w:r>
-        <w:rPr>
-          <w:color w:val="0044CC"/>
-          <w:sz w:val="22"/>
-          <w:u w:val="single"/>
-        </w:rPr>
-        <w:t xml:space="preserve">As lease renewals approach, the central policy question is how to maintain </w:t>
-      </w:r>
-      <w:r>
-        <w:rPr>
-          <w:sz w:val="22"/>
-        </w:rPr>
-        <w:t xml:space="preserve">affordability </w:t>
-      </w:r>
-      <w:r>
-        <w:rPr>
-          <w:strike/>
-          <w:color w:val="CC0000"/>
-          <w:sz w:val="22"/>
-        </w:rPr>
-        <w:t xml:space="preserve">for lower-income residents. </w:t>
-      </w:r>
-      <w:r>
-        <w:rPr>
-          <w:color w:val="0044CC"/>
-          <w:sz w:val="22"/>
-          <w:u w:val="single"/>
-        </w:rPr>
-        <w:t xml:space="preserve">while renewing homes and infrastructure. </w:t>
-      </w:r>
-    </w:p>
-    <w:p>
-      <w:r>
-        <w:rPr>
-          <w:strike/>
-          <w:color w:val="CC0000"/>
-          <w:sz w:val="22"/>
-        </w:rPr>
-        <w:t xml:space="preserve">• Market Rental: Rental housing at market rates, providing flexibility for those who prefer renting. </w:t>
-      </w:r>
-      <w:r>
-        <w:rPr>
-          <w:color w:val="0044CC"/>
-          <w:sz w:val="22"/>
-          <w:u w:val="single"/>
-        </w:rPr>
-        <w:t xml:space="preserve">Community Governance </w:t>
-      </w:r>
-    </w:p>
-    <w:p>
-      <w:r>
-        <w:rPr>
-          <w:strike/>
-          <w:color w:val="CC0000"/>
-          <w:sz w:val="22"/>
-        </w:rPr>
-        <w:t xml:space="preserve">• Strata Residential: Privately-owned condominiums within the mixed community. </w:t>
-      </w:r>
-      <w:r>
-        <w:rPr>
-          <w:color w:val="0044CC"/>
-          <w:sz w:val="22"/>
-          <w:u w:val="single"/>
-        </w:rPr>
-        <w:t xml:space="preserve">Residents and housing organizations are advocating for planning approaches that protect social diversity, tenant security, and long-term public benefit. </w:t>
-      </w:r>
-    </w:p>
-    <w:p>
-      <w:r>
-        <w:rPr>
-          <w:sz w:val="22"/>
-        </w:rPr>
-        <w:t xml:space="preserve">• </w:t>
-      </w:r>
-      <w:r>
-        <w:rPr>
-          <w:strike/>
-          <w:color w:val="CC0000"/>
-          <w:sz w:val="22"/>
-        </w:rPr>
-        <w:t xml:space="preserve">City-Owned Properties: Land and buildings retained by the City of Vancouver. </w:t>
-      </w:r>
-      <w:r>
-        <w:rPr>
-          <w:color w:val="0044CC"/>
-          <w:sz w:val="22"/>
-          <w:u w:val="single"/>
-        </w:rPr>
-        <w:t xml:space="preserve">Public land stewardship shapes local housing outcomes </w:t>
-      </w:r>
-    </w:p>
-    <w:p>
-      <w:r>
-        <w:rPr>
-          <w:sz w:val="22"/>
-        </w:rPr>
-        <w:t xml:space="preserve">• </w:t>
-      </w:r>
-      <w:r>
-        <w:rPr>
-          <w:strike/>
-          <w:color w:val="CC0000"/>
-          <w:sz w:val="22"/>
-        </w:rPr>
-        <w:t xml:space="preserve">Commercial &amp; Civic: Including False Creek School </w:t>
-      </w:r>
-      <w:r>
-        <w:rPr>
-          <w:color w:val="0044CC"/>
-          <w:sz w:val="22"/>
-          <w:u w:val="single"/>
-        </w:rPr>
-        <w:t xml:space="preserve">Mixed tenure supports social diversity </w:t>
-      </w:r>
-      <w:r>
-        <w:rPr>
-          <w:sz w:val="22"/>
-        </w:rPr>
-        <w:t xml:space="preserve">and </w:t>
-      </w:r>
-      <w:r>
-        <w:rPr>
-          <w:strike/>
-          <w:color w:val="CC0000"/>
-          <w:sz w:val="22"/>
-        </w:rPr>
-        <w:t xml:space="preserve">retail frontages. </w:t>
-      </w:r>
-      <w:r>
-        <w:rPr>
-          <w:color w:val="0044CC"/>
-          <w:sz w:val="22"/>
-          <w:u w:val="single"/>
-        </w:rPr>
-        <w:t xml:space="preserve">neighbourhood stability </w:t>
-      </w:r>
-    </w:p>
-    <w:p>
-      <w:r>
-        <w:rPr>
-          <w:strike/>
-          <w:color w:val="CC0000"/>
-          <w:sz w:val="22"/>
-        </w:rPr>
-        <w:t xml:space="preserve">The Land </w:t>
-      </w:r>
-      <w:r>
-        <w:rPr>
-          <w:color w:val="0044CC"/>
-          <w:sz w:val="22"/>
-          <w:u w:val="single"/>
-        </w:rPr>
-        <w:t xml:space="preserve">• </w:t>
-      </w:r>
-      <w:r>
-        <w:rPr>
-          <w:sz w:val="22"/>
-        </w:rPr>
-        <w:t xml:space="preserve">Lease </w:t>
-      </w:r>
-      <w:r>
-        <w:rPr>
-          <w:strike/>
-          <w:color w:val="CC0000"/>
-          <w:sz w:val="22"/>
-        </w:rPr>
-        <w:t xml:space="preserve">Model </w:t>
-      </w:r>
-      <w:r>
-        <w:rPr>
-          <w:color w:val="0044CC"/>
-          <w:sz w:val="22"/>
-          <w:u w:val="single"/>
-        </w:rPr>
-        <w:t xml:space="preserve">renewal choices will influence future affordability </w:t>
-      </w:r>
-    </w:p>
-    <w:p>
-      <w:r>
-        <w:rPr>
-          <w:strike/>
-          <w:color w:val="CC0000"/>
-          <w:sz w:val="22"/>
-        </w:rPr>
-        <w:t xml:space="preserve">Housing operators lease land from the city rather than purchasing it. All lease terms expire in the 2030s and 2040s, creating both opportunity and uncertainty. This model: </w:t>
-      </w:r>
-      <w:r>
-        <w:rPr>
-          <w:color w:val="0044CC"/>
-          <w:sz w:val="22"/>
-          <w:u w:val="single"/>
-        </w:rPr>
-        <w:t xml:space="preserve">• Community governance remains central to redevelopment planning </w:t>
-      </w:r>
-    </w:p>
-    <w:p>
-      <w:r>
-        <w:rPr>
-          <w:sz w:val="22"/>
-        </w:rPr>
-        <w:t xml:space="preserve">• </w:t>
-      </w:r>
-      <w:r>
-        <w:rPr>
-          <w:strike/>
-          <w:color w:val="CC0000"/>
-          <w:sz w:val="22"/>
-        </w:rPr>
-        <w:t xml:space="preserve">Keeps land costs out of housing prices </w:t>
-      </w:r>
-      <w:r>
-        <w:rPr>
-          <w:color w:val="0044CC"/>
-          <w:sz w:val="22"/>
-          <w:u w:val="single"/>
-        </w:rPr>
-        <w:t xml:space="preserve">Land trust models are active in local policy discussions </w:t>
-      </w:r>
-    </w:p>
-    <w:p>
-      <w:r>
-        <w:rPr>
-          <w:strike/>
-          <w:color w:val="CC0000"/>
-          <w:sz w:val="22"/>
-        </w:rPr>
+        <w:t>Mixed Tenure Breakdown</w:t>
+      </w:r>
+    </w:p>
+    <w:p>
+      <w:r>
+        <w:t>False Creek South showcases six distinct tenure types, each serving different community needs:</w:t>
+      </w:r>
+    </w:p>
+    <w:p>
+      <w:r>
+        <w:t>• Co-operatives: Six housing co-ops including Twin Rainbows (86 units, opened 1981), Creekview, Alder Bay, and others. Members have secure tenure and participate in democratic governance.</w:t>
+      </w:r>
+    </w:p>
+    <w:p>
+      <w:r>
+        <w:t>• Non-Market Rental: Below-market housing operated by non-profit societies, ensuring affordability for lower-income residents.</w:t>
+      </w:r>
+    </w:p>
+    <w:p>
+      <w:r>
+        <w:t>• Market Rental: Rental housing at market rates, providing flexibility for those who prefer renting.</w:t>
+      </w:r>
+    </w:p>
+    <w:p>
+      <w:r>
+        <w:t>• Strata Residential: Privately-owned condominiums within the mixed community.</w:t>
+      </w:r>
+    </w:p>
+    <w:p>
+      <w:r>
+        <w:t>• City-Owned Properties: Land and buildings retained by the City of Vancouver.</w:t>
+      </w:r>
+    </w:p>
+    <w:p>
+      <w:r>
+        <w:t>• Commercial &amp; Civic: Including False Creek School and retail frontages.</w:t>
+      </w:r>
+    </w:p>
+    <w:p>
+      <w:r>
+        <w:t>The Land Lease Model</w:t>
+      </w:r>
+    </w:p>
+    <w:p>
+      <w:r>
+        <w:t>Housing operators lease land from the city rather than purchasing it. All lease terms expire in the 2030s and 2040s, creating both opportunity and uncertainty. This model:</w:t>
+      </w:r>
+    </w:p>
+    <w:p>
+      <w:r>
+        <w:t>• Keeps land costs out of housing prices</w:t>
+      </w:r>
+    </w:p>
+    <w:p>
+      <w:r>
         <w:t>• Prevents speculation and land flipping</w:t>
       </w:r>
     </w:p>
     <w:p>
       <w:r>
-        <w:rPr>
-          <w:strike/>
-          <w:color w:val="CC0000"/>
-          <w:sz w:val="22"/>
-        </w:rPr>
         <w:t>• Maintains public control over development decisions</w:t>
       </w:r>
     </w:p>
     <w:p>
       <w:r>
-        <w:rPr>
-          <w:strike/>
-          <w:color w:val="CC0000"/>
-          <w:sz w:val="22"/>
-        </w:rPr>
         <w:t>• Allows the city to enforce affordability requirements</w:t>
       </w:r>
     </w:p>
     <w:p>
       <w:r>
-        <w:rPr>
-          <w:strike/>
-          <w:color w:val="CC0000"/>
-          <w:sz w:val="22"/>
-        </w:rPr>
         <w:t>The Lease Crisis</w:t>
       </w:r>
     </w:p>
     <w:p>
       <w:r>
-        <w:rPr>
-          <w:strike/>
-          <w:color w:val="CC0000"/>
-          <w:sz w:val="22"/>
-        </w:rPr>
         <w:t>The original 60-year leases are approaching expiry, creating uncertainty for roughly 3,200 residents. In 2021, City Council rejected a staff proposal to triple density and instead directed a community-led planning process. In January 2025, the City awarded a $4 million contract to Arup Group to prepare a landowner plan, sparking renewed debate about community involvement.</w:t>
       </w:r>
     </w:p>
     <w:p>
       <w:r>
-        <w:rPr>
-          <w:strike/>
-          <w:color w:val="CC0000"/>
-          <w:sz w:val="22"/>
-        </w:rPr>
         <w:t>Community Land Trust Initiative</w:t>
       </w:r>
     </w:p>
     <w:p>
       <w:r>
-        <w:rPr>
-          <w:strike/>
-          <w:color w:val="CC0000"/>
-          <w:sz w:val="22"/>
-        </w:rPr>
         <w:t>In March 2024, Vancouver Council passed a motion supporting the construction of new co-ops on City-owned land through a community land trust model. The False Creek South Community Housing Trust received funding from Vancity Community Foundation to develop a business plan and engage with co-op boards. As Robyn Chan explains: "It's a way to have more control and to expand non-profit housing."</w:t>
       </w:r>
     </w:p>
     <w:p>
       <w:r>
-        <w:rPr>
-          <w:strike/>
-          <w:color w:val="CC0000"/>
-          <w:sz w:val="22"/>
-        </w:rPr>
         <w:t>Recent grant-funded projects include an Embodied Carbon study (Vancity Envirofund) comparing demolition vs. lease extensions, and a capacity-building program to support governance, community engagement, and long-term financial planning.</w:t>
       </w:r>
     </w:p>
     <w:p>
       <w:r>
-        <w:rPr>
-          <w:strike/>
-          <w:color w:val="CC0000"/>
-          <w:sz w:val="22"/>
-        </w:rPr>
         <w:t>• About 80 acres are on City-owned land</w:t>
       </w:r>
     </w:p>
     <w:p>
       <w:r>
-        <w:rPr>
-          <w:strike/>
-          <w:color w:val="CC0000"/>
-          <w:sz w:val="22"/>
-        </w:rPr>
         <w:t>• 1,849 homes with a one-third / one-third / one-third tenure mix</w:t>
       </w:r>
     </w:p>
     <w:p>
       <w:r>
-        <w:rPr>
-          <w:strike/>
-          <w:color w:val="CC0000"/>
-          <w:sz w:val="22"/>
-        </w:rPr>
         <w:t>• All land leases expire in 2036-2046 — critical transition period</w:t>
       </w:r>
     </w:p>
     <w:p>
       <w:r>
-        <w:rPr>
-          <w:strike/>
-          <w:color w:val="CC0000"/>
-          <w:sz w:val="22"/>
-        </w:rPr>
         <w:t>• 2021 Council rejected wholesale demolition and density tripling</w:t>
       </w:r>
     </w:p>
     <w:p>
       <w:r>
-        <w:rPr>
-          <w:strike/>
-          <w:color w:val="CC0000"/>
-          <w:sz w:val="22"/>
-        </w:rPr>
         <w:t>• March 2024 Council motion supports community land trust model</w:t>
       </w:r>
     </w:p>
@@ -1716,10 +747,29 @@
     </w:p>
     <w:p>
       <w:r>
-        <w:rPr>
-          <w:sz w:val="22"/>
-        </w:rPr>
-        <w:t xml:space="preserve">Sen̓áḵw </w:t>
+        <w:t>Sen̓áḵw (pronounced "sen-AHK-w") is the largest Indigenous-led urban housing development in Canadian history. Located on 10.5 acres of Squamish Nation reserve land near the south end of the Burrard Bridge, this project demonstrates how Indigenous land rights can create new pathways for housing development.</w:t>
+      </w:r>
+    </w:p>
+    <w:p>
+      <w:r>
+        <w:rPr>
+          <w:sz w:val="22"/>
+        </w:rPr>
+        <w:t xml:space="preserve">The development will include 6,000 purpose-built rental units across 11 towers, with 4 million square feet of floor space. Critically, 1,200 units </w:t>
+      </w:r>
+      <w:r>
+        <w:rPr>
+          <w:color w:val="0044CC"/>
+          <w:sz w:val="22"/>
+          <w:u w:val="single"/>
+        </w:rPr>
+        <w:t xml:space="preserve">(20%) </w:t>
+      </w:r>
+      <w:r>
+        <w:rPr>
+          <w:sz w:val="22"/>
+        </w:rPr>
+        <w:t xml:space="preserve">will be designated affordable, </w:t>
       </w:r>
       <w:r>
         <w:rPr>
@@ -1727,13 +777,21 @@
           <w:color w:val="CC0000"/>
           <w:sz w:val="22"/>
         </w:rPr>
-        <w:t xml:space="preserve">(pronounced "sen-AHK-w") </w:t>
-      </w:r>
-      <w:r>
-        <w:rPr>
-          <w:sz w:val="22"/>
-        </w:rPr>
-        <w:t xml:space="preserve">is </w:t>
+        <w:t xml:space="preserve">and </w:t>
+      </w:r>
+      <w:r>
+        <w:rPr>
+          <w:color w:val="0044CC"/>
+          <w:sz w:val="22"/>
+          <w:u w:val="single"/>
+        </w:rPr>
+        <w:t xml:space="preserve">with </w:t>
+      </w:r>
+      <w:r>
+        <w:rPr>
+          <w:sz w:val="22"/>
+        </w:rPr>
+        <w:t xml:space="preserve">rents </w:t>
       </w:r>
       <w:r>
         <w:rPr>
@@ -1741,183 +799,44 @@
           <w:color w:val="CC0000"/>
           <w:sz w:val="22"/>
         </w:rPr>
-        <w:t xml:space="preserve">the largest </w:t>
-      </w:r>
-      <w:r>
-        <w:rPr>
-          <w:color w:val="0044CC"/>
-          <w:sz w:val="22"/>
-          <w:u w:val="single"/>
-        </w:rPr>
-        <w:t xml:space="preserve">an </w:t>
-      </w:r>
-      <w:r>
-        <w:rPr>
-          <w:sz w:val="22"/>
-        </w:rPr>
-        <w:t xml:space="preserve">Indigenous-led </w:t>
-      </w:r>
-      <w:r>
-        <w:rPr>
-          <w:strike/>
-          <w:color w:val="CC0000"/>
-          <w:sz w:val="22"/>
-        </w:rPr>
-        <w:t xml:space="preserve">urban housing </w:t>
-      </w:r>
-      <w:r>
-        <w:rPr>
-          <w:color w:val="0044CC"/>
-          <w:sz w:val="22"/>
-          <w:u w:val="single"/>
-        </w:rPr>
-        <w:t xml:space="preserve">rental </w:t>
-      </w:r>
-      <w:r>
-        <w:rPr>
-          <w:sz w:val="22"/>
-        </w:rPr>
-        <w:t xml:space="preserve">development </w:t>
-      </w:r>
-      <w:r>
-        <w:rPr>
-          <w:strike/>
-          <w:color w:val="CC0000"/>
-          <w:sz w:val="22"/>
-        </w:rPr>
-        <w:t xml:space="preserve">in Canadian history. Located </w:t>
-      </w:r>
-      <w:r>
-        <w:rPr>
-          <w:sz w:val="22"/>
-        </w:rPr>
-        <w:t xml:space="preserve">on </w:t>
-      </w:r>
-      <w:r>
-        <w:rPr>
-          <w:strike/>
-          <w:color w:val="CC0000"/>
-          <w:sz w:val="22"/>
-        </w:rPr>
-        <w:t xml:space="preserve">10.5 acres of </w:t>
-      </w:r>
-      <w:r>
-        <w:rPr>
-          <w:sz w:val="22"/>
-        </w:rPr>
-        <w:t xml:space="preserve">Squamish Nation reserve </w:t>
-      </w:r>
-      <w:r>
-        <w:rPr>
-          <w:strike/>
-          <w:color w:val="CC0000"/>
-          <w:sz w:val="22"/>
-        </w:rPr>
-        <w:t xml:space="preserve">land near the south end of the Burrard Bridge, this project demonstrates how Indigenous land rights can create new pathways for housing development. </w:t>
-      </w:r>
-      <w:r>
-        <w:rPr>
-          <w:color w:val="0044CC"/>
-          <w:sz w:val="22"/>
-          <w:u w:val="single"/>
-        </w:rPr>
-        <w:t xml:space="preserve">land. </w:t>
-      </w:r>
-    </w:p>
-    <w:p>
-      <w:r>
-        <w:rPr>
-          <w:sz w:val="22"/>
-        </w:rPr>
-        <w:t xml:space="preserve">The </w:t>
-      </w:r>
-      <w:r>
-        <w:rPr>
-          <w:strike/>
-          <w:color w:val="CC0000"/>
-          <w:sz w:val="22"/>
-        </w:rPr>
-        <w:t xml:space="preserve">development will include 6,000 purpose-built rental units across 11 towers, with 4 million square feet of floor space. Critically, 1,200 units will be designated affordable, </w:t>
-      </w:r>
-      <w:r>
-        <w:rPr>
-          <w:color w:val="0044CC"/>
-          <w:sz w:val="22"/>
-          <w:u w:val="single"/>
-        </w:rPr>
-        <w:t xml:space="preserve">project demonstrates how Indigenous jurisdiction can reshape housing delivery, governance, </w:t>
-      </w:r>
-      <w:r>
-        <w:rPr>
-          <w:sz w:val="22"/>
-        </w:rPr>
-        <w:t xml:space="preserve">and </w:t>
-      </w:r>
-      <w:r>
-        <w:rPr>
-          <w:strike/>
-          <w:color w:val="CC0000"/>
-          <w:sz w:val="22"/>
-        </w:rPr>
-        <w:t xml:space="preserve">rents will be 30-40% below comparable market rates. </w:t>
-      </w:r>
-      <w:r>
-        <w:rPr>
-          <w:color w:val="0044CC"/>
-          <w:sz w:val="22"/>
-          <w:u w:val="single"/>
-        </w:rPr>
-        <w:t xml:space="preserve">partnership models in urban settings. </w:t>
-      </w:r>
-    </w:p>
-    <w:p>
-      <w:r>
-        <w:rPr>
-          <w:strike/>
-          <w:color w:val="CC0000"/>
-          <w:sz w:val="22"/>
-        </w:rPr>
-        <w:t xml:space="preserve">In September 2022, Prime Minister Justin Trudeau announced a $1.4 billion federal loan to fund the first two phases. Phase One (1,409 units in three towers) targets completion in early 2026, </w:t>
-      </w:r>
-      <w:r>
-        <w:rPr>
-          <w:color w:val="0044CC"/>
-          <w:sz w:val="22"/>
-          <w:u w:val="single"/>
-        </w:rPr>
-        <w:t xml:space="preserve">Its design combines market and below-market homes </w:t>
-      </w:r>
-      <w:r>
-        <w:rPr>
-          <w:sz w:val="22"/>
-        </w:rPr>
-        <w:t xml:space="preserve">with </w:t>
-      </w:r>
-      <w:r>
-        <w:rPr>
-          <w:strike/>
-          <w:color w:val="CC0000"/>
-          <w:sz w:val="22"/>
-        </w:rPr>
-        <w:t xml:space="preserve">phased buildout continuing into the early 2030s. </w:t>
-      </w:r>
-      <w:r>
-        <w:rPr>
-          <w:color w:val="0044CC"/>
-          <w:sz w:val="22"/>
-          <w:u w:val="single"/>
-        </w:rPr>
-        <w:t xml:space="preserve">cultural space and strong transit access. </w:t>
-      </w:r>
-    </w:p>
-    <w:p>
-      <w:r>
-        <w:rPr>
-          <w:color w:val="0044CC"/>
-          <w:sz w:val="22"/>
-          <w:u w:val="single"/>
-        </w:rPr>
-        <w:t>Verified figures are listed in Quick Facts, with linked sources for each value.</w:t>
+        <w:t xml:space="preserve">will be 30-40% </w:t>
+      </w:r>
+      <w:r>
+        <w:rPr>
+          <w:color w:val="0044CC"/>
+          <w:sz w:val="22"/>
+          <w:u w:val="single"/>
+        </w:rPr>
+        <w:t xml:space="preserve">30–40% </w:t>
+      </w:r>
+      <w:r>
+        <w:rPr>
+          <w:sz w:val="22"/>
+        </w:rPr>
+        <w:t xml:space="preserve">below comparable market rates. </w:t>
+      </w:r>
+      <w:r>
+        <w:rPr>
+          <w:color w:val="0044CC"/>
+          <w:sz w:val="22"/>
+          <w:u w:val="single"/>
+        </w:rPr>
+        <w:t xml:space="preserve">Of these, 250 units are set aside specifically for Squamish Nation members, managed by the Nation's non-profit housing society Hiy̓ám̓ Housing. Applications for Squamish citizens opened in February 2026 — making Sen̓áḵw the largest permanent return of Squamish residents to this land in over a century. </w:t>
+      </w:r>
+    </w:p>
+    <w:p>
+      <w:r>
+        <w:rPr>
+          <w:color w:val="0044CC"/>
+          <w:sz w:val="22"/>
+          <w:u w:val="single"/>
+        </w:rPr>
+        <w:t>The three-tier rental structure prioritizes Indigenous access: Hiy̓ám̓ Housing homes (rent-assisted, Squamish members first), affordable homes (below-market for middle-income households), and market rental homes. This model positions Sen̓áḵw as a landmark in urban Indigenous housing — addressing the needs of one of Vancouver's most historically marginalized communities.</w:t>
+      </w:r>
+    </w:p>
+    <w:p>
+      <w:r>
+        <w:t>In September 2022, Prime Minister Justin Trudeau announced a $1.4 billion federal loan to fund the first two phases. Phase One (1,409 units in three towers) targets completion in early 2026, with phased buildout continuing into the early 2030s.</w:t>
       </w:r>
     </w:p>
     <w:p>
@@ -1930,268 +849,22 @@
     </w:p>
     <w:p>
       <w:r>
-        <w:rPr>
-          <w:sz w:val="22"/>
-        </w:rPr>
-        <w:t xml:space="preserve">• Tower Cluster View: </w:t>
-      </w:r>
-      <w:r>
-        <w:rPr>
-          <w:strike/>
-          <w:color w:val="CC0000"/>
-          <w:sz w:val="22"/>
-        </w:rPr>
-        <w:t xml:space="preserve">Compare </w:t>
-      </w:r>
-      <w:r>
-        <w:rPr>
-          <w:color w:val="0044CC"/>
-          <w:sz w:val="22"/>
-          <w:u w:val="single"/>
-        </w:rPr>
-        <w:t xml:space="preserve">The proposed tower form marks a major shift in scale and rental supply at </w:t>
-      </w:r>
-      <w:r>
-        <w:rPr>
-          <w:sz w:val="22"/>
-        </w:rPr>
-        <w:t xml:space="preserve">the </w:t>
-      </w:r>
-      <w:r>
-        <w:rPr>
-          <w:strike/>
-          <w:color w:val="CC0000"/>
-          <w:sz w:val="22"/>
-        </w:rPr>
-        <w:t xml:space="preserve">11-tower massing plan with surrounding Kitsilano scale to understand the density shift. </w:t>
-      </w:r>
-      <w:r>
-        <w:rPr>
-          <w:color w:val="0044CC"/>
-          <w:sz w:val="22"/>
-          <w:u w:val="single"/>
-        </w:rPr>
-        <w:t xml:space="preserve">south end of Burrard Bridge. </w:t>
-      </w:r>
-      <w:r>
-        <w:rPr>
-          <w:sz w:val="22"/>
-        </w:rPr>
-        <w:t xml:space="preserve">(Design focus) </w:t>
-      </w:r>
-    </w:p>
-    <w:p>
-      <w:r>
-        <w:rPr>
-          <w:sz w:val="22"/>
-        </w:rPr>
-        <w:t xml:space="preserve">• Public Green Space: </w:t>
-      </w:r>
-      <w:r>
-        <w:rPr>
-          <w:strike/>
-          <w:color w:val="CC0000"/>
-          <w:sz w:val="22"/>
-        </w:rPr>
-        <w:t xml:space="preserve">Walk the six-acre open space to see how public realm access </w:t>
-      </w:r>
-      <w:r>
-        <w:rPr>
-          <w:color w:val="0044CC"/>
-          <w:sz w:val="22"/>
-          <w:u w:val="single"/>
-        </w:rPr>
-        <w:t xml:space="preserve">Open-space planning </w:t>
-      </w:r>
-      <w:r>
-        <w:rPr>
-          <w:sz w:val="22"/>
-        </w:rPr>
-        <w:t xml:space="preserve">is </w:t>
-      </w:r>
-      <w:r>
-        <w:rPr>
-          <w:strike/>
-          <w:color w:val="CC0000"/>
-          <w:sz w:val="22"/>
-        </w:rPr>
-        <w:t xml:space="preserve">built into the development agreement. </w:t>
-      </w:r>
-      <w:r>
-        <w:rPr>
-          <w:color w:val="0044CC"/>
-          <w:sz w:val="22"/>
-          <w:u w:val="single"/>
-        </w:rPr>
-        <w:t xml:space="preserve">integrated with mobility, shoreline access, and cultural gathering. </w:t>
-      </w:r>
-      <w:r>
-        <w:rPr>
-          <w:sz w:val="22"/>
-        </w:rPr>
-        <w:t xml:space="preserve">(Open space) </w:t>
-      </w:r>
-    </w:p>
-    <w:p>
-      <w:r>
-        <w:rPr>
-          <w:sz w:val="22"/>
-        </w:rPr>
-        <w:t xml:space="preserve">• Transit Connections: </w:t>
-      </w:r>
-      <w:r>
-        <w:rPr>
-          <w:strike/>
-          <w:color w:val="CC0000"/>
-          <w:sz w:val="22"/>
-        </w:rPr>
-        <w:t xml:space="preserve">Note the proximity </w:t>
-      </w:r>
-      <w:r>
-        <w:rPr>
-          <w:color w:val="0044CC"/>
-          <w:sz w:val="22"/>
-          <w:u w:val="single"/>
-        </w:rPr>
-        <w:t xml:space="preserve">The site is tied </w:t>
-      </w:r>
-      <w:r>
-        <w:rPr>
-          <w:sz w:val="22"/>
-        </w:rPr>
-        <w:t xml:space="preserve">to </w:t>
-      </w:r>
-      <w:r>
-        <w:rPr>
-          <w:strike/>
-          <w:color w:val="CC0000"/>
-          <w:sz w:val="22"/>
-        </w:rPr>
-        <w:t xml:space="preserve">Burrard Bridge, </w:t>
-      </w:r>
-      <w:r>
-        <w:rPr>
-          <w:color w:val="0044CC"/>
-          <w:sz w:val="22"/>
-          <w:u w:val="single"/>
-        </w:rPr>
-        <w:t xml:space="preserve">major </w:t>
-      </w:r>
-      <w:r>
-        <w:rPr>
-          <w:sz w:val="22"/>
-        </w:rPr>
-        <w:t xml:space="preserve">cycling routes, </w:t>
-      </w:r>
-      <w:r>
-        <w:rPr>
-          <w:color w:val="0044CC"/>
-          <w:sz w:val="22"/>
-          <w:u w:val="single"/>
-        </w:rPr>
-        <w:t xml:space="preserve">bridge crossings, </w:t>
-      </w:r>
-      <w:r>
-        <w:rPr>
-          <w:sz w:val="22"/>
-        </w:rPr>
-        <w:t xml:space="preserve">and </w:t>
-      </w:r>
-      <w:r>
-        <w:rPr>
-          <w:strike/>
-          <w:color w:val="CC0000"/>
-          <w:sz w:val="22"/>
-        </w:rPr>
-        <w:t xml:space="preserve">future rapid </w:t>
-      </w:r>
-      <w:r>
-        <w:rPr>
-          <w:color w:val="0044CC"/>
-          <w:sz w:val="22"/>
-          <w:u w:val="single"/>
-        </w:rPr>
-        <w:t xml:space="preserve">regional </w:t>
-      </w:r>
-      <w:r>
-        <w:rPr>
-          <w:sz w:val="22"/>
-        </w:rPr>
-        <w:t xml:space="preserve">transit </w:t>
-      </w:r>
-      <w:r>
-        <w:rPr>
-          <w:strike/>
-          <w:color w:val="CC0000"/>
-          <w:sz w:val="22"/>
-        </w:rPr>
-        <w:t xml:space="preserve">plans. </w:t>
-      </w:r>
-      <w:r>
-        <w:rPr>
-          <w:color w:val="0044CC"/>
-          <w:sz w:val="22"/>
-          <w:u w:val="single"/>
-        </w:rPr>
-        <w:t xml:space="preserve">corridors. </w:t>
-      </w:r>
-      <w:r>
-        <w:rPr>
-          <w:sz w:val="22"/>
-        </w:rPr>
-        <w:t xml:space="preserve">(Mobility) </w:t>
-      </w:r>
-    </w:p>
-    <w:p>
-      <w:r>
-        <w:rPr>
-          <w:sz w:val="22"/>
-        </w:rPr>
-        <w:t xml:space="preserve">• Cultural </w:t>
-      </w:r>
-      <w:r>
-        <w:rPr>
-          <w:strike/>
-          <w:color w:val="CC0000"/>
-          <w:sz w:val="22"/>
-        </w:rPr>
-        <w:t xml:space="preserve">Gathering: Identify where cultural programming and </w:t>
-      </w:r>
-      <w:r>
-        <w:rPr>
-          <w:color w:val="0044CC"/>
-          <w:sz w:val="22"/>
-          <w:u w:val="single"/>
-        </w:rPr>
-        <w:t xml:space="preserve">Placekeeping: The project includes </w:t>
-      </w:r>
-      <w:r>
-        <w:rPr>
-          <w:sz w:val="22"/>
-        </w:rPr>
-        <w:t xml:space="preserve">Indigenous-led placemaking </w:t>
-      </w:r>
-      <w:r>
-        <w:rPr>
-          <w:strike/>
-          <w:color w:val="CC0000"/>
-          <w:sz w:val="22"/>
-        </w:rPr>
-        <w:t xml:space="preserve">will be hosted. </w:t>
-      </w:r>
-      <w:r>
-        <w:rPr>
-          <w:color w:val="0044CC"/>
-          <w:sz w:val="22"/>
-          <w:u w:val="single"/>
-        </w:rPr>
-        <w:t xml:space="preserve">and community-serving programming. </w:t>
-      </w:r>
-      <w:r>
-        <w:rPr>
-          <w:sz w:val="22"/>
-        </w:rPr>
-        <w:t xml:space="preserve">(Community) </w:t>
+        <w:t>• Tower Cluster View: Compare the 11-tower massing plan with surrounding Kitsilano scale to understand the density shift. (Design focus)</w:t>
+      </w:r>
+    </w:p>
+    <w:p>
+      <w:r>
+        <w:t>• Public Green Space: Walk the six-acre open space to see how public realm access is built into the development agreement. (Open space)</w:t>
+      </w:r>
+    </w:p>
+    <w:p>
+      <w:r>
+        <w:t>• Transit Connections: Note the proximity to Burrard Bridge, cycling routes, and future rapid transit plans. (Mobility)</w:t>
+      </w:r>
+    </w:p>
+    <w:p>
+      <w:r>
+        <w:t>• Cultural Gathering: Identify where cultural programming and Indigenous-led placemaking will be hosted. (Community)</w:t>
       </w:r>
     </w:p>
     <w:p>
@@ -2204,18 +877,71 @@
     </w:p>
     <w:p>
       <w:r>
+        <w:t>Federal Jurisdiction &amp; View Cones</w:t>
+      </w:r>
+    </w:p>
+    <w:p>
+      <w:r>
+        <w:t>Sen̓áḵw operates on federal reserve land, which exempts it from Vancouver's municipal zoning bylaws — including the city's "view cone" policies that restrict building heights to protect mountain views.</w:t>
+      </w:r>
+    </w:p>
+    <w:p>
+      <w:r>
+        <w:t>Vancouver's view cones, established in 1989, identify 38 protected views from specific locations. The Sen̓áḵw towers enter View Cone 20.0 (from West Broadway and Granville Street), but as reserve land, the project is not bound by these restrictions. In July 2024, Council approved major changes to the view cone policy, partly influenced by Sen̓áḵw's development.</w:t>
+      </w:r>
+    </w:p>
+    <w:p>
+      <w:r>
+        <w:t>Ownership &amp; Partnership</w:t>
+      </w:r>
+    </w:p>
+    <w:p>
+      <w:r>
+        <w:t>In August 2025, OPTrust — one of Canada's largest pension fund investors — acquired development partner Westbank's ownership stake in Phases One and Two. OPTrust and the Squamish Nation now each hold 50% ownership in these phases, representing a significant Indigenous-led partnership model.</w:t>
+      </w:r>
+    </w:p>
+    <w:p>
+      <w:r>
+        <w:t>Project Scope &amp; Public Space</w:t>
+      </w:r>
+    </w:p>
+    <w:p>
+      <w:r>
+        <w:t>Sen̓áḵw's unit mix includes 2,688 studios, 2,046 one-bedrooms, 874 two-bedrooms, and 472 three-bedrooms. Over half the site (roughly six acres) is planned as publicly accessible green space and cultural gathering areas.</w:t>
+      </w:r>
+    </w:p>
+    <w:p>
+      <w:r>
+        <w:t>Services Agreement &amp; Tenant Protections</w:t>
+      </w:r>
+    </w:p>
+    <w:p>
+      <w:r>
+        <w:t>A 120-year services agreement with the City of Vancouver (signed May 2022) covers water, sewer, fire, and police services, with the Squamish Nation paying the same rates as Vancouver property owners.</w:t>
+      </w:r>
+    </w:p>
+    <w:p>
+      <w:r>
         <w:rPr>
           <w:strike/>
           <w:color w:val="CC0000"/>
           <w:sz w:val="22"/>
         </w:rPr>
-        <w:t xml:space="preserve">Federal </w:t>
-      </w:r>
-      <w:r>
-        <w:rPr>
-          <w:sz w:val="22"/>
-        </w:rPr>
-        <w:t xml:space="preserve">Jurisdiction </w:t>
+        <w:t xml:space="preserve">The </w:t>
+      </w:r>
+      <w:r>
+        <w:rPr>
+          <w:color w:val="0044CC"/>
+          <w:sz w:val="22"/>
+          <w:u w:val="single"/>
+        </w:rPr>
+        <w:t xml:space="preserve">In July 2023, the </w:t>
+      </w:r>
+      <w:r>
+        <w:rPr>
+          <w:sz w:val="22"/>
+        </w:rPr>
+        <w:t xml:space="preserve">Squamish Nation </w:t>
       </w:r>
       <w:r>
         <w:rPr>
@@ -2223,39 +949,71 @@
           <w:color w:val="CC0000"/>
           <w:sz w:val="22"/>
         </w:rPr>
-        <w:t xml:space="preserve">&amp; View Cones </w:t>
-      </w:r>
-      <w:r>
-        <w:rPr>
-          <w:color w:val="0044CC"/>
-          <w:sz w:val="22"/>
-          <w:u w:val="single"/>
-        </w:rPr>
-        <w:t xml:space="preserve">and Planning </w:t>
-      </w:r>
-    </w:p>
-    <w:p>
+        <w:t xml:space="preserve">adopted </w:t>
+      </w:r>
+      <w:r>
+        <w:rPr>
+          <w:color w:val="0044CC"/>
+          <w:sz w:val="22"/>
+          <w:u w:val="single"/>
+        </w:rPr>
+        <w:t xml:space="preserve">became the first in Canada to adopt </w:t>
+      </w:r>
+      <w:r>
+        <w:rPr>
+          <w:sz w:val="22"/>
+        </w:rPr>
+        <w:t xml:space="preserve">BC's Residential Tenancy Act </w:t>
+      </w:r>
+      <w:r>
+        <w:rPr>
+          <w:color w:val="0044CC"/>
+          <w:sz w:val="22"/>
+          <w:u w:val="single"/>
+        </w:rPr>
+        <w:t xml:space="preserve">(BCRTA) for a major housing development </w:t>
+      </w:r>
+      <w:r>
+        <w:rPr>
+          <w:sz w:val="22"/>
+        </w:rPr>
+        <w:t xml:space="preserve">through the </w:t>
+      </w:r>
+      <w:r>
+        <w:rPr>
+          <w:color w:val="0044CC"/>
+          <w:sz w:val="22"/>
+          <w:u w:val="single"/>
+        </w:rPr>
+        <w:t xml:space="preserve">federal </w:t>
+      </w:r>
+      <w:r>
+        <w:rPr>
+          <w:sz w:val="22"/>
+        </w:rPr>
+        <w:t xml:space="preserve">First Nations Commercial and Industrial Development </w:t>
+      </w:r>
       <w:r>
         <w:rPr>
           <w:strike/>
           <w:color w:val="CC0000"/>
           <w:sz w:val="22"/>
         </w:rPr>
-        <w:t xml:space="preserve">Sen̓áḵw operates </w:t>
-      </w:r>
-      <w:r>
-        <w:rPr>
-          <w:color w:val="0044CC"/>
-          <w:sz w:val="22"/>
-          <w:u w:val="single"/>
-        </w:rPr>
-        <w:t xml:space="preserve">Because the site is </w:t>
-      </w:r>
-      <w:r>
-        <w:rPr>
-          <w:sz w:val="22"/>
-        </w:rPr>
-        <w:t xml:space="preserve">on </w:t>
+        <w:t xml:space="preserve">Act, ensuring </w:t>
+      </w:r>
+      <w:r>
+        <w:rPr>
+          <w:color w:val="0044CC"/>
+          <w:sz w:val="22"/>
+          <w:u w:val="single"/>
+        </w:rPr>
+        <w:t xml:space="preserve">Act (FNCIDA). FNCIDA enables First Nations to request federal regulations that incorporate provincial law on reserve lands — a mechanism used only five times since 2005, and never before for residential housing. This means Sen̓áḵw tenants receive the same </w:t>
+      </w:r>
+      <w:r>
+        <w:rPr>
+          <w:sz w:val="22"/>
+        </w:rPr>
+        <w:t xml:space="preserve">rent increase </w:t>
       </w:r>
       <w:r>
         <w:rPr>
@@ -2263,13 +1021,21 @@
           <w:color w:val="CC0000"/>
           <w:sz w:val="22"/>
         </w:rPr>
-        <w:t xml:space="preserve">federal </w:t>
-      </w:r>
-      <w:r>
-        <w:rPr>
-          <w:sz w:val="22"/>
-        </w:rPr>
-        <w:t xml:space="preserve">reserve land, </w:t>
+        <w:t xml:space="preserve">limits </w:t>
+      </w:r>
+      <w:r>
+        <w:rPr>
+          <w:color w:val="0044CC"/>
+          <w:sz w:val="22"/>
+          <w:u w:val="single"/>
+        </w:rPr>
+        <w:t xml:space="preserve">limits, eviction protections, </w:t>
+      </w:r>
+      <w:r>
+        <w:rPr>
+          <w:sz w:val="22"/>
+        </w:rPr>
+        <w:t xml:space="preserve">and </w:t>
       </w:r>
       <w:r>
         <w:rPr>
@@ -2277,21 +1043,21 @@
           <w:color w:val="CC0000"/>
           <w:sz w:val="22"/>
         </w:rPr>
-        <w:t xml:space="preserve">which exempts it from Vancouver's </w:t>
-      </w:r>
-      <w:r>
-        <w:rPr>
-          <w:color w:val="0044CC"/>
-          <w:sz w:val="22"/>
-          <w:u w:val="single"/>
-        </w:rPr>
-        <w:t xml:space="preserve">development approvals follow Nation and federal frameworks rather than </w:t>
-      </w:r>
-      <w:r>
-        <w:rPr>
-          <w:sz w:val="22"/>
-        </w:rPr>
-        <w:t xml:space="preserve">municipal zoning </w:t>
+        <w:t xml:space="preserve">tenant protections, alongside </w:t>
+      </w:r>
+      <w:r>
+        <w:rPr>
+          <w:color w:val="0044CC"/>
+          <w:sz w:val="22"/>
+          <w:u w:val="single"/>
+        </w:rPr>
+        <w:t xml:space="preserve">dispute resolution rights as any BC renter, with one key addition: </w:t>
+      </w:r>
+      <w:r>
+        <w:rPr>
+          <w:sz w:val="22"/>
+        </w:rPr>
+        <w:t xml:space="preserve">an Indigenous-led dispute resolution </w:t>
       </w:r>
       <w:r>
         <w:rPr>
@@ -2299,386 +1065,110 @@
           <w:color w:val="CC0000"/>
           <w:sz w:val="22"/>
         </w:rPr>
-        <w:t xml:space="preserve">bylaws — including the city's "view cone" policies that restrict building heights to protect mountain views. </w:t>
-      </w:r>
-      <w:r>
-        <w:rPr>
-          <w:color w:val="0044CC"/>
-          <w:sz w:val="22"/>
-          <w:u w:val="single"/>
-        </w:rPr>
-        <w:t xml:space="preserve">rules. </w:t>
-      </w:r>
-    </w:p>
-    <w:p>
+        <w:t xml:space="preserve">process. </w:t>
+      </w:r>
+      <w:r>
+        <w:rPr>
+          <w:color w:val="0044CC"/>
+          <w:sz w:val="22"/>
+          <w:u w:val="single"/>
+        </w:rPr>
+        <w:t xml:space="preserve">process consistent with Squamish traditions. The protections also extend to Hiy̓ám̓ Housing developments on other Squamish Nation reserves in North Vancouver. </w:t>
+      </w:r>
+    </w:p>
+    <w:p>
+      <w:r>
+        <w:t>Indigenous Land Development in BC</w:t>
+      </w:r>
+    </w:p>
+    <w:p>
+      <w:r>
+        <w:t>Sen̓áḵw is part of a broader movement of Indigenous nations using land development for economic self-determination:</w:t>
+      </w:r>
+    </w:p>
+    <w:p>
+      <w:r>
+        <w:t>• Land is retained rather than sold, maintaining long-term nation ownership</w:t>
+      </w:r>
+    </w:p>
+    <w:p>
+      <w:r>
+        <w:t>• Projects prioritize community benefit alongside economic returns</w:t>
+      </w:r>
+    </w:p>
+    <w:p>
+      <w:r>
+        <w:t>• Housing developments include cultural spaces and community amenities</w:t>
+      </w:r>
+    </w:p>
+    <w:p>
+      <w:r>
+        <w:t>• The 100% rental model prevents speculation and ensures ongoing control</w:t>
+      </w:r>
+    </w:p>
+    <w:p>
+      <w:r>
+        <w:t>• Federal reserve land — exempt from municipal zoning</w:t>
+      </w:r>
+    </w:p>
+    <w:p>
+      <w:r>
+        <w:rPr>
+          <w:sz w:val="22"/>
+        </w:rPr>
+        <w:t xml:space="preserve">• 100% rental: 6,000 </w:t>
+      </w:r>
       <w:r>
         <w:rPr>
           <w:strike/>
           <w:color w:val="CC0000"/>
           <w:sz w:val="22"/>
         </w:rPr>
-        <w:t xml:space="preserve">Vancouver's view cones, established in 1989, identify 38 protected views from specific locations. The Sen̓áḵw towers enter View Cone 20.0 (from West Broadway and Granville Street), but as reserve land, the project is not bound by these restrictions. In July 2024, Council approved major changes to the view cone policy, partly influenced by Sen̓áḵw's development. </w:t>
-      </w:r>
-      <w:r>
-        <w:rPr>
-          <w:color w:val="0044CC"/>
-          <w:sz w:val="22"/>
-          <w:u w:val="single"/>
-        </w:rPr>
-        <w:t xml:space="preserve">Partnership Model </w:t>
-      </w:r>
-    </w:p>
-    <w:p>
+        <w:t xml:space="preserve">units with </w:t>
+      </w:r>
+      <w:r>
+        <w:rPr>
+          <w:color w:val="0044CC"/>
+          <w:sz w:val="22"/>
+          <w:u w:val="single"/>
+        </w:rPr>
+        <w:t xml:space="preserve">units; </w:t>
+      </w:r>
+      <w:r>
+        <w:rPr>
+          <w:sz w:val="22"/>
+        </w:rPr>
+        <w:t xml:space="preserve">1,200 </w:t>
+      </w:r>
       <w:r>
         <w:rPr>
           <w:strike/>
           <w:color w:val="CC0000"/>
           <w:sz w:val="22"/>
         </w:rPr>
-        <w:t xml:space="preserve">Ownership &amp; Partnership </w:t>
-      </w:r>
-      <w:r>
-        <w:rPr>
-          <w:color w:val="0044CC"/>
-          <w:sz w:val="22"/>
-          <w:u w:val="single"/>
-        </w:rPr>
-        <w:t xml:space="preserve">Project delivery combines Indigenous leadership with institutional investment while retaining long-term Nation control over land and direction. </w:t>
-      </w:r>
-    </w:p>
-    <w:p>
-      <w:r>
-        <w:rPr>
-          <w:strike/>
-          <w:color w:val="CC0000"/>
-          <w:sz w:val="22"/>
-        </w:rPr>
-        <w:t xml:space="preserve">In August 2025, OPTrust — one of Canada's largest pension fund investors — acquired development partner Westbank's ownership stake in Phases One </w:t>
-      </w:r>
-      <w:r>
-        <w:rPr>
-          <w:color w:val="0044CC"/>
-          <w:sz w:val="22"/>
-          <w:u w:val="single"/>
-        </w:rPr>
-        <w:t xml:space="preserve">Tenant </w:t>
-      </w:r>
-      <w:r>
-        <w:rPr>
-          <w:sz w:val="22"/>
-        </w:rPr>
-        <w:t xml:space="preserve">and </w:t>
-      </w:r>
-      <w:r>
-        <w:rPr>
-          <w:strike/>
-          <w:color w:val="CC0000"/>
-          <w:sz w:val="22"/>
-        </w:rPr>
-        <w:t xml:space="preserve">Two. OPTrust and the Squamish Nation now each hold 50% ownership in these phases, representing a significant Indigenous-led partnership model. </w:t>
-      </w:r>
-      <w:r>
-        <w:rPr>
-          <w:color w:val="0044CC"/>
-          <w:sz w:val="22"/>
-          <w:u w:val="single"/>
-        </w:rPr>
-        <w:t xml:space="preserve">Community Framework </w:t>
-      </w:r>
-    </w:p>
-    <w:p>
-      <w:r>
-        <w:rPr>
-          <w:strike/>
-          <w:color w:val="CC0000"/>
-          <w:sz w:val="22"/>
-        </w:rPr>
-        <w:t xml:space="preserve">Project Scope &amp; Public Space </w:t>
-      </w:r>
-      <w:r>
-        <w:rPr>
-          <w:color w:val="0044CC"/>
-          <w:sz w:val="22"/>
-          <w:u w:val="single"/>
-        </w:rPr>
-        <w:t xml:space="preserve">The rental model prioritizes long-term stewardship, below-market access, and protections aligned with regional tenancy standards. </w:t>
-      </w:r>
-    </w:p>
-    <w:p>
-      <w:r>
-        <w:rPr>
-          <w:strike/>
-          <w:color w:val="CC0000"/>
-          <w:sz w:val="22"/>
-        </w:rPr>
-        <w:t xml:space="preserve">Sen̓áḵw's unit mix includes 2,688 studios, 2,046 one-bedrooms, 874 two-bedrooms, </w:t>
-      </w:r>
-      <w:r>
-        <w:rPr>
-          <w:color w:val="0044CC"/>
-          <w:sz w:val="22"/>
-          <w:u w:val="single"/>
-        </w:rPr>
-        <w:t xml:space="preserve">• Indigenous jurisdiction drives planning </w:t>
-      </w:r>
-      <w:r>
-        <w:rPr>
-          <w:sz w:val="22"/>
-        </w:rPr>
-        <w:t xml:space="preserve">and </w:t>
-      </w:r>
-      <w:r>
-        <w:rPr>
-          <w:strike/>
-          <w:color w:val="CC0000"/>
-          <w:sz w:val="22"/>
-        </w:rPr>
-        <w:t xml:space="preserve">472 three-bedrooms. Over half the site (roughly six acres) is planned as publicly accessible green space and cultural gathering areas. </w:t>
-      </w:r>
-      <w:r>
-        <w:rPr>
-          <w:color w:val="0044CC"/>
-          <w:sz w:val="22"/>
-          <w:u w:val="single"/>
-        </w:rPr>
-        <w:t xml:space="preserve">governance </w:t>
-      </w:r>
-    </w:p>
-    <w:p>
-      <w:r>
-        <w:rPr>
-          <w:strike/>
-          <w:color w:val="CC0000"/>
-          <w:sz w:val="22"/>
-        </w:rPr>
-        <w:t xml:space="preserve">Services Agreement &amp; Tenant Protections </w:t>
-      </w:r>
-      <w:r>
-        <w:rPr>
-          <w:color w:val="0044CC"/>
-          <w:sz w:val="22"/>
-          <w:u w:val="single"/>
-        </w:rPr>
-        <w:t xml:space="preserve">• The project uses a rental-first stewardship model </w:t>
-      </w:r>
-    </w:p>
-    <w:p>
-      <w:r>
-        <w:rPr>
-          <w:strike/>
-          <w:color w:val="CC0000"/>
-          <w:sz w:val="22"/>
-        </w:rPr>
-        <w:t xml:space="preserve">A 120-year services agreement with the City of Vancouver (signed May 2022) covers water, sewer, fire, and police services, with the Squamish </w:t>
-      </w:r>
-      <w:r>
-        <w:rPr>
-          <w:color w:val="0044CC"/>
-          <w:sz w:val="22"/>
-          <w:u w:val="single"/>
-        </w:rPr>
-        <w:t xml:space="preserve">• Partnership structure supports long-term </w:t>
-      </w:r>
-      <w:r>
-        <w:rPr>
-          <w:sz w:val="22"/>
-        </w:rPr>
-        <w:t xml:space="preserve">Nation </w:t>
-      </w:r>
-      <w:r>
-        <w:rPr>
-          <w:strike/>
-          <w:color w:val="CC0000"/>
-          <w:sz w:val="22"/>
-        </w:rPr>
-        <w:t xml:space="preserve">paying the same rates as Vancouver property owners. </w:t>
-      </w:r>
-      <w:r>
-        <w:rPr>
-          <w:color w:val="0044CC"/>
-          <w:sz w:val="22"/>
-          <w:u w:val="single"/>
-        </w:rPr>
-        <w:t xml:space="preserve">control </w:t>
-      </w:r>
-    </w:p>
-    <w:p>
-      <w:r>
-        <w:rPr>
-          <w:strike/>
-          <w:color w:val="CC0000"/>
-          <w:sz w:val="22"/>
-        </w:rPr>
-        <w:t xml:space="preserve">The Squamish Nation adopted BC's Residential Tenancy Act through the First Nations Commercial </w:t>
-      </w:r>
-      <w:r>
-        <w:rPr>
-          <w:color w:val="0044CC"/>
-          <w:sz w:val="22"/>
-          <w:u w:val="single"/>
-        </w:rPr>
-        <w:t xml:space="preserve">• Public access </w:t>
-      </w:r>
-      <w:r>
-        <w:rPr>
-          <w:sz w:val="22"/>
-        </w:rPr>
-        <w:t xml:space="preserve">and </w:t>
-      </w:r>
-      <w:r>
-        <w:rPr>
-          <w:strike/>
-          <w:color w:val="CC0000"/>
-          <w:sz w:val="22"/>
-        </w:rPr>
-        <w:t xml:space="preserve">Industrial Development Act, ensuring rent increase limits and tenant protections, alongside an Indigenous-led dispute resolution process. </w:t>
-      </w:r>
-      <w:r>
-        <w:rPr>
-          <w:color w:val="0044CC"/>
-          <w:sz w:val="22"/>
-          <w:u w:val="single"/>
-        </w:rPr>
-        <w:t xml:space="preserve">cultural space are core design priorities </w:t>
-      </w:r>
-    </w:p>
-    <w:p>
-      <w:r>
-        <w:rPr>
-          <w:strike/>
-          <w:color w:val="CC0000"/>
-          <w:sz w:val="22"/>
-        </w:rPr>
-        <w:t xml:space="preserve">Indigenous Land Development </w:t>
-      </w:r>
-      <w:r>
-        <w:rPr>
-          <w:color w:val="0044CC"/>
-          <w:sz w:val="22"/>
-          <w:u w:val="single"/>
-        </w:rPr>
-        <w:t xml:space="preserve">• Verified numeric values are provided </w:t>
-      </w:r>
-      <w:r>
-        <w:rPr>
-          <w:sz w:val="22"/>
-        </w:rPr>
-        <w:t xml:space="preserve">in </w:t>
-      </w:r>
-      <w:r>
-        <w:rPr>
-          <w:strike/>
-          <w:color w:val="CC0000"/>
-          <w:sz w:val="22"/>
-        </w:rPr>
-        <w:t xml:space="preserve">BC </w:t>
-      </w:r>
-      <w:r>
-        <w:rPr>
-          <w:color w:val="0044CC"/>
-          <w:sz w:val="22"/>
-          <w:u w:val="single"/>
-        </w:rPr>
-        <w:t xml:space="preserve">Quick Facts </w:t>
-      </w:r>
-    </w:p>
-    <w:p>
-      <w:r>
-        <w:rPr>
-          <w:strike/>
-          <w:color w:val="CC0000"/>
-          <w:sz w:val="22"/>
-        </w:rPr>
-        <w:t>Sen̓áḵw is part of a broader movement of Indigenous nations using land development for economic self-determination:</w:t>
-      </w:r>
-    </w:p>
-    <w:p>
-      <w:r>
-        <w:rPr>
-          <w:strike/>
-          <w:color w:val="CC0000"/>
-          <w:sz w:val="22"/>
-        </w:rPr>
-        <w:t>• Land is retained rather than sold, maintaining long-term nation ownership</w:t>
-      </w:r>
-    </w:p>
-    <w:p>
-      <w:r>
-        <w:rPr>
-          <w:strike/>
-          <w:color w:val="CC0000"/>
-          <w:sz w:val="22"/>
-        </w:rPr>
-        <w:t>• Projects prioritize community benefit alongside economic returns</w:t>
-      </w:r>
-    </w:p>
-    <w:p>
-      <w:r>
-        <w:rPr>
-          <w:strike/>
-          <w:color w:val="CC0000"/>
-          <w:sz w:val="22"/>
-        </w:rPr>
-        <w:t>• Housing developments include cultural spaces and community amenities</w:t>
-      </w:r>
-    </w:p>
-    <w:p>
-      <w:r>
-        <w:rPr>
-          <w:strike/>
-          <w:color w:val="CC0000"/>
-          <w:sz w:val="22"/>
-        </w:rPr>
-        <w:t>• The 100% rental model prevents speculation and ensures ongoing control</w:t>
-      </w:r>
-    </w:p>
-    <w:p>
-      <w:r>
-        <w:rPr>
-          <w:strike/>
-          <w:color w:val="CC0000"/>
-          <w:sz w:val="22"/>
-        </w:rPr>
-        <w:t>• Federal reserve land — exempt from municipal zoning</w:t>
-      </w:r>
-    </w:p>
-    <w:p>
-      <w:r>
-        <w:rPr>
-          <w:strike/>
-          <w:color w:val="CC0000"/>
-          <w:sz w:val="22"/>
-        </w:rPr>
-        <w:t>• 100% rental: 6,000 units with 1,200 affordable</w:t>
-      </w:r>
-    </w:p>
-    <w:p>
-      <w:r>
-        <w:rPr>
-          <w:strike/>
-          <w:color w:val="CC0000"/>
-          <w:sz w:val="22"/>
-        </w:rPr>
+        <w:t xml:space="preserve">affordable </w:t>
+      </w:r>
+      <w:r>
+        <w:rPr>
+          <w:color w:val="0044CC"/>
+          <w:sz w:val="22"/>
+          <w:u w:val="single"/>
+        </w:rPr>
+        <w:t xml:space="preserve">affordable; 250 for Squamish Nation members via Hiy̓ám̓ Housing </w:t>
+      </w:r>
+    </w:p>
+    <w:p>
+      <w:r>
         <w:t>• $1.4B federal loan announced September 2022</w:t>
       </w:r>
     </w:p>
     <w:p>
       <w:r>
-        <w:rPr>
-          <w:strike/>
-          <w:color w:val="CC0000"/>
-          <w:sz w:val="22"/>
-        </w:rPr>
         <w:t>• 50/50 Squamish Nation-OPTrust ownership (Phases 1-2)</w:t>
       </w:r>
     </w:p>
     <w:p>
       <w:r>
-        <w:rPr>
-          <w:strike/>
-          <w:color w:val="CC0000"/>
-          <w:sz w:val="22"/>
-        </w:rPr>
         <w:t>• Over half the site dedicated to public green space</w:t>
       </w:r>
     </w:p>
@@ -2937,188 +1427,17 @@
     </w:p>
     <w:p>
       <w:r>
-        <w:rPr>
-          <w:sz w:val="22"/>
-        </w:rPr>
-        <w:t xml:space="preserve">Granville Island is a </w:t>
-      </w:r>
-      <w:r>
-        <w:rPr>
-          <w:strike/>
-          <w:color w:val="CC0000"/>
-          <w:sz w:val="22"/>
-        </w:rPr>
-        <w:t xml:space="preserve">40-acre </w:t>
-      </w:r>
-      <w:r>
-        <w:rPr>
-          <w:sz w:val="22"/>
-        </w:rPr>
-        <w:t xml:space="preserve">federal </w:t>
-      </w:r>
-      <w:r>
-        <w:rPr>
-          <w:color w:val="0044CC"/>
-          <w:sz w:val="22"/>
-          <w:u w:val="single"/>
-        </w:rPr>
-        <w:t xml:space="preserve">public </w:t>
-      </w:r>
-      <w:r>
-        <w:rPr>
-          <w:sz w:val="22"/>
-        </w:rPr>
-        <w:t xml:space="preserve">property </w:t>
-      </w:r>
-      <w:r>
-        <w:rPr>
-          <w:strike/>
-          <w:color w:val="CC0000"/>
-          <w:sz w:val="22"/>
-        </w:rPr>
-        <w:t xml:space="preserve">that demonstrates how public land ownership can create vibrant, mixed-use communities without privatization. Managed by the Canada Mortgage </w:t>
-      </w:r>
-      <w:r>
-        <w:rPr>
-          <w:color w:val="0044CC"/>
-          <w:sz w:val="22"/>
-          <w:u w:val="single"/>
-        </w:rPr>
-        <w:t xml:space="preserve">known for arts, culture, small business, </w:t>
-      </w:r>
-      <w:r>
-        <w:rPr>
-          <w:sz w:val="22"/>
-        </w:rPr>
-        <w:t xml:space="preserve">and </w:t>
-      </w:r>
-      <w:r>
-        <w:rPr>
-          <w:strike/>
-          <w:color w:val="CC0000"/>
-          <w:sz w:val="22"/>
-        </w:rPr>
-        <w:t xml:space="preserve">Housing Corporation (CMHC) since 1973, the island is entirely self-sustaining with no government funding — operating solely on lease revenue, parking fees, and filming permits. </w:t>
-      </w:r>
-      <w:r>
-        <w:rPr>
-          <w:color w:val="0044CC"/>
-          <w:sz w:val="22"/>
-          <w:u w:val="single"/>
-        </w:rPr>
-        <w:t xml:space="preserve">food economy activity. </w:t>
-      </w:r>
-    </w:p>
-    <w:p>
-      <w:r>
-        <w:rPr>
-          <w:strike/>
-          <w:color w:val="CC0000"/>
-          <w:sz w:val="22"/>
-        </w:rPr>
-        <w:t xml:space="preserve">Between 1973 </w:t>
-      </w:r>
-      <w:r>
-        <w:rPr>
-          <w:color w:val="0044CC"/>
-          <w:sz w:val="22"/>
-          <w:u w:val="single"/>
-        </w:rPr>
-        <w:t xml:space="preserve">Its governance model relies on land leasing </w:t>
-      </w:r>
-      <w:r>
-        <w:rPr>
-          <w:sz w:val="22"/>
-        </w:rPr>
-        <w:t xml:space="preserve">and </w:t>
-      </w:r>
-      <w:r>
-        <w:rPr>
-          <w:strike/>
-          <w:color w:val="CC0000"/>
-          <w:sz w:val="22"/>
-        </w:rPr>
-        <w:t xml:space="preserve">1982, CMHC invested $24.7 million to transform the former industrial site into a public market, arts hub, and cultural destination. As federal land, Granville Island operates outside Vancouver's municipal regulations, functioning essentially as its own jurisdiction and enabling creative placemaking that wouldn't be possible under rigid municipal zoning. </w:t>
-      </w:r>
-      <w:r>
-        <w:rPr>
-          <w:color w:val="0044CC"/>
-          <w:sz w:val="22"/>
-          <w:u w:val="single"/>
-        </w:rPr>
-        <w:t xml:space="preserve">cross-subsidy, balancing commercial activity with public-serving uses. </w:t>
-      </w:r>
-    </w:p>
-    <w:p>
-      <w:r>
-        <w:rPr>
-          <w:strike/>
-          <w:color w:val="CC0000"/>
-          <w:sz w:val="22"/>
-        </w:rPr>
-        <w:t xml:space="preserve">Urbanist </w:t>
-      </w:r>
-      <w:r>
-        <w:rPr>
-          <w:color w:val="0044CC"/>
-          <w:sz w:val="22"/>
-          <w:u w:val="single"/>
-        </w:rPr>
-        <w:t xml:space="preserve">Current policy discussion focuses on long-term maintenance, affordability for tenants, </w:t>
-      </w:r>
-      <w:r>
-        <w:rPr>
-          <w:sz w:val="22"/>
-        </w:rPr>
-        <w:t xml:space="preserve">and </w:t>
-      </w:r>
-      <w:r>
-        <w:rPr>
-          <w:strike/>
-          <w:color w:val="CC0000"/>
-          <w:sz w:val="22"/>
-        </w:rPr>
-        <w:t xml:space="preserve">documentary creator Uytae Lee highlighted the island's </w:t>
-      </w:r>
-      <w:r>
-        <w:rPr>
-          <w:color w:val="0044CC"/>
-          <w:sz w:val="22"/>
-          <w:u w:val="single"/>
-        </w:rPr>
-        <w:t xml:space="preserve">future </w:t>
-      </w:r>
-      <w:r>
-        <w:rPr>
-          <w:sz w:val="22"/>
-        </w:rPr>
-        <w:t xml:space="preserve">governance </w:t>
-      </w:r>
-      <w:r>
-        <w:rPr>
-          <w:strike/>
-          <w:color w:val="CC0000"/>
-          <w:sz w:val="22"/>
-        </w:rPr>
-        <w:t xml:space="preserve">model in a 2025 documentary, sparking renewed public debate about whether the site should pursue more development, public subsidy, or a new foundation model to fund repairs. </w:t>
-      </w:r>
-      <w:r>
-        <w:rPr>
-          <w:color w:val="0044CC"/>
-          <w:sz w:val="22"/>
-          <w:u w:val="single"/>
-        </w:rPr>
-        <w:t xml:space="preserve">structure. </w:t>
-      </w:r>
-    </w:p>
-    <w:p>
-      <w:r>
-        <w:rPr>
-          <w:color w:val="0044CC"/>
-          <w:sz w:val="22"/>
-          <w:u w:val="single"/>
-        </w:rPr>
-        <w:t>Verified figures are listed in Quick Facts, with linked sources for each value.</w:t>
+        <w:t>Granville Island is a 40-acre federal property that demonstrates how public land ownership can create vibrant, mixed-use communities without privatization. Managed by the Canada Mortgage and Housing Corporation (CMHC) since 1973, the island is entirely self-sustaining with no government funding — operating solely on lease revenue, parking fees, and filming permits.</w:t>
+      </w:r>
+    </w:p>
+    <w:p>
+      <w:r>
+        <w:t>Between 1973 and 1982, CMHC invested $24.7 million to transform the former industrial site into a public market, arts hub, and cultural destination. As federal land, Granville Island operates outside Vancouver's municipal regulations, functioning essentially as its own jurisdiction and enabling creative placemaking that wouldn't be possible under rigid municipal zoning.</w:t>
+      </w:r>
+    </w:p>
+    <w:p>
+      <w:r>
+        <w:t>Urbanist and documentary creator Uytae Lee highlighted the island's governance model in a 2025 documentary, sparking renewed public debate about whether the site should pursue more development, public subsidy, or a new foundation model to fund repairs.</w:t>
       </w:r>
     </w:p>
     <w:p>
@@ -3131,198 +1450,22 @@
     </w:p>
     <w:p>
       <w:r>
-        <w:rPr>
-          <w:sz w:val="22"/>
-        </w:rPr>
-        <w:t xml:space="preserve">• Public Market </w:t>
-      </w:r>
-      <w:r>
-        <w:rPr>
-          <w:strike/>
-          <w:color w:val="CC0000"/>
-          <w:sz w:val="22"/>
-        </w:rPr>
-        <w:t xml:space="preserve">Hall: Start at the Public Market to see how cross-subsidy supports </w:t>
-      </w:r>
-      <w:r>
-        <w:rPr>
-          <w:color w:val="0044CC"/>
-          <w:sz w:val="22"/>
-          <w:u w:val="single"/>
-        </w:rPr>
-        <w:t xml:space="preserve">Core: The market remains a key anchor for food access, tourism, and </w:t>
-      </w:r>
-      <w:r>
-        <w:rPr>
-          <w:sz w:val="22"/>
-        </w:rPr>
-        <w:t xml:space="preserve">local </w:t>
-      </w:r>
-      <w:r>
-        <w:rPr>
-          <w:strike/>
-          <w:color w:val="CC0000"/>
-          <w:sz w:val="22"/>
-        </w:rPr>
-        <w:t xml:space="preserve">vendors and public amenities. (Must see) </w:t>
-      </w:r>
-      <w:r>
-        <w:rPr>
-          <w:color w:val="0044CC"/>
-          <w:sz w:val="22"/>
-          <w:u w:val="single"/>
-        </w:rPr>
-        <w:t xml:space="preserve">business visibility. (Economic anchor) </w:t>
-      </w:r>
-    </w:p>
-    <w:p>
-      <w:r>
-        <w:rPr>
-          <w:sz w:val="22"/>
-        </w:rPr>
-        <w:t xml:space="preserve">• </w:t>
-      </w:r>
-      <w:r>
-        <w:rPr>
-          <w:strike/>
-          <w:color w:val="CC0000"/>
-          <w:sz w:val="22"/>
-        </w:rPr>
-        <w:t xml:space="preserve">Artist Studio Row: Visit the artisan studios to experience the affordable creative space model. (Creative </w:t>
-      </w:r>
-      <w:r>
-        <w:rPr>
-          <w:color w:val="0044CC"/>
-          <w:sz w:val="22"/>
-          <w:u w:val="single"/>
-        </w:rPr>
-        <w:t xml:space="preserve">Arts and Cultural Tenancy: Leasing policy supports artist spaces and cultural programming alongside commercial uses. (Cultural </w:t>
-      </w:r>
-      <w:r>
-        <w:rPr>
-          <w:sz w:val="22"/>
-        </w:rPr>
-        <w:t xml:space="preserve">economy) </w:t>
-      </w:r>
-    </w:p>
-    <w:p>
-      <w:r>
-        <w:rPr>
-          <w:sz w:val="22"/>
-        </w:rPr>
-        <w:t xml:space="preserve">• </w:t>
-      </w:r>
-      <w:r>
-        <w:rPr>
-          <w:strike/>
-          <w:color w:val="CC0000"/>
-          <w:sz w:val="22"/>
-        </w:rPr>
-        <w:t xml:space="preserve">Waterfront Walk: Follow the seawall edge to observe flexible public space programming </w:t>
-      </w:r>
-      <w:r>
-        <w:rPr>
-          <w:color w:val="0044CC"/>
-          <w:sz w:val="22"/>
-          <w:u w:val="single"/>
-        </w:rPr>
-        <w:t xml:space="preserve">Federal Land Governance: As a federal site, Granville Island follows a distinct planning </w:t>
-      </w:r>
-      <w:r>
-        <w:rPr>
-          <w:sz w:val="22"/>
-        </w:rPr>
-        <w:t xml:space="preserve">and </w:t>
-      </w:r>
-      <w:r>
-        <w:rPr>
-          <w:strike/>
-          <w:color w:val="CC0000"/>
-          <w:sz w:val="22"/>
-        </w:rPr>
-        <w:t xml:space="preserve">ferry access. (Public realm) </w:t>
-      </w:r>
-      <w:r>
-        <w:rPr>
-          <w:color w:val="0044CC"/>
-          <w:sz w:val="22"/>
-          <w:u w:val="single"/>
-        </w:rPr>
-        <w:t xml:space="preserve">management framework. (Governance) </w:t>
-      </w:r>
-    </w:p>
-    <w:p>
-      <w:r>
-        <w:rPr>
-          <w:sz w:val="22"/>
-        </w:rPr>
-        <w:t xml:space="preserve">• Future </w:t>
-      </w:r>
-      <w:r>
-        <w:rPr>
-          <w:strike/>
-          <w:color w:val="CC0000"/>
-          <w:sz w:val="22"/>
-        </w:rPr>
-        <w:t xml:space="preserve">Sites: Discuss aging </w:t>
-      </w:r>
-      <w:r>
-        <w:rPr>
-          <w:color w:val="0044CC"/>
-          <w:sz w:val="22"/>
-          <w:u w:val="single"/>
-        </w:rPr>
-        <w:t xml:space="preserve">Direction: Stakeholders continue to debate </w:t>
-      </w:r>
-      <w:r>
-        <w:rPr>
-          <w:sz w:val="22"/>
-        </w:rPr>
-        <w:t xml:space="preserve">infrastructure </w:t>
-      </w:r>
-      <w:r>
-        <w:rPr>
-          <w:color w:val="0044CC"/>
-          <w:sz w:val="22"/>
-          <w:u w:val="single"/>
-        </w:rPr>
-        <w:t xml:space="preserve">renewal, funding pathways, </w:t>
-      </w:r>
-      <w:r>
-        <w:rPr>
-          <w:sz w:val="22"/>
-        </w:rPr>
-        <w:t xml:space="preserve">and </w:t>
-      </w:r>
-      <w:r>
-        <w:rPr>
-          <w:strike/>
-          <w:color w:val="CC0000"/>
-          <w:sz w:val="22"/>
-        </w:rPr>
-        <w:t xml:space="preserve">where reinvestment could support </w:t>
-      </w:r>
-      <w:r>
-        <w:rPr>
-          <w:sz w:val="22"/>
-        </w:rPr>
-        <w:t xml:space="preserve">long-term </w:t>
-      </w:r>
-      <w:r>
-        <w:rPr>
-          <w:strike/>
-          <w:color w:val="CC0000"/>
-          <w:sz w:val="22"/>
-        </w:rPr>
-        <w:t xml:space="preserve">viability. (Reinvestment) </w:t>
-      </w:r>
-      <w:r>
-        <w:rPr>
-          <w:color w:val="0044CC"/>
-          <w:sz w:val="22"/>
-          <w:u w:val="single"/>
-        </w:rPr>
-        <w:t xml:space="preserve">stewardship options. (Planning) </w:t>
+        <w:t>• Public Market Hall: Start at the Public Market to see how cross-subsidy supports local vendors and public amenities. (Must see)</w:t>
+      </w:r>
+    </w:p>
+    <w:p>
+      <w:r>
+        <w:t>• Artist Studio Row: Visit the artisan studios to experience the affordable creative space model. (Creative economy)</w:t>
+      </w:r>
+    </w:p>
+    <w:p>
+      <w:r>
+        <w:t>• Waterfront Walk: Follow the seawall edge to observe flexible public space programming and ferry access. (Public realm)</w:t>
+      </w:r>
+    </w:p>
+    <w:p>
+      <w:r>
+        <w:t>• Future Sites: Discuss aging infrastructure and where reinvestment could support long-term viability. (Reinvestment)</w:t>
       </w:r>
     </w:p>
     <w:p>
@@ -3335,403 +1478,96 @@
     </w:p>
     <w:p>
       <w:r>
-        <w:rPr>
-          <w:strike/>
-          <w:color w:val="CC0000"/>
-          <w:sz w:val="22"/>
-        </w:rPr>
-        <w:t xml:space="preserve">The </w:t>
-      </w:r>
-      <w:r>
-        <w:rPr>
-          <w:sz w:val="22"/>
-        </w:rPr>
-        <w:t xml:space="preserve">Land Lease </w:t>
-      </w:r>
-      <w:r>
-        <w:rPr>
-          <w:strike/>
-          <w:color w:val="CC0000"/>
-          <w:sz w:val="22"/>
-        </w:rPr>
-        <w:t xml:space="preserve">Approach </w:t>
-      </w:r>
-      <w:r>
-        <w:rPr>
-          <w:color w:val="0044CC"/>
-          <w:sz w:val="22"/>
-          <w:u w:val="single"/>
-        </w:rPr>
-        <w:t xml:space="preserve">Model </w:t>
-      </w:r>
-    </w:p>
-    <w:p>
-      <w:r>
-        <w:rPr>
-          <w:strike/>
-          <w:color w:val="CC0000"/>
-          <w:sz w:val="22"/>
-        </w:rPr>
-        <w:t xml:space="preserve">CMHC owns all land on Granville Island </w:t>
-      </w:r>
-      <w:r>
-        <w:rPr>
-          <w:color w:val="0044CC"/>
-          <w:sz w:val="22"/>
-          <w:u w:val="single"/>
-        </w:rPr>
-        <w:t xml:space="preserve">Federal ownership </w:t>
-      </w:r>
-      <w:r>
-        <w:rPr>
-          <w:sz w:val="22"/>
-        </w:rPr>
-        <w:t xml:space="preserve">and </w:t>
-      </w:r>
-      <w:r>
-        <w:rPr>
-          <w:strike/>
-          <w:color w:val="CC0000"/>
-          <w:sz w:val="22"/>
-        </w:rPr>
-        <w:t xml:space="preserve">leases it </w:t>
-      </w:r>
-      <w:r>
-        <w:rPr>
-          <w:color w:val="0044CC"/>
-          <w:sz w:val="22"/>
-          <w:u w:val="single"/>
-        </w:rPr>
-        <w:t xml:space="preserve">lease management allow the site </w:t>
-      </w:r>
-      <w:r>
-        <w:rPr>
-          <w:sz w:val="22"/>
-        </w:rPr>
-        <w:t xml:space="preserve">to </w:t>
-      </w:r>
-      <w:r>
-        <w:rPr>
-          <w:strike/>
-          <w:color w:val="CC0000"/>
-          <w:sz w:val="22"/>
-        </w:rPr>
-        <w:t xml:space="preserve">over 300 commercial, retail, cultural, artistic, </w:t>
-      </w:r>
-      <w:r>
-        <w:rPr>
-          <w:color w:val="0044CC"/>
-          <w:sz w:val="22"/>
-          <w:u w:val="single"/>
-        </w:rPr>
-        <w:t xml:space="preserve">support both market activity </w:t>
-      </w:r>
-      <w:r>
-        <w:rPr>
-          <w:sz w:val="22"/>
-        </w:rPr>
-        <w:t xml:space="preserve">and </w:t>
-      </w:r>
-      <w:r>
-        <w:rPr>
-          <w:strike/>
-          <w:color w:val="CC0000"/>
-          <w:sz w:val="22"/>
-        </w:rPr>
-        <w:t xml:space="preserve">educational tenants. The island operates a subsidy model where market rents from some businesses support more affordable rents for: </w:t>
-      </w:r>
-      <w:r>
-        <w:rPr>
-          <w:color w:val="0044CC"/>
-          <w:sz w:val="22"/>
-          <w:u w:val="single"/>
-        </w:rPr>
-        <w:t xml:space="preserve">mission-driven cultural uses. </w:t>
-      </w:r>
-    </w:p>
-    <w:p>
-      <w:r>
-        <w:rPr>
-          <w:strike/>
-          <w:color w:val="CC0000"/>
-          <w:sz w:val="22"/>
-        </w:rPr>
-        <w:t xml:space="preserve">• Small businesses and artisans </w:t>
-      </w:r>
-      <w:r>
-        <w:rPr>
-          <w:color w:val="0044CC"/>
-          <w:sz w:val="22"/>
-          <w:u w:val="single"/>
-        </w:rPr>
-        <w:t xml:space="preserve">Cross-Subsidy Approach </w:t>
-      </w:r>
-    </w:p>
-    <w:p>
-      <w:r>
-        <w:rPr>
-          <w:strike/>
-          <w:color w:val="CC0000"/>
-          <w:sz w:val="22"/>
-        </w:rPr>
-        <w:t xml:space="preserve">• Arts </w:t>
-      </w:r>
-      <w:r>
-        <w:rPr>
-          <w:color w:val="0044CC"/>
-          <w:sz w:val="22"/>
-          <w:u w:val="single"/>
-        </w:rPr>
-        <w:t xml:space="preserve">Higher-revenue tenants help sustain lower-rent spaces for artists, non-profits, </w:t>
-      </w:r>
-      <w:r>
-        <w:rPr>
-          <w:sz w:val="22"/>
-        </w:rPr>
-        <w:t xml:space="preserve">and </w:t>
-      </w:r>
-      <w:r>
-        <w:rPr>
-          <w:strike/>
-          <w:color w:val="CC0000"/>
-          <w:sz w:val="22"/>
-        </w:rPr>
-        <w:t xml:space="preserve">cultural organizations </w:t>
-      </w:r>
-      <w:r>
-        <w:rPr>
-          <w:color w:val="0044CC"/>
-          <w:sz w:val="22"/>
-          <w:u w:val="single"/>
-        </w:rPr>
-        <w:t xml:space="preserve">public-serving amenities. </w:t>
-      </w:r>
-    </w:p>
-    <w:p>
-      <w:r>
-        <w:rPr>
-          <w:strike/>
-          <w:color w:val="CC0000"/>
-          <w:sz w:val="22"/>
-        </w:rPr>
-        <w:t xml:space="preserve">• Free community spaces and public amenities </w:t>
-      </w:r>
-      <w:r>
-        <w:rPr>
-          <w:color w:val="0044CC"/>
-          <w:sz w:val="22"/>
-          <w:u w:val="single"/>
-        </w:rPr>
-        <w:t xml:space="preserve">Renewal Challenges </w:t>
-      </w:r>
-    </w:p>
-    <w:p>
-      <w:r>
-        <w:rPr>
-          <w:strike/>
-          <w:color w:val="CC0000"/>
-          <w:sz w:val="22"/>
-        </w:rPr>
-        <w:t xml:space="preserve">• The Public Market vendors </w:t>
-      </w:r>
-      <w:r>
-        <w:rPr>
-          <w:color w:val="0044CC"/>
-          <w:sz w:val="22"/>
-          <w:u w:val="single"/>
-        </w:rPr>
-        <w:t xml:space="preserve">Ongoing discussions focus on infrastructure upgrades, tenant affordability, and governance reforms that protect public value. </w:t>
-      </w:r>
-    </w:p>
-    <w:p>
-      <w:r>
-        <w:rPr>
-          <w:strike/>
-          <w:color w:val="CC0000"/>
-          <w:sz w:val="22"/>
-        </w:rPr>
-        <w:t xml:space="preserve">Current Challenges </w:t>
-      </w:r>
-      <w:r>
-        <w:rPr>
-          <w:color w:val="0044CC"/>
-          <w:sz w:val="22"/>
-          <w:u w:val="single"/>
-        </w:rPr>
-        <w:t xml:space="preserve">• Federal ownership shapes long-term governance choices </w:t>
-      </w:r>
-    </w:p>
-    <w:p>
-      <w:r>
-        <w:rPr>
-          <w:strike/>
-          <w:color w:val="CC0000"/>
-          <w:sz w:val="22"/>
-        </w:rPr>
-        <w:t xml:space="preserve">General Manager Tom Lancaster estimates up to $300 million is needed for infrastructure upgrades. Public Market revenues have leveled off, while aging buildings (including the former Emily Carr campus </w:t>
-      </w:r>
-      <w:r>
-        <w:rPr>
-          <w:color w:val="0044CC"/>
-          <w:sz w:val="22"/>
-          <w:u w:val="single"/>
-        </w:rPr>
-        <w:t xml:space="preserve">• Lease policy balances commercial </w:t>
-      </w:r>
-      <w:r>
-        <w:rPr>
-          <w:sz w:val="22"/>
-        </w:rPr>
-        <w:t xml:space="preserve">and </w:t>
-      </w:r>
-      <w:r>
-        <w:rPr>
-          <w:strike/>
-          <w:color w:val="CC0000"/>
-          <w:sz w:val="22"/>
-        </w:rPr>
-        <w:t xml:space="preserve">Cats Social House) need major repairs. </w:t>
-      </w:r>
-      <w:r>
-        <w:rPr>
-          <w:color w:val="0044CC"/>
-          <w:sz w:val="22"/>
-          <w:u w:val="single"/>
-        </w:rPr>
-        <w:t xml:space="preserve">cultural uses </w:t>
-      </w:r>
-    </w:p>
-    <w:p>
-      <w:r>
-        <w:rPr>
-          <w:strike/>
-          <w:color w:val="CC0000"/>
-          <w:sz w:val="22"/>
-        </w:rPr>
-        <w:t xml:space="preserve">Possible paths include: more development, a government subsidy model, a new Granville Island Foundation, or a cultural land trust proposal led by 221A Arts. Some have proposed transferring ownership from CMHC to Canada Lands Company, though CMHC states there are "no current plans for housing development." </w:t>
-      </w:r>
-      <w:r>
-        <w:rPr>
-          <w:color w:val="0044CC"/>
-          <w:sz w:val="22"/>
-          <w:u w:val="single"/>
-        </w:rPr>
-        <w:t xml:space="preserve">• Cross-subsidy supports public-serving tenancy </w:t>
-      </w:r>
-    </w:p>
-    <w:p>
-      <w:r>
-        <w:rPr>
-          <w:strike/>
-          <w:color w:val="CC0000"/>
-          <w:sz w:val="22"/>
-        </w:rPr>
-        <w:t xml:space="preserve">Why This Matters for Housing </w:t>
-      </w:r>
-      <w:r>
-        <w:rPr>
-          <w:color w:val="0044CC"/>
-          <w:sz w:val="22"/>
-          <w:u w:val="single"/>
-        </w:rPr>
-        <w:t xml:space="preserve">• Infrastructure renewal is a central strategic challenge </w:t>
-      </w:r>
-    </w:p>
-    <w:p>
-      <w:r>
-        <w:rPr>
-          <w:strike/>
-          <w:color w:val="CC0000"/>
-          <w:sz w:val="22"/>
-        </w:rPr>
-        <w:t xml:space="preserve">Granville Island demonstrates key principles for housing policy: </w:t>
-      </w:r>
-      <w:r>
-        <w:rPr>
-          <w:color w:val="0044CC"/>
-          <w:sz w:val="22"/>
-          <w:u w:val="single"/>
-        </w:rPr>
-        <w:t xml:space="preserve">• Verified numeric values are provided in Quick Facts </w:t>
-      </w:r>
-    </w:p>
-    <w:p>
-      <w:r>
-        <w:rPr>
-          <w:strike/>
-          <w:color w:val="CC0000"/>
-          <w:sz w:val="22"/>
-        </w:rPr>
+        <w:t>The Land Lease Approach</w:t>
+      </w:r>
+    </w:p>
+    <w:p>
+      <w:r>
+        <w:t>CMHC owns all land on Granville Island and leases it to over 300 commercial, retail, cultural, artistic, and educational tenants. The island operates a subsidy model where market rents from some businesses support more affordable rents for:</w:t>
+      </w:r>
+    </w:p>
+    <w:p>
+      <w:r>
+        <w:t>• Small businesses and artisans</w:t>
+      </w:r>
+    </w:p>
+    <w:p>
+      <w:r>
+        <w:t>• Arts and cultural organizations</w:t>
+      </w:r>
+    </w:p>
+    <w:p>
+      <w:r>
+        <w:t>• Free community spaces and public amenities</w:t>
+      </w:r>
+    </w:p>
+    <w:p>
+      <w:r>
+        <w:t>• The Public Market vendors</w:t>
+      </w:r>
+    </w:p>
+    <w:p>
+      <w:r>
+        <w:t>Current Challenges</w:t>
+      </w:r>
+    </w:p>
+    <w:p>
+      <w:r>
+        <w:t>General Manager Tom Lancaster estimates up to $300 million is needed for infrastructure upgrades. Public Market revenues have leveled off, while aging buildings (including the former Emily Carr campus and Cats Social House) need major repairs.</w:t>
+      </w:r>
+    </w:p>
+    <w:p>
+      <w:r>
+        <w:t>Possible paths include: more development, a government subsidy model, a new Granville Island Foundation, or a cultural land trust proposal led by 221A Arts. Some have proposed transferring ownership from CMHC to Canada Lands Company, though CMHC states there are "no current plans for housing development."</w:t>
+      </w:r>
+    </w:p>
+    <w:p>
+      <w:r>
+        <w:t>Why This Matters for Housing</w:t>
+      </w:r>
+    </w:p>
+    <w:p>
+      <w:r>
+        <w:t>Granville Island demonstrates key principles for housing policy:</w:t>
+      </w:r>
+    </w:p>
+    <w:p>
+      <w:r>
         <w:t>• Public ownership prevents speculation — land value increases don't inflate costs</w:t>
       </w:r>
     </w:p>
     <w:p>
       <w:r>
-        <w:rPr>
-          <w:strike/>
-          <w:color w:val="CC0000"/>
-          <w:sz w:val="22"/>
-        </w:rPr>
         <w:t>• Cross-subsidy works — market tenants support affordable space</w:t>
       </w:r>
     </w:p>
     <w:p>
       <w:r>
-        <w:rPr>
-          <w:strike/>
-          <w:color w:val="CC0000"/>
-          <w:sz w:val="22"/>
-        </w:rPr>
         <w:t>• Self-sufficiency is possible — no ongoing government funding required</w:t>
       </w:r>
     </w:p>
     <w:p>
       <w:r>
-        <w:rPr>
-          <w:strike/>
-          <w:color w:val="CC0000"/>
-          <w:sz w:val="22"/>
-        </w:rPr>
         <w:t>• Flexibility enables innovation — outside municipal rules, creative solutions emerge</w:t>
       </w:r>
     </w:p>
     <w:p>
       <w:r>
-        <w:rPr>
-          <w:strike/>
-          <w:color w:val="CC0000"/>
-          <w:sz w:val="22"/>
-        </w:rPr>
         <w:t>• 40 acres of federal land, self-sustaining on lease revenue</w:t>
       </w:r>
     </w:p>
     <w:p>
       <w:r>
-        <w:rPr>
-          <w:strike/>
-          <w:color w:val="CC0000"/>
-          <w:sz w:val="22"/>
-        </w:rPr>
         <w:t>• 300+ tenants with cross-subsidy model</w:t>
       </w:r>
     </w:p>
     <w:p>
       <w:r>
-        <w:rPr>
-          <w:strike/>
-          <w:color w:val="CC0000"/>
-          <w:sz w:val="22"/>
-        </w:rPr>
         <w:t>• Operates outside municipal zoning as federal property</w:t>
       </w:r>
     </w:p>
     <w:p>
       <w:r>
-        <w:rPr>
-          <w:strike/>
-          <w:color w:val="CC0000"/>
-          <w:sz w:val="22"/>
-        </w:rPr>
         <w:t>• $300M in infrastructure needs — future governance in discussion</w:t>
       </w:r>
     </w:p>
@@ -3963,37 +1799,47 @@
           <w:sz w:val="22"/>
           <w:u w:val="single"/>
         </w:rPr>
-        <w:t>FIRST UNITED is a longstanding Downtown Eastside organization focused on harm reduction, belonging, and systems change.</w:t>
-      </w:r>
-    </w:p>
-    <w:p>
-      <w:r>
-        <w:rPr>
-          <w:color w:val="0044CC"/>
-          <w:sz w:val="22"/>
-          <w:u w:val="single"/>
-        </w:rPr>
-        <w:t>Its work integrates shelter, food, legal advocacy, and policy reform through community-centred service delivery.</w:t>
-      </w:r>
-    </w:p>
-    <w:p>
-      <w:r>
-        <w:rPr>
-          <w:color w:val="0044CC"/>
-          <w:sz w:val="22"/>
-          <w:u w:val="single"/>
-        </w:rPr>
-        <w:t>The organization also leads redevelopment planning to expand community-serving space and secure long-term affordability outcomes.</w:t>
-      </w:r>
-    </w:p>
-    <w:p>
-      <w:r>
-        <w:rPr>
-          <w:color w:val="0044CC"/>
-          <w:sz w:val="22"/>
-          <w:u w:val="single"/>
-        </w:rPr>
-        <w:t>Verified figures are listed in Quick Facts, with linked sources for each value.</w:t>
+        <w:t>FIRST UNITED has operated in Vancouver's Downtown Eastside since 1886. The organization works from a harm reduction perspective across three pillars: Essential Services, Community Connection, and Systems Change.</w:t>
+      </w:r>
+    </w:p>
+    <w:p>
+      <w:r>
+        <w:rPr>
+          <w:color w:val="0044CC"/>
+          <w:sz w:val="22"/>
+          <w:u w:val="single"/>
+        </w:rPr>
+        <w:t>Essential Services meet basic human needs: the Safe Shelter program operates 51 low-barrier beds at 467 Alexander Street; food security programs serve daily meals and run a mobile food truck; and the Community Help Desk provides direct harm reduction supplies.</w:t>
+      </w:r>
+    </w:p>
+    <w:p>
+      <w:r>
+        <w:rPr>
+          <w:color w:val="0044CC"/>
+          <w:sz w:val="22"/>
+          <w:u w:val="single"/>
+        </w:rPr>
+        <w:t>Community Connection keeps people linked to supports: Legal Advocacy handles over 1,400 cases annually focused on tenancy and income security; the Tax Clinic and Mail &amp; Phone programs maintain practical lifelines; and spiritual care fosters healing and belonging.</w:t>
+      </w:r>
+    </w:p>
+    <w:p>
+      <w:r>
+        <w:rPr>
+          <w:color w:val="0044CC"/>
+          <w:sz w:val="22"/>
+          <w:u w:val="single"/>
+        </w:rPr>
+        <w:t>Systems Change tackles structural causes of poverty: the Law Reform program addresses policy gaps; and the BC Eviction Mapping project — a partnership with BSH's Evictions and Security of Tenure research — collects critical data on what happens to BC tenants after eviction. Over 1,100 tenants have completed this survey, providing information not collected anywhere else in Canada.</w:t>
+      </w:r>
+    </w:p>
+    <w:p>
+      <w:r>
+        <w:rPr>
+          <w:color w:val="0044CC"/>
+          <w:sz w:val="22"/>
+          <w:u w:val="single"/>
+        </w:rPr>
+        <w:t>FIRST UNITED is also leading a major redevelopment at 320 East Hastings in partnership with Lu'ma Native Housing Society, planned to include over 100 below-market homes for Indigenous peoples and approximately 40,000 sq ft of universally accessible, purpose-built community space.</w:t>
       </w:r>
     </w:p>
     <w:p>
@@ -4013,37 +1859,37 @@
           <w:sz w:val="22"/>
           <w:u w:val="single"/>
         </w:rPr>
-        <w:t>• Essential Services: Shelter, meals, and frontline support are delivered through low-barrier, harm-reduction practice. (Basic needs)</w:t>
-      </w:r>
-    </w:p>
-    <w:p>
-      <w:r>
-        <w:rPr>
-          <w:color w:val="0044CC"/>
-          <w:sz w:val="22"/>
-          <w:u w:val="single"/>
-        </w:rPr>
-        <w:t>• Community Connection: Drop-in spaces, cultural care, and peer supports build safety and belonging. (Belonging and healing)</w:t>
-      </w:r>
-    </w:p>
-    <w:p>
-      <w:r>
-        <w:rPr>
-          <w:color w:val="0044CC"/>
-          <w:sz w:val="22"/>
-          <w:u w:val="single"/>
-        </w:rPr>
-        <w:t>• Systems Change: Legal advocacy and research partnerships inform tenant protection and housing policy reform. (Advocacy and research)</w:t>
-      </w:r>
-    </w:p>
-    <w:p>
-      <w:r>
-        <w:rPr>
-          <w:color w:val="0044CC"/>
-          <w:sz w:val="22"/>
-          <w:u w:val="single"/>
-        </w:rPr>
-        <w:t>• Redevelopment Program: A major site renewal process is underway to expand community infrastructure and below-market housing. (Housing delivery)</w:t>
+        <w:t>• Essential Services: Safe Shelter program (51 low-barrier beds at 467 Alexander St), daily meals and mobile food truck, Community Help Desk for benefits navigation and ID replacement. (Basic needs)</w:t>
+      </w:r>
+    </w:p>
+    <w:p>
+      <w:r>
+        <w:rPr>
+          <w:color w:val="0044CC"/>
+          <w:sz w:val="22"/>
+          <w:u w:val="single"/>
+        </w:rPr>
+        <w:t>• Community Connection: Drop-in gathering spaces, cultural and spiritual programming, healing supports including Indigenous-led ceremonies, peer support networks, and community-building activities. (Belonging &amp; healing)</w:t>
+      </w:r>
+    </w:p>
+    <w:p>
+      <w:r>
+        <w:rPr>
+          <w:color w:val="0044CC"/>
+          <w:sz w:val="22"/>
+          <w:u w:val="single"/>
+        </w:rPr>
+        <w:t>• Systems Change: Legal advocacy for tenant rights and eviction prevention, policy research with BSH on Evictions and Security of Tenure, and the First Forward redevelopment at 320 E Hastings. (Advocacy &amp; research)</w:t>
+      </w:r>
+    </w:p>
+    <w:p>
+      <w:r>
+        <w:rPr>
+          <w:color w:val="0044CC"/>
+          <w:sz w:val="22"/>
+          <w:u w:val="single"/>
+        </w:rPr>
+        <w:t>• First Forward Redevelopment: 320 E Hastings: 4 floors of community amenities + 7 floors of below-market rental housing (100+ units) by Lu’ma Native Housing. Triples program space to ~40,000 sq ft. Completion targeted 2026. (Housing delivery)</w:t>
       </w:r>
     </w:p>
     <w:p>
@@ -4063,107 +1909,207 @@
           <w:sz w:val="22"/>
           <w:u w:val="single"/>
         </w:rPr>
-        <w:t>Redevelopment Vision</w:t>
-      </w:r>
-    </w:p>
-    <w:p>
-      <w:r>
-        <w:rPr>
-          <w:color w:val="0044CC"/>
-          <w:sz w:val="22"/>
-          <w:u w:val="single"/>
-        </w:rPr>
-        <w:t>FIRST UNITED is advancing a purpose-built facility designed around community priorities, accessibility, and cultural safety.</w:t>
-      </w:r>
-    </w:p>
-    <w:p>
-      <w:r>
-        <w:rPr>
-          <w:color w:val="0044CC"/>
-          <w:sz w:val="22"/>
-          <w:u w:val="single"/>
-        </w:rPr>
-        <w:t>Integrated Service Model</w:t>
-      </w:r>
-    </w:p>
-    <w:p>
-      <w:r>
-        <w:rPr>
-          <w:color w:val="0044CC"/>
-          <w:sz w:val="22"/>
-          <w:u w:val="single"/>
-        </w:rPr>
-        <w:t>Programs connect immediate supports with long-term stability through legal, social, and policy-focused work.</w:t>
-      </w:r>
-    </w:p>
-    <w:p>
-      <w:r>
-        <w:rPr>
-          <w:color w:val="0044CC"/>
-          <w:sz w:val="22"/>
-          <w:u w:val="single"/>
-        </w:rPr>
-        <w:t>Research Partnership</w:t>
-      </w:r>
-    </w:p>
-    <w:p>
-      <w:r>
-        <w:rPr>
-          <w:color w:val="0044CC"/>
-          <w:sz w:val="22"/>
-          <w:u w:val="single"/>
-        </w:rPr>
-        <w:t>Collaboration with housing researchers helps translate tenant experience into public policy and legal advocacy.</w:t>
-      </w:r>
-    </w:p>
-    <w:p>
-      <w:r>
-        <w:rPr>
-          <w:color w:val="0044CC"/>
-          <w:sz w:val="22"/>
-          <w:u w:val="single"/>
-        </w:rPr>
-        <w:t>• Community-led service delivery is core to the organization model</w:t>
-      </w:r>
-    </w:p>
-    <w:p>
-      <w:r>
-        <w:rPr>
-          <w:color w:val="0044CC"/>
-          <w:sz w:val="22"/>
-          <w:u w:val="single"/>
-        </w:rPr>
-        <w:t>• Harm reduction principles guide frontline programs</w:t>
-      </w:r>
-    </w:p>
-    <w:p>
-      <w:r>
-        <w:rPr>
-          <w:color w:val="0044CC"/>
-          <w:sz w:val="22"/>
-          <w:u w:val="single"/>
-        </w:rPr>
-        <w:t>• Legal advocacy and policy work are deeply integrated</w:t>
-      </w:r>
-    </w:p>
-    <w:p>
-      <w:r>
-        <w:rPr>
-          <w:color w:val="0044CC"/>
-          <w:sz w:val="22"/>
-          <w:u w:val="single"/>
-        </w:rPr>
-        <w:t>• Redevelopment planning focuses on long-term community benefit</w:t>
-      </w:r>
-    </w:p>
-    <w:p>
-      <w:r>
-        <w:rPr>
-          <w:color w:val="0044CC"/>
-          <w:sz w:val="22"/>
-          <w:u w:val="single"/>
-        </w:rPr>
-        <w:t>• Verified numeric values are provided in Quick Facts</w:t>
+        <w:t>First Forward Redevelopment — 320 E Hastings</w:t>
+      </w:r>
+    </w:p>
+    <w:p>
+      <w:r>
+        <w:rPr>
+          <w:color w:val="0044CC"/>
+          <w:sz w:val="22"/>
+          <w:u w:val="single"/>
+        </w:rPr>
+        <w:t>The First Forward project will transform the 320 East Hastings site into a universally accessible, purpose-built facility: four floors of community amenities topped by seven floors of below-market rental housing (103 units — 35 supportive and 68 rental prioritized for Indigenous peoples) operated by Lu'ma Native Housing Society. 25% of units will be fully accessible, with the remainder built to adaptable standards.</w:t>
+      </w:r>
+    </w:p>
+    <w:p>
+      <w:r>
+        <w:rPr>
+          <w:color w:val="0044CC"/>
+          <w:sz w:val="22"/>
+          <w:u w:val="single"/>
+        </w:rPr>
+        <w:t>The ~$80 million project will nearly triple First United's program space to ~40,000 sq ft, incorporating:</w:t>
+      </w:r>
+    </w:p>
+    <w:p>
+      <w:r>
+        <w:rPr>
+          <w:color w:val="0044CC"/>
+          <w:sz w:val="22"/>
+          <w:u w:val="single"/>
+        </w:rPr>
+        <w:t>• Expanded food security and meal service infrastructure</w:t>
+      </w:r>
+    </w:p>
+    <w:p>
+      <w:r>
+        <w:rPr>
+          <w:color w:val="0044CC"/>
+          <w:sz w:val="22"/>
+          <w:u w:val="single"/>
+        </w:rPr>
+        <w:t>• Dedicated legal advocacy and tenant support offices</w:t>
+      </w:r>
+    </w:p>
+    <w:p>
+      <w:r>
+        <w:rPr>
+          <w:color w:val="0044CC"/>
+          <w:sz w:val="22"/>
+          <w:u w:val="single"/>
+        </w:rPr>
+        <w:t>• Culturally grounded healing and spiritual care spaces</w:t>
+      </w:r>
+    </w:p>
+    <w:p>
+      <w:r>
+        <w:rPr>
+          <w:color w:val="0044CC"/>
+          <w:sz w:val="22"/>
+          <w:u w:val="single"/>
+        </w:rPr>
+        <w:t>• Community gathering, drop-in areas, and an outdoor deck</w:t>
+      </w:r>
+    </w:p>
+    <w:p>
+      <w:r>
+        <w:rPr>
+          <w:color w:val="0044CC"/>
+          <w:sz w:val="22"/>
+          <w:u w:val="single"/>
+        </w:rPr>
+        <w:t>• Warming, cooling, and wildfire smoke refuge for unsheltered community members</w:t>
+      </w:r>
+    </w:p>
+    <w:p>
+      <w:r>
+        <w:rPr>
+          <w:color w:val="0044CC"/>
+          <w:sz w:val="22"/>
+          <w:u w:val="single"/>
+        </w:rPr>
+        <w:t>The design was shaped by extensive community consultation: nearly 100 DTES residents with lived experience participated in one-on-one conversations and focus groups, alongside service providers and government partners. The interior is designed by Nisga'a architect Luugigyoo Patrick Stewart, with cultural consultant Xalek/Sekyu Siyam Chief Ian Campbell guiding the regulatory and design process. The exterior integrates works by Musqueam, Squamish, and Tsleil-Waututh artists.</w:t>
+      </w:r>
+    </w:p>
+    <w:p>
+      <w:r>
+        <w:rPr>
+          <w:color w:val="0044CC"/>
+          <w:sz w:val="22"/>
+          <w:u w:val="single"/>
+        </w:rPr>
+        <w:t>BSH Evictions &amp; Security of Tenure Partnership</w:t>
+      </w:r>
+    </w:p>
+    <w:p>
+      <w:r>
+        <w:rPr>
+          <w:color w:val="0044CC"/>
+          <w:sz w:val="22"/>
+          <w:u w:val="single"/>
+        </w:rPr>
+        <w:t>First United is a key partner in BSH's Evictions and Security of Tenure research project. Through this collaboration, First United has collected eviction survey data from over 1,100 BC tenants, providing critical evidence on who is being evicted and the downstream impacts on households — data not being collected anywhere else in Canada.</w:t>
+      </w:r>
+    </w:p>
+    <w:p>
+      <w:r>
+        <w:rPr>
+          <w:color w:val="0044CC"/>
+          <w:sz w:val="22"/>
+          <w:u w:val="single"/>
+        </w:rPr>
+        <w:t>Key findings from the broader BSH research show that no-fault evictions account for 65% of evictions nationally and 85% in British Columbia, highlighting the severe displacement pressures renters face. The project also includes research on Indigenous tenant rights and model legislation for Indigenous housing justice.</w:t>
+      </w:r>
+    </w:p>
+    <w:p>
+      <w:r>
+        <w:rPr>
+          <w:color w:val="0044CC"/>
+          <w:sz w:val="22"/>
+          <w:u w:val="single"/>
+        </w:rPr>
+        <w:t>Three Pillars Model</w:t>
+      </w:r>
+    </w:p>
+    <w:p>
+      <w:r>
+        <w:rPr>
+          <w:color w:val="0044CC"/>
+          <w:sz w:val="22"/>
+          <w:u w:val="single"/>
+        </w:rPr>
+        <w:t>First United organizes its work around three interconnected pillars, mirroring how housing precarity requires integrated responses:</w:t>
+      </w:r>
+    </w:p>
+    <w:p>
+      <w:r>
+        <w:rPr>
+          <w:color w:val="0044CC"/>
+          <w:sz w:val="22"/>
+          <w:u w:val="single"/>
+        </w:rPr>
+        <w:t>• Essential Services: Meeting immediate needs — safe shelter, food, help desk navigation for benefits, ID, and housing applications</w:t>
+      </w:r>
+    </w:p>
+    <w:p>
+      <w:r>
+        <w:rPr>
+          <w:color w:val="0044CC"/>
+          <w:sz w:val="22"/>
+          <w:u w:val="single"/>
+        </w:rPr>
+        <w:t>• Community Connection: Building belonging through drop-in spaces, cultural programming, Indigenous-led healing, peer support, and spiritual care</w:t>
+      </w:r>
+    </w:p>
+    <w:p>
+      <w:r>
+        <w:rPr>
+          <w:color w:val="0044CC"/>
+          <w:sz w:val="22"/>
+          <w:u w:val="single"/>
+        </w:rPr>
+        <w:t>• Systems Change: Addressing root causes through legal advocacy, tenant rights work, eviction prevention, and policy research partnerships like the BSH collaboration</w:t>
+      </w:r>
+    </w:p>
+    <w:p>
+      <w:r>
+        <w:rPr>
+          <w:color w:val="0044CC"/>
+          <w:sz w:val="22"/>
+          <w:u w:val="single"/>
+        </w:rPr>
+        <w:t>• Operating in the DTES since 1886</w:t>
+      </w:r>
+    </w:p>
+    <w:p>
+      <w:r>
+        <w:rPr>
+          <w:color w:val="0044CC"/>
+          <w:sz w:val="22"/>
+          <w:u w:val="single"/>
+        </w:rPr>
+        <w:t>• 51 low-barrier shelter beds at the current safe shelter site</w:t>
+      </w:r>
+    </w:p>
+    <w:p>
+      <w:r>
+        <w:rPr>
+          <w:color w:val="0044CC"/>
+          <w:sz w:val="22"/>
+          <w:u w:val="single"/>
+        </w:rPr>
+        <w:t>• 1,400+ legal advocacy cases each year</w:t>
+      </w:r>
+    </w:p>
+    <w:p>
+      <w:r>
+        <w:rPr>
+          <w:color w:val="0044CC"/>
+          <w:sz w:val="22"/>
+          <w:u w:val="single"/>
+        </w:rPr>
+        <w:t>• 320 E Hastings redevelopment targets 100+ homes</w:t>
       </w:r>
     </w:p>
     <w:p>
@@ -4380,37 +2326,27 @@
           <w:sz w:val="22"/>
           <w:u w:val="single"/>
         </w:rPr>
-        <w:t>The Aboriginal Front Door Society is an Indigenous-led community hub in the Downtown Eastside.</w:t>
-      </w:r>
-    </w:p>
-    <w:p>
-      <w:r>
-        <w:rPr>
-          <w:color w:val="0044CC"/>
-          <w:sz w:val="22"/>
-          <w:u w:val="single"/>
-        </w:rPr>
-        <w:t>Programs focus on cultural reconnection, daily support, and safe referrals grounded in Indigenous teachings.</w:t>
-      </w:r>
-    </w:p>
-    <w:p>
-      <w:r>
-        <w:rPr>
-          <w:color w:val="0044CC"/>
-          <w:sz w:val="22"/>
-          <w:u w:val="single"/>
-        </w:rPr>
-        <w:t>The organization provides practical services while strengthening identity, kinship, and community resilience.</w:t>
-      </w:r>
-    </w:p>
-    <w:p>
-      <w:r>
-        <w:rPr>
-          <w:color w:val="0044CC"/>
-          <w:sz w:val="22"/>
-          <w:u w:val="single"/>
-        </w:rPr>
-        <w:t>Verified figures are listed in Quick Facts, with linked sources for each value.</w:t>
+        <w:t>The Aboriginal Front Door Society offers a supportive space for Indigenous and non-Indigenous people in the Downtown Eastside, focusing on traditional approaches to community and healing.</w:t>
+      </w:r>
+    </w:p>
+    <w:p>
+      <w:r>
+        <w:rPr>
+          <w:color w:val="0044CC"/>
+          <w:sz w:val="22"/>
+          <w:u w:val="single"/>
+        </w:rPr>
+        <w:t>Operating as a drop-in centre, they provide Elder and family cultural guidance, community meetings, social and recreational activities, and culturally safe referrals for drug and alcohol treatment.</w:t>
+      </w:r>
+    </w:p>
+    <w:p>
+      <w:r>
+        <w:rPr>
+          <w:color w:val="0044CC"/>
+          <w:sz w:val="22"/>
+          <w:u w:val="single"/>
+        </w:rPr>
+        <w:t>Their mission is to foster, encourage, and support marginalized people to live with love, honor, respect, and compassion by reconnecting them to their culture and to each other through traditional ways.</w:t>
       </w:r>
     </w:p>
     <w:p>
@@ -4430,37 +2366,37 @@
           <w:sz w:val="22"/>
           <w:u w:val="single"/>
         </w:rPr>
-        <w:t>• Cultural Programming: Talking circles, craft practices, and shared activities support cultural continuity and healing. (Culture)</w:t>
-      </w:r>
-    </w:p>
-    <w:p>
-      <w:r>
-        <w:rPr>
-          <w:color w:val="0044CC"/>
-          <w:sz w:val="22"/>
-          <w:u w:val="single"/>
-        </w:rPr>
-        <w:t>• Drop-In Support: The site serves as a safe entry point for connection, language, and community services. (Community services)</w:t>
-      </w:r>
-    </w:p>
-    <w:p>
-      <w:r>
-        <w:rPr>
-          <w:color w:val="0044CC"/>
-          <w:sz w:val="22"/>
-          <w:u w:val="single"/>
-        </w:rPr>
-        <w:t>• Storage and Safety: Practical supports include storage, referrals, and relationship-based outreach. (Support)</w:t>
-      </w:r>
-    </w:p>
-    <w:p>
-      <w:r>
-        <w:rPr>
-          <w:color w:val="0044CC"/>
-          <w:sz w:val="22"/>
-          <w:u w:val="single"/>
-        </w:rPr>
-        <w:t>• Food Programs: Food distribution and daily gathering space help stabilize community members facing insecurity. (Basic needs)</w:t>
+        <w:t>• Cultural Programming: Provides talking circles, drumming, singing, beadwork, cedar bark weaving, and bannock making. (Culture)</w:t>
+      </w:r>
+    </w:p>
+    <w:p>
+      <w:r>
+        <w:rPr>
+          <w:color w:val="0044CC"/>
+          <w:sz w:val="22"/>
+          <w:u w:val="single"/>
+        </w:rPr>
+        <w:t>• Drop-in Centre: A safe entry point for community connection, education, and language learning. (Community services)</w:t>
+      </w:r>
+    </w:p>
+    <w:p>
+      <w:r>
+        <w:rPr>
+          <w:color w:val="0044CC"/>
+          <w:sz w:val="22"/>
+          <w:u w:val="single"/>
+        </w:rPr>
+        <w:t>• Homeless Storage Program: Secure bin storage for individuals experiencing homelessness or precarious housing. (Support)</w:t>
+      </w:r>
+    </w:p>
+    <w:p>
+      <w:r>
+        <w:rPr>
+          <w:color w:val="0044CC"/>
+          <w:sz w:val="22"/>
+          <w:u w:val="single"/>
+        </w:rPr>
+        <w:t>• Food Security: A weekly food bank and daily morning coffee with Elder Coordinators. (Basic needs)</w:t>
       </w:r>
     </w:p>
     <w:p>
@@ -4490,7 +2426,7 @@
           <w:sz w:val="22"/>
           <w:u w:val="single"/>
         </w:rPr>
-        <w:t>The society advances Indigenous-led healing and wellness approaches rooted in tradition and lived experience.</w:t>
+        <w:t>The organization champions the implementation of an Indigenous-specific drug and alcohol strategy in the DTES, grounding its approach in Aboriginal traditions and teachings.</w:t>
       </w:r>
     </w:p>
     <w:p>
@@ -4510,57 +2446,47 @@
           <w:sz w:val="22"/>
           <w:u w:val="single"/>
         </w:rPr>
-        <w:t>Programming combines practical care with culturally grounded community-building in a consistent drop-in environment.</w:t>
-      </w:r>
-    </w:p>
-    <w:p>
-      <w:r>
-        <w:rPr>
-          <w:color w:val="0044CC"/>
-          <w:sz w:val="22"/>
-          <w:u w:val="single"/>
-        </w:rPr>
-        <w:t>• Indigenous leadership anchors governance and program direction</w:t>
-      </w:r>
-    </w:p>
-    <w:p>
-      <w:r>
-        <w:rPr>
-          <w:color w:val="0044CC"/>
-          <w:sz w:val="22"/>
-          <w:u w:val="single"/>
-        </w:rPr>
-        <w:t>• Cultural practice is integrated into daily service delivery</w:t>
-      </w:r>
-    </w:p>
-    <w:p>
-      <w:r>
-        <w:rPr>
-          <w:color w:val="0044CC"/>
-          <w:sz w:val="22"/>
-          <w:u w:val="single"/>
-        </w:rPr>
-        <w:t>• Drop-in supports strengthen safety and belonging</w:t>
-      </w:r>
-    </w:p>
-    <w:p>
-      <w:r>
-        <w:rPr>
-          <w:color w:val="0044CC"/>
-          <w:sz w:val="22"/>
-          <w:u w:val="single"/>
-        </w:rPr>
-        <w:t>• Community referrals are grounded in trust and continuity</w:t>
-      </w:r>
-    </w:p>
-    <w:p>
-      <w:r>
-        <w:rPr>
-          <w:color w:val="0044CC"/>
-          <w:sz w:val="22"/>
-          <w:u w:val="single"/>
-        </w:rPr>
-        <w:t>• Verified numeric values are provided in Quick Facts</w:t>
+        <w:t>Programming includes morning coffee starting at 8:00 AM, a Wednesday food bank, and regular cultural workshops. These activities help anchor individuals needing connection and cultural resonance in the neighborhood.</w:t>
+      </w:r>
+    </w:p>
+    <w:p>
+      <w:r>
+        <w:rPr>
+          <w:color w:val="0044CC"/>
+          <w:sz w:val="22"/>
+          <w:u w:val="single"/>
+        </w:rPr>
+        <w:t>• Located at 384 Main Street, serving the DTES community</w:t>
+      </w:r>
+    </w:p>
+    <w:p>
+      <w:r>
+        <w:rPr>
+          <w:color w:val="0044CC"/>
+          <w:sz w:val="22"/>
+          <w:u w:val="single"/>
+        </w:rPr>
+        <w:t>• Provides cultural activities, Elder guidance, and safe referrals</w:t>
+      </w:r>
+    </w:p>
+    <w:p>
+      <w:r>
+        <w:rPr>
+          <w:color w:val="0044CC"/>
+          <w:sz w:val="22"/>
+          <w:u w:val="single"/>
+        </w:rPr>
+        <w:t>• Operates a homeless storage program and regular food bank</w:t>
+      </w:r>
+    </w:p>
+    <w:p>
+      <w:r>
+        <w:rPr>
+          <w:color w:val="0044CC"/>
+          <w:sz w:val="22"/>
+          <w:u w:val="single"/>
+        </w:rPr>
+        <w:t>• A critical Indigenous-led organization in the neighborhood</w:t>
       </w:r>
     </w:p>
     <w:p>
@@ -4747,37 +2673,27 @@
           <w:sz w:val="22"/>
           <w:u w:val="single"/>
         </w:rPr>
-        <w:t>The UBC Learning Exchange connects university resources with Downtown Eastside community priorities through reciprocal learning.</w:t>
-      </w:r>
-    </w:p>
-    <w:p>
-      <w:r>
-        <w:rPr>
-          <w:color w:val="0044CC"/>
-          <w:sz w:val="22"/>
-          <w:u w:val="single"/>
-        </w:rPr>
-        <w:t>Programs focus on digital access, communication, and resident-informed education in a locally embedded setting.</w:t>
-      </w:r>
-    </w:p>
-    <w:p>
-      <w:r>
-        <w:rPr>
-          <w:color w:val="0044CC"/>
-          <w:sz w:val="22"/>
-          <w:u w:val="single"/>
-        </w:rPr>
-        <w:t>The space also hosts community-engaged research that bridges academic analysis and lived expertise.</w:t>
-      </w:r>
-    </w:p>
-    <w:p>
-      <w:r>
-        <w:rPr>
-          <w:color w:val="0044CC"/>
-          <w:sz w:val="22"/>
-          <w:u w:val="single"/>
-        </w:rPr>
-        <w:t>Verified figures are listed in Quick Facts, with linked sources for each value.</w:t>
+        <w:t>The UBC Learning Exchange has operated at 612 Main Street since 2000, serving as a bridge between UBC and the Downtown Eastside community. Programming is grounded in reciprocal learning: residents access free educational opportunities, while UBC students and faculty engage in community-informed teaching and research.</w:t>
+      </w:r>
+    </w:p>
+    <w:p>
+      <w:r>
+        <w:rPr>
+          <w:color w:val="0044CC"/>
+          <w:sz w:val="22"/>
+          <w:u w:val="single"/>
+        </w:rPr>
+        <w:t>Core programs include computer and digital literacy support, conversation and communication workshops, and collaborative projects shaped by resident-identified priorities. The Learning Exchange also serves as a venue for community-engaged research events.</w:t>
+      </w:r>
+    </w:p>
+    <w:p>
+      <w:r>
+        <w:rPr>
+          <w:color w:val="0044CC"/>
+          <w:sz w:val="22"/>
+          <w:u w:val="single"/>
+        </w:rPr>
+        <w:t>In June 2025, UBC's Housing Research Collaborative held "Confronting Sweeps: Reimagining Advocacy for Tent Cities" at the Learning Exchange. The workshop brought together 40 participants — legal experts, frontline workers, community organizers, and individuals with lived experience — to examine how municipal bylaws and zoning policies continue to displace unhoused residents. The resulting report proposes classifying encampment supports as core policy decisions and shifting toward legal tools that emphasize human dignity and community accountability.</w:t>
       </w:r>
     </w:p>
     <w:p>
@@ -4797,37 +2713,37 @@
           <w:sz w:val="22"/>
           <w:u w:val="single"/>
         </w:rPr>
-        <w:t>• Resident-Informed Learning: Programs are designed with residents and partners rather than delivered as one-way outreach. (Reciprocal model)</w:t>
-      </w:r>
-    </w:p>
-    <w:p>
-      <w:r>
-        <w:rPr>
-          <w:color w:val="0044CC"/>
-          <w:sz w:val="22"/>
-          <w:u w:val="single"/>
-        </w:rPr>
-        <w:t>• Digital and Communication Support: Workshops and practical coaching improve access to services, information, and participation. (Skills building)</w:t>
-      </w:r>
-    </w:p>
-    <w:p>
-      <w:r>
-        <w:rPr>
-          <w:color w:val="0044CC"/>
-          <w:sz w:val="22"/>
-          <w:u w:val="single"/>
-        </w:rPr>
-        <w:t>• Community Research Hosting: The site convenes dialogue between legal advocates, service providers, and community members. (Knowledge exchange)</w:t>
-      </w:r>
-    </w:p>
-    <w:p>
-      <w:r>
-        <w:rPr>
-          <w:color w:val="0044CC"/>
-          <w:sz w:val="22"/>
-          <w:u w:val="single"/>
-        </w:rPr>
-        <w:t>• Neighbourhood Integration: Local partnerships help align university activity with frontline priorities in the area. (Place-based)</w:t>
+        <w:t>• Community Programs: Observe free, resident-centered learning programs delivered at 612 Main Street. (Education)</w:t>
+      </w:r>
+    </w:p>
+    <w:p>
+      <w:r>
+        <w:rPr>
+          <w:color w:val="0044CC"/>
+          <w:sz w:val="22"/>
+          <w:u w:val="single"/>
+        </w:rPr>
+        <w:t>• Research Partnerships: Review how community priorities are integrated into UBC teaching and research projects. (Research)</w:t>
+      </w:r>
+    </w:p>
+    <w:p>
+      <w:r>
+        <w:rPr>
+          <w:color w:val="0044CC"/>
+          <w:sz w:val="22"/>
+          <w:u w:val="single"/>
+        </w:rPr>
+        <w:t>• Student Involvement: See how students contribute through service learning and community-engaged coursework. (Partnership)</w:t>
+      </w:r>
+    </w:p>
+    <w:p>
+      <w:r>
+        <w:rPr>
+          <w:color w:val="0044CC"/>
+          <w:sz w:val="22"/>
+          <w:u w:val="single"/>
+        </w:rPr>
+        <w:t>• Resource Access: Map pathways from the neighbourhood into UBC resources and public-facing services. (Access)</w:t>
       </w:r>
     </w:p>
     <w:p>
@@ -4857,97 +2773,147 @@
           <w:sz w:val="22"/>
           <w:u w:val="single"/>
         </w:rPr>
-        <w:t>The Learning Exchange builds programming through shared design with residents and community organizations.</w:t>
-      </w:r>
-    </w:p>
-    <w:p>
-      <w:r>
-        <w:rPr>
-          <w:color w:val="0044CC"/>
-          <w:sz w:val="22"/>
-          <w:u w:val="single"/>
-        </w:rPr>
-        <w:t>Education and Inclusion</w:t>
-      </w:r>
-    </w:p>
-    <w:p>
-      <w:r>
-        <w:rPr>
-          <w:color w:val="0044CC"/>
-          <w:sz w:val="22"/>
-          <w:u w:val="single"/>
-        </w:rPr>
-        <w:t>Core offerings support digital literacy, communication, and confidence-building for community participation.</w:t>
-      </w:r>
-    </w:p>
-    <w:p>
-      <w:r>
-        <w:rPr>
-          <w:color w:val="0044CC"/>
-          <w:sz w:val="22"/>
-          <w:u w:val="single"/>
-        </w:rPr>
-        <w:t>Research and Civic Dialogue</w:t>
-      </w:r>
-    </w:p>
-    <w:p>
-      <w:r>
-        <w:rPr>
-          <w:color w:val="0044CC"/>
-          <w:sz w:val="22"/>
-          <w:u w:val="single"/>
-        </w:rPr>
-        <w:t>Events and collaborations support policy discussion informed by both academic and lived knowledge.</w:t>
-      </w:r>
-    </w:p>
-    <w:p>
-      <w:r>
-        <w:rPr>
-          <w:color w:val="0044CC"/>
-          <w:sz w:val="22"/>
-          <w:u w:val="single"/>
-        </w:rPr>
-        <w:t>• Reciprocal learning is the foundation of program delivery</w:t>
-      </w:r>
-    </w:p>
-    <w:p>
-      <w:r>
-        <w:rPr>
-          <w:color w:val="0044CC"/>
-          <w:sz w:val="22"/>
-          <w:u w:val="single"/>
-        </w:rPr>
-        <w:t>• Resident priorities shape educational offerings</w:t>
-      </w:r>
-    </w:p>
-    <w:p>
-      <w:r>
-        <w:rPr>
-          <w:color w:val="0044CC"/>
-          <w:sz w:val="22"/>
-          <w:u w:val="single"/>
-        </w:rPr>
-        <w:t>• Community-engaged research is hosted on site</w:t>
-      </w:r>
-    </w:p>
-    <w:p>
-      <w:r>
-        <w:rPr>
-          <w:color w:val="0044CC"/>
-          <w:sz w:val="22"/>
-          <w:u w:val="single"/>
-        </w:rPr>
-        <w:t>• Partnerships connect campus and neighbourhood systems</w:t>
-      </w:r>
-    </w:p>
-    <w:p>
-      <w:r>
-        <w:rPr>
-          <w:color w:val="0044CC"/>
-          <w:sz w:val="22"/>
-          <w:u w:val="single"/>
-        </w:rPr>
-        <w:t>• Verified numeric values are provided in Quick Facts</w:t>
+        <w:t>The Learning Exchange builds all programs with community members and local organizations — not as one-way outreach. Residents shape program priorities, and their knowledge is reflected in project design and evaluation.</w:t>
+      </w:r>
+    </w:p>
+    <w:p>
+      <w:r>
+        <w:rPr>
+          <w:color w:val="0044CC"/>
+          <w:sz w:val="22"/>
+          <w:u w:val="single"/>
+        </w:rPr>
+        <w:t>Education and Skills</w:t>
+      </w:r>
+    </w:p>
+    <w:p>
+      <w:r>
+        <w:rPr>
+          <w:color w:val="0044CC"/>
+          <w:sz w:val="22"/>
+          <w:u w:val="single"/>
+        </w:rPr>
+        <w:t>Activities include computer and digital literacy support, communication and conversation workshops, and sessions responding to resident-identified interests. These programs prioritize equitable access and digital inclusion for DTES residents.</w:t>
+      </w:r>
+    </w:p>
+    <w:p>
+      <w:r>
+        <w:rPr>
+          <w:color w:val="0044CC"/>
+          <w:sz w:val="22"/>
+          <w:u w:val="single"/>
+        </w:rPr>
+        <w:t>Research and Events</w:t>
+      </w:r>
+    </w:p>
+    <w:p>
+      <w:r>
+        <w:rPr>
+          <w:color w:val="0044CC"/>
+          <w:sz w:val="22"/>
+          <w:u w:val="single"/>
+        </w:rPr>
+        <w:t>The Learning Exchange hosts community-engaged research events that bridge academic analysis with lived experience. In June 2025, UBC's Housing Research Collaborative (HRC) held the "Confronting Sweeps: Reimagining Advocacy for Tent Cities" workshop at the Learning Exchange, convening 40 participants — legal experts, frontline workers, community organizers, and individuals with lived experience of homelessness — to reimagine policy responses to encampment displacement.</w:t>
+      </w:r>
+    </w:p>
+    <w:p>
+      <w:r>
+        <w:rPr>
+          <w:color w:val="0044CC"/>
+          <w:sz w:val="22"/>
+          <w:u w:val="single"/>
+        </w:rPr>
+        <w:t>The resulting report (McKay &amp; Sethi, 2025) examines how municipal bylaws and zoning policies continue to displace unhoused residents through surveillance and control, and proposes advocacy frameworks grounded in human dignity rather than punitive enforcement. The Learning Exchange's role as host reflects its position as a trusted community space where research serves justice.</w:t>
+      </w:r>
+    </w:p>
+    <w:p>
+      <w:r>
+        <w:rPr>
+          <w:color w:val="0044CC"/>
+          <w:sz w:val="22"/>
+          <w:u w:val="single"/>
+        </w:rPr>
+        <w:t>Community Integration</w:t>
+      </w:r>
+    </w:p>
+    <w:p>
+      <w:r>
+        <w:rPr>
+          <w:color w:val="0044CC"/>
+          <w:sz w:val="22"/>
+          <w:u w:val="single"/>
+        </w:rPr>
+        <w:t>Partnerships across the DTES ensure UBC resources are shared equitably:</w:t>
+      </w:r>
+    </w:p>
+    <w:p>
+      <w:r>
+        <w:rPr>
+          <w:color w:val="0044CC"/>
+          <w:sz w:val="22"/>
+          <w:u w:val="single"/>
+        </w:rPr>
+        <w:t>• Resident-informed programming shapes digital inclusion and education offerings</w:t>
+      </w:r>
+    </w:p>
+    <w:p>
+      <w:r>
+        <w:rPr>
+          <w:color w:val="0044CC"/>
+          <w:sz w:val="22"/>
+          <w:u w:val="single"/>
+        </w:rPr>
+        <w:t>• Service learning pathways connect UBC students with community priorities</w:t>
+      </w:r>
+    </w:p>
+    <w:p>
+      <w:r>
+        <w:rPr>
+          <w:color w:val="0044CC"/>
+          <w:sz w:val="22"/>
+          <w:u w:val="single"/>
+        </w:rPr>
+        <w:t>• Research collaborations bridge academic analysis with lived experience and frontline knowledge</w:t>
+      </w:r>
+    </w:p>
+    <w:p>
+      <w:r>
+        <w:rPr>
+          <w:color w:val="0044CC"/>
+          <w:sz w:val="22"/>
+          <w:u w:val="single"/>
+        </w:rPr>
+        <w:t>• Reciprocal learning hub at 612 Main Street since 2000</w:t>
+      </w:r>
+    </w:p>
+    <w:p>
+      <w:r>
+        <w:rPr>
+          <w:color w:val="0044CC"/>
+          <w:sz w:val="22"/>
+          <w:u w:val="single"/>
+        </w:rPr>
+        <w:t>• Free digital literacy, communication, and education programs</w:t>
+      </w:r>
+    </w:p>
+    <w:p>
+      <w:r>
+        <w:rPr>
+          <w:color w:val="0044CC"/>
+          <w:sz w:val="22"/>
+          <w:u w:val="single"/>
+        </w:rPr>
+        <w:t>• Hosted HRC's 'Confronting Sweeps' workshop in June 2025</w:t>
+      </w:r>
+    </w:p>
+    <w:p>
+      <w:r>
+        <w:rPr>
+          <w:color w:val="0044CC"/>
+          <w:sz w:val="22"/>
+          <w:u w:val="single"/>
+        </w:rPr>
+        <w:t>• Research collaborations bridging academic and community knowledge</w:t>
       </w:r>
     </w:p>
     <w:p>
@@ -5225,39 +3191,43 @@
           <w:color w:val="CC0000"/>
           <w:sz w:val="22"/>
         </w:rPr>
-        <w:t xml:space="preserve">(DTES) is home to over 4,000 residents living in roughly 99 SRO buildings — often the last rental option before homelessness. Approximately one-third of SRO residents are Indigenous. </w:t>
-      </w:r>
-      <w:r>
-        <w:rPr>
-          <w:color w:val="0044CC"/>
-          <w:sz w:val="22"/>
-          <w:u w:val="single"/>
-        </w:rPr>
-        <w:t xml:space="preserve">Community Land Trust advances community ownership as an anti-displacement housing strategy. </w:t>
-      </w:r>
-    </w:p>
-    <w:p>
+        <w:t xml:space="preserve">(DTES) </w:t>
+      </w:r>
+      <w:r>
+        <w:rPr>
+          <w:color w:val="0044CC"/>
+          <w:sz w:val="22"/>
+          <w:u w:val="single"/>
+        </w:rPr>
+        <w:t xml:space="preserve">Community Land Trust (DTES CLT) </w:t>
+      </w:r>
+      <w:r>
+        <w:rPr>
+          <w:sz w:val="22"/>
+        </w:rPr>
+        <w:t xml:space="preserve">is </w:t>
+      </w:r>
       <w:r>
         <w:rPr>
           <w:strike/>
           <w:color w:val="CC0000"/>
           <w:sz w:val="22"/>
         </w:rPr>
-        <w:t xml:space="preserve">Community organizations are working to acquire buildings </w:t>
-      </w:r>
-      <w:r>
-        <w:rPr>
-          <w:color w:val="0044CC"/>
-          <w:sz w:val="22"/>
-          <w:u w:val="single"/>
-        </w:rPr>
-        <w:t xml:space="preserve">Its governance model centres Indigenous leadership, tenant voice, </w:t>
-      </w:r>
-      <w:r>
-        <w:rPr>
-          <w:sz w:val="22"/>
-        </w:rPr>
-        <w:t xml:space="preserve">and </w:t>
+        <w:t xml:space="preserve">home to over 4,000 residents living </w:t>
+      </w:r>
+      <w:r>
+        <w:rPr>
+          <w:color w:val="0044CC"/>
+          <w:sz w:val="22"/>
+          <w:u w:val="single"/>
+        </w:rPr>
+        <w:t xml:space="preserve">a community-governed non-profit that acquires privately owned buildings and transfers them into permanent community ownership. Founded </w:t>
+      </w:r>
+      <w:r>
+        <w:rPr>
+          <w:sz w:val="22"/>
+        </w:rPr>
+        <w:t xml:space="preserve">in </w:t>
       </w:r>
       <w:r>
         <w:rPr>
@@ -5265,39 +3235,43 @@
           <w:color w:val="CC0000"/>
           <w:sz w:val="22"/>
         </w:rPr>
-        <w:t xml:space="preserve">convert them to permanent community ownership through land trust models, removing them from the speculative market while preserving affordability for current residents. </w:t>
-      </w:r>
-      <w:r>
-        <w:rPr>
-          <w:color w:val="0044CC"/>
-          <w:sz w:val="22"/>
-          <w:u w:val="single"/>
-        </w:rPr>
-        <w:t xml:space="preserve">lived experience in major decisions. </w:t>
-      </w:r>
-    </w:p>
-    <w:p>
+        <w:t xml:space="preserve">roughly 99 SRO buildings — often </w:t>
+      </w:r>
+      <w:r>
+        <w:rPr>
+          <w:color w:val="0044CC"/>
+          <w:sz w:val="22"/>
+          <w:u w:val="single"/>
+        </w:rPr>
+        <w:t xml:space="preserve">2020 and formally incorporated in January 2023, </w:t>
+      </w:r>
+      <w:r>
+        <w:rPr>
+          <w:sz w:val="22"/>
+        </w:rPr>
+        <w:t xml:space="preserve">the </w:t>
+      </w:r>
       <w:r>
         <w:rPr>
           <w:strike/>
           <w:color w:val="CC0000"/>
           <w:sz w:val="22"/>
         </w:rPr>
-        <w:t xml:space="preserve">In 2023, the Province provided an $11 million grant to the DTES SRO Collaborative Society to support tenant-led programming </w:t>
-      </w:r>
-      <w:r>
-        <w:rPr>
-          <w:color w:val="0044CC"/>
-          <w:sz w:val="22"/>
-          <w:u w:val="single"/>
-        </w:rPr>
-        <w:t xml:space="preserve">Acquisition </w:t>
-      </w:r>
-      <w:r>
-        <w:rPr>
-          <w:sz w:val="22"/>
-        </w:rPr>
-        <w:t xml:space="preserve">and </w:t>
+        <w:t xml:space="preserve">last rental option before homelessness. Approximately one-third </w:t>
+      </w:r>
+      <w:r>
+        <w:rPr>
+          <w:color w:val="0044CC"/>
+          <w:sz w:val="22"/>
+          <w:u w:val="single"/>
+        </w:rPr>
+        <w:t xml:space="preserve">CLT operates under Indigenous co-leadership with a decolonized governance model co-led by Indigenous peoples and those with lived experience </w:t>
+      </w:r>
+      <w:r>
+        <w:rPr>
+          <w:sz w:val="22"/>
+        </w:rPr>
+        <w:t xml:space="preserve">of </w:t>
       </w:r>
       <w:r>
         <w:rPr>
@@ -5305,47 +3279,145 @@
           <w:color w:val="CC0000"/>
           <w:sz w:val="22"/>
         </w:rPr>
-        <w:t xml:space="preserve">safety initiatives. The Downtown Eastside Community Land Trust (DTES CLT) was incorporated in 2023 to acquire buildings under Indigenous co-leadership </w:t>
-      </w:r>
-      <w:r>
-        <w:rPr>
-          <w:color w:val="0044CC"/>
-          <w:sz w:val="22"/>
-          <w:u w:val="single"/>
-        </w:rPr>
-        <w:t xml:space="preserve">operations work focuses on preserving affordability </w:t>
-      </w:r>
-      <w:r>
-        <w:rPr>
-          <w:sz w:val="22"/>
-        </w:rPr>
-        <w:t xml:space="preserve">and </w:t>
-      </w:r>
+        <w:t xml:space="preserve">SRO residents are Indigenous. </w:t>
+      </w:r>
+      <w:r>
+        <w:rPr>
+          <w:color w:val="0044CC"/>
+          <w:sz w:val="22"/>
+          <w:u w:val="single"/>
+        </w:rPr>
+        <w:t xml:space="preserve">housing precarity. </w:t>
+      </w:r>
+    </w:p>
+    <w:p>
       <w:r>
         <w:rPr>
           <w:strike/>
           <w:color w:val="CC0000"/>
           <w:sz w:val="22"/>
         </w:rPr>
-        <w:t xml:space="preserve">community governance. </w:t>
-      </w:r>
-      <w:r>
-        <w:rPr>
-          <w:color w:val="0044CC"/>
-          <w:sz w:val="22"/>
-          <w:u w:val="single"/>
-        </w:rPr>
-        <w:t xml:space="preserve">strengthening resident control over housing outcomes. </w:t>
-      </w:r>
-    </w:p>
-    <w:p>
-      <w:r>
-        <w:rPr>
-          <w:color w:val="0044CC"/>
-          <w:sz w:val="22"/>
-          <w:u w:val="single"/>
-        </w:rPr>
-        <w:t>Verified figures are listed in Quick Facts, with linked sources for each value.</w:t>
+        <w:t xml:space="preserve">Community organizations are working </w:t>
+      </w:r>
+      <w:r>
+        <w:rPr>
+          <w:color w:val="0044CC"/>
+          <w:sz w:val="22"/>
+          <w:u w:val="single"/>
+        </w:rPr>
+        <w:t xml:space="preserve">The CLT's governance structure includes a community-elected board and a tenant and elder sub-committee that meets monthly </w:t>
+      </w:r>
+      <w:r>
+        <w:rPr>
+          <w:sz w:val="22"/>
+        </w:rPr>
+        <w:t xml:space="preserve">to </w:t>
+      </w:r>
+      <w:r>
+        <w:rPr>
+          <w:strike/>
+          <w:color w:val="CC0000"/>
+          <w:sz w:val="22"/>
+        </w:rPr>
+        <w:t xml:space="preserve">acquire buildings </w:t>
+      </w:r>
+      <w:r>
+        <w:rPr>
+          <w:color w:val="0044CC"/>
+          <w:sz w:val="22"/>
+          <w:u w:val="single"/>
+        </w:rPr>
+        <w:t xml:space="preserve">provide input on building acquisitions, renovations, </w:t>
+      </w:r>
+      <w:r>
+        <w:rPr>
+          <w:sz w:val="22"/>
+        </w:rPr>
+        <w:t xml:space="preserve">and </w:t>
+      </w:r>
+      <w:r>
+        <w:rPr>
+          <w:strike/>
+          <w:color w:val="CC0000"/>
+          <w:sz w:val="22"/>
+        </w:rPr>
+        <w:t xml:space="preserve">convert them to permanent community ownership through land trust models, removing them from the speculative market while preserving affordability for current residents. </w:t>
+      </w:r>
+      <w:r>
+        <w:rPr>
+          <w:color w:val="0044CC"/>
+          <w:sz w:val="22"/>
+          <w:u w:val="single"/>
+        </w:rPr>
+        <w:t xml:space="preserve">operations. This model ensures that those most affected by housing instability have direct decision-making power. </w:t>
+      </w:r>
+    </w:p>
+    <w:p>
+      <w:r>
+        <w:rPr>
+          <w:sz w:val="22"/>
+        </w:rPr>
+        <w:t xml:space="preserve">In </w:t>
+      </w:r>
+      <w:r>
+        <w:rPr>
+          <w:strike/>
+          <w:color w:val="CC0000"/>
+          <w:sz w:val="22"/>
+        </w:rPr>
+        <w:t xml:space="preserve">2023, </w:t>
+      </w:r>
+      <w:r>
+        <w:rPr>
+          <w:color w:val="0044CC"/>
+          <w:sz w:val="22"/>
+          <w:u w:val="single"/>
+        </w:rPr>
+        <w:t xml:space="preserve">February 2026, DTES CLT officially took possession of Powell Rooms — its first building acquisition. The CLT is also </w:t>
+      </w:r>
+      <w:r>
+        <w:rPr>
+          <w:sz w:val="22"/>
+        </w:rPr>
+        <w:t xml:space="preserve">the </w:t>
+      </w:r>
+      <w:r>
+        <w:rPr>
+          <w:strike/>
+          <w:color w:val="CC0000"/>
+          <w:sz w:val="22"/>
+        </w:rPr>
+        <w:t xml:space="preserve">Province provided an $11 million grant to the DTES SRO Collaborative Society to support tenant-led programming and safety initiatives. The Downtown Eastside Community Land Trust (DTES CLT) was incorporated </w:t>
+      </w:r>
+      <w:r>
+        <w:rPr>
+          <w:color w:val="0044CC"/>
+          <w:sz w:val="22"/>
+          <w:u w:val="single"/>
+        </w:rPr>
+        <w:t xml:space="preserve">operating partner for Keefer Rooms (48 units), purchased by BC Housing </w:t>
+      </w:r>
+      <w:r>
+        <w:rPr>
+          <w:sz w:val="22"/>
+        </w:rPr>
+        <w:t xml:space="preserve">in </w:t>
+      </w:r>
+      <w:r>
+        <w:rPr>
+          <w:strike/>
+          <w:color w:val="CC0000"/>
+          <w:sz w:val="22"/>
+        </w:rPr>
+        <w:t xml:space="preserve">2023 to acquire buildings under Indigenous co-leadership and community governance. </w:t>
+      </w:r>
+      <w:r>
+        <w:rPr>
+          <w:color w:val="0044CC"/>
+          <w:sz w:val="22"/>
+          <w:u w:val="single"/>
+        </w:rPr>
+        <w:t xml:space="preserve">October 2023. </w:t>
       </w:r>
     </w:p>
     <w:p>
@@ -5365,25 +3437,41 @@
       </w:r>
       <w:r>
         <w:rPr>
+          <w:color w:val="0044CC"/>
+          <w:sz w:val="22"/>
+          <w:u w:val="single"/>
+        </w:rPr>
+        <w:t xml:space="preserve">Community Ownership Model: DTES CLT acquires and stewards </w:t>
+      </w:r>
+      <w:r>
+        <w:rPr>
+          <w:sz w:val="22"/>
+        </w:rPr>
+        <w:t xml:space="preserve">SRO </w:t>
+      </w:r>
+      <w:r>
+        <w:rPr>
           <w:strike/>
           <w:color w:val="CC0000"/>
           <w:sz w:val="22"/>
         </w:rPr>
-        <w:t xml:space="preserve">SRO Support Loop: Map the tenant support network connecting SRO buildings, outreach teams, </w:t>
-      </w:r>
-      <w:r>
-        <w:rPr>
-          <w:color w:val="0044CC"/>
-          <w:sz w:val="22"/>
-          <w:u w:val="single"/>
-        </w:rPr>
-        <w:t xml:space="preserve">Community Ownership Pathway: Building acquisitions are structured to secure long-term affordability </w:t>
-      </w:r>
-      <w:r>
-        <w:rPr>
-          <w:sz w:val="22"/>
-        </w:rPr>
-        <w:t xml:space="preserve">and </w:t>
+        <w:t xml:space="preserve">Support Loop: Map the tenant support network connecting SRO buildings, outreach teams, and health resources. (Support services) </w:t>
+      </w:r>
+      <w:r>
+        <w:rPr>
+          <w:color w:val="0044CC"/>
+          <w:sz w:val="22"/>
+          <w:u w:val="single"/>
+        </w:rPr>
+        <w:t xml:space="preserve">buildings as permanently community-owned housing. (Land trust) </w:t>
+      </w:r>
+    </w:p>
+    <w:p>
+      <w:r>
+        <w:rPr>
+          <w:sz w:val="22"/>
+        </w:rPr>
+        <w:t xml:space="preserve">• </w:t>
       </w:r>
       <w:r>
         <w:rPr>
@@ -5391,15 +3479,15 @@
           <w:color w:val="CC0000"/>
           <w:sz w:val="22"/>
         </w:rPr>
-        <w:t xml:space="preserve">health resources. (Support services) </w:t>
-      </w:r>
-      <w:r>
-        <w:rPr>
-          <w:color w:val="0044CC"/>
-          <w:sz w:val="22"/>
-          <w:u w:val="single"/>
-        </w:rPr>
-        <w:t xml:space="preserve">community control. (Land trust model) </w:t>
+        <w:t xml:space="preserve">Hogan's Alley Sites: Identify the restoration efforts honoring Vancouver's historic Black neighbourhood. (Cultural heritage) </w:t>
+      </w:r>
+      <w:r>
+        <w:rPr>
+          <w:color w:val="0044CC"/>
+          <w:sz w:val="22"/>
+          <w:u w:val="single"/>
+        </w:rPr>
+        <w:t xml:space="preserve">Powell Rooms (23 units): DTES CLT's first acquisition, completed February 2026. Funded through a $1M Reaching Home federal grant, City SRO upgrade funding, and philanthropic donations. Total cost: ~$2.5M. Includes ground-floor childcare by Promise Vancouver. (First acquisition) </w:t>
       </w:r>
     </w:p>
     <w:p>
@@ -5415,23 +3503,21 @@
           <w:color w:val="CC0000"/>
           <w:sz w:val="22"/>
         </w:rPr>
-        <w:t xml:space="preserve">Hogan's Alley Sites: Identify the restoration efforts honoring Vancouver's historic Black neighbourhood. (Cultural heritage) </w:t>
-      </w:r>
-      <w:r>
-        <w:rPr>
-          <w:color w:val="0044CC"/>
-          <w:sz w:val="22"/>
-          <w:u w:val="single"/>
-        </w:rPr>
-        <w:t xml:space="preserve">Operating Partnerships: Partnerships with public agencies support stabilization, renovations, and tenant protections. (Operations) </w:t>
-      </w:r>
-    </w:p>
-    <w:p>
-      <w:r>
-        <w:rPr>
-          <w:sz w:val="22"/>
-        </w:rPr>
-        <w:t xml:space="preserve">• </w:t>
+        <w:t xml:space="preserve">Future Acquisitions: Review </w:t>
+      </w:r>
+      <w:r>
+        <w:rPr>
+          <w:color w:val="0044CC"/>
+          <w:sz w:val="22"/>
+          <w:u w:val="single"/>
+        </w:rPr>
+        <w:t xml:space="preserve">Keefer Rooms (48 units): Purchased by BC Housing for $8.2M in October 2023 after a 2022 fire displaced 39 residents. DTES CLT operates </w:t>
+      </w:r>
+      <w:r>
+        <w:rPr>
+          <w:sz w:val="22"/>
+        </w:rPr>
+        <w:t xml:space="preserve">the </w:t>
       </w:r>
       <w:r>
         <w:rPr>
@@ -5439,15 +3525,15 @@
           <w:color w:val="CC0000"/>
           <w:sz w:val="22"/>
         </w:rPr>
-        <w:t xml:space="preserve">Future Acquisitions: Review the Keefer </w:t>
-      </w:r>
-      <w:r>
-        <w:rPr>
-          <w:color w:val="0044CC"/>
-          <w:sz w:val="22"/>
-          <w:u w:val="single"/>
-        </w:rPr>
-        <w:t xml:space="preserve">Tenant </w:t>
+        <w:t xml:space="preserve">Keefer </w:t>
+      </w:r>
+      <w:r>
+        <w:rPr>
+          <w:color w:val="0044CC"/>
+          <w:sz w:val="22"/>
+          <w:u w:val="single"/>
+        </w:rPr>
+        <w:t xml:space="preserve">building in partnership with BC Housing; over time, the lease may transfer fully to DTES CLT. Renovations included window, electrical, </w:t>
       </w:r>
       <w:r>
         <w:rPr>
@@ -5469,17 +3555,17 @@
           <w:sz w:val="22"/>
           <w:u w:val="single"/>
         </w:rPr>
-        <w:t xml:space="preserve">Elder Input: Decision-making includes ongoing input from tenants, elders, and resident leaders. (Governance) </w:t>
-      </w:r>
-    </w:p>
-    <w:p>
-      <w:r>
-        <w:rPr>
-          <w:color w:val="0044CC"/>
-          <w:sz w:val="22"/>
-          <w:u w:val="single"/>
-        </w:rPr>
-        <w:t>• Child and Family Supports: Housing planning is linked with community-serving amenities and care infrastructure. (Integrated supports)</w:t>
+        <w:t xml:space="preserve">fire-system upgrades. (BC Housing partnership) </w:t>
+      </w:r>
+    </w:p>
+    <w:p>
+      <w:r>
+        <w:rPr>
+          <w:color w:val="0044CC"/>
+          <w:sz w:val="22"/>
+          <w:u w:val="single"/>
+        </w:rPr>
+        <w:t>• CLT Governance Model: Community-elected board with Indigenous co-leadership. A tenant and elder sub-committee meets monthly to guide acquisition decisions, building design, and operations. Grounded in decolonized, non-hierarchical governance. (Community governance)</w:t>
       </w:r>
     </w:p>
     <w:p>
@@ -5505,7 +3591,7 @@
           <w:sz w:val="22"/>
           <w:u w:val="single"/>
         </w:rPr>
-        <w:t xml:space="preserve">Acquisition Strategy </w:t>
+        <w:t xml:space="preserve">Powell Rooms — First CLT Acquisition </w:t>
       </w:r>
     </w:p>
     <w:p>
@@ -5515,21 +3601,21 @@
           <w:color w:val="CC0000"/>
           <w:sz w:val="22"/>
         </w:rPr>
-        <w:t xml:space="preserve">Vancouver's SRO stock is governed by the SRA by-law, with ~99 </w:t>
-      </w:r>
-      <w:r>
-        <w:rPr>
-          <w:color w:val="0044CC"/>
-          <w:sz w:val="22"/>
-          <w:u w:val="single"/>
-        </w:rPr>
-        <w:t xml:space="preserve">The trust focuses on securing vulnerable rental </w:t>
-      </w:r>
-      <w:r>
-        <w:rPr>
-          <w:sz w:val="22"/>
-        </w:rPr>
-        <w:t xml:space="preserve">buildings and </w:t>
+        <w:t xml:space="preserve">Vancouver's </w:t>
+      </w:r>
+      <w:r>
+        <w:rPr>
+          <w:color w:val="0044CC"/>
+          <w:sz w:val="22"/>
+          <w:u w:val="single"/>
+        </w:rPr>
+        <w:t xml:space="preserve">In February 2026, DTES CLT completed its first building acquisition: Powell Rooms, a 23-unit </w:t>
+      </w:r>
+      <w:r>
+        <w:rPr>
+          <w:sz w:val="22"/>
+        </w:rPr>
+        <w:t xml:space="preserve">SRO </w:t>
       </w:r>
       <w:r>
         <w:rPr>
@@ -5537,21 +3623,35 @@
           <w:color w:val="CC0000"/>
           <w:sz w:val="22"/>
         </w:rPr>
-        <w:t xml:space="preserve">~4,000 rooms </w:t>
-      </w:r>
-      <w:r>
-        <w:rPr>
-          <w:color w:val="0044CC"/>
-          <w:sz w:val="22"/>
-          <w:u w:val="single"/>
-        </w:rPr>
-        <w:t xml:space="preserve">keeping them </w:t>
-      </w:r>
-      <w:r>
-        <w:rPr>
-          <w:sz w:val="22"/>
-        </w:rPr>
-        <w:t xml:space="preserve">in </w:t>
+        <w:t xml:space="preserve">stock is governed </w:t>
+      </w:r>
+      <w:r>
+        <w:rPr>
+          <w:color w:val="0044CC"/>
+          <w:sz w:val="22"/>
+          <w:u w:val="single"/>
+        </w:rPr>
+        <w:t xml:space="preserve">with ground-floor childcare operated </w:t>
+      </w:r>
+      <w:r>
+        <w:rPr>
+          <w:sz w:val="22"/>
+        </w:rPr>
+        <w:t xml:space="preserve">by </w:t>
+      </w:r>
+      <w:r>
+        <w:rPr>
+          <w:color w:val="0044CC"/>
+          <w:sz w:val="22"/>
+          <w:u w:val="single"/>
+        </w:rPr>
+        <w:t xml:space="preserve">Promise Vancouver. The previous owner, Rob Harden, sold </w:t>
+      </w:r>
+      <w:r>
+        <w:rPr>
+          <w:sz w:val="22"/>
+        </w:rPr>
+        <w:t xml:space="preserve">the </w:t>
       </w:r>
       <w:r>
         <w:rPr>
@@ -5559,15 +3659,15 @@
           <w:color w:val="CC0000"/>
           <w:sz w:val="22"/>
         </w:rPr>
-        <w:t xml:space="preserve">the DTES alone. Average rents are roughly $680/month overall, while private SROs average closer to $740/month. The provincial shelter rate is $500/month, creating a persistent affordability gap. </w:t>
-      </w:r>
-      <w:r>
-        <w:rPr>
-          <w:color w:val="0044CC"/>
-          <w:sz w:val="22"/>
-          <w:u w:val="single"/>
-        </w:rPr>
-        <w:t xml:space="preserve">community-serving ownership. </w:t>
+        <w:t xml:space="preserve">SRA by-law, with ~99 buildings and ~4,000 rooms in the DTES alone. Average rents are roughly $680/month overall, while private SROs average closer to $740/month. The provincial shelter rate is $500/month, creating a persistent affordability gap. </w:t>
+      </w:r>
+      <w:r>
+        <w:rPr>
+          <w:color w:val="0044CC"/>
+          <w:sz w:val="22"/>
+          <w:u w:val="single"/>
+        </w:rPr>
+        <w:t xml:space="preserve">property after owning it since 2005. </w:t>
       </w:r>
     </w:p>
     <w:p>
@@ -5577,125 +3677,123 @@
           <w:color w:val="CC0000"/>
           <w:sz w:val="22"/>
         </w:rPr>
-        <w:t xml:space="preserve">As Wendy Pedersen, Executive Director of the SRO Collaborative, explains: "Privately owned SRO hotels are a last resort before homelessness." The Collaborative's Tenant Overdose Response Organizers (TORO) project connects tenant organizers with naloxone supplies and education. </w:t>
-      </w:r>
-      <w:r>
-        <w:rPr>
-          <w:color w:val="0044CC"/>
-          <w:sz w:val="22"/>
-          <w:u w:val="single"/>
-        </w:rPr>
-        <w:t xml:space="preserve">Governance Approach </w:t>
-      </w:r>
-    </w:p>
-    <w:p>
+        <w:t xml:space="preserve">As Wendy Pedersen, Executive Director </w:t>
+      </w:r>
+      <w:r>
+        <w:rPr>
+          <w:color w:val="0044CC"/>
+          <w:sz w:val="22"/>
+          <w:u w:val="single"/>
+        </w:rPr>
+        <w:t xml:space="preserve">The ~$2.5 million acquisition was funded through a $1 million Reaching Home federal grant, approximately $230,000 from a City </w:t>
+      </w:r>
+      <w:r>
+        <w:rPr>
+          <w:sz w:val="22"/>
+        </w:rPr>
+        <w:t xml:space="preserve">of </w:t>
+      </w:r>
       <w:r>
         <w:rPr>
           <w:strike/>
           <w:color w:val="CC0000"/>
           <w:sz w:val="22"/>
         </w:rPr>
-        <w:t xml:space="preserve">Community Partners </w:t>
-      </w:r>
-      <w:r>
-        <w:rPr>
-          <w:color w:val="0044CC"/>
-          <w:sz w:val="22"/>
-          <w:u w:val="single"/>
-        </w:rPr>
-        <w:t xml:space="preserve">Indigenous leadership and lived-experience participation guide priorities for operations, repairs, and tenant stability. </w:t>
-      </w:r>
-    </w:p>
-    <w:p>
+        <w:t xml:space="preserve">the </w:t>
+      </w:r>
+      <w:r>
+        <w:rPr>
+          <w:color w:val="0044CC"/>
+          <w:sz w:val="22"/>
+          <w:u w:val="single"/>
+        </w:rPr>
+        <w:t xml:space="preserve">Vancouver </w:t>
+      </w:r>
+      <w:r>
+        <w:rPr>
+          <w:sz w:val="22"/>
+        </w:rPr>
+        <w:t xml:space="preserve">SRO </w:t>
+      </w:r>
       <w:r>
         <w:rPr>
           <w:strike/>
           <w:color w:val="CC0000"/>
           <w:sz w:val="22"/>
         </w:rPr>
-        <w:t xml:space="preserve">Multiple organizations work together to preserve and improve DTES housing: </w:t>
-      </w:r>
-      <w:r>
-        <w:rPr>
-          <w:color w:val="0044CC"/>
-          <w:sz w:val="22"/>
-          <w:u w:val="single"/>
-        </w:rPr>
-        <w:t xml:space="preserve">Public Partnership Role </w:t>
-      </w:r>
-    </w:p>
-    <w:p>
+        <w:t xml:space="preserve">Collaborative, explains: "Privately owned SRO hotels are a last resort </w:t>
+      </w:r>
+      <w:r>
+        <w:rPr>
+          <w:color w:val="0044CC"/>
+          <w:sz w:val="22"/>
+          <w:u w:val="single"/>
+        </w:rPr>
+        <w:t xml:space="preserve">upgrade program, and philanthropic donations. The CLT had secured approximately 85% of required funds </w:t>
+      </w:r>
+      <w:r>
+        <w:rPr>
+          <w:sz w:val="22"/>
+        </w:rPr>
+        <w:t xml:space="preserve">before </w:t>
+      </w:r>
       <w:r>
         <w:rPr>
           <w:strike/>
           <w:color w:val="CC0000"/>
           <w:sz w:val="22"/>
         </w:rPr>
-        <w:t xml:space="preserve">• DTES SRO Collaborative: Advocates for tenants, received $11M provincial grant in 2023 </w:t>
-      </w:r>
-      <w:r>
-        <w:rPr>
-          <w:color w:val="0044CC"/>
-          <w:sz w:val="22"/>
-          <w:u w:val="single"/>
-        </w:rPr>
-        <w:t xml:space="preserve">Collaboration with public funders and service providers helps maintain affordability and improve building conditions. </w:t>
-      </w:r>
-    </w:p>
-    <w:p>
-      <w:r>
-        <w:rPr>
-          <w:sz w:val="22"/>
-        </w:rPr>
-        <w:t xml:space="preserve">• </w:t>
-      </w:r>
+        <w:t xml:space="preserve">homelessness." The Collaborative's Tenant Overdose Response Organizers (TORO) project connects tenant organizers with naloxone supplies and education. </w:t>
+      </w:r>
+      <w:r>
+        <w:rPr>
+          <w:color w:val="0044CC"/>
+          <w:sz w:val="22"/>
+          <w:u w:val="single"/>
+        </w:rPr>
+        <w:t xml:space="preserve">closing. </w:t>
+      </w:r>
+    </w:p>
+    <w:p>
       <w:r>
         <w:rPr>
           <w:strike/>
           <w:color w:val="CC0000"/>
           <w:sz w:val="22"/>
         </w:rPr>
-        <w:t xml:space="preserve">Hogan's Alley Society: Restoring Vancouver's historic Black neighbourhood, with projects on Union Street and Main Street </w:t>
-      </w:r>
-      <w:r>
-        <w:rPr>
-          <w:color w:val="0044CC"/>
-          <w:sz w:val="22"/>
-          <w:u w:val="single"/>
-        </w:rPr>
-        <w:t xml:space="preserve">Community ownership is used as a displacement prevention tool </w:t>
-      </w:r>
-    </w:p>
-    <w:p>
-      <w:r>
-        <w:rPr>
-          <w:sz w:val="22"/>
-        </w:rPr>
-        <w:t xml:space="preserve">• </w:t>
-      </w:r>
+        <w:t xml:space="preserve">Community Partners </w:t>
+      </w:r>
+      <w:r>
+        <w:rPr>
+          <w:color w:val="0044CC"/>
+          <w:sz w:val="22"/>
+          <w:u w:val="single"/>
+        </w:rPr>
+        <w:t xml:space="preserve">Keefer Rooms — BC Housing Partnership </w:t>
+      </w:r>
+    </w:p>
+    <w:p>
       <w:r>
         <w:rPr>
           <w:strike/>
           <w:color w:val="CC0000"/>
           <w:sz w:val="22"/>
         </w:rPr>
-        <w:t xml:space="preserve">Aboriginal Front Door: Indigenous-led support services </w:t>
-      </w:r>
-      <w:r>
-        <w:rPr>
-          <w:color w:val="0044CC"/>
-          <w:sz w:val="22"/>
-          <w:u w:val="single"/>
-        </w:rPr>
-        <w:t xml:space="preserve">Governance centres Indigenous and tenant leadership </w:t>
-      </w:r>
-    </w:p>
-    <w:p>
-      <w:r>
-        <w:rPr>
-          <w:sz w:val="22"/>
-        </w:rPr>
-        <w:t xml:space="preserve">• </w:t>
+        <w:t xml:space="preserve">Multiple organizations work together to preserve </w:t>
+      </w:r>
+      <w:r>
+        <w:rPr>
+          <w:color w:val="0044CC"/>
+          <w:sz w:val="22"/>
+          <w:u w:val="single"/>
+        </w:rPr>
+        <w:t xml:space="preserve">In October 2023, BC Housing purchased Keefer Rooms (48 SRO units at 222 Keefer St) for $8.2 million after a September 2022 fire displaced 39 residents. The building had been vacant for over a year. DTES CLT was named the operating partner, with the DTES SRO Collaborative overseeing tenant-led programming including harm reduction </w:t>
+      </w:r>
+      <w:r>
+        <w:rPr>
+          <w:sz w:val="22"/>
+        </w:rPr>
+        <w:t xml:space="preserve">and </w:t>
       </w:r>
       <w:r>
         <w:rPr>
@@ -5703,45 +3801,53 @@
           <w:color w:val="CC0000"/>
           <w:sz w:val="22"/>
         </w:rPr>
-        <w:t xml:space="preserve">Carnegie Community Centre: Historic community hub since 1903 </w:t>
-      </w:r>
-      <w:r>
-        <w:rPr>
-          <w:color w:val="0044CC"/>
-          <w:sz w:val="22"/>
-          <w:u w:val="single"/>
-        </w:rPr>
-        <w:t xml:space="preserve">Acquisitions are tied to long-term affordability outcomes </w:t>
-      </w:r>
-    </w:p>
-    <w:p>
-      <w:r>
-        <w:rPr>
-          <w:sz w:val="22"/>
-        </w:rPr>
-        <w:t xml:space="preserve">• </w:t>
-      </w:r>
+        <w:t xml:space="preserve">improve DTES housing: </w:t>
+      </w:r>
+      <w:r>
+        <w:rPr>
+          <w:color w:val="0044CC"/>
+          <w:sz w:val="22"/>
+          <w:u w:val="single"/>
+        </w:rPr>
+        <w:t xml:space="preserve">fire safety. </w:t>
+      </w:r>
+    </w:p>
+    <w:p>
       <w:r>
         <w:rPr>
           <w:strike/>
           <w:color w:val="CC0000"/>
           <w:sz w:val="22"/>
         </w:rPr>
-        <w:t xml:space="preserve">DTES Neighbourhood House: Community programs </w:t>
-      </w:r>
-      <w:r>
-        <w:rPr>
-          <w:color w:val="0044CC"/>
-          <w:sz w:val="22"/>
-          <w:u w:val="single"/>
-        </w:rPr>
-        <w:t xml:space="preserve">Operations emphasize resident stability </w:t>
-      </w:r>
-      <w:r>
-        <w:rPr>
-          <w:sz w:val="22"/>
-        </w:rPr>
-        <w:t xml:space="preserve">and </w:t>
+        <w:t xml:space="preserve">• </w:t>
+      </w:r>
+      <w:r>
+        <w:rPr>
+          <w:color w:val="0044CC"/>
+          <w:sz w:val="22"/>
+          <w:u w:val="single"/>
+        </w:rPr>
+        <w:t xml:space="preserve">Renovations included window replacements and electrical and fire-system upgrades. The building was targeted for reopening in spring 2025. Over time, BC Housing may transfer the lease to </w:t>
+      </w:r>
+      <w:r>
+        <w:rPr>
+          <w:sz w:val="22"/>
+        </w:rPr>
+        <w:t xml:space="preserve">DTES </w:t>
+      </w:r>
+      <w:r>
+        <w:rPr>
+          <w:color w:val="0044CC"/>
+          <w:sz w:val="22"/>
+          <w:u w:val="single"/>
+        </w:rPr>
+        <w:t xml:space="preserve">CLT, but for now management operates as a partnership between BC Housing, the CLT, and the </w:t>
+      </w:r>
+      <w:r>
+        <w:rPr>
+          <w:sz w:val="22"/>
+        </w:rPr>
+        <w:t xml:space="preserve">SRO </w:t>
       </w:r>
       <w:r>
         <w:rPr>
@@ -5749,39 +3855,33 @@
           <w:color w:val="CC0000"/>
           <w:sz w:val="22"/>
         </w:rPr>
-        <w:t xml:space="preserve">partnerships </w:t>
-      </w:r>
-      <w:r>
-        <w:rPr>
-          <w:color w:val="0044CC"/>
-          <w:sz w:val="22"/>
-          <w:u w:val="single"/>
-        </w:rPr>
-        <w:t xml:space="preserve">safety </w:t>
-      </w:r>
-    </w:p>
-    <w:p>
-      <w:r>
-        <w:rPr>
-          <w:sz w:val="22"/>
-        </w:rPr>
-        <w:t xml:space="preserve">• </w:t>
-      </w:r>
+        <w:t xml:space="preserve">Collaborative: Advocates for tenants, received $11M provincial grant in 2023 </w:t>
+      </w:r>
+      <w:r>
+        <w:rPr>
+          <w:color w:val="0044CC"/>
+          <w:sz w:val="22"/>
+          <w:u w:val="single"/>
+        </w:rPr>
+        <w:t xml:space="preserve">Collaborative. </w:t>
+      </w:r>
+    </w:p>
+    <w:p>
       <w:r>
         <w:rPr>
           <w:strike/>
           <w:color w:val="CC0000"/>
           <w:sz w:val="22"/>
         </w:rPr>
-        <w:t xml:space="preserve">UBC Learning Exchange: University-community partnership </w:t>
-      </w:r>
-      <w:r>
-        <w:rPr>
-          <w:color w:val="0044CC"/>
-          <w:sz w:val="22"/>
-          <w:u w:val="single"/>
-        </w:rPr>
-        <w:t xml:space="preserve">Verified numeric values are provided in Quick Facts </w:t>
+        <w:t xml:space="preserve">• Hogan's Alley Society: Restoring Vancouver's historic Black neighbourhood, with projects on Union Street and Main Street </w:t>
+      </w:r>
+      <w:r>
+        <w:rPr>
+          <w:color w:val="0044CC"/>
+          <w:sz w:val="22"/>
+          <w:u w:val="single"/>
+        </w:rPr>
+        <w:t xml:space="preserve">Governance Model </w:t>
       </w:r>
     </w:p>
     <w:p>
@@ -5791,47 +3891,109 @@
           <w:color w:val="CC0000"/>
           <w:sz w:val="22"/>
         </w:rPr>
-        <w:t>Community Land Trust Model</w:t>
-      </w:r>
-    </w:p>
-    <w:p>
+        <w:t xml:space="preserve">• Aboriginal Front Door: Indigenous-led support services </w:t>
+      </w:r>
+      <w:r>
+        <w:rPr>
+          <w:color w:val="0044CC"/>
+          <w:sz w:val="22"/>
+          <w:u w:val="single"/>
+        </w:rPr>
+        <w:t xml:space="preserve">The CLT uses a decolonized, non-hierarchical governance model co-led by Indigenous peoples and people with lived experience: </w:t>
+      </w:r>
+    </w:p>
+    <w:p>
+      <w:r>
+        <w:rPr>
+          <w:sz w:val="22"/>
+        </w:rPr>
+        <w:t xml:space="preserve">• </w:t>
+      </w:r>
       <w:r>
         <w:rPr>
           <w:strike/>
           <w:color w:val="CC0000"/>
           <w:sz w:val="22"/>
         </w:rPr>
-        <w:t>The CLT approach in the DTES:</w:t>
-      </w:r>
-    </w:p>
-    <w:p>
+        <w:t xml:space="preserve">Carnegie Community Centre: Historic community hub since 1903 </w:t>
+      </w:r>
+      <w:r>
+        <w:rPr>
+          <w:color w:val="0044CC"/>
+          <w:sz w:val="22"/>
+          <w:u w:val="single"/>
+        </w:rPr>
+        <w:t xml:space="preserve">Community-elected board of directors with Indigenous co-leadership </w:t>
+      </w:r>
+    </w:p>
+    <w:p>
+      <w:r>
+        <w:rPr>
+          <w:sz w:val="22"/>
+        </w:rPr>
+        <w:t xml:space="preserve">• </w:t>
+      </w:r>
       <w:r>
         <w:rPr>
           <w:strike/>
           <w:color w:val="CC0000"/>
           <w:sz w:val="22"/>
         </w:rPr>
-        <w:t>• Removes buildings permanently from the speculative market</w:t>
-      </w:r>
-    </w:p>
-    <w:p>
+        <w:t xml:space="preserve">DTES Neighbourhood House: Community programs </w:t>
+      </w:r>
+      <w:r>
+        <w:rPr>
+          <w:color w:val="0044CC"/>
+          <w:sz w:val="22"/>
+          <w:u w:val="single"/>
+        </w:rPr>
+        <w:t xml:space="preserve">Tenant </w:t>
+      </w:r>
+      <w:r>
+        <w:rPr>
+          <w:sz w:val="22"/>
+        </w:rPr>
+        <w:t xml:space="preserve">and </w:t>
+      </w:r>
       <w:r>
         <w:rPr>
           <w:strike/>
           <w:color w:val="CC0000"/>
           <w:sz w:val="22"/>
         </w:rPr>
-        <w:t>• Ensures long-term affordability through trust structure</w:t>
-      </w:r>
-    </w:p>
-    <w:p>
+        <w:t xml:space="preserve">partnerships </w:t>
+      </w:r>
+      <w:r>
+        <w:rPr>
+          <w:color w:val="0044CC"/>
+          <w:sz w:val="22"/>
+          <w:u w:val="single"/>
+        </w:rPr>
+        <w:t xml:space="preserve">elder sub-committee meets monthly to guide decisions on acquisitions, furnishings, and building operations </w:t>
+      </w:r>
+    </w:p>
+    <w:p>
+      <w:r>
+        <w:rPr>
+          <w:sz w:val="22"/>
+        </w:rPr>
+        <w:t xml:space="preserve">• </w:t>
+      </w:r>
       <w:r>
         <w:rPr>
           <w:strike/>
           <w:color w:val="CC0000"/>
           <w:sz w:val="22"/>
         </w:rPr>
-        <w:t>• Keeps housing decisions in community hands</w:t>
+        <w:t xml:space="preserve">UBC Learning Exchange: University-community partnership </w:t>
+      </w:r>
+      <w:r>
+        <w:rPr>
+          <w:color w:val="0044CC"/>
+          <w:sz w:val="22"/>
+          <w:u w:val="single"/>
+        </w:rPr>
+        <w:t xml:space="preserve">Profits are reinvested into buildings and community benefit — not extracted </w:t>
       </w:r>
     </w:p>
     <w:p>
@@ -5841,17 +4003,39 @@
           <w:color w:val="CC0000"/>
           <w:sz w:val="22"/>
         </w:rPr>
-        <w:t>• Prevents displacement of current residents during acquisition</w:t>
-      </w:r>
-    </w:p>
-    <w:p>
+        <w:t xml:space="preserve">Community Land Trust Model </w:t>
+      </w:r>
+      <w:r>
+        <w:rPr>
+          <w:color w:val="0044CC"/>
+          <w:sz w:val="22"/>
+          <w:u w:val="single"/>
+        </w:rPr>
+        <w:t xml:space="preserve">• Properties are permanently removed from the speculative market through the trust structure </w:t>
+      </w:r>
+    </w:p>
+    <w:p>
+      <w:r>
+        <w:rPr>
+          <w:sz w:val="22"/>
+        </w:rPr>
+        <w:t xml:space="preserve">The CLT </w:t>
+      </w:r>
       <w:r>
         <w:rPr>
           <w:strike/>
           <w:color w:val="CC0000"/>
           <w:sz w:val="22"/>
         </w:rPr>
-        <w:t>Policy Context</w:t>
+        <w:t xml:space="preserve">approach in the DTES: </w:t>
+      </w:r>
+      <w:r>
+        <w:rPr>
+          <w:color w:val="0044CC"/>
+          <w:sz w:val="22"/>
+          <w:u w:val="single"/>
+        </w:rPr>
+        <w:t xml:space="preserve">Model </w:t>
       </w:r>
     </w:p>
     <w:p>
@@ -5861,37 +4045,275 @@
           <w:color w:val="CC0000"/>
           <w:sz w:val="22"/>
         </w:rPr>
-        <w:t>In 2024, Vancouver implemented vacancy control for SROs, preventing rent spikes between tenancies. DTES CLT's first acquisition, Powell Rooms (23 units), is expected to close in January 2026, while Keefer Rooms (48 units) is reopening in spring 2025 through a BC Housing partnership and community programming model.</w:t>
-      </w:r>
-    </w:p>
-    <w:p>
+        <w:t xml:space="preserve">• Removes buildings permanently from </w:t>
+      </w:r>
+      <w:r>
+        <w:rPr>
+          <w:color w:val="0044CC"/>
+          <w:sz w:val="22"/>
+          <w:u w:val="single"/>
+        </w:rPr>
+        <w:t xml:space="preserve">Community land trusts are non-profit corporations that acquire and hold land in perpetuity for community use. In </w:t>
+      </w:r>
+      <w:r>
+        <w:rPr>
+          <w:sz w:val="22"/>
+        </w:rPr>
+        <w:t xml:space="preserve">the </w:t>
+      </w:r>
       <w:r>
         <w:rPr>
           <w:strike/>
           <w:color w:val="CC0000"/>
           <w:sz w:val="22"/>
         </w:rPr>
-        <w:t>• 4,000+ residents in ~99 SROs — last stop before homelessness</w:t>
-      </w:r>
-    </w:p>
-    <w:p>
+        <w:t xml:space="preserve">speculative market </w:t>
+      </w:r>
+      <w:r>
+        <w:rPr>
+          <w:color w:val="0044CC"/>
+          <w:sz w:val="22"/>
+          <w:u w:val="single"/>
+        </w:rPr>
+        <w:t xml:space="preserve">DTES context, the CLT model: </w:t>
+      </w:r>
+    </w:p>
+    <w:p>
+      <w:r>
+        <w:rPr>
+          <w:sz w:val="22"/>
+        </w:rPr>
+        <w:t xml:space="preserve">• </w:t>
+      </w:r>
       <w:r>
         <w:rPr>
           <w:strike/>
           <w:color w:val="CC0000"/>
           <w:sz w:val="22"/>
         </w:rPr>
-        <w:t>• $11M provincial grant to SRO Collaborative (2023)</w:t>
-      </w:r>
-    </w:p>
-    <w:p>
+        <w:t xml:space="preserve">Ensures long-term affordability through trust structure </w:t>
+      </w:r>
+      <w:r>
+        <w:rPr>
+          <w:color w:val="0044CC"/>
+          <w:sz w:val="22"/>
+          <w:u w:val="single"/>
+        </w:rPr>
+        <w:t xml:space="preserve">Acquires privately owned SROs before they are lost to speculation or neglect </w:t>
+      </w:r>
+    </w:p>
+    <w:p>
+      <w:r>
+        <w:rPr>
+          <w:sz w:val="22"/>
+        </w:rPr>
+        <w:t xml:space="preserve">• </w:t>
+      </w:r>
       <w:r>
         <w:rPr>
           <w:strike/>
           <w:color w:val="CC0000"/>
           <w:sz w:val="22"/>
         </w:rPr>
-        <w:t>• CLT acquisitions remove buildings from speculative market</w:t>
+        <w:t xml:space="preserve">Keeps housing decisions in community hands </w:t>
+      </w:r>
+      <w:r>
+        <w:rPr>
+          <w:color w:val="0044CC"/>
+          <w:sz w:val="22"/>
+          <w:u w:val="single"/>
+        </w:rPr>
+        <w:t xml:space="preserve">Ensures rents remain permanently affordable — tied to income levels, not market rates </w:t>
+      </w:r>
+    </w:p>
+    <w:p>
+      <w:r>
+        <w:rPr>
+          <w:sz w:val="22"/>
+        </w:rPr>
+        <w:t xml:space="preserve">• </w:t>
+      </w:r>
+      <w:r>
+        <w:rPr>
+          <w:strike/>
+          <w:color w:val="CC0000"/>
+          <w:sz w:val="22"/>
+        </w:rPr>
+        <w:t xml:space="preserve">Prevents displacement of current residents during acquisition </w:t>
+      </w:r>
+      <w:r>
+        <w:rPr>
+          <w:color w:val="0044CC"/>
+          <w:sz w:val="22"/>
+          <w:u w:val="single"/>
+        </w:rPr>
+        <w:t xml:space="preserve">Integrates holistic, tenant-centred housing designed by and for the community </w:t>
+      </w:r>
+    </w:p>
+    <w:p>
+      <w:r>
+        <w:rPr>
+          <w:strike/>
+          <w:color w:val="CC0000"/>
+          <w:sz w:val="22"/>
+        </w:rPr>
+        <w:t xml:space="preserve">Policy Context </w:t>
+      </w:r>
+      <w:r>
+        <w:rPr>
+          <w:color w:val="0044CC"/>
+          <w:sz w:val="22"/>
+          <w:u w:val="single"/>
+        </w:rPr>
+        <w:t xml:space="preserve">• Partners with DTES SRO Collaborative for tenant-based initiatives in each building </w:t>
+      </w:r>
+    </w:p>
+    <w:p>
+      <w:r>
+        <w:rPr>
+          <w:strike/>
+          <w:color w:val="CC0000"/>
+          <w:sz w:val="22"/>
+        </w:rPr>
+        <w:t xml:space="preserve">In 2024, Vancouver implemented vacancy control for SROs, preventing rent spikes between tenancies. DTES CLT's first acquisition, Powell Rooms (23 units), is expected to close in January 2026, while Keefer Rooms (48 </w:t>
+      </w:r>
+      <w:r>
+        <w:rPr>
+          <w:color w:val="0044CC"/>
+          <w:sz w:val="22"/>
+          <w:u w:val="single"/>
+        </w:rPr>
+        <w:t xml:space="preserve">• First acquisition (Powell Rooms, 23 </w:t>
+      </w:r>
+      <w:r>
+        <w:rPr>
+          <w:sz w:val="22"/>
+        </w:rPr>
+        <w:t xml:space="preserve">units) </w:t>
+      </w:r>
+      <w:r>
+        <w:rPr>
+          <w:strike/>
+          <w:color w:val="CC0000"/>
+          <w:sz w:val="22"/>
+        </w:rPr>
+        <w:t xml:space="preserve">is reopening in spring 2025 through a BC Housing partnership and community programming model. </w:t>
+      </w:r>
+      <w:r>
+        <w:rPr>
+          <w:color w:val="0044CC"/>
+          <w:sz w:val="22"/>
+          <w:u w:val="single"/>
+        </w:rPr>
+        <w:t xml:space="preserve">completed February 2026 </w:t>
+      </w:r>
+    </w:p>
+    <w:p>
+      <w:r>
+        <w:rPr>
+          <w:sz w:val="22"/>
+        </w:rPr>
+        <w:t xml:space="preserve">• </w:t>
+      </w:r>
+      <w:r>
+        <w:rPr>
+          <w:strike/>
+          <w:color w:val="CC0000"/>
+          <w:sz w:val="22"/>
+        </w:rPr>
+        <w:t xml:space="preserve">4,000+ residents </w:t>
+      </w:r>
+      <w:r>
+        <w:rPr>
+          <w:color w:val="0044CC"/>
+          <w:sz w:val="22"/>
+          <w:u w:val="single"/>
+        </w:rPr>
+        <w:t xml:space="preserve">Keefer Rooms (48 units) operated </w:t>
+      </w:r>
+      <w:r>
+        <w:rPr>
+          <w:sz w:val="22"/>
+        </w:rPr>
+        <w:t xml:space="preserve">in </w:t>
+      </w:r>
+      <w:r>
+        <w:rPr>
+          <w:strike/>
+          <w:color w:val="CC0000"/>
+          <w:sz w:val="22"/>
+        </w:rPr>
+        <w:t xml:space="preserve">~99 SROs — last stop before homelessness </w:t>
+      </w:r>
+      <w:r>
+        <w:rPr>
+          <w:color w:val="0044CC"/>
+          <w:sz w:val="22"/>
+          <w:u w:val="single"/>
+        </w:rPr>
+        <w:t xml:space="preserve">partnership with BC Housing </w:t>
+      </w:r>
+    </w:p>
+    <w:p>
+      <w:r>
+        <w:rPr>
+          <w:sz w:val="22"/>
+        </w:rPr>
+        <w:t xml:space="preserve">• </w:t>
+      </w:r>
+      <w:r>
+        <w:rPr>
+          <w:strike/>
+          <w:color w:val="CC0000"/>
+          <w:sz w:val="22"/>
+        </w:rPr>
+        <w:t xml:space="preserve">$11M provincial grant to SRO Collaborative (2023) </w:t>
+      </w:r>
+      <w:r>
+        <w:rPr>
+          <w:color w:val="0044CC"/>
+          <w:sz w:val="22"/>
+          <w:u w:val="single"/>
+        </w:rPr>
+        <w:t xml:space="preserve">Indigenous co-leadership with tenant and elder sub-committee governance </w:t>
+      </w:r>
+    </w:p>
+    <w:p>
+      <w:r>
+        <w:rPr>
+          <w:sz w:val="22"/>
+        </w:rPr>
+        <w:t xml:space="preserve">• </w:t>
+      </w:r>
+      <w:r>
+        <w:rPr>
+          <w:strike/>
+          <w:color w:val="CC0000"/>
+          <w:sz w:val="22"/>
+        </w:rPr>
+        <w:t xml:space="preserve">CLT acquisitions remove buildings </w:t>
+      </w:r>
+      <w:r>
+        <w:rPr>
+          <w:color w:val="0044CC"/>
+          <w:sz w:val="22"/>
+          <w:u w:val="single"/>
+        </w:rPr>
+        <w:t xml:space="preserve">Buildings permanently removed </w:t>
+      </w:r>
+      <w:r>
+        <w:rPr>
+          <w:sz w:val="22"/>
+        </w:rPr>
+        <w:t xml:space="preserve">from speculative market </w:t>
+      </w:r>
+      <w:r>
+        <w:rPr>
+          <w:color w:val="0044CC"/>
+          <w:sz w:val="22"/>
+          <w:u w:val="single"/>
+        </w:rPr>
+        <w:t xml:space="preserve">through trust structure </w:t>
       </w:r>
     </w:p>
     <w:p>
@@ -6282,7 +4704,7 @@
           <w:sz w:val="22"/>
           <w:u w:val="single"/>
         </w:rPr>
-        <w:t xml:space="preserve">The DTES SRO Collaborative is a tenant-led network </w:t>
+        <w:t xml:space="preserve">The DTES SRO Collaborative Society (SRO-C) is a tenant-led organization </w:t>
       </w:r>
       <w:r>
         <w:rPr>
@@ -6304,7 +4726,7 @@
           <w:sz w:val="22"/>
           <w:u w:val="single"/>
         </w:rPr>
-        <w:t xml:space="preserve">safety, rights, </w:t>
+        <w:t xml:space="preserve">improving habitability, safety, </w:t>
       </w:r>
       <w:r>
         <w:rPr>
@@ -6326,31 +4748,53 @@
           <w:sz w:val="22"/>
           <w:u w:val="single"/>
         </w:rPr>
-        <w:t xml:space="preserve">living conditions in private SRO housing. </w:t>
-      </w:r>
-    </w:p>
-    <w:p>
-      <w:r>
-        <w:rPr>
-          <w:sz w:val="22"/>
-        </w:rPr>
-        <w:t xml:space="preserve">Its </w:t>
-      </w:r>
+        <w:t xml:space="preserve">housing security in privately owned SRO hotels. More than 2,700 tenants across 40+ private SROs are supported through its tenant-based initiatives. </w:t>
+      </w:r>
+    </w:p>
+    <w:p>
       <w:r>
         <w:rPr>
           <w:strike/>
           <w:color w:val="CC0000"/>
           <w:sz w:val="22"/>
         </w:rPr>
-        <w:t xml:space="preserve">Safe Shelter program currently operates 51 low-barrier shelter beds at 467 Alexander Street. The Legal Advocacy program supports tenants </w:t>
-      </w:r>
-      <w:r>
-        <w:rPr>
-          <w:color w:val="0044CC"/>
-          <w:sz w:val="22"/>
-          <w:u w:val="single"/>
-        </w:rPr>
-        <w:t xml:space="preserve">programs combine harm reduction, tenant organizing, peer leadership, </w:t>
+        <w:t xml:space="preserve">Its Safe Shelter program currently operates 51 low-barrier shelter beds at 467 Alexander Street. The Legal Advocacy program </w:t>
+      </w:r>
+      <w:r>
+        <w:rPr>
+          <w:color w:val="0044CC"/>
+          <w:sz w:val="22"/>
+          <w:u w:val="single"/>
+        </w:rPr>
+        <w:t xml:space="preserve">Core programs include: tenant committees that identify building-level issues and coordinate safety planning; TORO (Tenant Overdose Response Organizers) providing peer-led harm reduction and naloxone access; room cleaning and repairs training; cultural reconnection </w:t>
+      </w:r>
+      <w:r>
+        <w:rPr>
+          <w:sz w:val="22"/>
+        </w:rPr>
+        <w:t xml:space="preserve">supports </w:t>
+      </w:r>
+      <w:r>
+        <w:rPr>
+          <w:color w:val="0044CC"/>
+          <w:sz w:val="22"/>
+          <w:u w:val="single"/>
+        </w:rPr>
+        <w:t xml:space="preserve">for Indigenous </w:t>
+      </w:r>
+      <w:r>
+        <w:rPr>
+          <w:sz w:val="22"/>
+        </w:rPr>
+        <w:t xml:space="preserve">tenants </w:t>
+      </w:r>
+      <w:r>
+        <w:rPr>
+          <w:color w:val="0044CC"/>
+          <w:sz w:val="22"/>
+          <w:u w:val="single"/>
+        </w:rPr>
+        <w:t xml:space="preserve">(~33% of SRO residents); fire safety </w:t>
       </w:r>
       <w:r>
         <w:rPr>
@@ -6364,23 +4808,21 @@
           <w:color w:val="CC0000"/>
           <w:sz w:val="22"/>
         </w:rPr>
-        <w:t xml:space="preserve">income-security clients and reports more than 1,400 unique cases each year. </w:t>
-      </w:r>
-      <w:r>
-        <w:rPr>
-          <w:color w:val="0044CC"/>
-          <w:sz w:val="22"/>
-          <w:u w:val="single"/>
-        </w:rPr>
-        <w:t xml:space="preserve">building-level problem solving. </w:t>
-      </w:r>
-    </w:p>
-    <w:p>
-      <w:r>
-        <w:rPr>
-          <w:sz w:val="22"/>
-        </w:rPr>
-        <w:t xml:space="preserve">The </w:t>
+        <w:t xml:space="preserve">income-security clients </w:t>
+      </w:r>
+      <w:r>
+        <w:rPr>
+          <w:color w:val="0044CC"/>
+          <w:sz w:val="22"/>
+          <w:u w:val="single"/>
+        </w:rPr>
+        <w:t xml:space="preserve">emergency preparedness; </w:t>
+      </w:r>
+      <w:r>
+        <w:rPr>
+          <w:sz w:val="22"/>
+        </w:rPr>
+        <w:t xml:space="preserve">and </w:t>
       </w:r>
       <w:r>
         <w:rPr>
@@ -6388,43 +4830,39 @@
           <w:color w:val="CC0000"/>
           <w:sz w:val="22"/>
         </w:rPr>
-        <w:t xml:space="preserve">organization is </w:t>
-      </w:r>
-      <w:r>
-        <w:rPr>
-          <w:color w:val="0044CC"/>
-          <w:sz w:val="22"/>
-          <w:u w:val="single"/>
-        </w:rPr>
-        <w:t xml:space="preserve">collaborative </w:t>
-      </w:r>
-      <w:r>
-        <w:rPr>
-          <w:sz w:val="22"/>
-        </w:rPr>
-        <w:t xml:space="preserve">also </w:t>
-      </w:r>
+        <w:t xml:space="preserve">reports more than 1,400 unique cases each year. </w:t>
+      </w:r>
+      <w:r>
+        <w:rPr>
+          <w:color w:val="0044CC"/>
+          <w:sz w:val="22"/>
+          <w:u w:val="single"/>
+        </w:rPr>
+        <w:t xml:space="preserve">the Right to Remain research collective supporting tenant organizing for improved conditions. </w:t>
+      </w:r>
+    </w:p>
+    <w:p>
       <w:r>
         <w:rPr>
           <w:strike/>
           <w:color w:val="CC0000"/>
           <w:sz w:val="22"/>
         </w:rPr>
-        <w:t xml:space="preserve">leading a major redevelopment at 320 East Hastings with partner Lu'ma Native BCH Housing Society, planned to include 100+ homes </w:t>
-      </w:r>
-      <w:r>
-        <w:rPr>
-          <w:color w:val="0044CC"/>
-          <w:sz w:val="22"/>
-          <w:u w:val="single"/>
-        </w:rPr>
-        <w:t xml:space="preserve">produces policy evidence through surveys </w:t>
-      </w:r>
-      <w:r>
-        <w:rPr>
-          <w:sz w:val="22"/>
-        </w:rPr>
-        <w:t xml:space="preserve">and </w:t>
+        <w:t xml:space="preserve">The organization is also leading </w:t>
+      </w:r>
+      <w:r>
+        <w:rPr>
+          <w:color w:val="0044CC"/>
+          <w:sz w:val="22"/>
+          <w:u w:val="single"/>
+        </w:rPr>
+        <w:t xml:space="preserve">In 2023, the Province provided a one-time $11 million grant to support tenant-led safety and stabilization programming over three years. In 2024, the Collaborative partnered with the City to conduct </w:t>
+      </w:r>
+      <w:r>
+        <w:rPr>
+          <w:sz w:val="22"/>
+        </w:rPr>
+        <w:t xml:space="preserve">a major </w:t>
       </w:r>
       <w:r>
         <w:rPr>
@@ -6432,25 +4870,15 @@
           <w:color w:val="CC0000"/>
           <w:sz w:val="22"/>
         </w:rPr>
-        <w:t xml:space="preserve">roughly 40,000 sq ft of community-serving space. </w:t>
-      </w:r>
-      <w:r>
-        <w:rPr>
-          <w:color w:val="0044CC"/>
-          <w:sz w:val="22"/>
-          <w:u w:val="single"/>
-        </w:rPr>
-        <w:t xml:space="preserve">research partnerships that inform public action. </w:t>
-      </w:r>
-    </w:p>
-    <w:p>
-      <w:r>
-        <w:rPr>
-          <w:color w:val="0044CC"/>
-          <w:sz w:val="22"/>
-          <w:u w:val="single"/>
-        </w:rPr>
-        <w:t>Verified figures are listed in Quick Facts, with linked sources for each value.</w:t>
+        <w:t xml:space="preserve">redevelopment at 320 East Hastings with partner Lu'ma Native BCH Housing Society, planned to include 100+ homes and roughly 40,000 sq ft of community-serving space. </w:t>
+      </w:r>
+      <w:r>
+        <w:rPr>
+          <w:color w:val="0044CC"/>
+          <w:sz w:val="22"/>
+          <w:u w:val="single"/>
+        </w:rPr>
+        <w:t xml:space="preserve">SRO Tenant Survey — interviewing over 900 tenants in 133 SRO buildings. </w:t>
       </w:r>
     </w:p>
     <w:p>
@@ -6482,7 +4910,7 @@
           <w:sz w:val="22"/>
           <w:u w:val="single"/>
         </w:rPr>
-        <w:t xml:space="preserve">Tenant Committees: Resident committees identify priority issues and organize practical building improvements. (Tenant power) </w:t>
+        <w:t xml:space="preserve">Tenant Committees: The cornerstone of SRO-C's Hub Program. Democratic structures where tenants identify building-level issues, coordinate repairs with landlords, and organize for improved habitability and affordability. (Community organizing) </w:t>
       </w:r>
     </w:p>
     <w:p>
@@ -6506,7 +4934,7 @@
           <w:sz w:val="22"/>
           <w:u w:val="single"/>
         </w:rPr>
-        <w:t xml:space="preserve">Peer Harm Reduction: Peer leaders deliver overdose response support </w:t>
+        <w:t xml:space="preserve">TORO (Tenant Overdose Response): Peer-led harm reduction across ~40 private SROs. Tenants trained as TOROs provide naloxone training </w:t>
       </w:r>
       <w:r>
         <w:rPr>
@@ -6528,7 +4956,7 @@
           <w:sz w:val="22"/>
           <w:u w:val="single"/>
         </w:rPr>
-        <w:t xml:space="preserve">safer use resources in the places people live. (Health and safety) </w:t>
+        <w:t xml:space="preserve">kits, safer supply referrals, and harm reduction supplies in the places people live. (Harm reduction) </w:t>
       </w:r>
     </w:p>
     <w:p>
@@ -6544,23 +4972,21 @@
           <w:color w:val="CC0000"/>
           <w:sz w:val="22"/>
         </w:rPr>
-        <w:t xml:space="preserve">Food Access: Track meal services including daily lunch and outreach food truck operations. (Food security) </w:t>
-      </w:r>
-      <w:r>
-        <w:rPr>
-          <w:color w:val="0044CC"/>
-          <w:sz w:val="22"/>
-          <w:u w:val="single"/>
-        </w:rPr>
-        <w:t xml:space="preserve">City Survey Partnership: Collaborative survey work strengthens visibility of tenant experience in policy planning. (Evidence building) </w:t>
-      </w:r>
-    </w:p>
-    <w:p>
-      <w:r>
-        <w:rPr>
-          <w:sz w:val="22"/>
-        </w:rPr>
-        <w:t xml:space="preserve">• </w:t>
+        <w:t xml:space="preserve">Food Access: Track meal services including daily lunch </w:t>
+      </w:r>
+      <w:r>
+        <w:rPr>
+          <w:color w:val="0044CC"/>
+          <w:sz w:val="22"/>
+          <w:u w:val="single"/>
+        </w:rPr>
+        <w:t xml:space="preserve">SRO Degree &amp; Right to Remain: The SRO Degree equips tenants with housing rights knowledge </w:t>
+      </w:r>
+      <w:r>
+        <w:rPr>
+          <w:sz w:val="22"/>
+        </w:rPr>
+        <w:t xml:space="preserve">and </w:t>
       </w:r>
       <w:r>
         <w:rPr>
@@ -6568,21 +4994,23 @@
           <w:color w:val="CC0000"/>
           <w:sz w:val="22"/>
         </w:rPr>
-        <w:t xml:space="preserve">Redevelopment Site: Connect the current site </w:t>
-      </w:r>
-      <w:r>
-        <w:rPr>
-          <w:color w:val="0044CC"/>
-          <w:sz w:val="22"/>
-          <w:u w:val="single"/>
-        </w:rPr>
-        <w:t xml:space="preserve">Public Accountability: Research and advocacy continue </w:t>
-      </w:r>
-      <w:r>
-        <w:rPr>
-          <w:sz w:val="22"/>
-        </w:rPr>
-        <w:t xml:space="preserve">to </w:t>
+        <w:t xml:space="preserve">outreach food truck operations. (Food security) </w:t>
+      </w:r>
+      <w:r>
+        <w:rPr>
+          <w:color w:val="0044CC"/>
+          <w:sz w:val="22"/>
+          <w:u w:val="single"/>
+        </w:rPr>
+        <w:t xml:space="preserve">practical skills. Right to Remain is a research collective supporting tenant organizing for safety, cleanliness, and empowerment. (Education &amp; research) </w:t>
+      </w:r>
+    </w:p>
+    <w:p>
+      <w:r>
+        <w:rPr>
+          <w:sz w:val="22"/>
+        </w:rPr>
+        <w:t xml:space="preserve">• </w:t>
       </w:r>
       <w:r>
         <w:rPr>
@@ -6590,21 +5018,21 @@
           <w:color w:val="CC0000"/>
           <w:sz w:val="22"/>
         </w:rPr>
-        <w:t xml:space="preserve">plans for long-term affordable homes </w:t>
-      </w:r>
-      <w:r>
-        <w:rPr>
-          <w:color w:val="0044CC"/>
-          <w:sz w:val="22"/>
-          <w:u w:val="single"/>
-        </w:rPr>
-        <w:t xml:space="preserve">shape vacancy control </w:t>
-      </w:r>
-      <w:r>
-        <w:rPr>
-          <w:sz w:val="22"/>
-        </w:rPr>
-        <w:t xml:space="preserve">and </w:t>
+        <w:t xml:space="preserve">Redevelopment Site: Connect </w:t>
+      </w:r>
+      <w:r>
+        <w:rPr>
+          <w:color w:val="0044CC"/>
+          <w:sz w:val="22"/>
+          <w:u w:val="single"/>
+        </w:rPr>
+        <w:t xml:space="preserve">2024 SRO Tenant Survey: Partnered with </w:t>
+      </w:r>
+      <w:r>
+        <w:rPr>
+          <w:sz w:val="22"/>
+        </w:rPr>
+        <w:t xml:space="preserve">the </w:t>
       </w:r>
       <w:r>
         <w:rPr>
@@ -6612,15 +5040,37 @@
           <w:color w:val="CC0000"/>
           <w:sz w:val="22"/>
         </w:rPr>
-        <w:t xml:space="preserve">integrated community space. (Housing delivery) </w:t>
-      </w:r>
-      <w:r>
-        <w:rPr>
-          <w:color w:val="0044CC"/>
-          <w:sz w:val="22"/>
-          <w:u w:val="single"/>
-        </w:rPr>
-        <w:t xml:space="preserve">investment discussions. (Policy) </w:t>
+        <w:t xml:space="preserve">current site </w:t>
+      </w:r>
+      <w:r>
+        <w:rPr>
+          <w:color w:val="0044CC"/>
+          <w:sz w:val="22"/>
+          <w:u w:val="single"/>
+        </w:rPr>
+        <w:t xml:space="preserve">City </w:t>
+      </w:r>
+      <w:r>
+        <w:rPr>
+          <w:sz w:val="22"/>
+        </w:rPr>
+        <w:t xml:space="preserve">to </w:t>
+      </w:r>
+      <w:r>
+        <w:rPr>
+          <w:strike/>
+          <w:color w:val="CC0000"/>
+          <w:sz w:val="22"/>
+        </w:rPr>
+        <w:t xml:space="preserve">plans for long-term affordable homes and integrated community space. (Housing delivery) </w:t>
+      </w:r>
+      <w:r>
+        <w:rPr>
+          <w:color w:val="0044CC"/>
+          <w:sz w:val="22"/>
+          <w:u w:val="single"/>
+        </w:rPr>
+        <w:t xml:space="preserve">survey 900+ tenants across 133 buildings — the most comprehensive SRO tenant data since 2013. Findings inform the intergovernmental SRO Investment Strategy. (Data &amp; justice) </w:t>
       </w:r>
     </w:p>
     <w:p>
@@ -6646,7 +5096,7 @@
           <w:sz w:val="22"/>
           <w:u w:val="single"/>
         </w:rPr>
-        <w:t xml:space="preserve">Tenant-Based Initiatives </w:t>
+        <w:t xml:space="preserve">Tenant-Based Initiatives (TBIs) </w:t>
       </w:r>
     </w:p>
     <w:p>
@@ -6656,21 +5106,21 @@
           <w:color w:val="CC0000"/>
           <w:sz w:val="22"/>
         </w:rPr>
-        <w:t xml:space="preserve">FIRST UNITED's front-line model combines shelter, legal support, </w:t>
-      </w:r>
-      <w:r>
-        <w:rPr>
-          <w:color w:val="0044CC"/>
-          <w:sz w:val="22"/>
-          <w:u w:val="single"/>
-        </w:rPr>
-        <w:t xml:space="preserve">Programs emphasize tenant leadership through committees, peer safety roles, </w:t>
-      </w:r>
-      <w:r>
-        <w:rPr>
-          <w:sz w:val="22"/>
-        </w:rPr>
-        <w:t xml:space="preserve">and </w:t>
+        <w:t xml:space="preserve">FIRST UNITED's front-line </w:t>
+      </w:r>
+      <w:r>
+        <w:rPr>
+          <w:color w:val="0044CC"/>
+          <w:sz w:val="22"/>
+          <w:u w:val="single"/>
+        </w:rPr>
+        <w:t xml:space="preserve">The SRO Collaborative's </w:t>
+      </w:r>
+      <w:r>
+        <w:rPr>
+          <w:sz w:val="22"/>
+        </w:rPr>
+        <w:t xml:space="preserve">model </w:t>
       </w:r>
       <w:r>
         <w:rPr>
@@ -6678,51 +5128,63 @@
           <w:color w:val="CC0000"/>
           <w:sz w:val="22"/>
         </w:rPr>
-        <w:t xml:space="preserve">food access: </w:t>
-      </w:r>
-      <w:r>
-        <w:rPr>
-          <w:color w:val="0044CC"/>
-          <w:sz w:val="22"/>
-          <w:u w:val="single"/>
-        </w:rPr>
-        <w:t xml:space="preserve">resident training pathways. </w:t>
-      </w:r>
-    </w:p>
-    <w:p>
+        <w:t xml:space="preserve">combines shelter, legal support, and food access: </w:t>
+      </w:r>
+      <w:r>
+        <w:rPr>
+          <w:color w:val="0044CC"/>
+          <w:sz w:val="22"/>
+          <w:u w:val="single"/>
+        </w:rPr>
+        <w:t xml:space="preserve">empowers tenants to improve their own buildings. In contrast to top-down supportive housing, SRO-C provides life-skills training to tenants who then become active participants in building improvement. Core programs include: </w:t>
+      </w:r>
+    </w:p>
+    <w:p>
+      <w:r>
+        <w:rPr>
+          <w:sz w:val="22"/>
+        </w:rPr>
+        <w:t xml:space="preserve">• </w:t>
+      </w:r>
       <w:r>
         <w:rPr>
           <w:strike/>
           <w:color w:val="CC0000"/>
           <w:sz w:val="22"/>
         </w:rPr>
-        <w:t xml:space="preserve">• Safe Shelter: 51 low-barrier beds currently operating at 467 Alexander Street </w:t>
-      </w:r>
-      <w:r>
-        <w:rPr>
-          <w:color w:val="0044CC"/>
-          <w:sz w:val="22"/>
-          <w:u w:val="single"/>
-        </w:rPr>
-        <w:t xml:space="preserve">Survey and Research Work </w:t>
-      </w:r>
-    </w:p>
-    <w:p>
+        <w:t xml:space="preserve">Safe Shelter: 51 low-barrier beds currently operating at 467 Alexander Street </w:t>
+      </w:r>
+      <w:r>
+        <w:rPr>
+          <w:color w:val="0044CC"/>
+          <w:sz w:val="22"/>
+          <w:u w:val="single"/>
+        </w:rPr>
+        <w:t xml:space="preserve">Tenant Committees (SRO Hub Program): The cornerstone program — democratic structures that identify building-level issues, coordinate repairs, and build community ownership in privately-owned SROs </w:t>
+      </w:r>
+    </w:p>
+    <w:p>
+      <w:r>
+        <w:rPr>
+          <w:sz w:val="22"/>
+        </w:rPr>
+        <w:t xml:space="preserve">• </w:t>
+      </w:r>
       <w:r>
         <w:rPr>
           <w:strike/>
           <w:color w:val="CC0000"/>
           <w:sz w:val="22"/>
         </w:rPr>
-        <w:t xml:space="preserve">• Legal Advocacy: more than 1,400 unique client cases annually focused on tenancy </w:t>
-      </w:r>
-      <w:r>
-        <w:rPr>
-          <w:color w:val="0044CC"/>
-          <w:sz w:val="22"/>
-          <w:u w:val="single"/>
-        </w:rPr>
-        <w:t xml:space="preserve">Collaborative data collection documents living conditions </w:t>
+        <w:t xml:space="preserve">Legal Advocacy: more than 1,400 unique client cases annually focused on tenancy </w:t>
+      </w:r>
+      <w:r>
+        <w:rPr>
+          <w:color w:val="0044CC"/>
+          <w:sz w:val="22"/>
+          <w:u w:val="single"/>
+        </w:rPr>
+        <w:t xml:space="preserve">TORO (Tenant Overdose Response Organizers): Peer-led harm reduction operating in ~40 private SRO hotels, providing naloxone training, safer supply referrals, </w:t>
       </w:r>
       <w:r>
         <w:rPr>
@@ -6744,25 +5206,31 @@
           <w:sz w:val="22"/>
           <w:u w:val="single"/>
         </w:rPr>
-        <w:t xml:space="preserve">strengthens evidence for housing policy reform. </w:t>
-      </w:r>
-    </w:p>
-    <w:p>
+        <w:t xml:space="preserve">harm reduction supplies </w:t>
+      </w:r>
+    </w:p>
+    <w:p>
+      <w:r>
+        <w:rPr>
+          <w:sz w:val="22"/>
+        </w:rPr>
+        <w:t xml:space="preserve">• </w:t>
+      </w:r>
       <w:r>
         <w:rPr>
           <w:strike/>
           <w:color w:val="CC0000"/>
           <w:sz w:val="22"/>
         </w:rPr>
-        <w:t xml:space="preserve">• Food Programs: daily meal services, lunch distribution, </w:t>
-      </w:r>
-      <w:r>
-        <w:rPr>
-          <w:color w:val="0044CC"/>
-          <w:sz w:val="22"/>
-          <w:u w:val="single"/>
-        </w:rPr>
-        <w:t xml:space="preserve">Advocacy </w:t>
+        <w:t xml:space="preserve">Food Programs: daily meal services, lunch distribution, </w:t>
+      </w:r>
+      <w:r>
+        <w:rPr>
+          <w:color w:val="0044CC"/>
+          <w:sz w:val="22"/>
+          <w:u w:val="single"/>
+        </w:rPr>
+        <w:t xml:space="preserve">SRO Degree: Connects tenants with housing </w:t>
       </w:r>
       <w:r>
         <w:rPr>
@@ -6784,7 +5252,7 @@
           <w:sz w:val="22"/>
           <w:u w:val="single"/>
         </w:rPr>
-        <w:t xml:space="preserve">Systems Change </w:t>
+        <w:t xml:space="preserve">tenant rights knowledge to take power in their living situations </w:t>
       </w:r>
     </w:p>
     <w:p>
@@ -6802,7 +5270,7 @@
           <w:sz w:val="22"/>
           <w:u w:val="single"/>
         </w:rPr>
-        <w:t xml:space="preserve">The network links frontline tenant organizing with legal and policy advocacy for stronger renter protections. </w:t>
+        <w:t xml:space="preserve">• Right to Remain: A research collective supporting tenant organizing for improved safety, cleanliness, affordability, and empowerment </w:t>
       </w:r>
     </w:p>
     <w:p>
@@ -6820,7 +5288,7 @@
           <w:sz w:val="22"/>
           <w:u w:val="single"/>
         </w:rPr>
-        <w:t xml:space="preserve">• Tenant leadership drives program design </w:t>
+        <w:t xml:space="preserve">• Room cleaning </w:t>
       </w:r>
       <w:r>
         <w:rPr>
@@ -6834,65 +5302,61 @@
           <w:color w:val="CC0000"/>
           <w:sz w:val="22"/>
         </w:rPr>
-        <w:t xml:space="preserve">approximately 40,000 sq ft for social, cultural, and health-serving uses. </w:t>
-      </w:r>
-      <w:r>
-        <w:rPr>
-          <w:color w:val="0044CC"/>
-          <w:sz w:val="22"/>
-          <w:u w:val="single"/>
-        </w:rPr>
-        <w:t xml:space="preserve">implementation </w:t>
-      </w:r>
-    </w:p>
-    <w:p>
+        <w:t xml:space="preserve">approximately 40,000 sq ft for social, cultural, </w:t>
+      </w:r>
+      <w:r>
+        <w:rPr>
+          <w:color w:val="0044CC"/>
+          <w:sz w:val="22"/>
+          <w:u w:val="single"/>
+        </w:rPr>
+        <w:t xml:space="preserve">repairs: Tenants trained in building maintenance </w:t>
+      </w:r>
+      <w:r>
+        <w:rPr>
+          <w:sz w:val="22"/>
+        </w:rPr>
+        <w:t xml:space="preserve">and </w:t>
+      </w:r>
       <w:r>
         <w:rPr>
           <w:strike/>
           <w:color w:val="CC0000"/>
           <w:sz w:val="22"/>
         </w:rPr>
-        <w:t xml:space="preserve">The project partnership with Lu'ma Native BCH Housing Society also sets out Indigenous-led and community-accountable governance outcomes for long-term operations. </w:t>
-      </w:r>
-      <w:r>
-        <w:rPr>
-          <w:color w:val="0044CC"/>
-          <w:sz w:val="22"/>
-          <w:u w:val="single"/>
-        </w:rPr>
-        <w:t xml:space="preserve">• Peer-based safety work is central to the operating model </w:t>
-      </w:r>
-    </w:p>
-    <w:p>
-      <w:r>
-        <w:rPr>
-          <w:sz w:val="22"/>
-        </w:rPr>
-        <w:t xml:space="preserve">• </w:t>
-      </w:r>
+        <w:t xml:space="preserve">health-serving uses. </w:t>
+      </w:r>
+      <w:r>
+        <w:rPr>
+          <w:color w:val="0044CC"/>
+          <w:sz w:val="22"/>
+          <w:u w:val="single"/>
+        </w:rPr>
+        <w:t xml:space="preserve">trades skills </w:t>
+      </w:r>
+    </w:p>
+    <w:p>
       <w:r>
         <w:rPr>
           <w:strike/>
           <w:color w:val="CC0000"/>
           <w:sz w:val="22"/>
         </w:rPr>
-        <w:t xml:space="preserve">Operating in the DTES since 1886 </w:t>
-      </w:r>
-      <w:r>
-        <w:rPr>
-          <w:color w:val="0044CC"/>
-          <w:sz w:val="22"/>
-          <w:u w:val="single"/>
-        </w:rPr>
-        <w:t xml:space="preserve">Survey evidence informs intergovernmental policy discussions </w:t>
-      </w:r>
-    </w:p>
-    <w:p>
-      <w:r>
-        <w:rPr>
-          <w:sz w:val="22"/>
-        </w:rPr>
-        <w:t xml:space="preserve">• </w:t>
+        <w:t xml:space="preserve">The project partnership with Lu'ma Native BCH Housing Society also sets out Indigenous-led and community-accountable governance outcomes </w:t>
+      </w:r>
+      <w:r>
+        <w:rPr>
+          <w:color w:val="0044CC"/>
+          <w:sz w:val="22"/>
+          <w:u w:val="single"/>
+        </w:rPr>
+        <w:t xml:space="preserve">• Cultural reconnection: Supports </w:t>
+      </w:r>
+      <w:r>
+        <w:rPr>
+          <w:sz w:val="22"/>
+        </w:rPr>
+        <w:t xml:space="preserve">for </w:t>
       </w:r>
       <w:r>
         <w:rPr>
@@ -6900,15 +5364,15 @@
           <w:color w:val="CC0000"/>
           <w:sz w:val="22"/>
         </w:rPr>
-        <w:t xml:space="preserve">51 low-barrier shelter beds at the current safe shelter site </w:t>
-      </w:r>
-      <w:r>
-        <w:rPr>
-          <w:color w:val="0044CC"/>
-          <w:sz w:val="22"/>
-          <w:u w:val="single"/>
-        </w:rPr>
-        <w:t xml:space="preserve">Advocacy targets stronger rights and living conditions </w:t>
+        <w:t xml:space="preserve">long-term operations. </w:t>
+      </w:r>
+      <w:r>
+        <w:rPr>
+          <w:color w:val="0044CC"/>
+          <w:sz w:val="22"/>
+          <w:u w:val="single"/>
+        </w:rPr>
+        <w:t xml:space="preserve">the ~33% of SRO tenants who self-identify as Indigenous </w:t>
       </w:r>
     </w:p>
     <w:p>
@@ -6924,15 +5388,15 @@
           <w:color w:val="CC0000"/>
           <w:sz w:val="22"/>
         </w:rPr>
-        <w:t xml:space="preserve">1,400+ legal advocacy cases each year </w:t>
-      </w:r>
-      <w:r>
-        <w:rPr>
-          <w:color w:val="0044CC"/>
-          <w:sz w:val="22"/>
-          <w:u w:val="single"/>
-        </w:rPr>
-        <w:t xml:space="preserve">Verified numeric values are provided in Quick Facts </w:t>
+        <w:t xml:space="preserve">Operating in the DTES since 1886 </w:t>
+      </w:r>
+      <w:r>
+        <w:rPr>
+          <w:color w:val="0044CC"/>
+          <w:sz w:val="22"/>
+          <w:u w:val="single"/>
+        </w:rPr>
+        <w:t xml:space="preserve">Fire safety: Emergency preparedness training and building-level evacuation planning </w:t>
       </w:r>
     </w:p>
     <w:p>
@@ -6942,7 +5406,15 @@
           <w:color w:val="CC0000"/>
           <w:sz w:val="22"/>
         </w:rPr>
-        <w:t>• 320 E Hastings redevelopment targets 100+ homes</w:t>
+        <w:t xml:space="preserve">• 51 low-barrier shelter beds at the current safe shelter site </w:t>
+      </w:r>
+      <w:r>
+        <w:rPr>
+          <w:color w:val="0044CC"/>
+          <w:sz w:val="22"/>
+          <w:u w:val="single"/>
+        </w:rPr>
+        <w:t xml:space="preserve">2024 SRO Tenant Survey </w:t>
       </w:r>
     </w:p>
     <w:p>
@@ -6952,7 +5424,15 @@
           <w:color w:val="CC0000"/>
           <w:sz w:val="22"/>
         </w:rPr>
-        <w:t>Gallery</w:t>
+        <w:t xml:space="preserve">• 1,400+ legal advocacy cases each year </w:t>
+      </w:r>
+      <w:r>
+        <w:rPr>
+          <w:color w:val="0044CC"/>
+          <w:sz w:val="22"/>
+          <w:u w:val="single"/>
+        </w:rPr>
+        <w:t xml:space="preserve">Between January and April 2024, the SRO Collaborative partnered with the City of Vancouver to conduct the most comprehensive SRO tenant survey since 2013. Over 900 tenants were interviewed across 133 SRO buildings — approximately 15% of all tenants in surveyed buildings. The survey was designed in collaboration with a Tenant Advisory Committee, with questions comparable to 2008 and 2013 surveys to track trends over time. </w:t>
       </w:r>
     </w:p>
     <w:p>
@@ -6962,7 +5442,15 @@
           <w:color w:val="CC0000"/>
           <w:sz w:val="22"/>
         </w:rPr>
-        <w:t>• First United Church at East Hastings and Gore — Source: user-provided photo</w:t>
+        <w:t xml:space="preserve">• 320 E Hastings redevelopment targets 100+ homes </w:t>
+      </w:r>
+      <w:r>
+        <w:rPr>
+          <w:color w:val="0044CC"/>
+          <w:sz w:val="22"/>
+          <w:u w:val="single"/>
+        </w:rPr>
+        <w:t xml:space="preserve">Key context from the survey and related data: </w:t>
       </w:r>
     </w:p>
     <w:p>
@@ -6972,37 +5460,129 @@
           <w:color w:val="CC0000"/>
           <w:sz w:val="22"/>
         </w:rPr>
-        <w:t>• East Hastings Street — Photo: Wikimedia Commons (CC BY-SA 3.0)</w:t>
-      </w:r>
-    </w:p>
-    <w:p>
+        <w:t xml:space="preserve">Gallery </w:t>
+      </w:r>
+      <w:r>
+        <w:rPr>
+          <w:color w:val="0044CC"/>
+          <w:sz w:val="22"/>
+          <w:u w:val="single"/>
+        </w:rPr>
+        <w:t xml:space="preserve">• Average private SRO rent: $681/month (up 21% since 2019), with some units reaching $1,950/month </w:t>
+      </w:r>
+    </w:p>
+    <w:p>
+      <w:r>
+        <w:rPr>
+          <w:sz w:val="22"/>
+        </w:rPr>
+        <w:t xml:space="preserve">• </w:t>
+      </w:r>
       <w:r>
         <w:rPr>
           <w:strike/>
           <w:color w:val="CC0000"/>
           <w:sz w:val="22"/>
         </w:rPr>
-        <w:t>• Carnegie Community Centre at Main and Hastings — Photo: Wikimedia Commons (CC BY-SA)</w:t>
-      </w:r>
-    </w:p>
-    <w:p>
+        <w:t xml:space="preserve">First United Church at East Hastings and Gore — Source: user-provided photo </w:t>
+      </w:r>
+      <w:r>
+        <w:rPr>
+          <w:color w:val="0044CC"/>
+          <w:sz w:val="22"/>
+          <w:u w:val="single"/>
+        </w:rPr>
+        <w:t xml:space="preserve">At least 60% of private SRO residents spend more than half their income on housing </w:t>
+      </w:r>
+    </w:p>
+    <w:p>
+      <w:r>
+        <w:rPr>
+          <w:sz w:val="22"/>
+        </w:rPr>
+        <w:t xml:space="preserve">• </w:t>
+      </w:r>
       <w:r>
         <w:rPr>
           <w:strike/>
           <w:color w:val="CC0000"/>
           <w:sz w:val="22"/>
         </w:rPr>
-        <w:t>• Pennsylvania Hotel (heritage SRO) — Photo: Wikimedia Commons (CC BY-SA)</w:t>
-      </w:r>
-    </w:p>
-    <w:p>
+        <w:t xml:space="preserve">East Hastings Street — Photo: Wikimedia Commons (CC BY-SA 3.0) </w:t>
+      </w:r>
+      <w:r>
+        <w:rPr>
+          <w:color w:val="0044CC"/>
+          <w:sz w:val="22"/>
+          <w:u w:val="single"/>
+        </w:rPr>
+        <w:t xml:space="preserve">Provincial shelter rate remains $500/month, creating a persistent affordability gap </w:t>
+      </w:r>
+    </w:p>
+    <w:p>
+      <w:r>
+        <w:rPr>
+          <w:sz w:val="22"/>
+        </w:rPr>
+        <w:t xml:space="preserve">• </w:t>
+      </w:r>
       <w:r>
         <w:rPr>
           <w:strike/>
           <w:color w:val="CC0000"/>
           <w:sz w:val="22"/>
         </w:rPr>
-        <w:t>Resources</w:t>
+        <w:t xml:space="preserve">Carnegie Community Centre at Main and Hastings — Photo: Wikimedia Commons (CC BY-SA) </w:t>
+      </w:r>
+      <w:r>
+        <w:rPr>
+          <w:color w:val="0044CC"/>
+          <w:sz w:val="22"/>
+          <w:u w:val="single"/>
+        </w:rPr>
+        <w:t xml:space="preserve">Private SRO stock has declined from 7,830 rooms (1994) to 3,305 rooms (2023) </w:t>
+      </w:r>
+    </w:p>
+    <w:p>
+      <w:r>
+        <w:rPr>
+          <w:sz w:val="22"/>
+        </w:rPr>
+        <w:t xml:space="preserve">• </w:t>
+      </w:r>
+      <w:r>
+        <w:rPr>
+          <w:strike/>
+          <w:color w:val="CC0000"/>
+          <w:sz w:val="22"/>
+        </w:rPr>
+        <w:t xml:space="preserve">Pennsylvania Hotel (heritage SRO) — Photo: Wikimedia Commons (CC BY-SA) </w:t>
+      </w:r>
+      <w:r>
+        <w:rPr>
+          <w:color w:val="0044CC"/>
+          <w:sz w:val="22"/>
+          <w:u w:val="single"/>
+        </w:rPr>
+        <w:t xml:space="preserve">One-third of tenants self-identify as Indigenous </w:t>
+      </w:r>
+    </w:p>
+    <w:p>
+      <w:r>
+        <w:rPr>
+          <w:strike/>
+          <w:color w:val="CC0000"/>
+          <w:sz w:val="22"/>
+        </w:rPr>
+        <w:t xml:space="preserve">Resources </w:t>
+      </w:r>
+      <w:r>
+        <w:rPr>
+          <w:color w:val="0044CC"/>
+          <w:sz w:val="22"/>
+          <w:u w:val="single"/>
+        </w:rPr>
+        <w:t xml:space="preserve">• SRO tenants are excluded from most census data, making this survey a critical data source </w:t>
       </w:r>
     </w:p>
     <w:p>
@@ -7754,151 +6334,265 @@
       </w:r>
     </w:p>
     <w:p>
-      <w:r>
-        <w:rPr>
-          <w:strike/>
-          <w:color w:val="CC0000"/>
-          <w:sz w:val="22"/>
-        </w:rPr>
-        <w:t>Policy and Public Accountability</w:t>
-      </w:r>
-    </w:p>
-    <w:p>
-      <w:r>
-        <w:rPr>
-          <w:strike/>
-          <w:color w:val="CC0000"/>
-          <w:sz w:val="22"/>
-        </w:rPr>
-        <w:t>Recent efforts include coordinated tenant surveys and public documentation of SRO living conditions, helping shape city and provincial conversations on minimum standards, rent protections, and anti-displacement policy.</w:t>
-      </w:r>
-    </w:p>
-    <w:p>
-      <w:r>
-        <w:rPr>
-          <w:strike/>
-          <w:color w:val="CC0000"/>
-          <w:sz w:val="22"/>
-        </w:rPr>
-        <w:t>Funding Context</w:t>
-      </w:r>
-    </w:p>
-    <w:p>
-      <w:r>
-        <w:rPr>
-          <w:strike/>
-          <w:color w:val="CC0000"/>
-          <w:sz w:val="22"/>
-        </w:rPr>
-        <w:t>The 2023 provincial grant provides targeted support for tenant-led operations, outreach, and staffing for services tied to safety and stabilization in the private SRO stock.</w:t>
-      </w:r>
-    </w:p>
-    <w:p>
-      <w:r>
-        <w:rPr>
-          <w:strike/>
-          <w:color w:val="CC0000"/>
-          <w:sz w:val="22"/>
-        </w:rPr>
-        <w:t>• Resident-led governance through tenant committees</w:t>
-      </w:r>
-    </w:p>
-    <w:p>
-      <w:r>
-        <w:rPr>
-          <w:strike/>
-          <w:color w:val="CC0000"/>
-          <w:sz w:val="22"/>
-        </w:rPr>
-        <w:t>• Harm reduction and overdose response capacity in SRO hotels</w:t>
-      </w:r>
-    </w:p>
-    <w:p>
-      <w:r>
-        <w:rPr>
-          <w:strike/>
-          <w:color w:val="CC0000"/>
-          <w:sz w:val="22"/>
-        </w:rPr>
-        <w:t>• Cross-partner survey and policy evidence gathering</w:t>
-      </w:r>
-    </w:p>
-    <w:p>
-      <w:r>
-        <w:rPr>
-          <w:strike/>
-          <w:color w:val="CC0000"/>
-          <w:sz w:val="22"/>
-        </w:rPr>
-        <w:t>• Tenant-led advocacy organization</w:t>
-      </w:r>
-    </w:p>
-    <w:p>
-      <w:r>
-        <w:rPr>
-          <w:strike/>
-          <w:color w:val="CC0000"/>
-          <w:sz w:val="22"/>
-        </w:rPr>
-        <w:t>• $11M provincial grant (2023)</w:t>
-      </w:r>
-    </w:p>
-    <w:p>
-      <w:r>
-        <w:rPr>
-          <w:strike/>
-          <w:color w:val="CC0000"/>
-          <w:sz w:val="22"/>
-        </w:rPr>
-        <w:t>• TORO active in around 40 private SRO hotels</w:t>
-      </w:r>
-    </w:p>
-    <w:p>
-      <w:r>
-        <w:rPr>
-          <w:strike/>
-          <w:color w:val="CC0000"/>
-          <w:sz w:val="22"/>
-        </w:rPr>
-        <w:t>• 2024 tenant survey work with city and community partners</w:t>
-      </w:r>
-    </w:p>
-    <w:p>
       <w:pPr>
         <w:pStyle w:val="Heading3"/>
       </w:pPr>
       <w:r>
-        <w:t>Gallery</w:t>
-      </w:r>
-    </w:p>
-    <w:p>
-      <w:r>
-        <w:t>• TORO outreach space — Source: SRO Collaborative</w:t>
-      </w:r>
-    </w:p>
-    <w:p>
-      <w:r>
-        <w:t>• Harm reduction supplies in TORO program — Source: SRO Collaborative</w:t>
-      </w:r>
-    </w:p>
-    <w:p>
-      <w:r>
-        <w:t>• DTES SRO corridor streetscape — Source: SRO Collaborative</w:t>
-      </w:r>
-    </w:p>
-    <w:p>
-      <w:r>
-        <w:t>• Community ownership action — Source: user-provided photo</w:t>
-      </w:r>
-    </w:p>
-    <w:p>
-      <w:r>
-        <w:t>• Powell Rooms SRO — Source: user-provided photo</w:t>
-      </w:r>
-    </w:p>
-    <w:p>
-      <w:r>
-        <w:t>• DTES streetscape — Source: user-provided photo</w:t>
+        <w:t>Policy and Public Accountability</w:t>
+      </w:r>
+    </w:p>
+    <w:p>
+      <w:r>
+        <w:rPr>
+          <w:strike/>
+          <w:color w:val="CC0000"/>
+          <w:sz w:val="22"/>
+        </w:rPr>
+        <w:t xml:space="preserve">Recent efforts include coordinated </w:t>
+      </w:r>
+      <w:r>
+        <w:rPr>
+          <w:color w:val="0044CC"/>
+          <w:sz w:val="22"/>
+          <w:u w:val="single"/>
+        </w:rPr>
+        <w:t xml:space="preserve">The SRO Collaborative played a central role in the campaign for vacancy control for SROs. In November 2021, Vancouver City Council voted near-unanimously to approve the bylaw. After legal challenges from 13 SRO owners suspended it, the Province of BC passed an amendment in May 2024 to the Municipalities Enabling and Validating Act (MEVA) to restore the city's bylaw — a landmark </w:t>
+      </w:r>
+      <w:r>
+        <w:rPr>
+          <w:sz w:val="22"/>
+        </w:rPr>
+        <w:t xml:space="preserve">tenant </w:t>
+      </w:r>
+      <w:r>
+        <w:rPr>
+          <w:strike/>
+          <w:color w:val="CC0000"/>
+          <w:sz w:val="22"/>
+        </w:rPr>
+        <w:t xml:space="preserve">surveys </w:t>
+      </w:r>
+      <w:r>
+        <w:rPr>
+          <w:color w:val="0044CC"/>
+          <w:sz w:val="22"/>
+          <w:u w:val="single"/>
+        </w:rPr>
+        <w:t xml:space="preserve">protection preventing rent spikes between tenancies </w:t>
+      </w:r>
+      <w:r>
+        <w:rPr>
+          <w:sz w:val="22"/>
+        </w:rPr>
+        <w:t xml:space="preserve">and </w:t>
+      </w:r>
+      <w:r>
+        <w:rPr>
+          <w:strike/>
+          <w:color w:val="CC0000"/>
+          <w:sz w:val="22"/>
+        </w:rPr>
+        <w:t xml:space="preserve">public documentation of SRO living conditions, helping shape city and provincial conversations on minimum standards, rent protections, and anti-displacement policy. </w:t>
+      </w:r>
+      <w:r>
+        <w:rPr>
+          <w:color w:val="0044CC"/>
+          <w:sz w:val="22"/>
+          <w:u w:val="single"/>
+        </w:rPr>
+        <w:t xml:space="preserve">protecting as many as 1,000 tenants from displacement. </w:t>
+      </w:r>
+    </w:p>
+    <w:p>
+      <w:r>
+        <w:rPr>
+          <w:strike/>
+          <w:color w:val="CC0000"/>
+          <w:sz w:val="22"/>
+        </w:rPr>
+        <w:t xml:space="preserve">Funding Context </w:t>
+      </w:r>
+      <w:r>
+        <w:rPr>
+          <w:color w:val="0044CC"/>
+          <w:sz w:val="22"/>
+          <w:u w:val="single"/>
+        </w:rPr>
+        <w:t xml:space="preserve">In 2023, the Province provided an $11 million grant to the SRO Collaborative to expand services and supports across the DTES. As Executive Director Wendy Pedersen stated: "Privately owned SRO hotels are a last resort before homelessness." </w:t>
+      </w:r>
+    </w:p>
+    <w:p>
+      <w:r>
+        <w:rPr>
+          <w:sz w:val="22"/>
+        </w:rPr>
+        <w:t xml:space="preserve">The </w:t>
+      </w:r>
+      <w:r>
+        <w:rPr>
+          <w:strike/>
+          <w:color w:val="CC0000"/>
+          <w:sz w:val="22"/>
+        </w:rPr>
+        <w:t xml:space="preserve">2023 provincial grant provides targeted support for tenant-led operations, outreach, </w:t>
+      </w:r>
+      <w:r>
+        <w:rPr>
+          <w:color w:val="0044CC"/>
+          <w:sz w:val="22"/>
+          <w:u w:val="single"/>
+        </w:rPr>
+        <w:t xml:space="preserve">Collaborative continues to generate evidence that shapes housing policy through the Right to Remain research collective, coordinated surveys, the 2019 Habitability Study, </w:t>
+      </w:r>
+      <w:r>
+        <w:rPr>
+          <w:sz w:val="22"/>
+        </w:rPr>
+        <w:t xml:space="preserve">and </w:t>
+      </w:r>
+      <w:r>
+        <w:rPr>
+          <w:strike/>
+          <w:color w:val="CC0000"/>
+          <w:sz w:val="22"/>
+        </w:rPr>
+        <w:t xml:space="preserve">staffing for services tied to safety and stabilization </w:t>
+      </w:r>
+      <w:r>
+        <w:rPr>
+          <w:color w:val="0044CC"/>
+          <w:sz w:val="22"/>
+          <w:u w:val="single"/>
+        </w:rPr>
+        <w:t xml:space="preserve">public reporting that documents living conditions </w:t>
+      </w:r>
+      <w:r>
+        <w:rPr>
+          <w:sz w:val="22"/>
+        </w:rPr>
+        <w:t xml:space="preserve">in </w:t>
+      </w:r>
+      <w:r>
+        <w:rPr>
+          <w:color w:val="0044CC"/>
+          <w:sz w:val="22"/>
+          <w:u w:val="single"/>
+        </w:rPr>
+        <w:t xml:space="preserve">real time. Their 2024 survey findings directly inform </w:t>
+      </w:r>
+      <w:r>
+        <w:rPr>
+          <w:sz w:val="22"/>
+        </w:rPr>
+        <w:t xml:space="preserve">the </w:t>
+      </w:r>
+      <w:r>
+        <w:rPr>
+          <w:strike/>
+          <w:color w:val="CC0000"/>
+          <w:sz w:val="22"/>
+        </w:rPr>
+        <w:t xml:space="preserve">private </w:t>
+      </w:r>
+      <w:r>
+        <w:rPr>
+          <w:color w:val="0044CC"/>
+          <w:sz w:val="22"/>
+          <w:u w:val="single"/>
+        </w:rPr>
+        <w:t xml:space="preserve">City's intergovernmental </w:t>
+      </w:r>
+      <w:r>
+        <w:rPr>
+          <w:sz w:val="22"/>
+        </w:rPr>
+        <w:t xml:space="preserve">SRO </w:t>
+      </w:r>
+      <w:r>
+        <w:rPr>
+          <w:strike/>
+          <w:color w:val="CC0000"/>
+          <w:sz w:val="22"/>
+        </w:rPr>
+        <w:t xml:space="preserve">stock. </w:t>
+      </w:r>
+      <w:r>
+        <w:rPr>
+          <w:color w:val="0044CC"/>
+          <w:sz w:val="22"/>
+          <w:u w:val="single"/>
+        </w:rPr>
+        <w:t xml:space="preserve">Investment Strategy. </w:t>
+      </w:r>
+    </w:p>
+    <w:p>
+      <w:r>
+        <w:rPr>
+          <w:strike/>
+          <w:color w:val="CC0000"/>
+          <w:sz w:val="22"/>
+        </w:rPr>
+        <w:t>• Resident-led governance through tenant committees</w:t>
+      </w:r>
+    </w:p>
+    <w:p>
+      <w:r>
+        <w:rPr>
+          <w:strike/>
+          <w:color w:val="CC0000"/>
+          <w:sz w:val="22"/>
+        </w:rPr>
+        <w:t>• Harm reduction and overdose response capacity in SRO hotels</w:t>
+      </w:r>
+    </w:p>
+    <w:p>
+      <w:r>
+        <w:rPr>
+          <w:strike/>
+          <w:color w:val="CC0000"/>
+          <w:sz w:val="22"/>
+        </w:rPr>
+        <w:t>• Cross-partner survey and policy evidence gathering</w:t>
+      </w:r>
+    </w:p>
+    <w:p>
+      <w:r>
+        <w:rPr>
+          <w:strike/>
+          <w:color w:val="CC0000"/>
+          <w:sz w:val="22"/>
+        </w:rPr>
+        <w:t>• Tenant-led advocacy organization</w:t>
+      </w:r>
+    </w:p>
+    <w:p>
+      <w:r>
+        <w:rPr>
+          <w:strike/>
+          <w:color w:val="CC0000"/>
+          <w:sz w:val="22"/>
+        </w:rPr>
+        <w:t>• $11M provincial grant (2023)</w:t>
+      </w:r>
+    </w:p>
+    <w:p>
+      <w:r>
+        <w:rPr>
+          <w:strike/>
+          <w:color w:val="CC0000"/>
+          <w:sz w:val="22"/>
+        </w:rPr>
+        <w:t>• TORO active in around 40 private SRO hotels</w:t>
+      </w:r>
+    </w:p>
+    <w:p>
+      <w:r>
+        <w:rPr>
+          <w:strike/>
+          <w:color w:val="CC0000"/>
+          <w:sz w:val="22"/>
+        </w:rPr>
+        <w:t>• 2024 tenant survey work with city and community partners</w:t>
       </w:r>
     </w:p>
     <w:p>
@@ -7906,125 +6600,37 @@
         <w:pStyle w:val="Heading3"/>
       </w:pPr>
       <w:r>
-        <w:t>Resources</w:t>
-      </w:r>
-    </w:p>
-    <w:p>
-      <w:r>
-        <w:t>• DTES SRO Collaborative - Tenant advocacy and support organization | https://srocollaborative.org/</w:t>
-      </w:r>
-    </w:p>
-    <w:p>
-      <w:r>
-        <w:t>• DTES Neighbourhood House — SRO Collaborative Profile - Background on the SRO Collaborative's work | https://www.dtesnhouse.ca/news-updates/partner-feature-sro-collaborative</w:t>
-      </w:r>
-    </w:p>
-    <w:p>
-      <w:r>
-        <w:t>• Mission Statement - Organization mission and tenant-led model | https://www.srocollaborative.org/mission-statement</w:t>
-      </w:r>
-    </w:p>
-    <w:p>
-      <w:r>
-        <w:t>• SRO HUB Program - Tenant committee support, advocacy, and building-level organizing | https://www.srocollaborative.org/programs/sro-hub-program/</w:t>
-      </w:r>
-    </w:p>
-    <w:p>
-      <w:r>
-        <w:t>• TORO Program - Tenant overdose response initiative details | https://www.srocollaborative.org/programs/toro/</w:t>
-      </w:r>
-    </w:p>
-    <w:p>
-      <w:r>
-        <w:t>• BC Government Grant Announcement (2023) - One-time provincial funding announcement | https://news.gov.bc.ca/releases/2023hous0053-000772</w:t>
-      </w:r>
-    </w:p>
-    <w:p>
-      <w:r>
-        <w:rPr>
-          <w:strike/>
-          <w:color w:val="CC0000"/>
-          <w:sz w:val="22"/>
-        </w:rPr>
-        <w:t xml:space="preserve">Stop 5: UBC Learning Exchange </w:t>
-      </w:r>
-      <w:r>
-        <w:rPr>
-          <w:color w:val="0044CC"/>
-          <w:sz w:val="22"/>
-          <w:u w:val="single"/>
-        </w:rPr>
-        <w:t xml:space="preserve">• 2024 SRO Tenant Survey - Survey of 900+ tenants across 133 SROs — demographics, conditions, and housing experiences | https://srocollaborative.org/projects/sro-tenant-survey/ </w:t>
-      </w:r>
-    </w:p>
-    <w:p>
-      <w:r>
-        <w:rPr>
-          <w:strike/>
-          <w:color w:val="CC0000"/>
-          <w:sz w:val="22"/>
-        </w:rPr>
-        <w:t xml:space="preserve">Location: 612 Main St, </w:t>
-      </w:r>
-      <w:r>
-        <w:rPr>
-          <w:color w:val="0044CC"/>
-          <w:sz w:val="22"/>
-          <w:u w:val="single"/>
-        </w:rPr>
-        <w:t xml:space="preserve">• City of </w:t>
-      </w:r>
-      <w:r>
-        <w:rPr>
-          <w:sz w:val="22"/>
-        </w:rPr>
-        <w:t xml:space="preserve">Vancouver </w:t>
-      </w:r>
-      <w:r>
-        <w:rPr>
-          <w:color w:val="0044CC"/>
-          <w:sz w:val="22"/>
-          <w:u w:val="single"/>
-        </w:rPr>
-        <w:t xml:space="preserve">— SRO Tenant Survey Report - Full report with aggregated findings informing the SRO Investment Strategy | https://vancouver.ca/files/cov/sro-tenant-survey-2024.pdf </w:t>
-      </w:r>
-    </w:p>
-    <w:p>
-      <w:r>
-        <w:rPr>
-          <w:strike/>
-          <w:color w:val="CC0000"/>
-          <w:sz w:val="22"/>
-        </w:rPr>
-        <w:t xml:space="preserve">Quick stats: Since: 2000 | Focus: Education | Location: 612 Main St </w:t>
-      </w:r>
-      <w:r>
-        <w:rPr>
-          <w:color w:val="0044CC"/>
-          <w:sz w:val="22"/>
-          <w:u w:val="single"/>
-        </w:rPr>
-        <w:t xml:space="preserve">Stop 6: Hogan's Alley Society </w:t>
-      </w:r>
-    </w:p>
-    <w:p>
-      <w:r>
-        <w:rPr>
-          <w:color w:val="0044CC"/>
-          <w:sz w:val="22"/>
-          <w:u w:val="single"/>
-        </w:rPr>
-        <w:t>Location: Union Street &amp; Main Street, Vancouver</w:t>
-      </w:r>
-    </w:p>
-    <w:p>
-      <w:r>
-        <w:rPr>
-          <w:color w:val="0044CC"/>
-          <w:sz w:val="22"/>
-          <w:u w:val="single"/>
-        </w:rPr>
-        <w:t>Quick stats: MOU Signed: Sep 2022 | Cultural Centre: 27,000 sq ft | Nora Hendrix: 52 homes</w:t>
+        <w:t>Gallery</w:t>
+      </w:r>
+    </w:p>
+    <w:p>
+      <w:r>
+        <w:t>• TORO outreach space — Source: SRO Collaborative</w:t>
+      </w:r>
+    </w:p>
+    <w:p>
+      <w:r>
+        <w:t>• Harm reduction supplies in TORO program — Source: SRO Collaborative</w:t>
+      </w:r>
+    </w:p>
+    <w:p>
+      <w:r>
+        <w:t>• DTES SRO corridor streetscape — Source: SRO Collaborative</w:t>
+      </w:r>
+    </w:p>
+    <w:p>
+      <w:r>
+        <w:t>• Community ownership action — Source: user-provided photo</w:t>
+      </w:r>
+    </w:p>
+    <w:p>
+      <w:r>
+        <w:t>• Powell Rooms SRO — Source: user-provided photo</w:t>
+      </w:r>
+    </w:p>
+    <w:p>
+      <w:r>
+        <w:t>• DTES streetscape — Source: user-provided photo</w:t>
       </w:r>
     </w:p>
     <w:p>
@@ -8032,7 +6638,37 @@
         <w:pStyle w:val="Heading3"/>
       </w:pPr>
       <w:r>
-        <w:t>Overview</w:t>
+        <w:t>Resources</w:t>
+      </w:r>
+    </w:p>
+    <w:p>
+      <w:r>
+        <w:t>• DTES SRO Collaborative - Tenant advocacy and support organization | https://srocollaborative.org/</w:t>
+      </w:r>
+    </w:p>
+    <w:p>
+      <w:r>
+        <w:t>• DTES Neighbourhood House — SRO Collaborative Profile - Background on the SRO Collaborative's work | https://www.dtesnhouse.ca/news-updates/partner-feature-sro-collaborative</w:t>
+      </w:r>
+    </w:p>
+    <w:p>
+      <w:r>
+        <w:t>• Mission Statement - Organization mission and tenant-led model | https://www.srocollaborative.org/mission-statement</w:t>
+      </w:r>
+    </w:p>
+    <w:p>
+      <w:r>
+        <w:t>• SRO HUB Program - Tenant committee support, advocacy, and building-level organizing | https://www.srocollaborative.org/programs/sro-hub-program/</w:t>
+      </w:r>
+    </w:p>
+    <w:p>
+      <w:r>
+        <w:t>• TORO Program - Tenant overdose response initiative details | https://www.srocollaborative.org/programs/toro/</w:t>
+      </w:r>
+    </w:p>
+    <w:p>
+      <w:r>
+        <w:t>• BC Government Grant Announcement (2023) - One-time provincial funding announcement | https://news.gov.bc.ca/releases/2023hous0053-000772</w:t>
       </w:r>
     </w:p>
     <w:p>
@@ -8042,149 +6678,85 @@
           <w:color w:val="CC0000"/>
           <w:sz w:val="22"/>
         </w:rPr>
-        <w:t xml:space="preserve">The UBC Learning Exchange is a long-running university-community hub </w:t>
-      </w:r>
-      <w:r>
-        <w:rPr>
-          <w:color w:val="0044CC"/>
-          <w:sz w:val="22"/>
-          <w:u w:val="single"/>
-        </w:rPr>
-        <w:t xml:space="preserve">Hogan's Alley Society leads cultural redress and community-owned development rooted </w:t>
-      </w:r>
-      <w:r>
-        <w:rPr>
-          <w:sz w:val="22"/>
-        </w:rPr>
-        <w:t xml:space="preserve">in </w:t>
-      </w:r>
+        <w:t xml:space="preserve">Stop 5: UBC Learning Exchange </w:t>
+      </w:r>
+      <w:r>
+        <w:rPr>
+          <w:color w:val="0044CC"/>
+          <w:sz w:val="22"/>
+          <w:u w:val="single"/>
+        </w:rPr>
+        <w:t xml:space="preserve">• 2024 SRO Tenant Survey - Survey of 900+ tenants across 133 SROs — demographics, conditions, and housing experiences | https://srocollaborative.org/projects/sro-tenant-survey/ </w:t>
+      </w:r>
+    </w:p>
+    <w:p>
       <w:r>
         <w:rPr>
           <w:strike/>
           <w:color w:val="CC0000"/>
           <w:sz w:val="22"/>
         </w:rPr>
-        <w:t xml:space="preserve">the Downtown Eastside. It has operated from 612 Main Street since the program launched </w:t>
-      </w:r>
-      <w:r>
-        <w:rPr>
-          <w:color w:val="0044CC"/>
-          <w:sz w:val="22"/>
-          <w:u w:val="single"/>
-        </w:rPr>
-        <w:t xml:space="preserve">Black history </w:t>
-      </w:r>
-      <w:r>
-        <w:rPr>
-          <w:sz w:val="22"/>
-        </w:rPr>
-        <w:t xml:space="preserve">in </w:t>
-      </w:r>
+        <w:t xml:space="preserve">Location: 612 Main St, </w:t>
+      </w:r>
+      <w:r>
+        <w:rPr>
+          <w:color w:val="0044CC"/>
+          <w:sz w:val="22"/>
+          <w:u w:val="single"/>
+        </w:rPr>
+        <w:t xml:space="preserve">• City of </w:t>
+      </w:r>
+      <w:r>
+        <w:rPr>
+          <w:sz w:val="22"/>
+        </w:rPr>
+        <w:t xml:space="preserve">Vancouver </w:t>
+      </w:r>
+      <w:r>
+        <w:rPr>
+          <w:color w:val="0044CC"/>
+          <w:sz w:val="22"/>
+          <w:u w:val="single"/>
+        </w:rPr>
+        <w:t xml:space="preserve">— SRO Tenant Survey Report - Full report with aggregated findings informing the SRO Investment Strategy | https://vancouver.ca/files/cov/sro-tenant-survey-2024.pdf </w:t>
+      </w:r>
+    </w:p>
+    <w:p>
       <w:r>
         <w:rPr>
           <w:strike/>
           <w:color w:val="CC0000"/>
           <w:sz w:val="22"/>
         </w:rPr>
-        <w:t xml:space="preserve">2000 as part of UBC's Community Learning Initiative. </w:t>
-      </w:r>
-      <w:r>
-        <w:rPr>
-          <w:color w:val="0044CC"/>
-          <w:sz w:val="22"/>
-          <w:u w:val="single"/>
-        </w:rPr>
-        <w:t xml:space="preserve">Vancouver. </w:t>
-      </w:r>
-    </w:p>
-    <w:p>
-      <w:r>
-        <w:rPr>
-          <w:strike/>
-          <w:color w:val="CC0000"/>
-          <w:sz w:val="22"/>
-        </w:rPr>
-        <w:t xml:space="preserve">Programming focuses on two-way learning: local residents access free educational opportunities while UBC students </w:t>
-      </w:r>
-      <w:r>
-        <w:rPr>
-          <w:color w:val="0044CC"/>
-          <w:sz w:val="22"/>
-          <w:u w:val="single"/>
-        </w:rPr>
-        <w:t xml:space="preserve">Its work links housing, cultural infrastructure, </w:t>
-      </w:r>
-      <w:r>
-        <w:rPr>
-          <w:sz w:val="22"/>
-        </w:rPr>
-        <w:t xml:space="preserve">and </w:t>
-      </w:r>
-      <w:r>
-        <w:rPr>
-          <w:strike/>
-          <w:color w:val="CC0000"/>
-          <w:sz w:val="22"/>
-        </w:rPr>
-        <w:t xml:space="preserve">faculty engage in community-informed teaching, volunteering, and research. </w:t>
-      </w:r>
-      <w:r>
-        <w:rPr>
-          <w:color w:val="0044CC"/>
-          <w:sz w:val="22"/>
-          <w:u w:val="single"/>
-        </w:rPr>
-        <w:t xml:space="preserve">anti-displacement planning through a community land trust framework. </w:t>
-      </w:r>
-    </w:p>
-    <w:p>
-      <w:r>
-        <w:rPr>
-          <w:strike/>
-          <w:color w:val="CC0000"/>
-          <w:sz w:val="22"/>
-        </w:rPr>
-        <w:t xml:space="preserve">Core activities include computer </w:t>
-      </w:r>
-      <w:r>
-        <w:rPr>
-          <w:color w:val="0044CC"/>
-          <w:sz w:val="22"/>
-          <w:u w:val="single"/>
-        </w:rPr>
-        <w:t xml:space="preserve">The society combines development planning with active programming, partnerships, </w:t>
-      </w:r>
-      <w:r>
-        <w:rPr>
-          <w:sz w:val="22"/>
-        </w:rPr>
-        <w:t xml:space="preserve">and </w:t>
-      </w:r>
-      <w:r>
-        <w:rPr>
-          <w:strike/>
-          <w:color w:val="CC0000"/>
-          <w:sz w:val="22"/>
-        </w:rPr>
-        <w:t xml:space="preserve">digital literacy support, conversation and communication programming, and partnerships with local organizations on neighbourhood priorities. </w:t>
-      </w:r>
-      <w:r>
-        <w:rPr>
-          <w:color w:val="0044CC"/>
-          <w:sz w:val="22"/>
-          <w:u w:val="single"/>
-        </w:rPr>
-        <w:t xml:space="preserve">governance work grounded in community accountability. </w:t>
-      </w:r>
-    </w:p>
-    <w:p>
-      <w:r>
-        <w:rPr>
-          <w:color w:val="0044CC"/>
-          <w:sz w:val="22"/>
-          <w:u w:val="single"/>
-        </w:rPr>
-        <w:t>Verified figures are listed in Quick Facts, with linked sources for each value.</w:t>
+        <w:t xml:space="preserve">Quick stats: Since: 2000 | Focus: Education | Location: 612 Main St </w:t>
+      </w:r>
+      <w:r>
+        <w:rPr>
+          <w:color w:val="0044CC"/>
+          <w:sz w:val="22"/>
+          <w:u w:val="single"/>
+        </w:rPr>
+        <w:t xml:space="preserve">Stop 6: Hogan's Alley Society </w:t>
+      </w:r>
+    </w:p>
+    <w:p>
+      <w:r>
+        <w:rPr>
+          <w:color w:val="0044CC"/>
+          <w:sz w:val="22"/>
+          <w:u w:val="single"/>
+        </w:rPr>
+        <w:t>Location: Union Street &amp; Main Street, Vancouver</w:t>
+      </w:r>
+    </w:p>
+    <w:p>
+      <w:r>
+        <w:rPr>
+          <w:color w:val="0044CC"/>
+          <w:sz w:val="22"/>
+          <w:u w:val="single"/>
+        </w:rPr>
+        <w:t>Quick stats: MOU Signed: Sep 2022 | Cultural Centre: 27,000 sq ft | Nora Hendrix: 52 homes</w:t>
       </w:r>
     </w:p>
     <w:p>
@@ -8192,15 +6764,23 @@
         <w:pStyle w:val="Heading3"/>
       </w:pPr>
       <w:r>
-        <w:t>At This Stop</w:t>
-      </w:r>
-    </w:p>
-    <w:p>
-      <w:r>
-        <w:rPr>
-          <w:sz w:val="22"/>
-        </w:rPr>
-        <w:t xml:space="preserve">• </w:t>
+        <w:t>Overview</w:t>
+      </w:r>
+    </w:p>
+    <w:p>
+      <w:r>
+        <w:rPr>
+          <w:color w:val="0044CC"/>
+          <w:sz w:val="22"/>
+          <w:u w:val="single"/>
+        </w:rPr>
+        <w:t xml:space="preserve">Hogan's Alley — the informal name for Park Lane between Union and Prior streets — was the centre of Vancouver's Black community from the early 1900s through the 1960s. At its peak the neighbourhood included as many as 800 Black residents, many of whom were immigrants from the western United States and railway porters employed by the Great Northern Railway. </w:t>
+      </w:r>
+      <w:r>
+        <w:rPr>
+          <w:sz w:val="22"/>
+        </w:rPr>
+        <w:t xml:space="preserve">The </w:t>
       </w:r>
       <w:r>
         <w:rPr>
@@ -8208,13 +6788,21 @@
           <w:color w:val="CC0000"/>
           <w:sz w:val="22"/>
         </w:rPr>
-        <w:t xml:space="preserve">Community Programs: Observe free, resident-centered learning programs delivered at 612 </w:t>
-      </w:r>
-      <w:r>
-        <w:rPr>
-          <w:sz w:val="22"/>
-        </w:rPr>
-        <w:t xml:space="preserve">Main </w:t>
+        <w:t xml:space="preserve">UBC Learning Exchange is a long-running university-community hub </w:t>
+      </w:r>
+      <w:r>
+        <w:rPr>
+          <w:color w:val="0044CC"/>
+          <w:sz w:val="22"/>
+          <w:u w:val="single"/>
+        </w:rPr>
+        <w:t xml:space="preserve">community supported Black-owned businesses, churches (including the African Methodist Episcopal Fountain Chapel), and social institutions until the City cleared the area for Georgia and Dunsmuir viaduct construction </w:t>
+      </w:r>
+      <w:r>
+        <w:rPr>
+          <w:sz w:val="22"/>
+        </w:rPr>
+        <w:t xml:space="preserve">in </w:t>
       </w:r>
       <w:r>
         <w:rPr>
@@ -8222,45 +6810,39 @@
           <w:color w:val="CC0000"/>
           <w:sz w:val="22"/>
         </w:rPr>
-        <w:t xml:space="preserve">Street. (Education) </w:t>
-      </w:r>
-      <w:r>
-        <w:rPr>
-          <w:color w:val="0044CC"/>
-          <w:sz w:val="22"/>
-          <w:u w:val="single"/>
-        </w:rPr>
-        <w:t xml:space="preserve">Street Development Block: A major redevelopment block anchors long-term planning for housing, culture, and community-serving uses. (Land trust) </w:t>
-      </w:r>
-    </w:p>
-    <w:p>
-      <w:r>
-        <w:rPr>
-          <w:sz w:val="22"/>
-        </w:rPr>
-        <w:t xml:space="preserve">• </w:t>
-      </w:r>
+        <w:t xml:space="preserve">the Downtown Eastside. It has operated from 612 Main Street since the program launched in 2000 as part of UBC's Community Learning Initiative. </w:t>
+      </w:r>
+      <w:r>
+        <w:rPr>
+          <w:color w:val="0044CC"/>
+          <w:sz w:val="22"/>
+          <w:u w:val="single"/>
+        </w:rPr>
+        <w:t xml:space="preserve">1967–72. </w:t>
+      </w:r>
+    </w:p>
+    <w:p>
       <w:r>
         <w:rPr>
           <w:strike/>
           <w:color w:val="CC0000"/>
           <w:sz w:val="22"/>
         </w:rPr>
-        <w:t xml:space="preserve">Research Partnerships: Review how </w:t>
-      </w:r>
-      <w:r>
-        <w:rPr>
-          <w:color w:val="0044CC"/>
-          <w:sz w:val="22"/>
-          <w:u w:val="single"/>
-        </w:rPr>
-        <w:t xml:space="preserve">Cultural Centre Program: Planned cultural facilities are designed to support gathering, learning, art, and intergenerational </w:t>
-      </w:r>
-      <w:r>
-        <w:rPr>
-          <w:sz w:val="22"/>
-        </w:rPr>
-        <w:t xml:space="preserve">community </w:t>
+        <w:t xml:space="preserve">Programming focuses </w:t>
+      </w:r>
+      <w:r>
+        <w:rPr>
+          <w:color w:val="0044CC"/>
+          <w:sz w:val="22"/>
+          <w:u w:val="single"/>
+        </w:rPr>
+        <w:t xml:space="preserve">The Hogan's Alley Society (HAS), formed in 2018, is a Black-led non-profit focused </w:t>
+      </w:r>
+      <w:r>
+        <w:rPr>
+          <w:sz w:val="22"/>
+        </w:rPr>
+        <w:t xml:space="preserve">on </w:t>
       </w:r>
       <w:r>
         <w:rPr>
@@ -8268,23 +6850,21 @@
           <w:color w:val="CC0000"/>
           <w:sz w:val="22"/>
         </w:rPr>
-        <w:t xml:space="preserve">priorities are integrated into UBC teaching and research projects. (Research) </w:t>
-      </w:r>
-      <w:r>
-        <w:rPr>
-          <w:color w:val="0044CC"/>
-          <w:sz w:val="22"/>
-          <w:u w:val="single"/>
-        </w:rPr>
-        <w:t xml:space="preserve">life. (Cultural redress) </w:t>
-      </w:r>
-    </w:p>
-    <w:p>
-      <w:r>
-        <w:rPr>
-          <w:sz w:val="22"/>
-        </w:rPr>
-        <w:t xml:space="preserve">• </w:t>
+        <w:t xml:space="preserve">two-way learning: local residents access free educational opportunities while UBC students </w:t>
+      </w:r>
+      <w:r>
+        <w:rPr>
+          <w:color w:val="0044CC"/>
+          <w:sz w:val="22"/>
+          <w:u w:val="single"/>
+        </w:rPr>
+        <w:t xml:space="preserve">cultural repair, anti-displacement work, </w:t>
+      </w:r>
+      <w:r>
+        <w:rPr>
+          <w:sz w:val="22"/>
+        </w:rPr>
+        <w:t xml:space="preserve">and </w:t>
       </w:r>
       <w:r>
         <w:rPr>
@@ -8292,23 +6872,21 @@
           <w:color w:val="CC0000"/>
           <w:sz w:val="22"/>
         </w:rPr>
-        <w:t xml:space="preserve">Student Involvement: See how students contribute through service learning and community-engaged coursework. (Partnership) </w:t>
-      </w:r>
-      <w:r>
-        <w:rPr>
-          <w:color w:val="0044CC"/>
-          <w:sz w:val="22"/>
-          <w:u w:val="single"/>
-        </w:rPr>
-        <w:t xml:space="preserve">Community Housing Operations: Current housing operations provide culturally grounded support for residents facing housing precarity. (Active housing) </w:t>
-      </w:r>
-    </w:p>
-    <w:p>
-      <w:r>
-        <w:rPr>
-          <w:sz w:val="22"/>
-        </w:rPr>
-        <w:t xml:space="preserve">• </w:t>
+        <w:t xml:space="preserve">faculty engage in community-informed teaching, volunteering, </w:t>
+      </w:r>
+      <w:r>
+        <w:rPr>
+          <w:color w:val="0044CC"/>
+          <w:sz w:val="22"/>
+          <w:u w:val="single"/>
+        </w:rPr>
+        <w:t xml:space="preserve">community-owned development. Under inaugural Executive Director Djaka Blais — who co-founded the Foundation for Black Communities, Canada's first philanthropic foundation for Black communities — HAS operates across three strategic pillars: culturally informed housing, non-profit housing development, </w:t>
+      </w:r>
+      <w:r>
+        <w:rPr>
+          <w:sz w:val="22"/>
+        </w:rPr>
+        <w:t xml:space="preserve">and </w:t>
       </w:r>
       <w:r>
         <w:rPr>
@@ -8316,81 +6894,83 @@
           <w:color w:val="CC0000"/>
           <w:sz w:val="22"/>
         </w:rPr>
-        <w:t xml:space="preserve">Resource Access: Map pathways from the neighbourhood into UBC resources </w:t>
-      </w:r>
-      <w:r>
-        <w:rPr>
-          <w:color w:val="0044CC"/>
-          <w:sz w:val="22"/>
-          <w:u w:val="single"/>
-        </w:rPr>
-        <w:t xml:space="preserve">Afrocentric Governance: Governance development emphasizes collective care, community accountability, </w:t>
-      </w:r>
-      <w:r>
-        <w:rPr>
-          <w:sz w:val="22"/>
-        </w:rPr>
-        <w:t xml:space="preserve">and </w:t>
-      </w:r>
+        <w:t xml:space="preserve">research. </w:t>
+      </w:r>
+      <w:r>
+        <w:rPr>
+          <w:color w:val="0044CC"/>
+          <w:sz w:val="22"/>
+          <w:u w:val="single"/>
+        </w:rPr>
+        <w:t xml:space="preserve">community engagement. </w:t>
+      </w:r>
+    </w:p>
+    <w:p>
       <w:r>
         <w:rPr>
           <w:strike/>
           <w:color w:val="CC0000"/>
           <w:sz w:val="22"/>
         </w:rPr>
-        <w:t xml:space="preserve">public-facing services. (Access) </w:t>
-      </w:r>
-      <w:r>
-        <w:rPr>
-          <w:color w:val="0044CC"/>
-          <w:sz w:val="22"/>
-          <w:u w:val="single"/>
-        </w:rPr>
-        <w:t xml:space="preserve">long-term stewardship. (Governance) </w:t>
-      </w:r>
-    </w:p>
-    <w:p>
+        <w:t xml:space="preserve">Core activities include computer </w:t>
+      </w:r>
+      <w:r>
+        <w:rPr>
+          <w:color w:val="0044CC"/>
+          <w:sz w:val="22"/>
+          <w:u w:val="single"/>
+        </w:rPr>
+        <w:t xml:space="preserve">In September 2022, HAS </w:t>
+      </w:r>
+      <w:r>
+        <w:rPr>
+          <w:sz w:val="22"/>
+        </w:rPr>
+        <w:t xml:space="preserve">and </w:t>
+      </w:r>
       <w:r>
         <w:rPr>
           <w:strike/>
           <w:color w:val="CC0000"/>
           <w:sz w:val="22"/>
         </w:rPr>
-        <w:t xml:space="preserve">Programs </w:t>
-      </w:r>
-      <w:r>
-        <w:rPr>
-          <w:color w:val="0044CC"/>
-          <w:sz w:val="22"/>
-          <w:u w:val="single"/>
-        </w:rPr>
-        <w:t xml:space="preserve">History &amp; Plans </w:t>
-      </w:r>
-    </w:p>
-    <w:p>
+        <w:t xml:space="preserve">digital literacy support, conversation </w:t>
+      </w:r>
+      <w:r>
+        <w:rPr>
+          <w:color w:val="0044CC"/>
+          <w:sz w:val="22"/>
+          <w:u w:val="single"/>
+        </w:rPr>
+        <w:t xml:space="preserve">the City of Vancouver signed a Memorandum of Understanding for the 898 Main Street block (bounded by Main, Union, Gore, </w:t>
+      </w:r>
+      <w:r>
+        <w:rPr>
+          <w:sz w:val="22"/>
+        </w:rPr>
+        <w:t xml:space="preserve">and </w:t>
+      </w:r>
       <w:r>
         <w:rPr>
           <w:strike/>
           <w:color w:val="CC0000"/>
           <w:sz w:val="22"/>
         </w:rPr>
-        <w:t xml:space="preserve">Program Model </w:t>
-      </w:r>
-      <w:r>
-        <w:rPr>
-          <w:color w:val="0044CC"/>
-          <w:sz w:val="22"/>
-          <w:u w:val="single"/>
-        </w:rPr>
-        <w:t xml:space="preserve">Historical Context and Redress </w:t>
-      </w:r>
-    </w:p>
-    <w:p>
-      <w:r>
-        <w:rPr>
-          <w:sz w:val="22"/>
-        </w:rPr>
-        <w:t xml:space="preserve">The </w:t>
+        <w:t xml:space="preserve">communication programming, </w:t>
+      </w:r>
+      <w:r>
+        <w:rPr>
+          <w:color w:val="0044CC"/>
+          <w:sz w:val="22"/>
+          <w:u w:val="single"/>
+        </w:rPr>
+        <w:t xml:space="preserve">Prior streets), a 3.5-acre site within the Northeast False Creek Plan area. The MOU sets terms for negotiating a long-term lease to deliver affordable housing, a 27,000-square-foot Black cultural centre, childcare facilities, artist production space, </w:t>
+      </w:r>
+      <w:r>
+        <w:rPr>
+          <w:sz w:val="22"/>
+        </w:rPr>
+        <w:t xml:space="preserve">and </w:t>
       </w:r>
       <w:r>
         <w:rPr>
@@ -8398,21 +6978,41 @@
           <w:color w:val="CC0000"/>
           <w:sz w:val="22"/>
         </w:rPr>
-        <w:t xml:space="preserve">Learning Exchange frames its work as reciprocal </w:t>
-      </w:r>
-      <w:r>
-        <w:rPr>
-          <w:color w:val="0044CC"/>
-          <w:sz w:val="22"/>
-          <w:u w:val="single"/>
-        </w:rPr>
-        <w:t xml:space="preserve">society responds to historic displacement by rebuilding cultural, social, and economic infrastructure under </w:t>
-      </w:r>
-      <w:r>
-        <w:rPr>
-          <w:sz w:val="22"/>
-        </w:rPr>
-        <w:t xml:space="preserve">community </w:t>
+        <w:t xml:space="preserve">partnerships with local organizations on neighbourhood priorities. </w:t>
+      </w:r>
+      <w:r>
+        <w:rPr>
+          <w:color w:val="0044CC"/>
+          <w:sz w:val="22"/>
+          <w:u w:val="single"/>
+        </w:rPr>
+        <w:t xml:space="preserve">small-business units through a Black-led Community Land Trust. </w:t>
+      </w:r>
+    </w:p>
+    <w:p>
+      <w:r>
+        <w:rPr>
+          <w:color w:val="0044CC"/>
+          <w:sz w:val="22"/>
+          <w:u w:val="single"/>
+        </w:rPr>
+        <w:t>HAS currently operates Nora Hendrix Place at 258 Union Street: 52 temporary modular homes with private kitchens and washrooms, prioritizing Black and Indigenous residents at risk of or experiencing homelessness. HAS has been in a mentorship and capacity-building partnership with Atira to eventually assume full operations.</w:t>
+      </w:r>
+    </w:p>
+    <w:p>
+      <w:pPr>
+        <w:pStyle w:val="Heading3"/>
+      </w:pPr>
+      <w:r>
+        <w:t>At This Stop</w:t>
+      </w:r>
+    </w:p>
+    <w:p>
+      <w:r>
+        <w:rPr>
+          <w:sz w:val="22"/>
+        </w:rPr>
+        <w:t xml:space="preserve">• </w:t>
       </w:r>
       <w:r>
         <w:rPr>
@@ -8420,39 +7020,45 @@
           <w:color w:val="CC0000"/>
           <w:sz w:val="22"/>
         </w:rPr>
-        <w:t xml:space="preserve">learning. Programs are built with community members and local organizations rather than delivered as one-way outreach. </w:t>
-      </w:r>
-      <w:r>
-        <w:rPr>
-          <w:color w:val="0044CC"/>
-          <w:sz w:val="22"/>
-          <w:u w:val="single"/>
-        </w:rPr>
-        <w:t xml:space="preserve">leadership. </w:t>
-      </w:r>
-    </w:p>
-    <w:p>
+        <w:t xml:space="preserve">Community Programs: Observe free, resident-centered learning programs delivered at 612 </w:t>
+      </w:r>
+      <w:r>
+        <w:rPr>
+          <w:color w:val="0044CC"/>
+          <w:sz w:val="22"/>
+          <w:u w:val="single"/>
+        </w:rPr>
+        <w:t xml:space="preserve">898 </w:t>
+      </w:r>
+      <w:r>
+        <w:rPr>
+          <w:sz w:val="22"/>
+        </w:rPr>
+        <w:t xml:space="preserve">Main </w:t>
+      </w:r>
       <w:r>
         <w:rPr>
           <w:strike/>
           <w:color w:val="CC0000"/>
           <w:sz w:val="22"/>
         </w:rPr>
-        <w:t xml:space="preserve">Education </w:t>
-      </w:r>
-      <w:r>
-        <w:rPr>
-          <w:color w:val="0044CC"/>
-          <w:sz w:val="22"/>
-          <w:u w:val="single"/>
-        </w:rPr>
-        <w:t xml:space="preserve">Land Trust </w:t>
-      </w:r>
-      <w:r>
-        <w:rPr>
-          <w:sz w:val="22"/>
-        </w:rPr>
-        <w:t xml:space="preserve">and </w:t>
+        <w:t xml:space="preserve">Street. (Education) </w:t>
+      </w:r>
+      <w:r>
+        <w:rPr>
+          <w:color w:val="0044CC"/>
+          <w:sz w:val="22"/>
+          <w:u w:val="single"/>
+        </w:rPr>
+        <w:t xml:space="preserve">Street Block: 3.5-acre CLT site within the Northeast False Creek Plan: long-term lease under negotiation since the 2022 MOU with the City. (Land Trust) </w:t>
+      </w:r>
+    </w:p>
+    <w:p>
+      <w:r>
+        <w:rPr>
+          <w:sz w:val="22"/>
+        </w:rPr>
+        <w:t xml:space="preserve">• </w:t>
       </w:r>
       <w:r>
         <w:rPr>
@@ -8460,39 +7066,45 @@
           <w:color w:val="CC0000"/>
           <w:sz w:val="22"/>
         </w:rPr>
-        <w:t xml:space="preserve">Skills </w:t>
-      </w:r>
-      <w:r>
-        <w:rPr>
-          <w:color w:val="0044CC"/>
-          <w:sz w:val="22"/>
-          <w:u w:val="single"/>
-        </w:rPr>
-        <w:t xml:space="preserve">Development Strategy </w:t>
-      </w:r>
-    </w:p>
-    <w:p>
+        <w:t xml:space="preserve">Research Partnerships: Review how community priorities are integrated into UBC teaching </w:t>
+      </w:r>
+      <w:r>
+        <w:rPr>
+          <w:color w:val="0044CC"/>
+          <w:sz w:val="22"/>
+          <w:u w:val="single"/>
+        </w:rPr>
+        <w:t xml:space="preserve">27,000 sq ft Cultural Centre: Planned focal point for Vancouver's Black community: food, gathering, education, art, music, dance, </w:t>
+      </w:r>
+      <w:r>
+        <w:rPr>
+          <w:sz w:val="22"/>
+        </w:rPr>
+        <w:t xml:space="preserve">and research </w:t>
+      </w:r>
       <w:r>
         <w:rPr>
           <w:strike/>
           <w:color w:val="CC0000"/>
           <w:sz w:val="22"/>
         </w:rPr>
-        <w:t xml:space="preserve">Public-facing activities include computer </w:t>
-      </w:r>
-      <w:r>
-        <w:rPr>
-          <w:color w:val="0044CC"/>
-          <w:sz w:val="22"/>
-          <w:u w:val="single"/>
-        </w:rPr>
-        <w:t xml:space="preserve">Planning work integrates affordable housing, cultural space, childcare, </w:t>
-      </w:r>
-      <w:r>
-        <w:rPr>
-          <w:sz w:val="22"/>
-        </w:rPr>
-        <w:t xml:space="preserve">and </w:t>
+        <w:t xml:space="preserve">projects. (Research) </w:t>
+      </w:r>
+      <w:r>
+        <w:rPr>
+          <w:color w:val="0044CC"/>
+          <w:sz w:val="22"/>
+          <w:u w:val="single"/>
+        </w:rPr>
+        <w:t xml:space="preserve">into Black Canadian history. (Culture) </w:t>
+      </w:r>
+    </w:p>
+    <w:p>
+      <w:r>
+        <w:rPr>
+          <w:sz w:val="22"/>
+        </w:rPr>
+        <w:t xml:space="preserve">• </w:t>
       </w:r>
       <w:r>
         <w:rPr>
@@ -8500,51 +7112,61 @@
           <w:color w:val="CC0000"/>
           <w:sz w:val="22"/>
         </w:rPr>
-        <w:t xml:space="preserve">internet support, literacy and communication programming, and workshops that respond to resident-identified interests. </w:t>
-      </w:r>
-      <w:r>
-        <w:rPr>
-          <w:color w:val="0044CC"/>
-          <w:sz w:val="22"/>
-          <w:u w:val="single"/>
-        </w:rPr>
-        <w:t xml:space="preserve">local enterprise in a single community-owned framework. </w:t>
-      </w:r>
-    </w:p>
-    <w:p>
+        <w:t xml:space="preserve">Student Involvement: See how students contribute through service learning </w:t>
+      </w:r>
+      <w:r>
+        <w:rPr>
+          <w:color w:val="0044CC"/>
+          <w:sz w:val="22"/>
+          <w:u w:val="single"/>
+        </w:rPr>
+        <w:t xml:space="preserve">Nora Hendrix Place: 52-home temporary modular housing project at 258 Union Street, prioritizing Black </w:t>
+      </w:r>
+      <w:r>
+        <w:rPr>
+          <w:sz w:val="22"/>
+        </w:rPr>
+        <w:t xml:space="preserve">and </w:t>
+      </w:r>
       <w:r>
         <w:rPr>
           <w:strike/>
           <w:color w:val="CC0000"/>
           <w:sz w:val="22"/>
         </w:rPr>
-        <w:t xml:space="preserve">University-Community Bridge </w:t>
-      </w:r>
-      <w:r>
-        <w:rPr>
-          <w:color w:val="0044CC"/>
-          <w:sz w:val="22"/>
-          <w:u w:val="single"/>
-        </w:rPr>
-        <w:t xml:space="preserve">Network and Partnership Work </w:t>
-      </w:r>
-    </w:p>
-    <w:p>
+        <w:t xml:space="preserve">community-engaged coursework. (Partnership) </w:t>
+      </w:r>
+      <w:r>
+        <w:rPr>
+          <w:color w:val="0044CC"/>
+          <w:sz w:val="22"/>
+          <w:u w:val="single"/>
+        </w:rPr>
+        <w:t xml:space="preserve">Indigenous residents with culturally grounded supports. (Housing) </w:t>
+      </w:r>
+    </w:p>
+    <w:p>
+      <w:r>
+        <w:rPr>
+          <w:sz w:val="22"/>
+        </w:rPr>
+        <w:t xml:space="preserve">• </w:t>
+      </w:r>
       <w:r>
         <w:rPr>
           <w:strike/>
           <w:color w:val="CC0000"/>
           <w:sz w:val="22"/>
         </w:rPr>
-        <w:t xml:space="preserve">The site provides practical entry points for UBC students </w:t>
-      </w:r>
-      <w:r>
-        <w:rPr>
-          <w:color w:val="0044CC"/>
-          <w:sz w:val="22"/>
-          <w:u w:val="single"/>
-        </w:rPr>
-        <w:t xml:space="preserve">Regional </w:t>
+        <w:t xml:space="preserve">Resource Access: Map pathways from the neighbourhood into UBC resources </w:t>
+      </w:r>
+      <w:r>
+        <w:rPr>
+          <w:color w:val="0044CC"/>
+          <w:sz w:val="22"/>
+          <w:u w:val="single"/>
+        </w:rPr>
+        <w:t xml:space="preserve">Afrocentric Governance: Black-led governance informed by Ubuntu </w:t>
       </w:r>
       <w:r>
         <w:rPr>
@@ -8558,37 +7180,33 @@
           <w:color w:val="CC0000"/>
           <w:sz w:val="22"/>
         </w:rPr>
-        <w:t xml:space="preserve">faculty to participate in community-engaged learning </w:t>
-      </w:r>
-      <w:r>
-        <w:rPr>
-          <w:color w:val="0044CC"/>
-          <w:sz w:val="22"/>
-          <w:u w:val="single"/>
-        </w:rPr>
-        <w:t xml:space="preserve">national partnerships connect local implementation with broader land trust practice </w:t>
-      </w:r>
-      <w:r>
-        <w:rPr>
-          <w:sz w:val="22"/>
-        </w:rPr>
-        <w:t xml:space="preserve">and </w:t>
-      </w:r>
+        <w:t xml:space="preserve">public-facing services. (Access) </w:t>
+      </w:r>
+      <w:r>
+        <w:rPr>
+          <w:color w:val="0044CC"/>
+          <w:sz w:val="22"/>
+          <w:u w:val="single"/>
+        </w:rPr>
+        <w:t xml:space="preserve">communal decision-making principles, developed through community consultation with elders and diaspora organizations. (Governance) </w:t>
+      </w:r>
+    </w:p>
+    <w:p>
       <w:r>
         <w:rPr>
           <w:strike/>
           <w:color w:val="CC0000"/>
           <w:sz w:val="22"/>
         </w:rPr>
-        <w:t xml:space="preserve">collaborative research in the DTES. </w:t>
-      </w:r>
-      <w:r>
-        <w:rPr>
-          <w:color w:val="0044CC"/>
-          <w:sz w:val="22"/>
-          <w:u w:val="single"/>
-        </w:rPr>
-        <w:t xml:space="preserve">policy learning. </w:t>
+        <w:t xml:space="preserve">Programs </w:t>
+      </w:r>
+      <w:r>
+        <w:rPr>
+          <w:color w:val="0044CC"/>
+          <w:sz w:val="22"/>
+          <w:u w:val="single"/>
+        </w:rPr>
+        <w:t xml:space="preserve">History &amp; Plans </w:t>
       </w:r>
     </w:p>
     <w:p>
@@ -8598,39 +7216,53 @@
           <w:color w:val="CC0000"/>
           <w:sz w:val="22"/>
         </w:rPr>
-        <w:t xml:space="preserve">Neighbourhood Partnerships </w:t>
-      </w:r>
-      <w:r>
-        <w:rPr>
-          <w:color w:val="0044CC"/>
-          <w:sz w:val="22"/>
-          <w:u w:val="single"/>
-        </w:rPr>
-        <w:t xml:space="preserve">• Cultural redress and housing delivery are pursued together </w:t>
-      </w:r>
-    </w:p>
-    <w:p>
+        <w:t xml:space="preserve">Program Model </w:t>
+      </w:r>
+      <w:r>
+        <w:rPr>
+          <w:color w:val="0044CC"/>
+          <w:sz w:val="22"/>
+          <w:u w:val="single"/>
+        </w:rPr>
+        <w:t xml:space="preserve">Historical Displacement </w:t>
+      </w:r>
+    </w:p>
+    <w:p>
+      <w:r>
+        <w:rPr>
+          <w:color w:val="0044CC"/>
+          <w:sz w:val="22"/>
+          <w:u w:val="single"/>
+        </w:rPr>
+        <w:t xml:space="preserve">From the early 1900s, Hogan's Alley anchored Black social, cultural, and economic life in Vancouver's Strathcona neighbourhood. </w:t>
+      </w:r>
+      <w:r>
+        <w:rPr>
+          <w:sz w:val="22"/>
+        </w:rPr>
+        <w:t xml:space="preserve">The </w:t>
+      </w:r>
       <w:r>
         <w:rPr>
           <w:strike/>
           <w:color w:val="CC0000"/>
           <w:sz w:val="22"/>
         </w:rPr>
-        <w:t xml:space="preserve">Partnerships across the DTES shape how UBC resources are shared and how local knowledge </w:t>
-      </w:r>
-      <w:r>
-        <w:rPr>
-          <w:color w:val="0044CC"/>
-          <w:sz w:val="22"/>
-          <w:u w:val="single"/>
-        </w:rPr>
-        <w:t xml:space="preserve">• Community ownership </w:t>
-      </w:r>
-      <w:r>
-        <w:rPr>
-          <w:sz w:val="22"/>
-        </w:rPr>
-        <w:t xml:space="preserve">is </w:t>
+        <w:t xml:space="preserve">Learning Exchange frames </w:t>
+      </w:r>
+      <w:r>
+        <w:rPr>
+          <w:color w:val="0044CC"/>
+          <w:sz w:val="22"/>
+          <w:u w:val="single"/>
+        </w:rPr>
+        <w:t xml:space="preserve">community included families, businesses, the African Methodist Episcopal Fountain Chapel, and gathering places like Vie's Chicken and Steak House. City officials cleared the area for the Georgia and Dunsmuir viaducts (1967–72), displacing the roughly 800-person Black community and demolishing </w:t>
+      </w:r>
+      <w:r>
+        <w:rPr>
+          <w:sz w:val="22"/>
+        </w:rPr>
+        <w:t xml:space="preserve">its </w:t>
       </w:r>
       <w:r>
         <w:rPr>
@@ -8638,23 +7270,21 @@
           <w:color w:val="CC0000"/>
           <w:sz w:val="22"/>
         </w:rPr>
-        <w:t xml:space="preserve">reflected in project design and evaluation. </w:t>
-      </w:r>
-      <w:r>
-        <w:rPr>
-          <w:color w:val="0044CC"/>
-          <w:sz w:val="22"/>
-          <w:u w:val="single"/>
-        </w:rPr>
-        <w:t xml:space="preserve">central to long-term stewardship </w:t>
-      </w:r>
-    </w:p>
-    <w:p>
-      <w:r>
-        <w:rPr>
-          <w:sz w:val="22"/>
-        </w:rPr>
-        <w:t xml:space="preserve">• </w:t>
+        <w:t xml:space="preserve">work </w:t>
+      </w:r>
+      <w:r>
+        <w:rPr>
+          <w:color w:val="0044CC"/>
+          <w:sz w:val="22"/>
+          <w:u w:val="single"/>
+        </w:rPr>
+        <w:t xml:space="preserve">institutions </w:t>
+      </w:r>
+      <w:r>
+        <w:rPr>
+          <w:sz w:val="22"/>
+        </w:rPr>
+        <w:t xml:space="preserve">as </w:t>
       </w:r>
       <w:r>
         <w:rPr>
@@ -8662,45 +7292,39 @@
           <w:color w:val="CC0000"/>
           <w:sz w:val="22"/>
         </w:rPr>
-        <w:t xml:space="preserve">Resident-informed education </w:t>
-      </w:r>
-      <w:r>
-        <w:rPr>
-          <w:color w:val="0044CC"/>
-          <w:sz w:val="22"/>
-          <w:u w:val="single"/>
-        </w:rPr>
-        <w:t xml:space="preserve">Planning integrates housing, culture, care, </w:t>
-      </w:r>
-      <w:r>
-        <w:rPr>
-          <w:sz w:val="22"/>
-        </w:rPr>
-        <w:t xml:space="preserve">and </w:t>
-      </w:r>
+        <w:t xml:space="preserve">reciprocal community learning. Programs are built with community members and local organizations rather than delivered as one-way outreach. </w:t>
+      </w:r>
+      <w:r>
+        <w:rPr>
+          <w:color w:val="0044CC"/>
+          <w:sz w:val="22"/>
+          <w:u w:val="single"/>
+        </w:rPr>
+        <w:t xml:space="preserve">part of a broader freeway plan that was ultimately abandoned. </w:t>
+      </w:r>
+    </w:p>
+    <w:p>
       <w:r>
         <w:rPr>
           <w:strike/>
           <w:color w:val="CC0000"/>
           <w:sz w:val="22"/>
         </w:rPr>
-        <w:t xml:space="preserve">digital inclusion programming </w:t>
-      </w:r>
-      <w:r>
-        <w:rPr>
-          <w:color w:val="0044CC"/>
-          <w:sz w:val="22"/>
-          <w:u w:val="single"/>
-        </w:rPr>
-        <w:t xml:space="preserve">enterprise </w:t>
-      </w:r>
-    </w:p>
-    <w:p>
-      <w:r>
-        <w:rPr>
-          <w:sz w:val="22"/>
-        </w:rPr>
-        <w:t xml:space="preserve">• </w:t>
+        <w:t xml:space="preserve">Education </w:t>
+      </w:r>
+      <w:r>
+        <w:rPr>
+          <w:color w:val="0044CC"/>
+          <w:sz w:val="22"/>
+          <w:u w:val="single"/>
+        </w:rPr>
+        <w:t xml:space="preserve">The 898 Main Street Block </w:t>
+      </w:r>
+      <w:r>
+        <w:rPr>
+          <w:sz w:val="22"/>
+        </w:rPr>
+        <w:t xml:space="preserve">and </w:t>
       </w:r>
       <w:r>
         <w:rPr>
@@ -8708,59 +7332,77 @@
           <w:color w:val="CC0000"/>
           <w:sz w:val="22"/>
         </w:rPr>
-        <w:t xml:space="preserve">Community-engaged teaching and service learning pathways for students </w:t>
-      </w:r>
-      <w:r>
-        <w:rPr>
-          <w:color w:val="0044CC"/>
-          <w:sz w:val="22"/>
-          <w:u w:val="single"/>
-        </w:rPr>
-        <w:t xml:space="preserve">Governance development is rooted in community accountability </w:t>
-      </w:r>
-    </w:p>
-    <w:p>
-      <w:r>
-        <w:rPr>
-          <w:sz w:val="22"/>
-        </w:rPr>
-        <w:t xml:space="preserve">• </w:t>
-      </w:r>
+        <w:t xml:space="preserve">Skills </w:t>
+      </w:r>
+      <w:r>
+        <w:rPr>
+          <w:color w:val="0044CC"/>
+          <w:sz w:val="22"/>
+          <w:u w:val="single"/>
+        </w:rPr>
+        <w:t xml:space="preserve">CLT Strategy </w:t>
+      </w:r>
+    </w:p>
+    <w:p>
       <w:r>
         <w:rPr>
           <w:strike/>
           <w:color w:val="CC0000"/>
           <w:sz w:val="22"/>
         </w:rPr>
-        <w:t xml:space="preserve">Long-term collaboration infrastructure between UBC and DTES organizations </w:t>
-      </w:r>
-      <w:r>
-        <w:rPr>
-          <w:color w:val="0044CC"/>
-          <w:sz w:val="22"/>
-          <w:u w:val="single"/>
-        </w:rPr>
-        <w:t xml:space="preserve">Verified numeric values are provided in Quick Facts </w:t>
-      </w:r>
-    </w:p>
-    <w:p>
+        <w:t xml:space="preserve">Public-facing activities include computer </w:t>
+      </w:r>
+      <w:r>
+        <w:rPr>
+          <w:color w:val="0044CC"/>
+          <w:sz w:val="22"/>
+          <w:u w:val="single"/>
+        </w:rPr>
+        <w:t xml:space="preserve">HAS's central project is the redevelopment of the 898 Main Street block, a 3.5-acre City-owned site bounded by Main Street, Union Street, Gore Avenue, </w:t>
+      </w:r>
+      <w:r>
+        <w:rPr>
+          <w:sz w:val="22"/>
+        </w:rPr>
+        <w:t xml:space="preserve">and </w:t>
+      </w:r>
       <w:r>
         <w:rPr>
           <w:strike/>
           <w:color w:val="CC0000"/>
           <w:sz w:val="22"/>
         </w:rPr>
-        <w:t>• University-community partnership since 2000</w:t>
-      </w:r>
-    </w:p>
-    <w:p>
+        <w:t xml:space="preserve">internet support, literacy </w:t>
+      </w:r>
+      <w:r>
+        <w:rPr>
+          <w:color w:val="0044CC"/>
+          <w:sz w:val="22"/>
+          <w:u w:val="single"/>
+        </w:rPr>
+        <w:t xml:space="preserve">Prior Street. A 2017 preliminary concept by Perkins &amp; Will proposed six buildings reaching up to 14 storeys on this site. The broader Northeast False Creek Plan envisions 12,000 new residents, 1,800 units of social housing, 32 acres of parks, 8,000 new jobs, </w:t>
+      </w:r>
+      <w:r>
+        <w:rPr>
+          <w:sz w:val="22"/>
+        </w:rPr>
+        <w:t xml:space="preserve">and </w:t>
+      </w:r>
       <w:r>
         <w:rPr>
           <w:strike/>
           <w:color w:val="CC0000"/>
           <w:sz w:val="22"/>
         </w:rPr>
-        <w:t>• Free educational programming</w:t>
+        <w:t xml:space="preserve">communication programming, and workshops that respond to resident-identified interests. </w:t>
+      </w:r>
+      <w:r>
+        <w:rPr>
+          <w:color w:val="0044CC"/>
+          <w:sz w:val="22"/>
+          <w:u w:val="single"/>
+        </w:rPr>
+        <w:t xml:space="preserve">$1.7 billion in public benefits across the plan area. </w:t>
       </w:r>
     </w:p>
     <w:p>
@@ -8770,7 +7412,15 @@
           <w:color w:val="CC0000"/>
           <w:sz w:val="22"/>
         </w:rPr>
-        <w:t>• Reciprocal model for research and teaching</w:t>
+        <w:t xml:space="preserve">University-Community Bridge </w:t>
+      </w:r>
+      <w:r>
+        <w:rPr>
+          <w:color w:val="0044CC"/>
+          <w:sz w:val="22"/>
+          <w:u w:val="single"/>
+        </w:rPr>
+        <w:t xml:space="preserve">Under the 2022 MOU, HAS is responsible for design, construction, programming, operation, maintenance, and capital costs of the block's redevelopment. Planned deliverables include: </w:t>
       </w:r>
     </w:p>
     <w:p>
@@ -8780,7 +7430,497 @@
           <w:color w:val="CC0000"/>
           <w:sz w:val="22"/>
         </w:rPr>
-        <w:t>• Based at 612 Main Street in the DTES</w:t>
+        <w:t xml:space="preserve">The site provides practical entry points for UBC students </w:t>
+      </w:r>
+      <w:r>
+        <w:rPr>
+          <w:color w:val="0044CC"/>
+          <w:sz w:val="22"/>
+          <w:u w:val="single"/>
+        </w:rPr>
+        <w:t xml:space="preserve">• Affordable housing: ~300 social housing units targeted on the two blocks between Prior </w:t>
+      </w:r>
+      <w:r>
+        <w:rPr>
+          <w:sz w:val="22"/>
+        </w:rPr>
+        <w:t xml:space="preserve">and </w:t>
+      </w:r>
+      <w:r>
+        <w:rPr>
+          <w:strike/>
+          <w:color w:val="CC0000"/>
+          <w:sz w:val="22"/>
+        </w:rPr>
+        <w:t xml:space="preserve">faculty </w:t>
+      </w:r>
+      <w:r>
+        <w:rPr>
+          <w:color w:val="0044CC"/>
+          <w:sz w:val="22"/>
+          <w:u w:val="single"/>
+        </w:rPr>
+        <w:t xml:space="preserve">Union, with 50% required </w:t>
+      </w:r>
+      <w:r>
+        <w:rPr>
+          <w:sz w:val="22"/>
+        </w:rPr>
+        <w:t xml:space="preserve">to </w:t>
+      </w:r>
+      <w:r>
+        <w:rPr>
+          <w:strike/>
+          <w:color w:val="CC0000"/>
+          <w:sz w:val="22"/>
+        </w:rPr>
+        <w:t xml:space="preserve">participate in community-engaged learning </w:t>
+      </w:r>
+      <w:r>
+        <w:rPr>
+          <w:color w:val="0044CC"/>
+          <w:sz w:val="22"/>
+          <w:u w:val="single"/>
+        </w:rPr>
+        <w:t xml:space="preserve">be two- </w:t>
+      </w:r>
+      <w:r>
+        <w:rPr>
+          <w:sz w:val="22"/>
+        </w:rPr>
+        <w:t xml:space="preserve">and </w:t>
+      </w:r>
+      <w:r>
+        <w:rPr>
+          <w:strike/>
+          <w:color w:val="CC0000"/>
+          <w:sz w:val="22"/>
+        </w:rPr>
+        <w:t xml:space="preserve">collaborative research in the DTES. </w:t>
+      </w:r>
+      <w:r>
+        <w:rPr>
+          <w:color w:val="0044CC"/>
+          <w:sz w:val="22"/>
+          <w:u w:val="single"/>
+        </w:rPr>
+        <w:t xml:space="preserve">three-bedroom family units </w:t>
+      </w:r>
+    </w:p>
+    <w:p>
+      <w:r>
+        <w:rPr>
+          <w:strike/>
+          <w:color w:val="CC0000"/>
+          <w:sz w:val="22"/>
+        </w:rPr>
+        <w:t xml:space="preserve">Neighbourhood Partnerships </w:t>
+      </w:r>
+      <w:r>
+        <w:rPr>
+          <w:color w:val="0044CC"/>
+          <w:sz w:val="22"/>
+          <w:u w:val="single"/>
+        </w:rPr>
+        <w:t xml:space="preserve">• Cultural centre: a 27,000-square-foot facility for food, gathering, celebration, education, art, music, dance, and Black Canadian history research </w:t>
+      </w:r>
+    </w:p>
+    <w:p>
+      <w:r>
+        <w:rPr>
+          <w:strike/>
+          <w:color w:val="CC0000"/>
+          <w:sz w:val="22"/>
+        </w:rPr>
+        <w:t xml:space="preserve">Partnerships across </w:t>
+      </w:r>
+      <w:r>
+        <w:rPr>
+          <w:color w:val="0044CC"/>
+          <w:sz w:val="22"/>
+          <w:u w:val="single"/>
+        </w:rPr>
+        <w:t xml:space="preserve">• Childcare: dedicated childcare facilities within </w:t>
+      </w:r>
+      <w:r>
+        <w:rPr>
+          <w:sz w:val="22"/>
+        </w:rPr>
+        <w:t xml:space="preserve">the </w:t>
+      </w:r>
+      <w:r>
+        <w:rPr>
+          <w:strike/>
+          <w:color w:val="CC0000"/>
+          <w:sz w:val="22"/>
+        </w:rPr>
+        <w:t xml:space="preserve">DTES shape how UBC resources are shared and how local knowledge is reflected in project design and evaluation. </w:t>
+      </w:r>
+      <w:r>
+        <w:rPr>
+          <w:color w:val="0044CC"/>
+          <w:sz w:val="22"/>
+          <w:u w:val="single"/>
+        </w:rPr>
+        <w:t xml:space="preserve">block </w:t>
+      </w:r>
+    </w:p>
+    <w:p>
+      <w:r>
+        <w:rPr>
+          <w:sz w:val="22"/>
+        </w:rPr>
+        <w:t xml:space="preserve">• </w:t>
+      </w:r>
+      <w:r>
+        <w:rPr>
+          <w:strike/>
+          <w:color w:val="CC0000"/>
+          <w:sz w:val="22"/>
+        </w:rPr>
+        <w:t xml:space="preserve">Resident-informed education </w:t>
+      </w:r>
+      <w:r>
+        <w:rPr>
+          <w:color w:val="0044CC"/>
+          <w:sz w:val="22"/>
+          <w:u w:val="single"/>
+        </w:rPr>
+        <w:t xml:space="preserve">Enterprise space: Black-owned retail, restaurants, </w:t>
+      </w:r>
+      <w:r>
+        <w:rPr>
+          <w:sz w:val="22"/>
+        </w:rPr>
+        <w:t xml:space="preserve">and </w:t>
+      </w:r>
+      <w:r>
+        <w:rPr>
+          <w:strike/>
+          <w:color w:val="CC0000"/>
+          <w:sz w:val="22"/>
+        </w:rPr>
+        <w:t xml:space="preserve">digital inclusion programming </w:t>
+      </w:r>
+      <w:r>
+        <w:rPr>
+          <w:color w:val="0044CC"/>
+          <w:sz w:val="22"/>
+          <w:u w:val="single"/>
+        </w:rPr>
+        <w:t xml:space="preserve">artist production studios drawing on African diaspora design influences </w:t>
+      </w:r>
+    </w:p>
+    <w:p>
+      <w:r>
+        <w:rPr>
+          <w:strike/>
+          <w:color w:val="CC0000"/>
+          <w:sz w:val="22"/>
+        </w:rPr>
+        <w:t xml:space="preserve">• Community-engaged teaching </w:t>
+      </w:r>
+      <w:r>
+        <w:rPr>
+          <w:color w:val="0044CC"/>
+          <w:sz w:val="22"/>
+          <w:u w:val="single"/>
+        </w:rPr>
+        <w:t xml:space="preserve">Physical redevelopment depends on viaduct demolition </w:t>
+      </w:r>
+      <w:r>
+        <w:rPr>
+          <w:sz w:val="22"/>
+        </w:rPr>
+        <w:t xml:space="preserve">and </w:t>
+      </w:r>
+      <w:r>
+        <w:rPr>
+          <w:strike/>
+          <w:color w:val="CC0000"/>
+          <w:sz w:val="22"/>
+        </w:rPr>
+        <w:t xml:space="preserve">service learning pathways </w:t>
+      </w:r>
+      <w:r>
+        <w:rPr>
+          <w:color w:val="0044CC"/>
+          <w:sz w:val="22"/>
+          <w:u w:val="single"/>
+        </w:rPr>
+        <w:t xml:space="preserve">a new street network, which have progressed more slowly than anticipated due to the NEFC Plan's reliance on development-driven revenues. HAS is currently engaged in community consultation, fundraising with senior government agencies, and developing detailed business and financial plans </w:t>
+      </w:r>
+      <w:r>
+        <w:rPr>
+          <w:sz w:val="22"/>
+        </w:rPr>
+        <w:t xml:space="preserve">for </w:t>
+      </w:r>
+      <w:r>
+        <w:rPr>
+          <w:strike/>
+          <w:color w:val="CC0000"/>
+          <w:sz w:val="22"/>
+        </w:rPr>
+        <w:t xml:space="preserve">students </w:t>
+      </w:r>
+      <w:r>
+        <w:rPr>
+          <w:color w:val="0044CC"/>
+          <w:sz w:val="22"/>
+          <w:u w:val="single"/>
+        </w:rPr>
+        <w:t xml:space="preserve">the block. </w:t>
+      </w:r>
+    </w:p>
+    <w:p>
+      <w:r>
+        <w:rPr>
+          <w:strike/>
+          <w:color w:val="CC0000"/>
+          <w:sz w:val="22"/>
+        </w:rPr>
+        <w:t xml:space="preserve">• Long-term collaboration infrastructure between UBC and DTES organizations </w:t>
+      </w:r>
+      <w:r>
+        <w:rPr>
+          <w:color w:val="0044CC"/>
+          <w:sz w:val="22"/>
+          <w:u w:val="single"/>
+        </w:rPr>
+        <w:t xml:space="preserve">Nora Hendrix Place </w:t>
+      </w:r>
+    </w:p>
+    <w:p>
+      <w:r>
+        <w:rPr>
+          <w:strike/>
+          <w:color w:val="CC0000"/>
+          <w:sz w:val="22"/>
+        </w:rPr>
+        <w:t xml:space="preserve">• University-community </w:t>
+      </w:r>
+      <w:r>
+        <w:rPr>
+          <w:color w:val="0044CC"/>
+          <w:sz w:val="22"/>
+          <w:u w:val="single"/>
+        </w:rPr>
+        <w:t xml:space="preserve">At 258 Union Street, Nora Hendrix Place — named for Jimi Hendrix's grandmother, a Vancouver resident — delivers 52 temporary modular homes with private kitchens and washrooms, with a minimum accessibility target and culturally grounded support services. The project prioritizes Black and Indigenous people who are at risk of or currently experiencing homelessness. HAS has been in a mentorship and capacity-building </w:t>
+      </w:r>
+      <w:r>
+        <w:rPr>
+          <w:sz w:val="22"/>
+        </w:rPr>
+        <w:t xml:space="preserve">partnership </w:t>
+      </w:r>
+      <w:r>
+        <w:rPr>
+          <w:strike/>
+          <w:color w:val="CC0000"/>
+          <w:sz w:val="22"/>
+        </w:rPr>
+        <w:t xml:space="preserve">since 2000 </w:t>
+      </w:r>
+      <w:r>
+        <w:rPr>
+          <w:color w:val="0044CC"/>
+          <w:sz w:val="22"/>
+          <w:u w:val="single"/>
+        </w:rPr>
+        <w:t xml:space="preserve">with Atira, with the goal of HAS assuming full operational control. </w:t>
+      </w:r>
+    </w:p>
+    <w:p>
+      <w:r>
+        <w:rPr>
+          <w:strike/>
+          <w:color w:val="CC0000"/>
+          <w:sz w:val="22"/>
+        </w:rPr>
+        <w:t xml:space="preserve">• Free educational programming </w:t>
+      </w:r>
+      <w:r>
+        <w:rPr>
+          <w:color w:val="0044CC"/>
+          <w:sz w:val="22"/>
+          <w:u w:val="single"/>
+        </w:rPr>
+        <w:t xml:space="preserve">Governance: Afrocentric and Community-Accountable </w:t>
+      </w:r>
+    </w:p>
+    <w:p>
+      <w:r>
+        <w:rPr>
+          <w:strike/>
+          <w:color w:val="CC0000"/>
+          <w:sz w:val="22"/>
+        </w:rPr>
+        <w:t xml:space="preserve">• Reciprocal </w:t>
+      </w:r>
+      <w:r>
+        <w:rPr>
+          <w:color w:val="0044CC"/>
+          <w:sz w:val="22"/>
+          <w:u w:val="single"/>
+        </w:rPr>
+        <w:t xml:space="preserve">HAS governance is Black-led and community-accountable. The Society has engaged in a structured process — including community learning sessions and consultation with African diaspora organizations and elders — to develop an Afrocentric governance framework. This draws on principles such as Ubuntu ("I am because we are"), shifting from an individualistic decision-making </w:t>
+      </w:r>
+      <w:r>
+        <w:rPr>
+          <w:sz w:val="22"/>
+        </w:rPr>
+        <w:t xml:space="preserve">model </w:t>
+      </w:r>
+      <w:r>
+        <w:rPr>
+          <w:strike/>
+          <w:color w:val="CC0000"/>
+          <w:sz w:val="22"/>
+        </w:rPr>
+        <w:t xml:space="preserve">for research and teaching </w:t>
+      </w:r>
+      <w:r>
+        <w:rPr>
+          <w:color w:val="0044CC"/>
+          <w:sz w:val="22"/>
+          <w:u w:val="single"/>
+        </w:rPr>
+        <w:t xml:space="preserve">to a communal one rooted in African diaspora traditions. </w:t>
+      </w:r>
+    </w:p>
+    <w:p>
+      <w:r>
+        <w:rPr>
+          <w:strike/>
+          <w:color w:val="CC0000"/>
+          <w:sz w:val="22"/>
+        </w:rPr>
+        <w:t xml:space="preserve">• Based at 612 Main Street </w:t>
+      </w:r>
+      <w:r>
+        <w:rPr>
+          <w:color w:val="0044CC"/>
+          <w:sz w:val="22"/>
+          <w:u w:val="single"/>
+        </w:rPr>
+        <w:t xml:space="preserve">Through the proposed Community Land Trust, land and assets are held </w:t>
+      </w:r>
+      <w:r>
+        <w:rPr>
+          <w:sz w:val="22"/>
+        </w:rPr>
+        <w:t xml:space="preserve">in </w:t>
+      </w:r>
+      <w:r>
+        <w:rPr>
+          <w:color w:val="0044CC"/>
+          <w:sz w:val="22"/>
+          <w:u w:val="single"/>
+        </w:rPr>
+        <w:t xml:space="preserve">community ownership and removed from </w:t>
+      </w:r>
+      <w:r>
+        <w:rPr>
+          <w:sz w:val="22"/>
+        </w:rPr>
+        <w:t xml:space="preserve">the </w:t>
+      </w:r>
+      <w:r>
+        <w:rPr>
+          <w:strike/>
+          <w:color w:val="CC0000"/>
+          <w:sz w:val="22"/>
+        </w:rPr>
+        <w:t xml:space="preserve">DTES </w:t>
+      </w:r>
+      <w:r>
+        <w:rPr>
+          <w:color w:val="0044CC"/>
+          <w:sz w:val="22"/>
+          <w:u w:val="single"/>
+        </w:rPr>
+        <w:t xml:space="preserve">speculative real estate market. Governance priorities are informed by residents, elders, cultural workers, and partner organizations, so that housing and cultural infrastructure remain under community control over the long term — a direct response to the viaduct-era displacement that this project seeks to redress. </w:t>
+      </w:r>
+    </w:p>
+    <w:p>
+      <w:r>
+        <w:rPr>
+          <w:color w:val="0044CC"/>
+          <w:sz w:val="22"/>
+          <w:u w:val="single"/>
+        </w:rPr>
+        <w:t>BSH Partnership and CNCLT Network</w:t>
+      </w:r>
+    </w:p>
+    <w:p>
+      <w:r>
+        <w:rPr>
+          <w:color w:val="0044CC"/>
+          <w:sz w:val="22"/>
+          <w:u w:val="single"/>
+        </w:rPr>
+        <w:t>HAS is a BSH (Balanced Supply of Housing) research partner. The October 2025 BSH Research in Progress webinar featured both HAS and the DTES CLT discussing their community work and its role in expanding affordable housing. BSH's "Reclaim, Remain" paper documents six BIPOC-led CLTs across Canada — including HAS — examining how these projects forge pathways for collective land stewardship and decolonized land practices.</w:t>
+      </w:r>
+    </w:p>
+    <w:p>
+      <w:r>
+        <w:rPr>
+          <w:color w:val="0044CC"/>
+          <w:sz w:val="22"/>
+          <w:u w:val="single"/>
+        </w:rPr>
+        <w:t>At the CNCLT Summit (October 18–20, 2024, Vancouver), HAS was one of three Vancouver CLT site tours (alongside DTES CLT and CLT British Columbia). The summit drew 200+ delegates — CLT practitioners, funders, policymakers, researchers, and activists — and HAS has also offered public "CLT 101" sessions explaining how the Hogan's Alley Community Land Trust supports Black self-determination and housing justice across Metro Vancouver.</w:t>
+      </w:r>
+    </w:p>
+    <w:p>
+      <w:r>
+        <w:rPr>
+          <w:color w:val="0044CC"/>
+          <w:sz w:val="22"/>
+          <w:u w:val="single"/>
+        </w:rPr>
+        <w:t>• 898 Main Street block: 3.5-acre CLT site under long-term lease negotiation (MOU signed September 2022)</w:t>
+      </w:r>
+    </w:p>
+    <w:p>
+      <w:r>
+        <w:rPr>
+          <w:color w:val="0044CC"/>
+          <w:sz w:val="22"/>
+          <w:u w:val="single"/>
+        </w:rPr>
+        <w:t>• Planned: ~300 social housing units (50% family-sized), 27,000 sq ft Black cultural centre, childcare, enterprise space</w:t>
+      </w:r>
+    </w:p>
+    <w:p>
+      <w:r>
+        <w:rPr>
+          <w:color w:val="0044CC"/>
+          <w:sz w:val="22"/>
+          <w:u w:val="single"/>
+        </w:rPr>
+        <w:t>• Nora Hendrix Place: 52 modular homes prioritizing Black and Indigenous residents</w:t>
+      </w:r>
+    </w:p>
+    <w:p>
+      <w:r>
+        <w:rPr>
+          <w:color w:val="0044CC"/>
+          <w:sz w:val="22"/>
+          <w:u w:val="single"/>
+        </w:rPr>
+        <w:t>• Afrocentric, community-accountable governance model developed through structured diaspora consultation</w:t>
+      </w:r>
+    </w:p>
+    <w:p>
+      <w:r>
+        <w:rPr>
+          <w:color w:val="0044CC"/>
+          <w:sz w:val="22"/>
+          <w:u w:val="single"/>
+        </w:rPr>
+        <w:t>• BSH research partner; featured at CNCLT Summit (October 2024, 200+ delegates)</w:t>
       </w:r>
     </w:p>
     <w:p>

--- a/BSH_2026_Tour_Content_Tracked_Changes.docx
+++ b/BSH_2026_Tour_Content_Tracked_Changes.docx
@@ -343,17 +343,246 @@
     </w:p>
     <w:p>
       <w:r>
-        <w:t>False Creek South represents one of Vancouver's most successful experiments in mixed-tenure community development. Built on former industrial land in the 1970s and 1980s, this 136-acre waterfront neighbourhood demonstrates how public land ownership can support diverse housing options while maintaining long-term affordability.</w:t>
-      </w:r>
-    </w:p>
-    <w:p>
-      <w:r>
-        <w:t>The City of Vancouver owns about 80 acres in False Creek South, making it a rare example of large-scale public land stewardship. The original vision committed to a tenure mix of one-third non-market rental housing, one-third co-ops, and one-third strata leasehold — a model designed to avoid the social stratification common in single-tenure developments.</w:t>
-      </w:r>
-    </w:p>
-    <w:p>
-      <w:r>
-        <w:t>Today, about 5,500 residents live in 1,849 homes. The land is leased on 60-year terms that begin expiring between 2036 and 2046, creating a pivotal decision point about how to preserve affordability while renewing public assets.</w:t>
+        <w:rPr>
+          <w:sz w:val="22"/>
+        </w:rPr>
+        <w:t xml:space="preserve">False Creek South represents one of Vancouver's most successful experiments in mixed-tenure community development. Built on former industrial land in the 1970s and 1980s, this </w:t>
+      </w:r>
+      <w:r>
+        <w:rPr>
+          <w:strike/>
+          <w:color w:val="CC0000"/>
+          <w:sz w:val="22"/>
+        </w:rPr>
+        <w:t xml:space="preserve">136-acre waterfront </w:t>
+      </w:r>
+      <w:r>
+        <w:rPr>
+          <w:color w:val="0044CC"/>
+          <w:sz w:val="22"/>
+          <w:u w:val="single"/>
+        </w:rPr>
+        <w:t xml:space="preserve">approximately 100-acre </w:t>
+      </w:r>
+      <w:r>
+        <w:rPr>
+          <w:sz w:val="22"/>
+        </w:rPr>
+        <w:t xml:space="preserve">neighbourhood demonstrates how public land ownership can support diverse housing options while maintaining long-term affordability. </w:t>
+      </w:r>
+    </w:p>
+    <w:p>
+      <w:r>
+        <w:rPr>
+          <w:sz w:val="22"/>
+        </w:rPr>
+        <w:t xml:space="preserve">The City of Vancouver owns about 80 acres in False Creek South, making it a rare example of large-scale public land stewardship. The </w:t>
+      </w:r>
+      <w:r>
+        <w:rPr>
+          <w:strike/>
+          <w:color w:val="CC0000"/>
+          <w:sz w:val="22"/>
+        </w:rPr>
+        <w:t xml:space="preserve">original vision committed to </w:t>
+      </w:r>
+      <w:r>
+        <w:rPr>
+          <w:color w:val="0044CC"/>
+          <w:sz w:val="22"/>
+          <w:u w:val="single"/>
+        </w:rPr>
+        <w:t xml:space="preserve">neighbourhood includes </w:t>
+      </w:r>
+      <w:r>
+        <w:rPr>
+          <w:sz w:val="22"/>
+        </w:rPr>
+        <w:t xml:space="preserve">a </w:t>
+      </w:r>
+      <w:r>
+        <w:rPr>
+          <w:strike/>
+          <w:color w:val="CC0000"/>
+          <w:sz w:val="22"/>
+        </w:rPr>
+        <w:t xml:space="preserve">tenure </w:t>
+      </w:r>
+      <w:r>
+        <w:rPr>
+          <w:sz w:val="22"/>
+        </w:rPr>
+        <w:t xml:space="preserve">mix of </w:t>
+      </w:r>
+      <w:r>
+        <w:rPr>
+          <w:strike/>
+          <w:color w:val="CC0000"/>
+          <w:sz w:val="22"/>
+        </w:rPr>
+        <w:t xml:space="preserve">one-third </w:t>
+      </w:r>
+      <w:r>
+        <w:rPr>
+          <w:color w:val="0044CC"/>
+          <w:sz w:val="22"/>
+          <w:u w:val="single"/>
+        </w:rPr>
+        <w:t xml:space="preserve">co-op, </w:t>
+      </w:r>
+      <w:r>
+        <w:rPr>
+          <w:sz w:val="22"/>
+        </w:rPr>
+        <w:t xml:space="preserve">non-market </w:t>
+      </w:r>
+      <w:r>
+        <w:rPr>
+          <w:strike/>
+          <w:color w:val="CC0000"/>
+          <w:sz w:val="22"/>
+        </w:rPr>
+        <w:t xml:space="preserve">rental housing, one-third co-ops, </w:t>
+      </w:r>
+      <w:r>
+        <w:rPr>
+          <w:color w:val="0044CC"/>
+          <w:sz w:val="22"/>
+          <w:u w:val="single"/>
+        </w:rPr>
+        <w:t xml:space="preserve">rental, market rental, </w:t>
+      </w:r>
+      <w:r>
+        <w:rPr>
+          <w:sz w:val="22"/>
+        </w:rPr>
+        <w:t xml:space="preserve">and </w:t>
+      </w:r>
+      <w:r>
+        <w:rPr>
+          <w:strike/>
+          <w:color w:val="CC0000"/>
+          <w:sz w:val="22"/>
+        </w:rPr>
+        <w:t xml:space="preserve">one-third </w:t>
+      </w:r>
+      <w:r>
+        <w:rPr>
+          <w:sz w:val="22"/>
+        </w:rPr>
+        <w:t xml:space="preserve">strata leasehold </w:t>
+      </w:r>
+      <w:r>
+        <w:rPr>
+          <w:strike/>
+          <w:color w:val="CC0000"/>
+          <w:sz w:val="22"/>
+        </w:rPr>
+        <w:t xml:space="preserve">— a model designed to avoid the social stratification common in single-tenure developments. </w:t>
+      </w:r>
+      <w:r>
+        <w:rPr>
+          <w:color w:val="0044CC"/>
+          <w:sz w:val="22"/>
+          <w:u w:val="single"/>
+        </w:rPr>
+        <w:t xml:space="preserve">housing, alongside civic and commercial uses. </w:t>
+      </w:r>
+    </w:p>
+    <w:p>
+      <w:r>
+        <w:rPr>
+          <w:strike/>
+          <w:color w:val="CC0000"/>
+          <w:sz w:val="22"/>
+        </w:rPr>
+        <w:t xml:space="preserve">Today, about </w:t>
+      </w:r>
+      <w:r>
+        <w:rPr>
+          <w:color w:val="0044CC"/>
+          <w:sz w:val="22"/>
+          <w:u w:val="single"/>
+        </w:rPr>
+        <w:t xml:space="preserve">There are approximately </w:t>
+      </w:r>
+      <w:r>
+        <w:rPr>
+          <w:sz w:val="22"/>
+        </w:rPr>
+        <w:t xml:space="preserve">5,500 residents </w:t>
+      </w:r>
+      <w:r>
+        <w:rPr>
+          <w:strike/>
+          <w:color w:val="CC0000"/>
+          <w:sz w:val="22"/>
+        </w:rPr>
+        <w:t xml:space="preserve">live </w:t>
+      </w:r>
+      <w:r>
+        <w:rPr>
+          <w:sz w:val="22"/>
+        </w:rPr>
+        <w:t xml:space="preserve">in </w:t>
+      </w:r>
+      <w:r>
+        <w:rPr>
+          <w:color w:val="0044CC"/>
+          <w:sz w:val="22"/>
+          <w:u w:val="single"/>
+        </w:rPr>
+        <w:t xml:space="preserve">all of False Creek South. On City-owned land, there are </w:t>
+      </w:r>
+      <w:r>
+        <w:rPr>
+          <w:sz w:val="22"/>
+        </w:rPr>
+        <w:t xml:space="preserve">1,849 </w:t>
+      </w:r>
+      <w:r>
+        <w:rPr>
+          <w:strike/>
+          <w:color w:val="CC0000"/>
+          <w:sz w:val="22"/>
+        </w:rPr>
+        <w:t xml:space="preserve">homes. </w:t>
+      </w:r>
+      <w:r>
+        <w:rPr>
+          <w:color w:val="0044CC"/>
+          <w:sz w:val="22"/>
+          <w:u w:val="single"/>
+        </w:rPr>
+        <w:t xml:space="preserve">housing units (plus 1,354 units on non-City land). </w:t>
+      </w:r>
+      <w:r>
+        <w:rPr>
+          <w:sz w:val="22"/>
+        </w:rPr>
+        <w:t xml:space="preserve">The land is leased on 60-year </w:t>
+      </w:r>
+      <w:r>
+        <w:rPr>
+          <w:strike/>
+          <w:color w:val="CC0000"/>
+          <w:sz w:val="22"/>
+        </w:rPr>
+        <w:t xml:space="preserve">terms that begin expiring </w:t>
+      </w:r>
+      <w:r>
+        <w:rPr>
+          <w:color w:val="0044CC"/>
+          <w:sz w:val="22"/>
+          <w:u w:val="single"/>
+        </w:rPr>
+        <w:t xml:space="preserve">terms, and most City-land leases expire </w:t>
+      </w:r>
+      <w:r>
+        <w:rPr>
+          <w:sz w:val="22"/>
+        </w:rPr>
+        <w:t xml:space="preserve">between 2036 and 2046, creating a pivotal decision point about how to preserve affordability while renewing public assets. </w:t>
       </w:r>
     </w:p>
     <w:p>
@@ -409,12 +638,98 @@
     </w:p>
     <w:p>
       <w:r>
-        <w:t>False Creek South showcases six distinct tenure types, each serving different community needs:</w:t>
-      </w:r>
-    </w:p>
-    <w:p>
-      <w:r>
-        <w:t>• Co-operatives: Six housing co-ops including Twin Rainbows (86 units, opened 1981), Creekview, Alder Bay, and others. Members have secure tenure and participate in democratic governance.</w:t>
+        <w:rPr>
+          <w:sz w:val="22"/>
+        </w:rPr>
+        <w:t xml:space="preserve">False Creek South </w:t>
+      </w:r>
+      <w:r>
+        <w:rPr>
+          <w:strike/>
+          <w:color w:val="CC0000"/>
+          <w:sz w:val="22"/>
+        </w:rPr>
+        <w:t xml:space="preserve">showcases six distinct </w:t>
+      </w:r>
+      <w:r>
+        <w:rPr>
+          <w:color w:val="0044CC"/>
+          <w:sz w:val="22"/>
+          <w:u w:val="single"/>
+        </w:rPr>
+        <w:t xml:space="preserve">includes multiple </w:t>
+      </w:r>
+      <w:r>
+        <w:rPr>
+          <w:sz w:val="22"/>
+        </w:rPr>
+        <w:t xml:space="preserve">tenure types, each serving different community needs: </w:t>
+      </w:r>
+    </w:p>
+    <w:p>
+      <w:r>
+        <w:rPr>
+          <w:sz w:val="22"/>
+        </w:rPr>
+        <w:t xml:space="preserve">• Co-operatives: </w:t>
+      </w:r>
+      <w:r>
+        <w:rPr>
+          <w:strike/>
+          <w:color w:val="CC0000"/>
+          <w:sz w:val="22"/>
+        </w:rPr>
+        <w:t xml:space="preserve">Six housing co-ops </w:t>
+      </w:r>
+      <w:r>
+        <w:rPr>
+          <w:color w:val="0044CC"/>
+          <w:sz w:val="22"/>
+          <w:u w:val="single"/>
+        </w:rPr>
+        <w:t xml:space="preserve">City data identifies seven co-op buildings (517 units) on City land, </w:t>
+      </w:r>
+      <w:r>
+        <w:rPr>
+          <w:sz w:val="22"/>
+        </w:rPr>
+        <w:t xml:space="preserve">including Twin Rainbows </w:t>
+      </w:r>
+      <w:r>
+        <w:rPr>
+          <w:color w:val="0044CC"/>
+          <w:sz w:val="22"/>
+          <w:u w:val="single"/>
+        </w:rPr>
+        <w:t xml:space="preserve">Co-op </w:t>
+      </w:r>
+      <w:r>
+        <w:rPr>
+          <w:sz w:val="22"/>
+        </w:rPr>
+        <w:t xml:space="preserve">(86 units, opened </w:t>
+      </w:r>
+      <w:r>
+        <w:rPr>
+          <w:strike/>
+          <w:color w:val="CC0000"/>
+          <w:sz w:val="22"/>
+        </w:rPr>
+        <w:t xml:space="preserve">1981), Creekview, Alder Bay, and others. </w:t>
+      </w:r>
+      <w:r>
+        <w:rPr>
+          <w:color w:val="0044CC"/>
+          <w:sz w:val="22"/>
+          <w:u w:val="single"/>
+        </w:rPr>
+        <w:t xml:space="preserve">1981). </w:t>
+      </w:r>
+      <w:r>
+        <w:rPr>
+          <w:sz w:val="22"/>
+        </w:rPr>
+        <w:t xml:space="preserve">Members have secure tenure and participate in democratic governance. </w:t>
       </w:r>
     </w:p>
     <w:p>
@@ -449,7 +764,76 @@
     </w:p>
     <w:p>
       <w:r>
-        <w:t>Housing operators lease land from the city rather than purchasing it. All lease terms expire in the 2030s and 2040s, creating both opportunity and uncertainty. This model:</w:t>
+        <w:rPr>
+          <w:sz w:val="22"/>
+        </w:rPr>
+        <w:t xml:space="preserve">Housing operators lease land from the city rather than purchasing it. </w:t>
+      </w:r>
+      <w:r>
+        <w:rPr>
+          <w:strike/>
+          <w:color w:val="CC0000"/>
+          <w:sz w:val="22"/>
+        </w:rPr>
+        <w:t xml:space="preserve">All </w:t>
+      </w:r>
+      <w:r>
+        <w:rPr>
+          <w:color w:val="0044CC"/>
+          <w:sz w:val="22"/>
+          <w:u w:val="single"/>
+        </w:rPr>
+        <w:t xml:space="preserve">Most City-land </w:t>
+      </w:r>
+      <w:r>
+        <w:rPr>
+          <w:sz w:val="22"/>
+        </w:rPr>
+        <w:t xml:space="preserve">lease terms expire </w:t>
+      </w:r>
+      <w:r>
+        <w:rPr>
+          <w:strike/>
+          <w:color w:val="CC0000"/>
+          <w:sz w:val="22"/>
+        </w:rPr>
+        <w:t xml:space="preserve">in the 2030s </w:t>
+      </w:r>
+      <w:r>
+        <w:rPr>
+          <w:color w:val="0044CC"/>
+          <w:sz w:val="22"/>
+          <w:u w:val="single"/>
+        </w:rPr>
+        <w:t xml:space="preserve">between 2036 </w:t>
+      </w:r>
+      <w:r>
+        <w:rPr>
+          <w:sz w:val="22"/>
+        </w:rPr>
+        <w:t xml:space="preserve">and </w:t>
+      </w:r>
+      <w:r>
+        <w:rPr>
+          <w:strike/>
+          <w:color w:val="CC0000"/>
+          <w:sz w:val="22"/>
+        </w:rPr>
+        <w:t xml:space="preserve">2040s, </w:t>
+      </w:r>
+      <w:r>
+        <w:rPr>
+          <w:color w:val="0044CC"/>
+          <w:sz w:val="22"/>
+          <w:u w:val="single"/>
+        </w:rPr>
+        <w:t xml:space="preserve">2046, </w:t>
+      </w:r>
+      <w:r>
+        <w:rPr>
+          <w:sz w:val="22"/>
+        </w:rPr>
+        <w:t xml:space="preserve">creating both opportunity and uncertainty. This model: </w:t>
       </w:r>
     </w:p>
     <w:p>
@@ -474,12 +858,230 @@
     </w:p>
     <w:p>
       <w:r>
-        <w:t>The Lease Crisis</w:t>
-      </w:r>
-    </w:p>
-    <w:p>
-      <w:r>
-        <w:t>The original 60-year leases are approaching expiry, creating uncertainty for roughly 3,200 residents. In 2021, City Council rejected a staff proposal to triple density and instead directed a community-led planning process. In January 2025, the City awarded a $4 million contract to Arup Group to prepare a landowner plan, sparking renewed debate about community involvement.</w:t>
+        <w:rPr>
+          <w:sz w:val="22"/>
+        </w:rPr>
+        <w:t xml:space="preserve">The Lease </w:t>
+      </w:r>
+      <w:r>
+        <w:rPr>
+          <w:strike/>
+          <w:color w:val="CC0000"/>
+          <w:sz w:val="22"/>
+        </w:rPr>
+        <w:t xml:space="preserve">Crisis </w:t>
+      </w:r>
+      <w:r>
+        <w:rPr>
+          <w:color w:val="0044CC"/>
+          <w:sz w:val="22"/>
+          <w:u w:val="single"/>
+        </w:rPr>
+        <w:t xml:space="preserve">Renewal Moment </w:t>
+      </w:r>
+    </w:p>
+    <w:p>
+      <w:r>
+        <w:rPr>
+          <w:sz w:val="22"/>
+        </w:rPr>
+        <w:t xml:space="preserve">The original 60-year leases are approaching expiry, creating uncertainty for </w:t>
+      </w:r>
+      <w:r>
+        <w:rPr>
+          <w:strike/>
+          <w:color w:val="CC0000"/>
+          <w:sz w:val="22"/>
+        </w:rPr>
+        <w:t xml:space="preserve">roughly 3,200 residents. </w:t>
+      </w:r>
+      <w:r>
+        <w:rPr>
+          <w:color w:val="0044CC"/>
+          <w:sz w:val="22"/>
+          <w:u w:val="single"/>
+        </w:rPr>
+        <w:t xml:space="preserve">households across the neighbourhood. </w:t>
+      </w:r>
+      <w:r>
+        <w:rPr>
+          <w:sz w:val="22"/>
+        </w:rPr>
+        <w:t xml:space="preserve">In </w:t>
+      </w:r>
+      <w:r>
+        <w:rPr>
+          <w:color w:val="0044CC"/>
+          <w:sz w:val="22"/>
+          <w:u w:val="single"/>
+        </w:rPr>
+        <w:t xml:space="preserve">October </w:t>
+      </w:r>
+      <w:r>
+        <w:rPr>
+          <w:sz w:val="22"/>
+        </w:rPr>
+        <w:t xml:space="preserve">2021, </w:t>
+      </w:r>
+      <w:r>
+        <w:rPr>
+          <w:strike/>
+          <w:color w:val="CC0000"/>
+          <w:sz w:val="22"/>
+        </w:rPr>
+        <w:t xml:space="preserve">City </w:t>
+      </w:r>
+      <w:r>
+        <w:rPr>
+          <w:sz w:val="22"/>
+        </w:rPr>
+        <w:t xml:space="preserve">Council </w:t>
+      </w:r>
+      <w:r>
+        <w:rPr>
+          <w:strike/>
+          <w:color w:val="CC0000"/>
+          <w:sz w:val="22"/>
+        </w:rPr>
+        <w:t xml:space="preserve">rejected </w:t>
+      </w:r>
+      <w:r>
+        <w:rPr>
+          <w:color w:val="0044CC"/>
+          <w:sz w:val="22"/>
+          <w:u w:val="single"/>
+        </w:rPr>
+        <w:t xml:space="preserve">received </w:t>
+      </w:r>
+      <w:r>
+        <w:rPr>
+          <w:sz w:val="22"/>
+        </w:rPr>
+        <w:t xml:space="preserve">a </w:t>
+      </w:r>
+      <w:r>
+        <w:rPr>
+          <w:color w:val="0044CC"/>
+          <w:sz w:val="22"/>
+          <w:u w:val="single"/>
+        </w:rPr>
+        <w:t xml:space="preserve">False Creek South landowner update, and in March 2024 Council directed </w:t>
+      </w:r>
+      <w:r>
+        <w:rPr>
+          <w:sz w:val="22"/>
+        </w:rPr>
+        <w:t xml:space="preserve">staff </w:t>
+      </w:r>
+      <w:r>
+        <w:rPr>
+          <w:strike/>
+          <w:color w:val="CC0000"/>
+          <w:sz w:val="22"/>
+        </w:rPr>
+        <w:t xml:space="preserve">proposal </w:t>
+      </w:r>
+      <w:r>
+        <w:rPr>
+          <w:sz w:val="22"/>
+        </w:rPr>
+        <w:t xml:space="preserve">to </w:t>
+      </w:r>
+      <w:r>
+        <w:rPr>
+          <w:strike/>
+          <w:color w:val="CC0000"/>
+          <w:sz w:val="22"/>
+        </w:rPr>
+        <w:t xml:space="preserve">triple density </w:t>
+      </w:r>
+      <w:r>
+        <w:rPr>
+          <w:color w:val="0044CC"/>
+          <w:sz w:val="22"/>
+          <w:u w:val="single"/>
+        </w:rPr>
+        <w:t xml:space="preserve">report back with an updated </w:t>
+      </w:r>
+      <w:r>
+        <w:rPr>
+          <w:sz w:val="22"/>
+        </w:rPr>
+        <w:t xml:space="preserve">and </w:t>
+      </w:r>
+      <w:r>
+        <w:rPr>
+          <w:strike/>
+          <w:color w:val="CC0000"/>
+          <w:sz w:val="22"/>
+        </w:rPr>
+        <w:t xml:space="preserve">instead directed a community-led planning process. In </w:t>
+      </w:r>
+      <w:r>
+        <w:rPr>
+          <w:color w:val="0044CC"/>
+          <w:sz w:val="22"/>
+          <w:u w:val="single"/>
+        </w:rPr>
+        <w:t xml:space="preserve">enhanced development framework. On </w:t>
+      </w:r>
+      <w:r>
+        <w:rPr>
+          <w:sz w:val="22"/>
+        </w:rPr>
+        <w:t xml:space="preserve">January </w:t>
+      </w:r>
+      <w:r>
+        <w:rPr>
+          <w:color w:val="0044CC"/>
+          <w:sz w:val="22"/>
+          <w:u w:val="single"/>
+        </w:rPr>
+        <w:t xml:space="preserve">22, </w:t>
+      </w:r>
+      <w:r>
+        <w:rPr>
+          <w:sz w:val="22"/>
+        </w:rPr>
+        <w:t xml:space="preserve">2025, </w:t>
+      </w:r>
+      <w:r>
+        <w:rPr>
+          <w:strike/>
+          <w:color w:val="CC0000"/>
+          <w:sz w:val="22"/>
+        </w:rPr>
+        <w:t xml:space="preserve">the City awarded a </w:t>
+      </w:r>
+      <w:r>
+        <w:rPr>
+          <w:color w:val="0044CC"/>
+          <w:sz w:val="22"/>
+          <w:u w:val="single"/>
+        </w:rPr>
+        <w:t xml:space="preserve">Council approved entering negotiations with Arup Canada Inc. for consulting services, with an estimated contract value of </w:t>
+      </w:r>
+      <w:r>
+        <w:rPr>
+          <w:sz w:val="22"/>
+        </w:rPr>
+        <w:t xml:space="preserve">$4 </w:t>
+      </w:r>
+      <w:r>
+        <w:rPr>
+          <w:strike/>
+          <w:color w:val="CC0000"/>
+          <w:sz w:val="22"/>
+        </w:rPr>
+        <w:t xml:space="preserve">million contract to Arup Group to prepare a landowner plan, sparking renewed debate about community involvement. </w:t>
+      </w:r>
+      <w:r>
+        <w:rPr>
+          <w:color w:val="0044CC"/>
+          <w:sz w:val="22"/>
+          <w:u w:val="single"/>
+        </w:rPr>
+        <w:t xml:space="preserve">million. </w:t>
       </w:r>
     </w:p>
     <w:p>
@@ -489,7 +1091,68 @@
     </w:p>
     <w:p>
       <w:r>
-        <w:t>In March 2024, Vancouver Council passed a motion supporting the construction of new co-ops on City-owned land through a community land trust model. The False Creek South Community Housing Trust received funding from Vancity Community Foundation to develop a business plan and engage with co-op boards. As Robyn Chan explains: "It's a way to have more control and to expand non-profit housing."</w:t>
+        <w:rPr>
+          <w:sz w:val="22"/>
+        </w:rPr>
+        <w:t xml:space="preserve">In March 2024, Vancouver Council passed a motion supporting </w:t>
+      </w:r>
+      <w:r>
+        <w:rPr>
+          <w:color w:val="0044CC"/>
+          <w:sz w:val="22"/>
+          <w:u w:val="single"/>
+        </w:rPr>
+        <w:t xml:space="preserve">community land trust models and </w:t>
+      </w:r>
+      <w:r>
+        <w:rPr>
+          <w:sz w:val="22"/>
+        </w:rPr>
+        <w:t xml:space="preserve">the construction of </w:t>
+      </w:r>
+      <w:r>
+        <w:rPr>
+          <w:strike/>
+          <w:color w:val="CC0000"/>
+          <w:sz w:val="22"/>
+        </w:rPr>
+        <w:t xml:space="preserve">new co-ops </w:t>
+      </w:r>
+      <w:r>
+        <w:rPr>
+          <w:color w:val="0044CC"/>
+          <w:sz w:val="22"/>
+          <w:u w:val="single"/>
+        </w:rPr>
+        <w:t xml:space="preserve">newly built co-op housing </w:t>
+      </w:r>
+      <w:r>
+        <w:rPr>
+          <w:sz w:val="22"/>
+        </w:rPr>
+        <w:t xml:space="preserve">on City-owned </w:t>
+      </w:r>
+      <w:r>
+        <w:rPr>
+          <w:strike/>
+          <w:color w:val="CC0000"/>
+          <w:sz w:val="22"/>
+        </w:rPr>
+        <w:t xml:space="preserve">land through a community land trust model. </w:t>
+      </w:r>
+      <w:r>
+        <w:rPr>
+          <w:color w:val="0044CC"/>
+          <w:sz w:val="22"/>
+          <w:u w:val="single"/>
+        </w:rPr>
+        <w:t xml:space="preserve">land. </w:t>
+      </w:r>
+      <w:r>
+        <w:rPr>
+          <w:sz w:val="22"/>
+        </w:rPr>
+        <w:t xml:space="preserve">The False Creek South Community Housing Trust received funding from Vancity Community Foundation to develop a business plan and engage with co-op boards. As Robyn Chan explains: "It's a way to have more control and to expand non-profit housing." </w:t>
       </w:r>
     </w:p>
     <w:p>
@@ -504,22 +1167,140 @@
     </w:p>
     <w:p>
       <w:r>
-        <w:t>• 1,849 homes with a one-third / one-third / one-third tenure mix</w:t>
-      </w:r>
-    </w:p>
-    <w:p>
-      <w:r>
-        <w:t>• All land leases expire in 2036-2046 — critical transition period</w:t>
-      </w:r>
-    </w:p>
-    <w:p>
-      <w:r>
-        <w:t>• 2021 Council rejected wholesale demolition and density tripling</w:t>
-      </w:r>
-    </w:p>
-    <w:p>
-      <w:r>
-        <w:t>• March 2024 Council motion supports community land trust model</w:t>
+        <w:rPr>
+          <w:sz w:val="22"/>
+        </w:rPr>
+        <w:t xml:space="preserve">• 1,849 </w:t>
+      </w:r>
+      <w:r>
+        <w:rPr>
+          <w:strike/>
+          <w:color w:val="CC0000"/>
+          <w:sz w:val="22"/>
+        </w:rPr>
+        <w:t xml:space="preserve">homes with a one-third / one-third / one-third tenure mix </w:t>
+      </w:r>
+      <w:r>
+        <w:rPr>
+          <w:color w:val="0044CC"/>
+          <w:sz w:val="22"/>
+          <w:u w:val="single"/>
+        </w:rPr>
+        <w:t xml:space="preserve">housing units are on City land, plus 1,354 units on non-City land </w:t>
+      </w:r>
+    </w:p>
+    <w:p>
+      <w:r>
+        <w:rPr>
+          <w:sz w:val="22"/>
+        </w:rPr>
+        <w:t xml:space="preserve">• </w:t>
+      </w:r>
+      <w:r>
+        <w:rPr>
+          <w:strike/>
+          <w:color w:val="CC0000"/>
+          <w:sz w:val="22"/>
+        </w:rPr>
+        <w:t xml:space="preserve">All land </w:t>
+      </w:r>
+      <w:r>
+        <w:rPr>
+          <w:color w:val="0044CC"/>
+          <w:sz w:val="22"/>
+          <w:u w:val="single"/>
+        </w:rPr>
+        <w:t xml:space="preserve">Most City-land </w:t>
+      </w:r>
+      <w:r>
+        <w:rPr>
+          <w:sz w:val="22"/>
+        </w:rPr>
+        <w:t xml:space="preserve">leases expire in 2036-2046 — </w:t>
+      </w:r>
+      <w:r>
+        <w:rPr>
+          <w:color w:val="0044CC"/>
+          <w:sz w:val="22"/>
+          <w:u w:val="single"/>
+        </w:rPr>
+        <w:t xml:space="preserve">a </w:t>
+      </w:r>
+      <w:r>
+        <w:rPr>
+          <w:sz w:val="22"/>
+        </w:rPr>
+        <w:t xml:space="preserve">critical transition period </w:t>
+      </w:r>
+    </w:p>
+    <w:p>
+      <w:r>
+        <w:rPr>
+          <w:sz w:val="22"/>
+        </w:rPr>
+        <w:t xml:space="preserve">• </w:t>
+      </w:r>
+      <w:r>
+        <w:rPr>
+          <w:strike/>
+          <w:color w:val="CC0000"/>
+          <w:sz w:val="22"/>
+        </w:rPr>
+        <w:t xml:space="preserve">2021 </w:t>
+      </w:r>
+      <w:r>
+        <w:rPr>
+          <w:color w:val="0044CC"/>
+          <w:sz w:val="22"/>
+          <w:u w:val="single"/>
+        </w:rPr>
+        <w:t xml:space="preserve">January 22, 2025: </w:t>
+      </w:r>
+      <w:r>
+        <w:rPr>
+          <w:sz w:val="22"/>
+        </w:rPr>
+        <w:t xml:space="preserve">Council </w:t>
+      </w:r>
+      <w:r>
+        <w:rPr>
+          <w:strike/>
+          <w:color w:val="CC0000"/>
+          <w:sz w:val="22"/>
+        </w:rPr>
+        <w:t xml:space="preserve">rejected wholesale demolition and density tripling </w:t>
+      </w:r>
+      <w:r>
+        <w:rPr>
+          <w:color w:val="0044CC"/>
+          <w:sz w:val="22"/>
+          <w:u w:val="single"/>
+        </w:rPr>
+        <w:t xml:space="preserve">approved negotiations for a consulting contract valued at up to $4 million </w:t>
+      </w:r>
+    </w:p>
+    <w:p>
+      <w:r>
+        <w:rPr>
+          <w:sz w:val="22"/>
+        </w:rPr>
+        <w:t xml:space="preserve">• March 2024 Council motion supports community land trust </w:t>
+      </w:r>
+      <w:r>
+        <w:rPr>
+          <w:strike/>
+          <w:color w:val="CC0000"/>
+          <w:sz w:val="22"/>
+        </w:rPr>
+        <w:t xml:space="preserve">model </w:t>
+      </w:r>
+      <w:r>
+        <w:rPr>
+          <w:color w:val="0044CC"/>
+          <w:sz w:val="22"/>
+          <w:u w:val="single"/>
+        </w:rPr>
+        <w:t xml:space="preserve">models and new co-op housing on City-owned land </w:t>
       </w:r>
     </w:p>
     <w:p>
@@ -571,6 +1352,56 @@
     <w:p>
       <w:r>
         <w:t>• City of Vancouver — False Creek South - Municipal planning information and policy documents | https://vancouver.ca/home-property-development/false-creek-south.aspx</w:t>
+      </w:r>
+    </w:p>
+    <w:p>
+      <w:r>
+        <w:rPr>
+          <w:color w:val="0044CC"/>
+          <w:sz w:val="22"/>
+          <w:u w:val="single"/>
+        </w:rPr>
+        <w:t>• City of Vancouver — False Creek South Leases on City Land - City and non-City land unit counts and lease-expiry timeline | https://vancouver.ca/home-property-development/false-creek-south-leases-on-city-land.aspx</w:t>
+      </w:r>
+    </w:p>
+    <w:p>
+      <w:r>
+        <w:rPr>
+          <w:color w:val="0044CC"/>
+          <w:sz w:val="22"/>
+          <w:u w:val="single"/>
+        </w:rPr>
+        <w:t>• Vancouver Council Report (Oct 21, 2021) — False Creek South Planning Program Update - Council report with neighbourhood size, land ownership, and resident figures | https://council.vancouver.ca/20211021/documents/pspc2.pdf</w:t>
+      </w:r>
+    </w:p>
+    <w:p>
+      <w:r>
+        <w:rPr>
+          <w:color w:val="0044CC"/>
+          <w:sz w:val="22"/>
+          <w:u w:val="single"/>
+        </w:rPr>
+        <w:t>• Vancouver Council Report (Jan 22, 2025) — Contracting Authority to Arup Canada Inc. - Council approval for consulting services with an estimated value of $4 million | https://council.vancouver.ca/20250122/documents/pspc2r.pdf</w:t>
+      </w:r>
+    </w:p>
+    <w:p>
+      <w:r>
+        <w:rPr>
+          <w:color w:val="0044CC"/>
+          <w:sz w:val="22"/>
+          <w:u w:val="single"/>
+        </w:rPr>
+        <w:t>• Vancouver Council Motion (Mar 13, 2024) — False Creek South Planning Program - Council direction supporting CLT models and newly built co-op housing on City-owned lands | https://council.vancouver.ca/20240313/documents/cfsca3.pdf</w:t>
+      </w:r>
+    </w:p>
+    <w:p>
+      <w:r>
+        <w:rPr>
+          <w:color w:val="0044CC"/>
+          <w:sz w:val="22"/>
+          <w:u w:val="single"/>
+        </w:rPr>
+        <w:t>• Twin Rainbows Housing Co-op - Co-op profile including 86 units and 1981 completion year | https://www.twinrainbowscoop.ca/</w:t>
       </w:r>
     </w:p>
     <w:p>
@@ -747,96 +1578,238 @@
     </w:p>
     <w:p>
       <w:r>
-        <w:t>Sen̓áḵw (pronounced "sen-AHK-w") is the largest Indigenous-led urban housing development in Canadian history. Located on 10.5 acres of Squamish Nation reserve land near the south end of the Burrard Bridge, this project demonstrates how Indigenous land rights can create new pathways for housing development.</w:t>
-      </w:r>
-    </w:p>
-    <w:p>
-      <w:r>
-        <w:rPr>
-          <w:sz w:val="22"/>
-        </w:rPr>
-        <w:t xml:space="preserve">The development will include 6,000 purpose-built rental units across 11 towers, with 4 million square feet of floor space. Critically, 1,200 units </w:t>
-      </w:r>
-      <w:r>
-        <w:rPr>
-          <w:color w:val="0044CC"/>
-          <w:sz w:val="22"/>
-          <w:u w:val="single"/>
-        </w:rPr>
-        <w:t xml:space="preserve">(20%) </w:t>
-      </w:r>
-      <w:r>
-        <w:rPr>
-          <w:sz w:val="22"/>
-        </w:rPr>
-        <w:t xml:space="preserve">will be designated affordable, </w:t>
-      </w:r>
-      <w:r>
-        <w:rPr>
-          <w:strike/>
-          <w:color w:val="CC0000"/>
-          <w:sz w:val="22"/>
-        </w:rPr>
-        <w:t xml:space="preserve">and </w:t>
-      </w:r>
-      <w:r>
-        <w:rPr>
-          <w:color w:val="0044CC"/>
-          <w:sz w:val="22"/>
-          <w:u w:val="single"/>
-        </w:rPr>
-        <w:t xml:space="preserve">with </w:t>
-      </w:r>
-      <w:r>
-        <w:rPr>
-          <w:sz w:val="22"/>
-        </w:rPr>
-        <w:t xml:space="preserve">rents </w:t>
-      </w:r>
-      <w:r>
-        <w:rPr>
-          <w:strike/>
-          <w:color w:val="CC0000"/>
-          <w:sz w:val="22"/>
-        </w:rPr>
-        <w:t xml:space="preserve">will be 30-40% </w:t>
-      </w:r>
-      <w:r>
-        <w:rPr>
-          <w:color w:val="0044CC"/>
-          <w:sz w:val="22"/>
-          <w:u w:val="single"/>
-        </w:rPr>
-        <w:t xml:space="preserve">30–40% </w:t>
-      </w:r>
-      <w:r>
-        <w:rPr>
-          <w:sz w:val="22"/>
-        </w:rPr>
-        <w:t xml:space="preserve">below comparable market rates. </w:t>
-      </w:r>
-      <w:r>
-        <w:rPr>
-          <w:color w:val="0044CC"/>
-          <w:sz w:val="22"/>
-          <w:u w:val="single"/>
-        </w:rPr>
-        <w:t xml:space="preserve">Of these, 250 units are set aside specifically for Squamish Nation members, managed by the Nation's non-profit housing society Hiy̓ám̓ Housing. Applications for Squamish citizens opened in February 2026 — making Sen̓áḵw the largest permanent return of Squamish residents to this land in over a century. </w:t>
-      </w:r>
-    </w:p>
-    <w:p>
-      <w:r>
-        <w:rPr>
-          <w:color w:val="0044CC"/>
-          <w:sz w:val="22"/>
-          <w:u w:val="single"/>
-        </w:rPr>
-        <w:t>The three-tier rental structure prioritizes Indigenous access: Hiy̓ám̓ Housing homes (rent-assisted, Squamish members first), affordable homes (below-market for middle-income households), and market rental homes. This model positions Sen̓áḵw as a landmark in urban Indigenous housing — addressing the needs of one of Vancouver's most historically marginalized communities.</w:t>
-      </w:r>
-    </w:p>
-    <w:p>
-      <w:r>
-        <w:t>In September 2022, Prime Minister Justin Trudeau announced a $1.4 billion federal loan to fund the first two phases. Phase One (1,409 units in three towers) targets completion in early 2026, with phased buildout continuing into the early 2030s.</w:t>
+        <w:rPr>
+          <w:sz w:val="22"/>
+        </w:rPr>
+        <w:t xml:space="preserve">Sen̓áḵw (pronounced "sen-AHK-w") is </w:t>
+      </w:r>
+      <w:r>
+        <w:rPr>
+          <w:color w:val="0044CC"/>
+          <w:sz w:val="22"/>
+          <w:u w:val="single"/>
+        </w:rPr>
+        <w:t xml:space="preserve">one of </w:t>
+      </w:r>
+      <w:r>
+        <w:rPr>
+          <w:sz w:val="22"/>
+        </w:rPr>
+        <w:t xml:space="preserve">the largest Indigenous-led urban housing </w:t>
+      </w:r>
+      <w:r>
+        <w:rPr>
+          <w:strike/>
+          <w:color w:val="CC0000"/>
+          <w:sz w:val="22"/>
+        </w:rPr>
+        <w:t xml:space="preserve">development </w:t>
+      </w:r>
+      <w:r>
+        <w:rPr>
+          <w:color w:val="0044CC"/>
+          <w:sz w:val="22"/>
+          <w:u w:val="single"/>
+        </w:rPr>
+        <w:t xml:space="preserve">developments </w:t>
+      </w:r>
+      <w:r>
+        <w:rPr>
+          <w:sz w:val="22"/>
+        </w:rPr>
+        <w:t xml:space="preserve">in </w:t>
+      </w:r>
+      <w:r>
+        <w:rPr>
+          <w:strike/>
+          <w:color w:val="CC0000"/>
+          <w:sz w:val="22"/>
+        </w:rPr>
+        <w:t xml:space="preserve">Canadian history. Located </w:t>
+      </w:r>
+      <w:r>
+        <w:rPr>
+          <w:color w:val="0044CC"/>
+          <w:sz w:val="22"/>
+          <w:u w:val="single"/>
+        </w:rPr>
+        <w:t xml:space="preserve">Canada. It is being built </w:t>
+      </w:r>
+      <w:r>
+        <w:rPr>
+          <w:sz w:val="22"/>
+        </w:rPr>
+        <w:t xml:space="preserve">on 10.5 acres of Squamish Nation reserve land near the south end of the Burrard </w:t>
+      </w:r>
+      <w:r>
+        <w:rPr>
+          <w:strike/>
+          <w:color w:val="CC0000"/>
+          <w:sz w:val="22"/>
+        </w:rPr>
+        <w:t xml:space="preserve">Bridge, this project demonstrates how Indigenous land rights can create new pathways for housing development. </w:t>
+      </w:r>
+      <w:r>
+        <w:rPr>
+          <w:color w:val="0044CC"/>
+          <w:sz w:val="22"/>
+          <w:u w:val="single"/>
+        </w:rPr>
+        <w:t xml:space="preserve">Bridge. </w:t>
+      </w:r>
+    </w:p>
+    <w:p>
+      <w:r>
+        <w:rPr>
+          <w:sz w:val="22"/>
+        </w:rPr>
+        <w:t xml:space="preserve">The </w:t>
+      </w:r>
+      <w:r>
+        <w:rPr>
+          <w:strike/>
+          <w:color w:val="CC0000"/>
+          <w:sz w:val="22"/>
+        </w:rPr>
+        <w:t xml:space="preserve">development will include </w:t>
+      </w:r>
+      <w:r>
+        <w:rPr>
+          <w:color w:val="0044CC"/>
+          <w:sz w:val="22"/>
+          <w:u w:val="single"/>
+        </w:rPr>
+        <w:t xml:space="preserve">project is planned as </w:t>
+      </w:r>
+      <w:r>
+        <w:rPr>
+          <w:sz w:val="22"/>
+        </w:rPr>
+        <w:t xml:space="preserve">6,000 purpose-built rental </w:t>
+      </w:r>
+      <w:r>
+        <w:rPr>
+          <w:strike/>
+          <w:color w:val="CC0000"/>
+          <w:sz w:val="22"/>
+        </w:rPr>
+        <w:t xml:space="preserve">units across 11 towers, with 4 million square feet of floor space. Critically, </w:t>
+      </w:r>
+      <w:r>
+        <w:rPr>
+          <w:color w:val="0044CC"/>
+          <w:sz w:val="22"/>
+          <w:u w:val="single"/>
+        </w:rPr>
+        <w:t xml:space="preserve">homes, including </w:t>
+      </w:r>
+      <w:r>
+        <w:rPr>
+          <w:sz w:val="22"/>
+        </w:rPr>
+        <w:t xml:space="preserve">1,200 </w:t>
+      </w:r>
+      <w:r>
+        <w:rPr>
+          <w:strike/>
+          <w:color w:val="CC0000"/>
+          <w:sz w:val="22"/>
+        </w:rPr>
+        <w:t xml:space="preserve">units will be designated affordable, and rents will be 30-40% below comparable market rates. </w:t>
+      </w:r>
+      <w:r>
+        <w:rPr>
+          <w:color w:val="0044CC"/>
+          <w:sz w:val="22"/>
+          <w:u w:val="single"/>
+        </w:rPr>
+        <w:t xml:space="preserve">below-market homes. Hiy̓ám̓ Housing states that 250 homes are allocated for Squamish People through its housing stream. </w:t>
+      </w:r>
+    </w:p>
+    <w:p>
+      <w:r>
+        <w:rPr>
+          <w:strike/>
+          <w:color w:val="CC0000"/>
+          <w:sz w:val="22"/>
+        </w:rPr>
+        <w:t xml:space="preserve">In September 2022, Prime Minister Justin Trudeau announced a $1.4 billion federal loan to fund the first two phases. </w:t>
+      </w:r>
+      <w:r>
+        <w:rPr>
+          <w:sz w:val="22"/>
+        </w:rPr>
+        <w:t xml:space="preserve">Phase One </w:t>
+      </w:r>
+      <w:r>
+        <w:rPr>
+          <w:strike/>
+          <w:color w:val="CC0000"/>
+          <w:sz w:val="22"/>
+        </w:rPr>
+        <w:t xml:space="preserve">(1,409 units </w:t>
+      </w:r>
+      <w:r>
+        <w:rPr>
+          <w:color w:val="0044CC"/>
+          <w:sz w:val="22"/>
+          <w:u w:val="single"/>
+        </w:rPr>
+        <w:t xml:space="preserve">includes three towers and 1,409 homes. In its February 5, 2026 update, Squamish Nation said first move-ins were expected </w:t>
+      </w:r>
+      <w:r>
+        <w:rPr>
+          <w:sz w:val="22"/>
+        </w:rPr>
+        <w:t xml:space="preserve">in </w:t>
+      </w:r>
+      <w:r>
+        <w:rPr>
+          <w:strike/>
+          <w:color w:val="CC0000"/>
+          <w:sz w:val="22"/>
+        </w:rPr>
+        <w:t xml:space="preserve">three towers) targets completion in early </w:t>
+      </w:r>
+      <w:r>
+        <w:rPr>
+          <w:color w:val="0044CC"/>
+          <w:sz w:val="22"/>
+          <w:u w:val="single"/>
+        </w:rPr>
+        <w:t xml:space="preserve">summer </w:t>
+      </w:r>
+      <w:r>
+        <w:rPr>
+          <w:sz w:val="22"/>
+        </w:rPr>
+        <w:t xml:space="preserve">2026, with </w:t>
+      </w:r>
+      <w:r>
+        <w:rPr>
+          <w:strike/>
+          <w:color w:val="CC0000"/>
+          <w:sz w:val="22"/>
+        </w:rPr>
+        <w:t xml:space="preserve">phased buildout continuing into the early 2030s. </w:t>
+      </w:r>
+      <w:r>
+        <w:rPr>
+          <w:color w:val="0044CC"/>
+          <w:sz w:val="22"/>
+          <w:u w:val="single"/>
+        </w:rPr>
+        <w:t xml:space="preserve">phase-one homes prioritized for Squamish People. </w:t>
+      </w:r>
+    </w:p>
+    <w:p>
+      <w:r>
+        <w:rPr>
+          <w:color w:val="0044CC"/>
+          <w:sz w:val="22"/>
+          <w:u w:val="single"/>
+        </w:rPr>
+        <w:t>On September 6, 2022, the federal government announced $1.4 billion in financing support for Sen̓áḵw through CMHC for early phases of the project.</w:t>
       </w:r>
     </w:p>
     <w:p>
@@ -849,12 +1822,62 @@
     </w:p>
     <w:p>
       <w:r>
-        <w:t>• Tower Cluster View: Compare the 11-tower massing plan with surrounding Kitsilano scale to understand the density shift. (Design focus)</w:t>
-      </w:r>
-    </w:p>
-    <w:p>
-      <w:r>
-        <w:t>• Public Green Space: Walk the six-acre open space to see how public realm access is built into the development agreement. (Open space)</w:t>
+        <w:rPr>
+          <w:sz w:val="22"/>
+        </w:rPr>
+        <w:t xml:space="preserve">• Tower Cluster View: Compare the </w:t>
+      </w:r>
+      <w:r>
+        <w:rPr>
+          <w:strike/>
+          <w:color w:val="CC0000"/>
+          <w:sz w:val="22"/>
+        </w:rPr>
+        <w:t xml:space="preserve">11-tower </w:t>
+      </w:r>
+      <w:r>
+        <w:rPr>
+          <w:color w:val="0044CC"/>
+          <w:sz w:val="22"/>
+          <w:u w:val="single"/>
+        </w:rPr>
+        <w:t xml:space="preserve">tower </w:t>
+      </w:r>
+      <w:r>
+        <w:rPr>
+          <w:sz w:val="22"/>
+        </w:rPr>
+        <w:t xml:space="preserve">massing plan with surrounding Kitsilano scale to understand the density shift. (Design focus) </w:t>
+      </w:r>
+    </w:p>
+    <w:p>
+      <w:r>
+        <w:rPr>
+          <w:sz w:val="22"/>
+        </w:rPr>
+        <w:t xml:space="preserve">• Public Green Space: Walk the </w:t>
+      </w:r>
+      <w:r>
+        <w:rPr>
+          <w:strike/>
+          <w:color w:val="CC0000"/>
+          <w:sz w:val="22"/>
+        </w:rPr>
+        <w:t xml:space="preserve">six-acre open space </w:t>
+      </w:r>
+      <w:r>
+        <w:rPr>
+          <w:color w:val="0044CC"/>
+          <w:sz w:val="22"/>
+          <w:u w:val="single"/>
+        </w:rPr>
+        <w:t xml:space="preserve">public open-space network </w:t>
+      </w:r>
+      <w:r>
+        <w:rPr>
+          <w:sz w:val="22"/>
+        </w:rPr>
+        <w:t xml:space="preserve">to see how public realm access is built into the development agreement. (Open space) </w:t>
       </w:r>
     </w:p>
     <w:p>
@@ -877,17 +1900,206 @@
     </w:p>
     <w:p>
       <w:r>
-        <w:t>Federal Jurisdiction &amp; View Cones</w:t>
-      </w:r>
-    </w:p>
-    <w:p>
-      <w:r>
-        <w:t>Sen̓áḵw operates on federal reserve land, which exempts it from Vancouver's municipal zoning bylaws — including the city's "view cone" policies that restrict building heights to protect mountain views.</w:t>
-      </w:r>
-    </w:p>
-    <w:p>
-      <w:r>
-        <w:t>Vancouver's view cones, established in 1989, identify 38 protected views from specific locations. The Sen̓áḵw towers enter View Cone 20.0 (from West Broadway and Granville Street), but as reserve land, the project is not bound by these restrictions. In July 2024, Council approved major changes to the view cone policy, partly influenced by Sen̓áḵw's development.</w:t>
+        <w:rPr>
+          <w:sz w:val="22"/>
+        </w:rPr>
+        <w:t xml:space="preserve">Federal Jurisdiction &amp; </w:t>
+      </w:r>
+      <w:r>
+        <w:rPr>
+          <w:strike/>
+          <w:color w:val="CC0000"/>
+          <w:sz w:val="22"/>
+        </w:rPr>
+        <w:t xml:space="preserve">View Cones </w:t>
+      </w:r>
+      <w:r>
+        <w:rPr>
+          <w:color w:val="0044CC"/>
+          <w:sz w:val="22"/>
+          <w:u w:val="single"/>
+        </w:rPr>
+        <w:t xml:space="preserve">Public Views </w:t>
+      </w:r>
+    </w:p>
+    <w:p>
+      <w:r>
+        <w:rPr>
+          <w:sz w:val="22"/>
+        </w:rPr>
+        <w:t xml:space="preserve">Sen̓áḵw </w:t>
+      </w:r>
+      <w:r>
+        <w:rPr>
+          <w:strike/>
+          <w:color w:val="CC0000"/>
+          <w:sz w:val="22"/>
+        </w:rPr>
+        <w:t xml:space="preserve">operates </w:t>
+      </w:r>
+      <w:r>
+        <w:rPr>
+          <w:color w:val="0044CC"/>
+          <w:sz w:val="22"/>
+          <w:u w:val="single"/>
+        </w:rPr>
+        <w:t xml:space="preserve">is </w:t>
+      </w:r>
+      <w:r>
+        <w:rPr>
+          <w:sz w:val="22"/>
+        </w:rPr>
+        <w:t xml:space="preserve">on federal reserve </w:t>
+      </w:r>
+      <w:r>
+        <w:rPr>
+          <w:strike/>
+          <w:color w:val="CC0000"/>
+          <w:sz w:val="22"/>
+        </w:rPr>
+        <w:t xml:space="preserve">land, which exempts it from Vancouver's municipal zoning bylaws — including </w:t>
+      </w:r>
+      <w:r>
+        <w:rPr>
+          <w:color w:val="0044CC"/>
+          <w:sz w:val="22"/>
+          <w:u w:val="single"/>
+        </w:rPr>
+        <w:t xml:space="preserve">land. The City of Vancouver states that city land-use policies and regulations do not apply to these lands, and </w:t>
+      </w:r>
+      <w:r>
+        <w:rPr>
+          <w:sz w:val="22"/>
+        </w:rPr>
+        <w:t xml:space="preserve">the </w:t>
+      </w:r>
+      <w:r>
+        <w:rPr>
+          <w:strike/>
+          <w:color w:val="CC0000"/>
+          <w:sz w:val="22"/>
+        </w:rPr>
+        <w:t xml:space="preserve">city's "view cone" policies that restrict building heights to protect mountain views. </w:t>
+      </w:r>
+      <w:r>
+        <w:rPr>
+          <w:color w:val="0044CC"/>
+          <w:sz w:val="22"/>
+          <w:u w:val="single"/>
+        </w:rPr>
+        <w:t xml:space="preserve">City is not directly involved in planning or design approvals. </w:t>
+      </w:r>
+    </w:p>
+    <w:p>
+      <w:r>
+        <w:rPr>
+          <w:color w:val="0044CC"/>
+          <w:sz w:val="22"/>
+          <w:u w:val="single"/>
+        </w:rPr>
+        <w:t xml:space="preserve">For context, </w:t>
+      </w:r>
+      <w:r>
+        <w:rPr>
+          <w:sz w:val="22"/>
+        </w:rPr>
+        <w:t xml:space="preserve">Vancouver's </w:t>
+      </w:r>
+      <w:r>
+        <w:rPr>
+          <w:strike/>
+          <w:color w:val="CC0000"/>
+          <w:sz w:val="22"/>
+        </w:rPr>
+        <w:t xml:space="preserve">view cones, established </w:t>
+      </w:r>
+      <w:r>
+        <w:rPr>
+          <w:color w:val="0044CC"/>
+          <w:sz w:val="22"/>
+          <w:u w:val="single"/>
+        </w:rPr>
+        <w:t xml:space="preserve">protected public-view framework has been </w:t>
+      </w:r>
+      <w:r>
+        <w:rPr>
+          <w:sz w:val="22"/>
+        </w:rPr>
+        <w:t xml:space="preserve">in </w:t>
+      </w:r>
+      <w:r>
+        <w:rPr>
+          <w:strike/>
+          <w:color w:val="CC0000"/>
+          <w:sz w:val="22"/>
+        </w:rPr>
+        <w:t xml:space="preserve">1989, identify 38 protected views from specific locations. The Sen̓áḵw towers enter View Cone 20.0 (from West Broadway and Granville Street), but as reserve land, the project is not bound by these restrictions. In </w:t>
+      </w:r>
+      <w:r>
+        <w:rPr>
+          <w:color w:val="0044CC"/>
+          <w:sz w:val="22"/>
+          <w:u w:val="single"/>
+        </w:rPr>
+        <w:t xml:space="preserve">place since 1989. On </w:t>
+      </w:r>
+      <w:r>
+        <w:rPr>
+          <w:sz w:val="22"/>
+        </w:rPr>
+        <w:t xml:space="preserve">July </w:t>
+      </w:r>
+      <w:r>
+        <w:rPr>
+          <w:color w:val="0044CC"/>
+          <w:sz w:val="22"/>
+          <w:u w:val="single"/>
+        </w:rPr>
+        <w:t xml:space="preserve">10, </w:t>
+      </w:r>
+      <w:r>
+        <w:rPr>
+          <w:sz w:val="22"/>
+        </w:rPr>
+        <w:t xml:space="preserve">2024, Council </w:t>
+      </w:r>
+      <w:r>
+        <w:rPr>
+          <w:strike/>
+          <w:color w:val="CC0000"/>
+          <w:sz w:val="22"/>
+        </w:rPr>
+        <w:t xml:space="preserve">approved major changes </w:t>
+      </w:r>
+      <w:r>
+        <w:rPr>
+          <w:color w:val="0044CC"/>
+          <w:sz w:val="22"/>
+          <w:u w:val="single"/>
+        </w:rPr>
+        <w:t xml:space="preserve">replaced the old View Protection Guidelines with new Public Views Guidelines, including amendments </w:t>
+      </w:r>
+      <w:r>
+        <w:rPr>
+          <w:sz w:val="22"/>
+        </w:rPr>
+        <w:t xml:space="preserve">to </w:t>
+      </w:r>
+      <w:r>
+        <w:rPr>
+          <w:strike/>
+          <w:color w:val="CC0000"/>
+          <w:sz w:val="22"/>
+        </w:rPr>
+        <w:t xml:space="preserve">the view cone policy, partly influenced by Sen̓áḵw's development. </w:t>
+      </w:r>
+      <w:r>
+        <w:rPr>
+          <w:color w:val="0044CC"/>
+          <w:sz w:val="22"/>
+          <w:u w:val="single"/>
+        </w:rPr>
+        <w:t xml:space="preserve">some public views. </w:t>
       </w:r>
     </w:p>
     <w:p>
@@ -897,27 +2109,274 @@
     </w:p>
     <w:p>
       <w:r>
-        <w:t>In August 2025, OPTrust — one of Canada's largest pension fund investors — acquired development partner Westbank's ownership stake in Phases One and Two. OPTrust and the Squamish Nation now each hold 50% ownership in these phases, representing a significant Indigenous-led partnership model.</w:t>
-      </w:r>
-    </w:p>
-    <w:p>
-      <w:r>
-        <w:t>Project Scope &amp; Public Space</w:t>
-      </w:r>
-    </w:p>
-    <w:p>
-      <w:r>
-        <w:t>Sen̓áḵw's unit mix includes 2,688 studios, 2,046 one-bedrooms, 874 two-bedrooms, and 472 three-bedrooms. Over half the site (roughly six acres) is planned as publicly accessible green space and cultural gathering areas.</w:t>
-      </w:r>
-    </w:p>
-    <w:p>
-      <w:r>
-        <w:t>Services Agreement &amp; Tenant Protections</w:t>
-      </w:r>
-    </w:p>
-    <w:p>
-      <w:r>
-        <w:t>A 120-year services agreement with the City of Vancouver (signed May 2022) covers water, sewer, fire, and police services, with the Squamish Nation paying the same rates as Vancouver property owners.</w:t>
+        <w:rPr>
+          <w:strike/>
+          <w:color w:val="CC0000"/>
+          <w:sz w:val="22"/>
+        </w:rPr>
+        <w:t xml:space="preserve">In </w:t>
+      </w:r>
+      <w:r>
+        <w:rPr>
+          <w:color w:val="0044CC"/>
+          <w:sz w:val="22"/>
+          <w:u w:val="single"/>
+        </w:rPr>
+        <w:t xml:space="preserve">On </w:t>
+      </w:r>
+      <w:r>
+        <w:rPr>
+          <w:sz w:val="22"/>
+        </w:rPr>
+        <w:t xml:space="preserve">August </w:t>
+      </w:r>
+      <w:r>
+        <w:rPr>
+          <w:color w:val="0044CC"/>
+          <w:sz w:val="22"/>
+          <w:u w:val="single"/>
+        </w:rPr>
+        <w:t xml:space="preserve">28, </w:t>
+      </w:r>
+      <w:r>
+        <w:rPr>
+          <w:sz w:val="22"/>
+        </w:rPr>
+        <w:t xml:space="preserve">2025, OPTrust </w:t>
+      </w:r>
+      <w:r>
+        <w:rPr>
+          <w:strike/>
+          <w:color w:val="CC0000"/>
+          <w:sz w:val="22"/>
+        </w:rPr>
+        <w:t xml:space="preserve">— one of Canada's largest pension fund investors — </w:t>
+      </w:r>
+      <w:r>
+        <w:rPr>
+          <w:color w:val="0044CC"/>
+          <w:sz w:val="22"/>
+          <w:u w:val="single"/>
+        </w:rPr>
+        <w:t xml:space="preserve">announced it had </w:t>
+      </w:r>
+      <w:r>
+        <w:rPr>
+          <w:sz w:val="22"/>
+        </w:rPr>
+        <w:t xml:space="preserve">acquired </w:t>
+      </w:r>
+      <w:r>
+        <w:rPr>
+          <w:strike/>
+          <w:color w:val="CC0000"/>
+          <w:sz w:val="22"/>
+        </w:rPr>
+        <w:t xml:space="preserve">development partner </w:t>
+      </w:r>
+      <w:r>
+        <w:rPr>
+          <w:sz w:val="22"/>
+        </w:rPr>
+        <w:t xml:space="preserve">Westbank's </w:t>
+      </w:r>
+      <w:r>
+        <w:rPr>
+          <w:strike/>
+          <w:color w:val="CC0000"/>
+          <w:sz w:val="22"/>
+        </w:rPr>
+        <w:t xml:space="preserve">ownership stake </w:t>
+      </w:r>
+      <w:r>
+        <w:rPr>
+          <w:color w:val="0044CC"/>
+          <w:sz w:val="22"/>
+          <w:u w:val="single"/>
+        </w:rPr>
+        <w:t xml:space="preserve">interest </w:t>
+      </w:r>
+      <w:r>
+        <w:rPr>
+          <w:sz w:val="22"/>
+        </w:rPr>
+        <w:t xml:space="preserve">in Phases One and Two. OPTrust and the Squamish Nation now each hold 50% ownership in </w:t>
+      </w:r>
+      <w:r>
+        <w:rPr>
+          <w:strike/>
+          <w:color w:val="CC0000"/>
+          <w:sz w:val="22"/>
+        </w:rPr>
+        <w:t xml:space="preserve">these </w:t>
+      </w:r>
+      <w:r>
+        <w:rPr>
+          <w:color w:val="0044CC"/>
+          <w:sz w:val="22"/>
+          <w:u w:val="single"/>
+        </w:rPr>
+        <w:t xml:space="preserve">those </w:t>
+      </w:r>
+      <w:r>
+        <w:rPr>
+          <w:sz w:val="22"/>
+        </w:rPr>
+        <w:t xml:space="preserve">phases, </w:t>
+      </w:r>
+      <w:r>
+        <w:rPr>
+          <w:strike/>
+          <w:color w:val="CC0000"/>
+          <w:sz w:val="22"/>
+        </w:rPr>
+        <w:t xml:space="preserve">representing a significant Indigenous-led partnership model. </w:t>
+      </w:r>
+      <w:r>
+        <w:rPr>
+          <w:color w:val="0044CC"/>
+          <w:sz w:val="22"/>
+          <w:u w:val="single"/>
+        </w:rPr>
+        <w:t xml:space="preserve">while Squamish Nation holds 100% ownership of Phases Three and Four. </w:t>
+      </w:r>
+    </w:p>
+    <w:p>
+      <w:r>
+        <w:rPr>
+          <w:strike/>
+          <w:color w:val="CC0000"/>
+          <w:sz w:val="22"/>
+        </w:rPr>
+        <w:t xml:space="preserve">Project Scope &amp; Public Space </w:t>
+      </w:r>
+      <w:r>
+        <w:rPr>
+          <w:color w:val="0044CC"/>
+          <w:sz w:val="22"/>
+          <w:u w:val="single"/>
+        </w:rPr>
+        <w:t xml:space="preserve">Services Agreement </w:t>
+      </w:r>
+    </w:p>
+    <w:p>
+      <w:r>
+        <w:rPr>
+          <w:strike/>
+          <w:color w:val="CC0000"/>
+          <w:sz w:val="22"/>
+        </w:rPr>
+        <w:t xml:space="preserve">Sen̓áḵw's unit mix includes 2,688 studios, 2,046 one-bedrooms, 874 two-bedrooms, </w:t>
+      </w:r>
+      <w:r>
+        <w:rPr>
+          <w:color w:val="0044CC"/>
+          <w:sz w:val="22"/>
+          <w:u w:val="single"/>
+        </w:rPr>
+        <w:t xml:space="preserve">The City of Vancouver </w:t>
+      </w:r>
+      <w:r>
+        <w:rPr>
+          <w:sz w:val="22"/>
+        </w:rPr>
+        <w:t xml:space="preserve">and </w:t>
+      </w:r>
+      <w:r>
+        <w:rPr>
+          <w:strike/>
+          <w:color w:val="CC0000"/>
+          <w:sz w:val="22"/>
+        </w:rPr>
+        <w:t xml:space="preserve">472 three-bedrooms. Over half </w:t>
+      </w:r>
+      <w:r>
+        <w:rPr>
+          <w:color w:val="0044CC"/>
+          <w:sz w:val="22"/>
+          <w:u w:val="single"/>
+        </w:rPr>
+        <w:t xml:space="preserve">Squamish Nation signed a services agreement on May 25, 2022. The Service Agreement Overview states a 120-year term applying to all four phases. It also states that </w:t>
+      </w:r>
+      <w:r>
+        <w:rPr>
+          <w:sz w:val="22"/>
+        </w:rPr>
+        <w:t xml:space="preserve">the </w:t>
+      </w:r>
+      <w:r>
+        <w:rPr>
+          <w:strike/>
+          <w:color w:val="CC0000"/>
+          <w:sz w:val="22"/>
+        </w:rPr>
+        <w:t xml:space="preserve">site (roughly six acres) is planned as publicly accessible green space </w:t>
+      </w:r>
+      <w:r>
+        <w:rPr>
+          <w:color w:val="0044CC"/>
+          <w:sz w:val="22"/>
+          <w:u w:val="single"/>
+        </w:rPr>
+        <w:t xml:space="preserve">City provides core municipal services, </w:t>
+      </w:r>
+      <w:r>
+        <w:rPr>
+          <w:sz w:val="22"/>
+        </w:rPr>
+        <w:t xml:space="preserve">and </w:t>
+      </w:r>
+      <w:r>
+        <w:rPr>
+          <w:strike/>
+          <w:color w:val="CC0000"/>
+          <w:sz w:val="22"/>
+        </w:rPr>
+        <w:t xml:space="preserve">cultural gathering areas. </w:t>
+      </w:r>
+      <w:r>
+        <w:rPr>
+          <w:color w:val="0044CC"/>
+          <w:sz w:val="22"/>
+          <w:u w:val="single"/>
+        </w:rPr>
+        <w:t xml:space="preserve">the Nation pays annual charges using the same methodology applied to other Vancouver property owners. </w:t>
+      </w:r>
+    </w:p>
+    <w:p>
+      <w:r>
+        <w:rPr>
+          <w:strike/>
+          <w:color w:val="CC0000"/>
+          <w:sz w:val="22"/>
+        </w:rPr>
+        <w:t xml:space="preserve">Services Agreement &amp; Tenant Protections </w:t>
+      </w:r>
+      <w:r>
+        <w:rPr>
+          <w:color w:val="0044CC"/>
+          <w:sz w:val="22"/>
+          <w:u w:val="single"/>
+        </w:rPr>
+        <w:t xml:space="preserve">The same overview states that the first two phases are expected to include approximately 2,950 rental units, including 590 affordable units (20%), plus 65-75 childcare spaces. </w:t>
+      </w:r>
+    </w:p>
+    <w:p>
+      <w:r>
+        <w:rPr>
+          <w:strike/>
+          <w:color w:val="CC0000"/>
+          <w:sz w:val="22"/>
+        </w:rPr>
+        <w:t xml:space="preserve">A 120-year services agreement with the City of Vancouver (signed May 2022) covers water, sewer, fire, and police services, with the Squamish Nation paying the same rates as Vancouver property owners. </w:t>
+      </w:r>
+      <w:r>
+        <w:rPr>
+          <w:color w:val="0044CC"/>
+          <w:sz w:val="22"/>
+          <w:u w:val="single"/>
+        </w:rPr>
+        <w:t xml:space="preserve">Tenant Protections </w:t>
       </w:r>
     </w:p>
     <w:p>
@@ -935,7 +2394,7 @@
           <w:sz w:val="22"/>
           <w:u w:val="single"/>
         </w:rPr>
-        <w:t xml:space="preserve">In July 2023, the </w:t>
+        <w:t xml:space="preserve">In July 2023, </w:t>
       </w:r>
       <w:r>
         <w:rPr>
@@ -957,7 +2416,7 @@
           <w:sz w:val="22"/>
           <w:u w:val="single"/>
         </w:rPr>
-        <w:t xml:space="preserve">became the first in Canada to adopt </w:t>
+        <w:t xml:space="preserve">announced that protections in </w:t>
       </w:r>
       <w:r>
         <w:rPr>
@@ -971,7 +2430,7 @@
           <w:sz w:val="22"/>
           <w:u w:val="single"/>
         </w:rPr>
-        <w:t xml:space="preserve">(BCRTA) for a major housing development </w:t>
+        <w:t xml:space="preserve">(BCRTA) would be in place for Sen̓áḵw </w:t>
       </w:r>
       <w:r>
         <w:rPr>
@@ -999,81 +2458,15 @@
           <w:color w:val="CC0000"/>
           <w:sz w:val="22"/>
         </w:rPr>
-        <w:t xml:space="preserve">Act, ensuring </w:t>
-      </w:r>
-      <w:r>
-        <w:rPr>
-          <w:color w:val="0044CC"/>
-          <w:sz w:val="22"/>
-          <w:u w:val="single"/>
-        </w:rPr>
-        <w:t xml:space="preserve">Act (FNCIDA). FNCIDA enables First Nations to request federal regulations that incorporate provincial law on reserve lands — a mechanism used only five times since 2005, and never before for residential housing. This means Sen̓áḵw tenants receive the same </w:t>
-      </w:r>
-      <w:r>
-        <w:rPr>
-          <w:sz w:val="22"/>
-        </w:rPr>
-        <w:t xml:space="preserve">rent increase </w:t>
-      </w:r>
-      <w:r>
-        <w:rPr>
-          <w:strike/>
-          <w:color w:val="CC0000"/>
-          <w:sz w:val="22"/>
-        </w:rPr>
-        <w:t xml:space="preserve">limits </w:t>
-      </w:r>
-      <w:r>
-        <w:rPr>
-          <w:color w:val="0044CC"/>
-          <w:sz w:val="22"/>
-          <w:u w:val="single"/>
-        </w:rPr>
-        <w:t xml:space="preserve">limits, eviction protections, </w:t>
-      </w:r>
-      <w:r>
-        <w:rPr>
-          <w:sz w:val="22"/>
-        </w:rPr>
-        <w:t xml:space="preserve">and </w:t>
-      </w:r>
-      <w:r>
-        <w:rPr>
-          <w:strike/>
-          <w:color w:val="CC0000"/>
-          <w:sz w:val="22"/>
-        </w:rPr>
-        <w:t xml:space="preserve">tenant protections, alongside </w:t>
-      </w:r>
-      <w:r>
-        <w:rPr>
-          <w:color w:val="0044CC"/>
-          <w:sz w:val="22"/>
-          <w:u w:val="single"/>
-        </w:rPr>
-        <w:t xml:space="preserve">dispute resolution rights as any BC renter, with one key addition: </w:t>
-      </w:r>
-      <w:r>
-        <w:rPr>
-          <w:sz w:val="22"/>
-        </w:rPr>
-        <w:t xml:space="preserve">an Indigenous-led dispute resolution </w:t>
-      </w:r>
-      <w:r>
-        <w:rPr>
-          <w:strike/>
-          <w:color w:val="CC0000"/>
-          <w:sz w:val="22"/>
-        </w:rPr>
-        <w:t xml:space="preserve">process. </w:t>
-      </w:r>
-      <w:r>
-        <w:rPr>
-          <w:color w:val="0044CC"/>
-          <w:sz w:val="22"/>
-          <w:u w:val="single"/>
-        </w:rPr>
-        <w:t xml:space="preserve">process consistent with Squamish traditions. The protections also extend to Hiy̓ám̓ Housing developments on other Squamish Nation reserves in North Vancouver. </w:t>
+        <w:t xml:space="preserve">Act, ensuring rent increase limits and tenant protections, alongside an Indigenous-led dispute resolution process. </w:t>
+      </w:r>
+      <w:r>
+        <w:rPr>
+          <w:color w:val="0044CC"/>
+          <w:sz w:val="22"/>
+          <w:u w:val="single"/>
+        </w:rPr>
+        <w:t xml:space="preserve">Act (FNCIDA). The Squamish Nation Residential Tenancy Regulations (SOR/2023-135) are now in force under FNCIDA. </w:t>
       </w:r>
     </w:p>
     <w:p>
@@ -1103,7 +2496,46 @@
     </w:p>
     <w:p>
       <w:r>
-        <w:t>• The 100% rental model prevents speculation and ensures ongoing control</w:t>
+        <w:rPr>
+          <w:sz w:val="22"/>
+        </w:rPr>
+        <w:t xml:space="preserve">• The </w:t>
+      </w:r>
+      <w:r>
+        <w:rPr>
+          <w:strike/>
+          <w:color w:val="CC0000"/>
+          <w:sz w:val="22"/>
+        </w:rPr>
+        <w:t xml:space="preserve">100% </w:t>
+      </w:r>
+      <w:r>
+        <w:rPr>
+          <w:sz w:val="22"/>
+        </w:rPr>
+        <w:t xml:space="preserve">rental model </w:t>
+      </w:r>
+      <w:r>
+        <w:rPr>
+          <w:strike/>
+          <w:color w:val="CC0000"/>
+          <w:sz w:val="22"/>
+        </w:rPr>
+        <w:t xml:space="preserve">prevents speculation and ensures ongoing </w:t>
+      </w:r>
+      <w:r>
+        <w:rPr>
+          <w:color w:val="0044CC"/>
+          <w:sz w:val="22"/>
+          <w:u w:val="single"/>
+        </w:rPr>
+        <w:t xml:space="preserve">supports long-term community </w:t>
+      </w:r>
+      <w:r>
+        <w:rPr>
+          <w:sz w:val="22"/>
+        </w:rPr>
+        <w:t xml:space="preserve">control </w:t>
       </w:r>
     </w:p>
     <w:p>
@@ -1116,7 +2548,29 @@
         <w:rPr>
           <w:sz w:val="22"/>
         </w:rPr>
-        <w:t xml:space="preserve">• 100% rental: 6,000 </w:t>
+        <w:t xml:space="preserve">• </w:t>
+      </w:r>
+      <w:r>
+        <w:rPr>
+          <w:strike/>
+          <w:color w:val="CC0000"/>
+          <w:sz w:val="22"/>
+        </w:rPr>
+        <w:t xml:space="preserve">100% rental: </w:t>
+      </w:r>
+      <w:r>
+        <w:rPr>
+          <w:color w:val="0044CC"/>
+          <w:sz w:val="22"/>
+          <w:u w:val="single"/>
+        </w:rPr>
+        <w:t xml:space="preserve">Project scale: </w:t>
+      </w:r>
+      <w:r>
+        <w:rPr>
+          <w:sz w:val="22"/>
+        </w:rPr>
+        <w:t xml:space="preserve">6,000 </w:t>
       </w:r>
       <w:r>
         <w:rPr>
@@ -1132,7 +2586,7 @@
           <w:sz w:val="22"/>
           <w:u w:val="single"/>
         </w:rPr>
-        <w:t xml:space="preserve">units; </w:t>
+        <w:t xml:space="preserve">rental homes and </w:t>
       </w:r>
       <w:r>
         <w:rPr>
@@ -1154,22 +2608,89 @@
           <w:sz w:val="22"/>
           <w:u w:val="single"/>
         </w:rPr>
-        <w:t xml:space="preserve">affordable; 250 for Squamish Nation members via Hiy̓ám̓ Housing </w:t>
-      </w:r>
-    </w:p>
-    <w:p>
-      <w:r>
-        <w:t>• $1.4B federal loan announced September 2022</w:t>
-      </w:r>
-    </w:p>
-    <w:p>
-      <w:r>
-        <w:t>• 50/50 Squamish Nation-OPTrust ownership (Phases 1-2)</w:t>
-      </w:r>
-    </w:p>
-    <w:p>
-      <w:r>
-        <w:t>• Over half the site dedicated to public green space</w:t>
+        <w:t xml:space="preserve">below-market homes </w:t>
+      </w:r>
+    </w:p>
+    <w:p>
+      <w:r>
+        <w:rPr>
+          <w:sz w:val="22"/>
+        </w:rPr>
+        <w:t xml:space="preserve">• </w:t>
+      </w:r>
+      <w:r>
+        <w:rPr>
+          <w:strike/>
+          <w:color w:val="CC0000"/>
+          <w:sz w:val="22"/>
+        </w:rPr>
+        <w:t xml:space="preserve">$1.4B federal loan announced September 2022 </w:t>
+      </w:r>
+      <w:r>
+        <w:rPr>
+          <w:color w:val="0044CC"/>
+          <w:sz w:val="22"/>
+          <w:u w:val="single"/>
+        </w:rPr>
+        <w:t xml:space="preserve">Phase One: 1,409 homes across three towers; 250 homes allocated through Hiy̓ám̓ Housing </w:t>
+      </w:r>
+    </w:p>
+    <w:p>
+      <w:r>
+        <w:rPr>
+          <w:sz w:val="22"/>
+        </w:rPr>
+        <w:t xml:space="preserve">• </w:t>
+      </w:r>
+      <w:r>
+        <w:rPr>
+          <w:strike/>
+          <w:color w:val="CC0000"/>
+          <w:sz w:val="22"/>
+        </w:rPr>
+        <w:t xml:space="preserve">50/50 Squamish Nation-OPTrust ownership (Phases 1-2) </w:t>
+      </w:r>
+      <w:r>
+        <w:rPr>
+          <w:color w:val="0044CC"/>
+          <w:sz w:val="22"/>
+          <w:u w:val="single"/>
+        </w:rPr>
+        <w:t xml:space="preserve">$1.4B federal financing support announced September 6, 2022 </w:t>
+      </w:r>
+    </w:p>
+    <w:p>
+      <w:r>
+        <w:rPr>
+          <w:sz w:val="22"/>
+        </w:rPr>
+        <w:t xml:space="preserve">• </w:t>
+      </w:r>
+      <w:r>
+        <w:rPr>
+          <w:strike/>
+          <w:color w:val="CC0000"/>
+          <w:sz w:val="22"/>
+        </w:rPr>
+        <w:t xml:space="preserve">Over half the site dedicated to public green space </w:t>
+      </w:r>
+      <w:r>
+        <w:rPr>
+          <w:color w:val="0044CC"/>
+          <w:sz w:val="22"/>
+          <w:u w:val="single"/>
+        </w:rPr>
+        <w:t xml:space="preserve">August 28, 2025: OPTrust and Squamish Nation each hold 50% of Phases 1-2; Nation holds 100% of Phases 3-4 </w:t>
+      </w:r>
+    </w:p>
+    <w:p>
+      <w:r>
+        <w:rPr>
+          <w:color w:val="0044CC"/>
+          <w:sz w:val="22"/>
+          <w:u w:val="single"/>
+        </w:rPr>
+        <w:t>• Services agreement term: 120 years; first two phases: ~2,950 rental homes including 590 affordable units</w:t>
       </w:r>
     </w:p>
     <w:p>
@@ -1215,52 +2736,230 @@
     </w:p>
     <w:p>
       <w:r>
+        <w:rPr>
+          <w:color w:val="0044CC"/>
+          <w:sz w:val="22"/>
+          <w:u w:val="single"/>
+        </w:rPr>
+        <w:t>• Sen̓áḵw Project Page - Current project headline figures including rental and below-market homes | https://senakw.com/project</w:t>
+      </w:r>
+    </w:p>
+    <w:p>
+      <w:r>
         <w:t>• Squamish Nation — Sen̓áḵw Partnership - Squamish Nation's overview of the project | https://www.squamish.net/partnerships-entities/partnerships/senakw/</w:t>
       </w:r>
     </w:p>
     <w:p>
       <w:r>
+        <w:rPr>
+          <w:color w:val="0044CC"/>
+          <w:sz w:val="22"/>
+          <w:u w:val="single"/>
+        </w:rPr>
+        <w:t>• Squamish Nation — Returning to Sen̓áḵw (Feb 5, 2026) - Phase-one home count, three-tower configuration, and move-in timing update | https://www.squamish.net/returning-to-sen%CC%93a%E1%B8%B5w/</w:t>
+      </w:r>
+    </w:p>
+    <w:p>
+      <w:r>
+        <w:rPr>
+          <w:color w:val="0044CC"/>
+          <w:sz w:val="22"/>
+          <w:u w:val="single"/>
+        </w:rPr>
+        <w:t>• Hiy̓ám̓ Housing — Sen̓áḵw - 250 homes allocated for Squamish People through Hiy̓ám̓ Housing | https://hiyamhousing.com/senakw</w:t>
+      </w:r>
+    </w:p>
+    <w:p>
+      <w:r>
+        <w:rPr>
+          <w:color w:val="0044CC"/>
+          <w:sz w:val="22"/>
+          <w:u w:val="single"/>
+        </w:rPr>
+        <w:t>• Prime Minister of Canada (Sep 6, 2022) — Historic partnership announcement - Announcement of $1.4 billion federal support for early Sen̓áḵw phases | https://www.pm.gc.ca/en/news/news-releases/2022/09/06/historic-partnership-between-canada-and-skwxwu7mesh-uxwumixw-squamish</w:t>
+      </w:r>
+    </w:p>
+    <w:p>
+      <w:r>
+        <w:rPr>
+          <w:color w:val="0044CC"/>
+          <w:sz w:val="22"/>
+          <w:u w:val="single"/>
+        </w:rPr>
+        <w:t>• City of Vancouver-Squamish Nation Sen̓áḵw Service Agreement Overview (PDF) - 120-year term, municipal service framework, and phase 1-2 housing/affordability figures | https://www.squamish.net/wp-content/uploads/2023/11/Senakw-Service-Agreement-Overview.pdf</w:t>
+      </w:r>
+    </w:p>
+    <w:p>
+      <w:r>
         <w:t>• City of Vancouver — Sen̓áḵw Development - City coordination and infrastructure planning | https://vancouver.ca/home-property-development/senakw-development.aspx</w:t>
       </w:r>
     </w:p>
     <w:p>
       <w:r>
-        <w:t>• CBC — Inside Canada's Largest Indigenous-Led Housing Development - 2025 media coverage with interior previews | https://www.cbc.ca/news/canada/british-columbia/sen-%C3%A1%E1%B8%B5w-sneak-preview-1.7451499</w:t>
-      </w:r>
-    </w:p>
-    <w:p>
-      <w:r>
-        <w:t>• Vancouver Public Views Policy - Background on view cone regulations | https://vancouver.ca/home-property-development/protecting-vancouvers-views.aspx</w:t>
-      </w:r>
-    </w:p>
-    <w:p>
-      <w:r>
-        <w:rPr>
-          <w:color w:val="0044CC"/>
-          <w:sz w:val="22"/>
-          <w:u w:val="single"/>
-        </w:rPr>
-        <w:t>• Squamish Nation — BCRTA Adoption Press Release - First-in-Canada adoption of provincial tenancy protections on reserve land via FNCIDA | https://www.squamish.net/bcrta-adoption/</w:t>
-      </w:r>
-    </w:p>
-    <w:p>
-      <w:r>
-        <w:rPr>
-          <w:color w:val="0044CC"/>
-          <w:sz w:val="22"/>
-          <w:u w:val="single"/>
-        </w:rPr>
-        <w:t>• First Nations Commercial and Industrial Development Act (FNCIDA) - Federal legislation enabling Squamish Nation residential tenancy regulations | https://www.sac-isc.gc.ca/eng/1100100033561/1612128155378</w:t>
-      </w:r>
-    </w:p>
-    <w:p>
-      <w:r>
-        <w:rPr>
-          <w:color w:val="0044CC"/>
-          <w:sz w:val="22"/>
-          <w:u w:val="single"/>
-        </w:rPr>
-        <w:t>• Maclean's — Vancouver's Mega-Development Is Undeniably Indigenous - In-depth feature on Sen̓áḵw's significance for Indigenous urbanism | https://macleans.ca/society/senakw-vancouver/</w:t>
+        <w:rPr>
+          <w:sz w:val="22"/>
+        </w:rPr>
+        <w:t xml:space="preserve">• </w:t>
+      </w:r>
+      <w:r>
+        <w:rPr>
+          <w:strike/>
+          <w:color w:val="CC0000"/>
+          <w:sz w:val="22"/>
+        </w:rPr>
+        <w:t xml:space="preserve">CBC </w:t>
+      </w:r>
+      <w:r>
+        <w:rPr>
+          <w:color w:val="0044CC"/>
+          <w:sz w:val="22"/>
+          <w:u w:val="single"/>
+        </w:rPr>
+        <w:t xml:space="preserve">City of Vancouver </w:t>
+      </w:r>
+      <w:r>
+        <w:rPr>
+          <w:sz w:val="22"/>
+        </w:rPr>
+        <w:t xml:space="preserve">— </w:t>
+      </w:r>
+      <w:r>
+        <w:rPr>
+          <w:strike/>
+          <w:color w:val="CC0000"/>
+          <w:sz w:val="22"/>
+        </w:rPr>
+        <w:t xml:space="preserve">Inside Canada's Largest Indigenous-Led Housing Development </w:t>
+      </w:r>
+      <w:r>
+        <w:rPr>
+          <w:color w:val="0044CC"/>
+          <w:sz w:val="22"/>
+          <w:u w:val="single"/>
+        </w:rPr>
+        <w:t xml:space="preserve">Public Views </w:t>
+      </w:r>
+      <w:r>
+        <w:rPr>
+          <w:sz w:val="22"/>
+        </w:rPr>
+        <w:t xml:space="preserve">- </w:t>
+      </w:r>
+      <w:r>
+        <w:rPr>
+          <w:strike/>
+          <w:color w:val="CC0000"/>
+          <w:sz w:val="22"/>
+        </w:rPr>
+        <w:t xml:space="preserve">2025 media coverage with interior previews </w:t>
+      </w:r>
+      <w:r>
+        <w:rPr>
+          <w:color w:val="0044CC"/>
+          <w:sz w:val="22"/>
+          <w:u w:val="single"/>
+        </w:rPr>
+        <w:t xml:space="preserve">Public views policy background and July 10, 2024 guideline update </w:t>
+      </w:r>
+      <w:r>
+        <w:rPr>
+          <w:sz w:val="22"/>
+        </w:rPr>
+        <w:t xml:space="preserve">| </w:t>
+      </w:r>
+      <w:r>
+        <w:rPr>
+          <w:strike/>
+          <w:color w:val="CC0000"/>
+          <w:sz w:val="22"/>
+        </w:rPr>
+        <w:t xml:space="preserve">https://www.cbc.ca/news/canada/british-columbia/sen-%C3%A1%E1%B8%B5w-sneak-preview-1.7451499 </w:t>
+      </w:r>
+      <w:r>
+        <w:rPr>
+          <w:color w:val="0044CC"/>
+          <w:sz w:val="22"/>
+          <w:u w:val="single"/>
+        </w:rPr>
+        <w:t xml:space="preserve">https://vancouver.ca/home-property-development/protecting-public-views.aspx </w:t>
+      </w:r>
+    </w:p>
+    <w:p>
+      <w:r>
+        <w:rPr>
+          <w:sz w:val="22"/>
+        </w:rPr>
+        <w:t xml:space="preserve">• </w:t>
+      </w:r>
+      <w:r>
+        <w:rPr>
+          <w:strike/>
+          <w:color w:val="CC0000"/>
+          <w:sz w:val="22"/>
+        </w:rPr>
+        <w:t xml:space="preserve">Vancouver Public Views Policy </w:t>
+      </w:r>
+      <w:r>
+        <w:rPr>
+          <w:color w:val="0044CC"/>
+          <w:sz w:val="22"/>
+          <w:u w:val="single"/>
+        </w:rPr>
+        <w:t xml:space="preserve">OPTrust (Aug 28, 2025) — Sen̓áḵw ownership update </w:t>
+      </w:r>
+      <w:r>
+        <w:rPr>
+          <w:sz w:val="22"/>
+        </w:rPr>
+        <w:t xml:space="preserve">- </w:t>
+      </w:r>
+      <w:r>
+        <w:rPr>
+          <w:strike/>
+          <w:color w:val="CC0000"/>
+          <w:sz w:val="22"/>
+        </w:rPr>
+        <w:t xml:space="preserve">Background on view cone regulations </w:t>
+      </w:r>
+      <w:r>
+        <w:rPr>
+          <w:color w:val="0044CC"/>
+          <w:sz w:val="22"/>
+          <w:u w:val="single"/>
+        </w:rPr>
+        <w:t xml:space="preserve">OPTrust 50% stake in Phases 1-2 and updated partnership structure </w:t>
+      </w:r>
+      <w:r>
+        <w:rPr>
+          <w:sz w:val="22"/>
+        </w:rPr>
+        <w:t xml:space="preserve">| </w:t>
+      </w:r>
+      <w:r>
+        <w:rPr>
+          <w:strike/>
+          <w:color w:val="CC0000"/>
+          <w:sz w:val="22"/>
+        </w:rPr>
+        <w:t xml:space="preserve">https://vancouver.ca/home-property-development/protecting-vancouvers-views.aspx </w:t>
+      </w:r>
+      <w:r>
+        <w:rPr>
+          <w:color w:val="0044CC"/>
+          <w:sz w:val="22"/>
+          <w:u w:val="single"/>
+        </w:rPr>
+        <w:t xml:space="preserve">https://www.optrust.com/news/senakw-development-partnership-welcomes-50-ownership-stake-by-OPTrust </w:t>
+      </w:r>
+    </w:p>
+    <w:p>
+      <w:r>
+        <w:rPr>
+          <w:color w:val="0044CC"/>
+          <w:sz w:val="22"/>
+          <w:u w:val="single"/>
+        </w:rPr>
+        <w:t>• Squamish Nation Residential Tenancy Regulations (SOR/2023-135) - Federal regulations applying BC tenancy-law framework to Sen̓áḵw through FNCIDA | https://laws-lois.justice.gc.ca/eng/regulations/SOR-2023-135/index.html</w:t>
       </w:r>
     </w:p>
     <w:p>

--- a/BSH_2026_Tour_Content_Tracked_Changes.docx
+++ b/BSH_2026_Tour_Content_Tracked_Changes.docx
@@ -1444,43 +1444,43 @@
           <w:color w:val="CC0000"/>
           <w:sz w:val="22"/>
         </w:rPr>
-        <w:t xml:space="preserve">Units: </w:t>
-      </w:r>
-      <w:r>
-        <w:rPr>
-          <w:color w:val="0044CC"/>
-          <w:sz w:val="22"/>
-          <w:u w:val="single"/>
-        </w:rPr>
-        <w:t xml:space="preserve">Rental Homes: </w:t>
-      </w:r>
-      <w:r>
-        <w:rPr>
-          <w:sz w:val="22"/>
-        </w:rPr>
-        <w:t xml:space="preserve">6,000 | </w:t>
-      </w:r>
-      <w:r>
-        <w:rPr>
-          <w:strike/>
-          <w:color w:val="CC0000"/>
-          <w:sz w:val="22"/>
-        </w:rPr>
-        <w:t xml:space="preserve">Affordable: </w:t>
-      </w:r>
-      <w:r>
-        <w:rPr>
-          <w:color w:val="0044CC"/>
-          <w:sz w:val="22"/>
-          <w:u w:val="single"/>
-        </w:rPr>
-        <w:t xml:space="preserve">Below-Market Homes: </w:t>
-      </w:r>
-      <w:r>
-        <w:rPr>
-          <w:sz w:val="22"/>
-        </w:rPr>
-        <w:t xml:space="preserve">1,200 | Phase </w:t>
+        <w:t xml:space="preserve">Units: 6,000 </w:t>
+      </w:r>
+      <w:r>
+        <w:rPr>
+          <w:color w:val="0044CC"/>
+          <w:sz w:val="22"/>
+          <w:u w:val="single"/>
+        </w:rPr>
+        <w:t xml:space="preserve">Rental Homes: 6,000+ </w:t>
+      </w:r>
+      <w:r>
+        <w:rPr>
+          <w:sz w:val="22"/>
+        </w:rPr>
+        <w:t xml:space="preserve">| </w:t>
+      </w:r>
+      <w:r>
+        <w:rPr>
+          <w:strike/>
+          <w:color w:val="CC0000"/>
+          <w:sz w:val="22"/>
+        </w:rPr>
+        <w:t xml:space="preserve">Affordable: 1,200 </w:t>
+      </w:r>
+      <w:r>
+        <w:rPr>
+          <w:color w:val="0044CC"/>
+          <w:sz w:val="22"/>
+          <w:u w:val="single"/>
+        </w:rPr>
+        <w:t xml:space="preserve">Below-Market Homes: 1,200+ </w:t>
+      </w:r>
+      <w:r>
+        <w:rPr>
+          <w:sz w:val="22"/>
+        </w:rPr>
+        <w:t xml:space="preserve">| Phase </w:t>
       </w:r>
       <w:r>
         <w:rPr>
@@ -1671,59 +1671,37 @@
           <w:color w:val="CC0000"/>
           <w:sz w:val="22"/>
         </w:rPr>
-        <w:t xml:space="preserve">development will include </w:t>
-      </w:r>
-      <w:r>
-        <w:rPr>
-          <w:color w:val="0044CC"/>
-          <w:sz w:val="22"/>
-          <w:u w:val="single"/>
-        </w:rPr>
-        <w:t xml:space="preserve">project is planned as </w:t>
-      </w:r>
-      <w:r>
-        <w:rPr>
-          <w:sz w:val="22"/>
-        </w:rPr>
-        <w:t xml:space="preserve">6,000 purpose-built rental </w:t>
-      </w:r>
-      <w:r>
-        <w:rPr>
-          <w:strike/>
-          <w:color w:val="CC0000"/>
-          <w:sz w:val="22"/>
-        </w:rPr>
-        <w:t xml:space="preserve">units across 11 towers, with 4 million square feet of floor space. Critically, </w:t>
-      </w:r>
-      <w:r>
-        <w:rPr>
-          <w:color w:val="0044CC"/>
-          <w:sz w:val="22"/>
-          <w:u w:val="single"/>
-        </w:rPr>
-        <w:t xml:space="preserve">homes, including </w:t>
-      </w:r>
-      <w:r>
-        <w:rPr>
-          <w:sz w:val="22"/>
-        </w:rPr>
-        <w:t xml:space="preserve">1,200 </w:t>
-      </w:r>
-      <w:r>
-        <w:rPr>
-          <w:strike/>
-          <w:color w:val="CC0000"/>
-          <w:sz w:val="22"/>
-        </w:rPr>
-        <w:t xml:space="preserve">units will be designated affordable, and rents will be 30-40% below comparable market rates. </w:t>
-      </w:r>
-      <w:r>
-        <w:rPr>
-          <w:color w:val="0044CC"/>
-          <w:sz w:val="22"/>
-          <w:u w:val="single"/>
-        </w:rPr>
-        <w:t xml:space="preserve">below-market homes. Hiy̓ám̓ Housing states that 250 homes are allocated for Squamish People through its housing stream. </w:t>
+        <w:t xml:space="preserve">development will include 6,000 </w:t>
+      </w:r>
+      <w:r>
+        <w:rPr>
+          <w:color w:val="0044CC"/>
+          <w:sz w:val="22"/>
+          <w:u w:val="single"/>
+        </w:rPr>
+        <w:t xml:space="preserve">project is planned as 6,000+ </w:t>
+      </w:r>
+      <w:r>
+        <w:rPr>
+          <w:sz w:val="22"/>
+        </w:rPr>
+        <w:t xml:space="preserve">purpose-built rental </w:t>
+      </w:r>
+      <w:r>
+        <w:rPr>
+          <w:strike/>
+          <w:color w:val="CC0000"/>
+          <w:sz w:val="22"/>
+        </w:rPr>
+        <w:t xml:space="preserve">units across 11 towers, with 4 million square feet of floor space. Critically, 1,200 units will be designated affordable, and rents will be 30-40% below comparable market rates. </w:t>
+      </w:r>
+      <w:r>
+        <w:rPr>
+          <w:color w:val="0044CC"/>
+          <w:sz w:val="22"/>
+          <w:u w:val="single"/>
+        </w:rPr>
+        <w:t xml:space="preserve">homes, including 1,200+ below-market homes. Hiy̓ám̓ Housing states that 250 homes are allocated for Squamish People through its housing stream. </w:t>
       </w:r>
     </w:p>
     <w:p>
@@ -2556,59 +2534,15 @@
           <w:color w:val="CC0000"/>
           <w:sz w:val="22"/>
         </w:rPr>
-        <w:t xml:space="preserve">100% rental: </w:t>
-      </w:r>
-      <w:r>
-        <w:rPr>
-          <w:color w:val="0044CC"/>
-          <w:sz w:val="22"/>
-          <w:u w:val="single"/>
-        </w:rPr>
-        <w:t xml:space="preserve">Project scale: </w:t>
-      </w:r>
-      <w:r>
-        <w:rPr>
-          <w:sz w:val="22"/>
-        </w:rPr>
-        <w:t xml:space="preserve">6,000 </w:t>
-      </w:r>
-      <w:r>
-        <w:rPr>
-          <w:strike/>
-          <w:color w:val="CC0000"/>
-          <w:sz w:val="22"/>
-        </w:rPr>
-        <w:t xml:space="preserve">units with </w:t>
-      </w:r>
-      <w:r>
-        <w:rPr>
-          <w:color w:val="0044CC"/>
-          <w:sz w:val="22"/>
-          <w:u w:val="single"/>
-        </w:rPr>
-        <w:t xml:space="preserve">rental homes and </w:t>
-      </w:r>
-      <w:r>
-        <w:rPr>
-          <w:sz w:val="22"/>
-        </w:rPr>
-        <w:t xml:space="preserve">1,200 </w:t>
-      </w:r>
-      <w:r>
-        <w:rPr>
-          <w:strike/>
-          <w:color w:val="CC0000"/>
-          <w:sz w:val="22"/>
-        </w:rPr>
-        <w:t xml:space="preserve">affordable </w:t>
-      </w:r>
-      <w:r>
-        <w:rPr>
-          <w:color w:val="0044CC"/>
-          <w:sz w:val="22"/>
-          <w:u w:val="single"/>
-        </w:rPr>
-        <w:t xml:space="preserve">below-market homes </w:t>
+        <w:t xml:space="preserve">100% rental: 6,000 units with 1,200 affordable </w:t>
+      </w:r>
+      <w:r>
+        <w:rPr>
+          <w:color w:val="0044CC"/>
+          <w:sz w:val="22"/>
+          <w:u w:val="single"/>
+        </w:rPr>
+        <w:t xml:space="preserve">Project scale: 6,000+ rental homes and 1,200+ below-market homes </w:t>
       </w:r>
     </w:p>
     <w:p>

--- a/BSH_2026_Tour_Content_Tracked_Changes.docx
+++ b/BSH_2026_Tour_Content_Tracked_Changes.docx
@@ -3060,17 +3060,230 @@
     </w:p>
     <w:p>
       <w:r>
-        <w:t>Granville Island is a 40-acre federal property that demonstrates how public land ownership can create vibrant, mixed-use communities without privatization. Managed by the Canada Mortgage and Housing Corporation (CMHC) since 1973, the island is entirely self-sustaining with no government funding — operating solely on lease revenue, parking fees, and filming permits.</w:t>
-      </w:r>
-    </w:p>
-    <w:p>
-      <w:r>
-        <w:t>Between 1973 and 1982, CMHC invested $24.7 million to transform the former industrial site into a public market, arts hub, and cultural destination. As federal land, Granville Island operates outside Vancouver's municipal regulations, functioning essentially as its own jurisdiction and enabling creative placemaking that wouldn't be possible under rigid municipal zoning.</w:t>
-      </w:r>
-    </w:p>
-    <w:p>
-      <w:r>
-        <w:t>Urbanist and documentary creator Uytae Lee highlighted the island's governance model in a 2025 documentary, sparking renewed public debate about whether the site should pursue more development, public subsidy, or a new foundation model to fund repairs.</w:t>
+        <w:rPr>
+          <w:sz w:val="22"/>
+        </w:rPr>
+        <w:t xml:space="preserve">Granville Island is a </w:t>
+      </w:r>
+      <w:r>
+        <w:rPr>
+          <w:strike/>
+          <w:color w:val="CC0000"/>
+          <w:sz w:val="22"/>
+        </w:rPr>
+        <w:t xml:space="preserve">40-acre federal property that demonstrates how </w:t>
+      </w:r>
+      <w:r>
+        <w:rPr>
+          <w:color w:val="0044CC"/>
+          <w:sz w:val="22"/>
+          <w:u w:val="single"/>
+        </w:rPr>
+        <w:t xml:space="preserve">federally administered </w:t>
+      </w:r>
+      <w:r>
+        <w:rPr>
+          <w:sz w:val="22"/>
+        </w:rPr>
+        <w:t xml:space="preserve">public </w:t>
+      </w:r>
+      <w:r>
+        <w:rPr>
+          <w:color w:val="0044CC"/>
+          <w:sz w:val="22"/>
+          <w:u w:val="single"/>
+        </w:rPr>
+        <w:t xml:space="preserve">asset. A 2023 Granville Island Council notice describes it as 15.2 hectares of </w:t>
+      </w:r>
+      <w:r>
+        <w:rPr>
+          <w:sz w:val="22"/>
+        </w:rPr>
+        <w:t xml:space="preserve">land </w:t>
+      </w:r>
+      <w:r>
+        <w:rPr>
+          <w:strike/>
+          <w:color w:val="CC0000"/>
+          <w:sz w:val="22"/>
+        </w:rPr>
+        <w:t xml:space="preserve">ownership can create vibrant, mixed-use communities without privatization. Managed by the Canada Mortgage and Housing Corporation (CMHC) since 1973, the island is entirely self-sustaining with no government funding — operating solely on lease revenue, parking fees, and filming permits. </w:t>
+      </w:r>
+      <w:r>
+        <w:rPr>
+          <w:color w:val="0044CC"/>
+          <w:sz w:val="22"/>
+          <w:u w:val="single"/>
+        </w:rPr>
+        <w:t xml:space="preserve">plus 2.1 hectares of tidal water, in close proximity to downtown Vancouver. </w:t>
+      </w:r>
+    </w:p>
+    <w:p>
+      <w:r>
+        <w:rPr>
+          <w:strike/>
+          <w:color w:val="CC0000"/>
+          <w:sz w:val="22"/>
+        </w:rPr>
+        <w:t xml:space="preserve">Between </w:t>
+      </w:r>
+      <w:r>
+        <w:rPr>
+          <w:color w:val="0044CC"/>
+          <w:sz w:val="22"/>
+          <w:u w:val="single"/>
+        </w:rPr>
+        <w:t xml:space="preserve">The same notice states that administration, management, and control were transferred to CMHC by </w:t>
+      </w:r>
+      <w:r>
+        <w:rPr>
+          <w:sz w:val="22"/>
+        </w:rPr>
+        <w:t xml:space="preserve">1973 </w:t>
+      </w:r>
+      <w:r>
+        <w:rPr>
+          <w:strike/>
+          <w:color w:val="CC0000"/>
+          <w:sz w:val="22"/>
+        </w:rPr>
+        <w:t xml:space="preserve">and 1982, CMHC invested $24.7 million to transform the former industrial site into a public market, arts hub, and cultural destination. As federal land, </w:t>
+      </w:r>
+      <w:r>
+        <w:rPr>
+          <w:color w:val="0044CC"/>
+          <w:sz w:val="22"/>
+          <w:u w:val="single"/>
+        </w:rPr>
+        <w:t xml:space="preserve">Order in Council. </w:t>
+      </w:r>
+      <w:r>
+        <w:rPr>
+          <w:sz w:val="22"/>
+        </w:rPr>
+        <w:t xml:space="preserve">Granville Island </w:t>
+      </w:r>
+      <w:r>
+        <w:rPr>
+          <w:strike/>
+          <w:color w:val="CC0000"/>
+          <w:sz w:val="22"/>
+        </w:rPr>
+        <w:t xml:space="preserve">operates outside Vancouver's municipal regulations, functioning essentially </w:t>
+      </w:r>
+      <w:r>
+        <w:rPr>
+          <w:color w:val="0044CC"/>
+          <w:sz w:val="22"/>
+          <w:u w:val="single"/>
+        </w:rPr>
+        <w:t xml:space="preserve">Administration describes the island </w:t>
+      </w:r>
+      <w:r>
+        <w:rPr>
+          <w:sz w:val="22"/>
+        </w:rPr>
+        <w:t xml:space="preserve">as </w:t>
+      </w:r>
+      <w:r>
+        <w:rPr>
+          <w:strike/>
+          <w:color w:val="CC0000"/>
+          <w:sz w:val="22"/>
+        </w:rPr>
+        <w:t xml:space="preserve">its own jurisdiction </w:t>
+      </w:r>
+      <w:r>
+        <w:rPr>
+          <w:color w:val="0044CC"/>
+          <w:sz w:val="22"/>
+          <w:u w:val="single"/>
+        </w:rPr>
+        <w:t xml:space="preserve">operationally self-sustaining, with major revenues from rent </w:t>
+      </w:r>
+      <w:r>
+        <w:rPr>
+          <w:sz w:val="22"/>
+        </w:rPr>
+        <w:t xml:space="preserve">and </w:t>
+      </w:r>
+      <w:r>
+        <w:rPr>
+          <w:strike/>
+          <w:color w:val="CC0000"/>
+          <w:sz w:val="22"/>
+        </w:rPr>
+        <w:t xml:space="preserve">enabling creative placemaking that wouldn't be possible under rigid municipal zoning. </w:t>
+      </w:r>
+      <w:r>
+        <w:rPr>
+          <w:color w:val="0044CC"/>
+          <w:sz w:val="22"/>
+          <w:u w:val="single"/>
+        </w:rPr>
+        <w:t xml:space="preserve">parking. </w:t>
+      </w:r>
+    </w:p>
+    <w:p>
+      <w:r>
+        <w:rPr>
+          <w:strike/>
+          <w:color w:val="CC0000"/>
+          <w:sz w:val="22"/>
+        </w:rPr>
+        <w:t xml:space="preserve">Urbanist </w:t>
+      </w:r>
+      <w:r>
+        <w:rPr>
+          <w:color w:val="0044CC"/>
+          <w:sz w:val="22"/>
+          <w:u w:val="single"/>
+        </w:rPr>
+        <w:t xml:space="preserve">Granville Island continues to be used as a public policy reference point for how federal public land can support mixed cultural, commercial, </w:t>
+      </w:r>
+      <w:r>
+        <w:rPr>
+          <w:sz w:val="22"/>
+        </w:rPr>
+        <w:t xml:space="preserve">and </w:t>
+      </w:r>
+      <w:r>
+        <w:rPr>
+          <w:strike/>
+          <w:color w:val="CC0000"/>
+          <w:sz w:val="22"/>
+        </w:rPr>
+        <w:t xml:space="preserve">documentary creator Uytae Lee highlighted the island's governance model </w:t>
+      </w:r>
+      <w:r>
+        <w:rPr>
+          <w:color w:val="0044CC"/>
+          <w:sz w:val="22"/>
+          <w:u w:val="single"/>
+        </w:rPr>
+        <w:t xml:space="preserve">community uses </w:t>
+      </w:r>
+      <w:r>
+        <w:rPr>
+          <w:sz w:val="22"/>
+        </w:rPr>
+        <w:t xml:space="preserve">in a </w:t>
+      </w:r>
+      <w:r>
+        <w:rPr>
+          <w:strike/>
+          <w:color w:val="CC0000"/>
+          <w:sz w:val="22"/>
+        </w:rPr>
+        <w:t xml:space="preserve">2025 documentary, sparking renewed public debate about whether the site should pursue more development, public subsidy, or a new foundation model to fund repairs. </w:t>
+      </w:r>
+      <w:r>
+        <w:rPr>
+          <w:color w:val="0044CC"/>
+          <w:sz w:val="22"/>
+          <w:u w:val="single"/>
+        </w:rPr>
+        <w:t xml:space="preserve">high-value urban location. </w:t>
       </w:r>
     </w:p>
     <w:p>
@@ -3116,7 +3329,128 @@
     </w:p>
     <w:p>
       <w:r>
-        <w:t>CMHC owns all land on Granville Island and leases it to over 300 commercial, retail, cultural, artistic, and educational tenants. The island operates a subsidy model where market rents from some businesses support more affordable rents for:</w:t>
+        <w:rPr>
+          <w:sz w:val="22"/>
+        </w:rPr>
+        <w:t xml:space="preserve">CMHC </w:t>
+      </w:r>
+      <w:r>
+        <w:rPr>
+          <w:strike/>
+          <w:color w:val="CC0000"/>
+          <w:sz w:val="22"/>
+        </w:rPr>
+        <w:t xml:space="preserve">owns all land on </w:t>
+      </w:r>
+      <w:r>
+        <w:rPr>
+          <w:color w:val="0044CC"/>
+          <w:sz w:val="22"/>
+          <w:u w:val="single"/>
+        </w:rPr>
+        <w:t xml:space="preserve">administers </w:t>
+      </w:r>
+      <w:r>
+        <w:rPr>
+          <w:sz w:val="22"/>
+        </w:rPr>
+        <w:t xml:space="preserve">Granville Island </w:t>
+      </w:r>
+      <w:r>
+        <w:rPr>
+          <w:color w:val="0044CC"/>
+          <w:sz w:val="22"/>
+          <w:u w:val="single"/>
+        </w:rPr>
+        <w:t xml:space="preserve">on behalf of the Government of Canada </w:t>
+      </w:r>
+      <w:r>
+        <w:rPr>
+          <w:sz w:val="22"/>
+        </w:rPr>
+        <w:t xml:space="preserve">and leases </w:t>
+      </w:r>
+      <w:r>
+        <w:rPr>
+          <w:strike/>
+          <w:color w:val="CC0000"/>
+          <w:sz w:val="22"/>
+        </w:rPr>
+        <w:t xml:space="preserve">it </w:t>
+      </w:r>
+      <w:r>
+        <w:rPr>
+          <w:color w:val="0044CC"/>
+          <w:sz w:val="22"/>
+          <w:u w:val="single"/>
+        </w:rPr>
+        <w:t xml:space="preserve">space </w:t>
+      </w:r>
+      <w:r>
+        <w:rPr>
+          <w:sz w:val="22"/>
+        </w:rPr>
+        <w:t xml:space="preserve">to </w:t>
+      </w:r>
+      <w:r>
+        <w:rPr>
+          <w:strike/>
+          <w:color w:val="CC0000"/>
+          <w:sz w:val="22"/>
+        </w:rPr>
+        <w:t xml:space="preserve">over 300 commercial, retail, cultural, artistic, </w:t>
+      </w:r>
+      <w:r>
+        <w:rPr>
+          <w:color w:val="0044CC"/>
+          <w:sz w:val="22"/>
+          <w:u w:val="single"/>
+        </w:rPr>
+        <w:t xml:space="preserve">a diverse tenant mix. Granville Island Administration reports 300+ businesses </w:t>
+      </w:r>
+      <w:r>
+        <w:rPr>
+          <w:sz w:val="22"/>
+        </w:rPr>
+        <w:t xml:space="preserve">and </w:t>
+      </w:r>
+      <w:r>
+        <w:rPr>
+          <w:strike/>
+          <w:color w:val="CC0000"/>
+          <w:sz w:val="22"/>
+        </w:rPr>
+        <w:t xml:space="preserve">educational tenants. The island operates a subsidy model where market rents from some businesses </w:t>
+      </w:r>
+      <w:r>
+        <w:rPr>
+          <w:color w:val="0044CC"/>
+          <w:sz w:val="22"/>
+          <w:u w:val="single"/>
+        </w:rPr>
+        <w:t xml:space="preserve">3,000+ jobs, while emphasizing </w:t>
+      </w:r>
+      <w:r>
+        <w:rPr>
+          <w:sz w:val="22"/>
+        </w:rPr>
+        <w:t xml:space="preserve">support </w:t>
+      </w:r>
+      <w:r>
+        <w:rPr>
+          <w:strike/>
+          <w:color w:val="CC0000"/>
+          <w:sz w:val="22"/>
+        </w:rPr>
+        <w:t xml:space="preserve">more affordable rents for: </w:t>
+      </w:r>
+      <w:r>
+        <w:rPr>
+          <w:color w:val="0044CC"/>
+          <w:sz w:val="22"/>
+          <w:u w:val="single"/>
+        </w:rPr>
+        <w:t xml:space="preserve">for arts, culture, and local enterprise. </w:t>
       </w:r>
     </w:p>
     <w:p>
@@ -3136,7 +3470,52 @@
     </w:p>
     <w:p>
       <w:r>
-        <w:t>• The Public Market vendors</w:t>
+        <w:rPr>
+          <w:sz w:val="22"/>
+        </w:rPr>
+        <w:t xml:space="preserve">• </w:t>
+      </w:r>
+      <w:r>
+        <w:rPr>
+          <w:strike/>
+          <w:color w:val="CC0000"/>
+          <w:sz w:val="22"/>
+        </w:rPr>
+        <w:t xml:space="preserve">The </w:t>
+      </w:r>
+      <w:r>
+        <w:rPr>
+          <w:sz w:val="22"/>
+        </w:rPr>
+        <w:t xml:space="preserve">Public Market vendors </w:t>
+      </w:r>
+      <w:r>
+        <w:rPr>
+          <w:color w:val="0044CC"/>
+          <w:sz w:val="22"/>
+          <w:u w:val="single"/>
+        </w:rPr>
+        <w:t xml:space="preserve">and food businesses </w:t>
+      </w:r>
+    </w:p>
+    <w:p>
+      <w:r>
+        <w:rPr>
+          <w:color w:val="0044CC"/>
+          <w:sz w:val="22"/>
+          <w:u w:val="single"/>
+        </w:rPr>
+        <w:t>Economic Profile (2023 Council Notice)</w:t>
+      </w:r>
+    </w:p>
+    <w:p>
+      <w:r>
+        <w:rPr>
+          <w:color w:val="0044CC"/>
+          <w:sz w:val="22"/>
+          <w:u w:val="single"/>
+        </w:rPr>
+        <w:t>A 2023 Council notice reports Granville Island as generating over $300 million in economic activity, with $105 million in annual sales and about $2 million in annual tax receipts.</w:t>
       </w:r>
     </w:p>
     <w:p>
@@ -3146,11 +3525,109 @@
     </w:p>
     <w:p>
       <w:r>
-        <w:t>General Manager Tom Lancaster estimates up to $300 million is needed for infrastructure upgrades. Public Market revenues have leveled off, while aging buildings (including the former Emily Carr campus and Cats Social House) need major repairs.</w:t>
-      </w:r>
-    </w:p>
-    <w:p>
-      <w:r>
+        <w:rPr>
+          <w:strike/>
+          <w:color w:val="CC0000"/>
+          <w:sz w:val="22"/>
+        </w:rPr>
+        <w:t xml:space="preserve">General Manager Tom Lancaster estimates up </w:t>
+      </w:r>
+      <w:r>
+        <w:rPr>
+          <w:color w:val="0044CC"/>
+          <w:sz w:val="22"/>
+          <w:u w:val="single"/>
+        </w:rPr>
+        <w:t xml:space="preserve">Current Council priorities (2026–2028) identify Financial Sustainability and Asset Management as core focus areas, reflecting ongoing pressure </w:t>
+      </w:r>
+      <w:r>
+        <w:rPr>
+          <w:sz w:val="22"/>
+        </w:rPr>
+        <w:t xml:space="preserve">to </w:t>
+      </w:r>
+      <w:r>
+        <w:rPr>
+          <w:strike/>
+          <w:color w:val="CC0000"/>
+          <w:sz w:val="22"/>
+        </w:rPr>
+        <w:t xml:space="preserve">$300 million is needed for </w:t>
+      </w:r>
+      <w:r>
+        <w:rPr>
+          <w:color w:val="0044CC"/>
+          <w:sz w:val="22"/>
+          <w:u w:val="single"/>
+        </w:rPr>
+        <w:t xml:space="preserve">maintain aging </w:t>
+      </w:r>
+      <w:r>
+        <w:rPr>
+          <w:sz w:val="22"/>
+        </w:rPr>
+        <w:t xml:space="preserve">infrastructure </w:t>
+      </w:r>
+      <w:r>
+        <w:rPr>
+          <w:strike/>
+          <w:color w:val="CC0000"/>
+          <w:sz w:val="22"/>
+        </w:rPr>
+        <w:t xml:space="preserve">upgrades. Public Market revenues have leveled off, </w:t>
+      </w:r>
+      <w:r>
+        <w:rPr>
+          <w:sz w:val="22"/>
+        </w:rPr>
+        <w:t xml:space="preserve">while </w:t>
+      </w:r>
+      <w:r>
+        <w:rPr>
+          <w:strike/>
+          <w:color w:val="CC0000"/>
+          <w:sz w:val="22"/>
+        </w:rPr>
+        <w:t xml:space="preserve">aging buildings (including the former Emily Carr campus </w:t>
+      </w:r>
+      <w:r>
+        <w:rPr>
+          <w:color w:val="0044CC"/>
+          <w:sz w:val="22"/>
+          <w:u w:val="single"/>
+        </w:rPr>
+        <w:t xml:space="preserve">preserving Granville Island's public </w:t>
+      </w:r>
+      <w:r>
+        <w:rPr>
+          <w:sz w:val="22"/>
+        </w:rPr>
+        <w:t xml:space="preserve">and </w:t>
+      </w:r>
+      <w:r>
+        <w:rPr>
+          <w:strike/>
+          <w:color w:val="CC0000"/>
+          <w:sz w:val="22"/>
+        </w:rPr>
+        <w:t xml:space="preserve">Cats Social House) need major repairs. </w:t>
+      </w:r>
+      <w:r>
+        <w:rPr>
+          <w:color w:val="0044CC"/>
+          <w:sz w:val="22"/>
+          <w:u w:val="single"/>
+        </w:rPr>
+        <w:t xml:space="preserve">cultural role. </w:t>
+      </w:r>
+    </w:p>
+    <w:p>
+      <w:r>
+        <w:rPr>
+          <w:strike/>
+          <w:color w:val="CC0000"/>
+          <w:sz w:val="22"/>
+        </w:rPr>
         <w:t>Possible paths include: more development, a government subsidy model, a new Granville Island Foundation, or a cultural land trust proposal led by 221A Arts. Some have proposed transferring ownership from CMHC to Canada Lands Company, though CMHC states there are "no current plans for housing development."</w:t>
       </w:r>
     </w:p>
@@ -3161,47 +3638,346 @@
     </w:p>
     <w:p>
       <w:r>
-        <w:t>Granville Island demonstrates key principles for housing policy:</w:t>
-      </w:r>
-    </w:p>
-    <w:p>
-      <w:r>
-        <w:t>• Public ownership prevents speculation — land value increases don't inflate costs</w:t>
-      </w:r>
-    </w:p>
-    <w:p>
-      <w:r>
-        <w:t>• Cross-subsidy works — market tenants support affordable space</w:t>
-      </w:r>
-    </w:p>
-    <w:p>
-      <w:r>
-        <w:t>• Self-sufficiency is possible — no ongoing government funding required</w:t>
-      </w:r>
-    </w:p>
-    <w:p>
-      <w:r>
-        <w:t>• Flexibility enables innovation — outside municipal rules, creative solutions emerge</w:t>
-      </w:r>
-    </w:p>
-    <w:p>
-      <w:r>
-        <w:t>• 40 acres of federal land, self-sustaining on lease revenue</w:t>
-      </w:r>
-    </w:p>
-    <w:p>
-      <w:r>
-        <w:t>• 300+ tenants with cross-subsidy model</w:t>
-      </w:r>
-    </w:p>
-    <w:p>
-      <w:r>
-        <w:t>• Operates outside municipal zoning as federal property</w:t>
-      </w:r>
-    </w:p>
-    <w:p>
-      <w:r>
-        <w:t>• $300M in infrastructure needs — future governance in discussion</w:t>
+        <w:rPr>
+          <w:sz w:val="22"/>
+        </w:rPr>
+        <w:t xml:space="preserve">Granville Island demonstrates key principles </w:t>
+      </w:r>
+      <w:r>
+        <w:rPr>
+          <w:strike/>
+          <w:color w:val="CC0000"/>
+          <w:sz w:val="22"/>
+        </w:rPr>
+        <w:t xml:space="preserve">for </w:t>
+      </w:r>
+      <w:r>
+        <w:rPr>
+          <w:color w:val="0044CC"/>
+          <w:sz w:val="22"/>
+          <w:u w:val="single"/>
+        </w:rPr>
+        <w:t xml:space="preserve">relevant to </w:t>
+      </w:r>
+      <w:r>
+        <w:rPr>
+          <w:sz w:val="22"/>
+        </w:rPr>
+        <w:t xml:space="preserve">housing policy: </w:t>
+      </w:r>
+    </w:p>
+    <w:p>
+      <w:r>
+        <w:rPr>
+          <w:sz w:val="22"/>
+        </w:rPr>
+        <w:t xml:space="preserve">• Public ownership </w:t>
+      </w:r>
+      <w:r>
+        <w:rPr>
+          <w:strike/>
+          <w:color w:val="CC0000"/>
+          <w:sz w:val="22"/>
+        </w:rPr>
+        <w:t xml:space="preserve">prevents </w:t>
+      </w:r>
+      <w:r>
+        <w:rPr>
+          <w:color w:val="0044CC"/>
+          <w:sz w:val="22"/>
+          <w:u w:val="single"/>
+        </w:rPr>
+        <w:t xml:space="preserve">can prevent land </w:t>
+      </w:r>
+      <w:r>
+        <w:rPr>
+          <w:sz w:val="22"/>
+        </w:rPr>
+        <w:t xml:space="preserve">speculation </w:t>
+      </w:r>
+      <w:r>
+        <w:rPr>
+          <w:strike/>
+          <w:color w:val="CC0000"/>
+          <w:sz w:val="22"/>
+        </w:rPr>
+        <w:t xml:space="preserve">— land value increases don't inflate costs </w:t>
+      </w:r>
+    </w:p>
+    <w:p>
+      <w:r>
+        <w:rPr>
+          <w:sz w:val="22"/>
+        </w:rPr>
+        <w:t xml:space="preserve">• Cross-subsidy </w:t>
+      </w:r>
+      <w:r>
+        <w:rPr>
+          <w:strike/>
+          <w:color w:val="CC0000"/>
+          <w:sz w:val="22"/>
+        </w:rPr>
+        <w:t xml:space="preserve">works — market tenants </w:t>
+      </w:r>
+      <w:r>
+        <w:rPr>
+          <w:color w:val="0044CC"/>
+          <w:sz w:val="22"/>
+          <w:u w:val="single"/>
+        </w:rPr>
+        <w:t xml:space="preserve">can </w:t>
+      </w:r>
+      <w:r>
+        <w:rPr>
+          <w:sz w:val="22"/>
+        </w:rPr>
+        <w:t xml:space="preserve">support </w:t>
+      </w:r>
+      <w:r>
+        <w:rPr>
+          <w:strike/>
+          <w:color w:val="CC0000"/>
+          <w:sz w:val="22"/>
+        </w:rPr>
+        <w:t xml:space="preserve">affordable space </w:t>
+      </w:r>
+      <w:r>
+        <w:rPr>
+          <w:color w:val="0044CC"/>
+          <w:sz w:val="22"/>
+          <w:u w:val="single"/>
+        </w:rPr>
+        <w:t xml:space="preserve">below-market uses </w:t>
+      </w:r>
+    </w:p>
+    <w:p>
+      <w:r>
+        <w:rPr>
+          <w:sz w:val="22"/>
+        </w:rPr>
+        <w:t xml:space="preserve">• </w:t>
+      </w:r>
+      <w:r>
+        <w:rPr>
+          <w:strike/>
+          <w:color w:val="CC0000"/>
+          <w:sz w:val="22"/>
+        </w:rPr>
+        <w:t xml:space="preserve">Self-sufficiency is possible — no ongoing government funding required </w:t>
+      </w:r>
+      <w:r>
+        <w:rPr>
+          <w:color w:val="0044CC"/>
+          <w:sz w:val="22"/>
+          <w:u w:val="single"/>
+        </w:rPr>
+        <w:t xml:space="preserve">Long-term stewardship requires dedicated asset renewal planning </w:t>
+      </w:r>
+    </w:p>
+    <w:p>
+      <w:r>
+        <w:rPr>
+          <w:sz w:val="22"/>
+        </w:rPr>
+        <w:t xml:space="preserve">• </w:t>
+      </w:r>
+      <w:r>
+        <w:rPr>
+          <w:strike/>
+          <w:color w:val="CC0000"/>
+          <w:sz w:val="22"/>
+        </w:rPr>
+        <w:t xml:space="preserve">Flexibility enables </w:t>
+      </w:r>
+      <w:r>
+        <w:rPr>
+          <w:color w:val="0044CC"/>
+          <w:sz w:val="22"/>
+          <w:u w:val="single"/>
+        </w:rPr>
+        <w:t xml:space="preserve">Policy flexibility can enable local </w:t>
+      </w:r>
+      <w:r>
+        <w:rPr>
+          <w:sz w:val="22"/>
+        </w:rPr>
+        <w:t xml:space="preserve">innovation </w:t>
+      </w:r>
+      <w:r>
+        <w:rPr>
+          <w:strike/>
+          <w:color w:val="CC0000"/>
+          <w:sz w:val="22"/>
+        </w:rPr>
+        <w:t xml:space="preserve">— outside municipal rules, creative solutions emerge </w:t>
+      </w:r>
+    </w:p>
+    <w:p>
+      <w:r>
+        <w:rPr>
+          <w:sz w:val="22"/>
+        </w:rPr>
+        <w:t xml:space="preserve">• </w:t>
+      </w:r>
+      <w:r>
+        <w:rPr>
+          <w:strike/>
+          <w:color w:val="CC0000"/>
+          <w:sz w:val="22"/>
+        </w:rPr>
+        <w:t xml:space="preserve">40 acres </w:t>
+      </w:r>
+      <w:r>
+        <w:rPr>
+          <w:color w:val="0044CC"/>
+          <w:sz w:val="22"/>
+          <w:u w:val="single"/>
+        </w:rPr>
+        <w:t xml:space="preserve">2023 Council notice: 15.2 hectares </w:t>
+      </w:r>
+      <w:r>
+        <w:rPr>
+          <w:sz w:val="22"/>
+        </w:rPr>
+        <w:t xml:space="preserve">of </w:t>
+      </w:r>
+      <w:r>
+        <w:rPr>
+          <w:strike/>
+          <w:color w:val="CC0000"/>
+          <w:sz w:val="22"/>
+        </w:rPr>
+        <w:t xml:space="preserve">federal land, self-sustaining on lease revenue </w:t>
+      </w:r>
+      <w:r>
+        <w:rPr>
+          <w:color w:val="0044CC"/>
+          <w:sz w:val="22"/>
+          <w:u w:val="single"/>
+        </w:rPr>
+        <w:t xml:space="preserve">land plus 2.1 hectares of tidal water </w:t>
+      </w:r>
+    </w:p>
+    <w:p>
+      <w:r>
+        <w:rPr>
+          <w:sz w:val="22"/>
+        </w:rPr>
+        <w:t xml:space="preserve">• </w:t>
+      </w:r>
+      <w:r>
+        <w:rPr>
+          <w:color w:val="0044CC"/>
+          <w:sz w:val="22"/>
+          <w:u w:val="single"/>
+        </w:rPr>
+        <w:t xml:space="preserve">Public Market: 50+ independent food purveyors; island-wide: </w:t>
+      </w:r>
+      <w:r>
+        <w:rPr>
+          <w:sz w:val="22"/>
+        </w:rPr>
+        <w:t xml:space="preserve">300+ </w:t>
+      </w:r>
+      <w:r>
+        <w:rPr>
+          <w:strike/>
+          <w:color w:val="CC0000"/>
+          <w:sz w:val="22"/>
+        </w:rPr>
+        <w:t xml:space="preserve">tenants with cross-subsidy model </w:t>
+      </w:r>
+      <w:r>
+        <w:rPr>
+          <w:color w:val="0044CC"/>
+          <w:sz w:val="22"/>
+          <w:u w:val="single"/>
+        </w:rPr>
+        <w:t xml:space="preserve">businesses and 3,000+ jobs </w:t>
+      </w:r>
+    </w:p>
+    <w:p>
+      <w:r>
+        <w:rPr>
+          <w:sz w:val="22"/>
+        </w:rPr>
+        <w:t xml:space="preserve">• </w:t>
+      </w:r>
+      <w:r>
+        <w:rPr>
+          <w:strike/>
+          <w:color w:val="CC0000"/>
+          <w:sz w:val="22"/>
+        </w:rPr>
+        <w:t xml:space="preserve">Operates outside municipal zoning </w:t>
+      </w:r>
+      <w:r>
+        <w:rPr>
+          <w:color w:val="0044CC"/>
+          <w:sz w:val="22"/>
+          <w:u w:val="single"/>
+        </w:rPr>
+        <w:t xml:space="preserve">CMHC administration transferred by 1973 Order in Council; operations described </w:t>
+      </w:r>
+      <w:r>
+        <w:rPr>
+          <w:sz w:val="22"/>
+        </w:rPr>
+        <w:t xml:space="preserve">as </w:t>
+      </w:r>
+      <w:r>
+        <w:rPr>
+          <w:strike/>
+          <w:color w:val="CC0000"/>
+          <w:sz w:val="22"/>
+        </w:rPr>
+        <w:t xml:space="preserve">federal property </w:t>
+      </w:r>
+      <w:r>
+        <w:rPr>
+          <w:color w:val="0044CC"/>
+          <w:sz w:val="22"/>
+          <w:u w:val="single"/>
+        </w:rPr>
+        <w:t xml:space="preserve">self-sustaining </w:t>
+      </w:r>
+    </w:p>
+    <w:p>
+      <w:r>
+        <w:rPr>
+          <w:sz w:val="22"/>
+        </w:rPr>
+        <w:t xml:space="preserve">• </w:t>
+      </w:r>
+      <w:r>
+        <w:rPr>
+          <w:color w:val="0044CC"/>
+          <w:sz w:val="22"/>
+          <w:u w:val="single"/>
+        </w:rPr>
+        <w:t xml:space="preserve">2023 Council notice: over </w:t>
+      </w:r>
+      <w:r>
+        <w:rPr>
+          <w:sz w:val="22"/>
+        </w:rPr>
+        <w:t xml:space="preserve">$300M </w:t>
+      </w:r>
+      <w:r>
+        <w:rPr>
+          <w:strike/>
+          <w:color w:val="CC0000"/>
+          <w:sz w:val="22"/>
+        </w:rPr>
+        <w:t xml:space="preserve">in infrastructure needs — future governance in discussion </w:t>
+      </w:r>
+      <w:r>
+        <w:rPr>
+          <w:color w:val="0044CC"/>
+          <w:sz w:val="22"/>
+          <w:u w:val="single"/>
+        </w:rPr>
+        <w:t xml:space="preserve">economic activity, $105M annual sales, and about $2M tax receipts </w:t>
       </w:r>
     </w:p>
     <w:p>
@@ -3247,6 +4023,36 @@
     </w:p>
     <w:p>
       <w:r>
+        <w:rPr>
+          <w:color w:val="0044CC"/>
+          <w:sz w:val="22"/>
+          <w:u w:val="single"/>
+        </w:rPr>
+        <w:t>• Granville Island Administration — Overview - Current overview including food purveyor, business, and employment figures | https://admin.granvilleisland.com/about-granville-island/mission-vision/</w:t>
+      </w:r>
+    </w:p>
+    <w:p>
+      <w:r>
+        <w:rPr>
+          <w:color w:val="0044CC"/>
+          <w:sz w:val="22"/>
+          <w:u w:val="single"/>
+        </w:rPr>
+        <w:t>• Granville Island Council Notice of Opportunity (2023 PDF) - Land/tidal area, governance, and economic profile figures | https://admin.granvilleisland.com/wp-content/uploads/2023/11/2023-Council-Notice-of-Opportunity.pdf</w:t>
+      </w:r>
+    </w:p>
+    <w:p>
+      <w:r>
+        <w:rPr>
+          <w:color w:val="0044CC"/>
+          <w:sz w:val="22"/>
+          <w:u w:val="single"/>
+        </w:rPr>
+        <w:t>• Granville Island Council Strategic Priorities (2026-2028) - Current priorities including financial sustainability and asset management | https://admin.granvilleisland.com/strategic-priorities/</w:t>
+      </w:r>
+    </w:p>
+    <w:p>
+      <w:r>
         <w:t>• Granville Island Official Website - Visitor information and tenant directory | https://granvilleisland.com/</w:t>
       </w:r>
     </w:p>
@@ -3257,6 +4063,11 @@
     </w:p>
     <w:p>
       <w:r>
+        <w:rPr>
+          <w:strike/>
+          <w:color w:val="CC0000"/>
+          <w:sz w:val="22"/>
+        </w:rPr>
         <w:t>• CBC — Is Housing the Solution for Granville Island? - 2024 coverage of infrastructure needs and housing debate | https://www.cbc.ca/news/canada/british-columbia/granville-island-future-harcourt-housing-debate-1.7558992</w:t>
       </w:r>
     </w:p>

--- a/BSH_2026_Tour_Content_Tracked_Changes.docx
+++ b/BSH_2026_Tour_Content_Tracked_Changes.docx
@@ -4243,7 +4243,7 @@
           <w:sz w:val="22"/>
           <w:u w:val="single"/>
         </w:rPr>
-        <w:t>FIRST UNITED has operated in Vancouver's Downtown Eastside since 1886. The organization works from a harm reduction perspective across three pillars: Essential Services, Community Connection, and Systems Change.</w:t>
+        <w:t>FIRST UNITED has operated in Vancouver's Downtown Eastside since 1885. The organization works from a harm reduction perspective across three pillars: Essential Services, Community Connection, and Systems Change.</w:t>
       </w:r>
     </w:p>
     <w:p>
@@ -4363,77 +4363,27 @@
           <w:sz w:val="22"/>
           <w:u w:val="single"/>
         </w:rPr>
-        <w:t>The First Forward project will transform the 320 East Hastings site into a universally accessible, purpose-built facility: four floors of community amenities topped by seven floors of below-market rental housing (103 units — 35 supportive and 68 rental prioritized for Indigenous peoples) operated by Lu'ma Native Housing Society. 25% of units will be fully accessible, with the remainder built to adaptable standards.</w:t>
-      </w:r>
-    </w:p>
-    <w:p>
-      <w:r>
-        <w:rPr>
-          <w:color w:val="0044CC"/>
-          <w:sz w:val="22"/>
-          <w:u w:val="single"/>
-        </w:rPr>
-        <w:t>The ~$80 million project will nearly triple First United's program space to ~40,000 sq ft, incorporating:</w:t>
-      </w:r>
-    </w:p>
-    <w:p>
-      <w:r>
-        <w:rPr>
-          <w:color w:val="0044CC"/>
-          <w:sz w:val="22"/>
-          <w:u w:val="single"/>
-        </w:rPr>
-        <w:t>• Expanded food security and meal service infrastructure</w:t>
-      </w:r>
-    </w:p>
-    <w:p>
-      <w:r>
-        <w:rPr>
-          <w:color w:val="0044CC"/>
-          <w:sz w:val="22"/>
-          <w:u w:val="single"/>
-        </w:rPr>
-        <w:t>• Dedicated legal advocacy and tenant support offices</w:t>
-      </w:r>
-    </w:p>
-    <w:p>
-      <w:r>
-        <w:rPr>
-          <w:color w:val="0044CC"/>
-          <w:sz w:val="22"/>
-          <w:u w:val="single"/>
-        </w:rPr>
-        <w:t>• Culturally grounded healing and spiritual care spaces</w:t>
-      </w:r>
-    </w:p>
-    <w:p>
-      <w:r>
-        <w:rPr>
-          <w:color w:val="0044CC"/>
-          <w:sz w:val="22"/>
-          <w:u w:val="single"/>
-        </w:rPr>
-        <w:t>• Community gathering, drop-in areas, and an outdoor deck</w:t>
-      </w:r>
-    </w:p>
-    <w:p>
-      <w:r>
-        <w:rPr>
-          <w:color w:val="0044CC"/>
-          <w:sz w:val="22"/>
-          <w:u w:val="single"/>
-        </w:rPr>
-        <w:t>• Warming, cooling, and wildfire smoke refuge for unsheltered community members</w:t>
-      </w:r>
-    </w:p>
-    <w:p>
-      <w:r>
-        <w:rPr>
-          <w:color w:val="0044CC"/>
-          <w:sz w:val="22"/>
-          <w:u w:val="single"/>
-        </w:rPr>
-        <w:t>The design was shaped by extensive community consultation: nearly 100 DTES residents with lived experience participated in one-on-one conversations and focus groups, alongside service providers and government partners. The interior is designed by Nisga'a architect Luugigyoo Patrick Stewart, with cultural consultant Xalek/Sekyu Siyam Chief Ian Campbell guiding the regulatory and design process. The exterior integrates works by Musqueam, Squamish, and Tsleil-Waututh artists.</w:t>
+        <w:t>The First Forward project is an 11-storey redevelopment at 320 East Hastings: four floors of community amenities operated by FIRST UNITED, with seven floors of below-market housing for Indigenous peoples operated by Lu'ma Native Housing Society.</w:t>
+      </w:r>
+    </w:p>
+    <w:p>
+      <w:r>
+        <w:rPr>
+          <w:color w:val="0044CC"/>
+          <w:sz w:val="22"/>
+          <w:u w:val="single"/>
+        </w:rPr>
+        <w:t>FIRST UNITED's redevelopment materials describe over 100 homes in the housing component and close to 40,000 square feet of purpose-built community program space in the podium levels. In project FAQs, FIRST UNITED also cites 103 affordable housing units and an overall project cost of approximately $91 million.</w:t>
+      </w:r>
+    </w:p>
+    <w:p>
+      <w:r>
+        <w:rPr>
+          <w:color w:val="0044CC"/>
+          <w:sz w:val="22"/>
+          <w:u w:val="single"/>
+        </w:rPr>
+        <w:t>Design planning has included consultation with DTES residents, service providers, and Indigenous advisors to align the building with community priorities and reconciliation commitments.</w:t>
       </w:r>
     </w:p>
     <w:p>
@@ -4463,7 +4413,7 @@
           <w:sz w:val="22"/>
           <w:u w:val="single"/>
         </w:rPr>
-        <w:t>Key findings from the broader BSH research show that no-fault evictions account for 65% of evictions nationally and 85% in British Columbia, highlighting the severe displacement pressures renters face. The project also includes research on Indigenous tenant rights and model legislation for Indigenous housing justice.</w:t>
+        <w:t>Key findings from BSH's no-fault eviction analysis indicate 65% of evictions nationally and 85% in British Columbia were no-fault, highlighting severe displacement pressures renters face.</w:t>
       </w:r>
     </w:p>
     <w:p>
@@ -4523,7 +4473,7 @@
           <w:sz w:val="22"/>
           <w:u w:val="single"/>
         </w:rPr>
-        <w:t>• Operating in the DTES since 1886</w:t>
+        <w:t>• Operating in the DTES since 1885</w:t>
       </w:r>
     </w:p>
     <w:p>
@@ -4643,17 +4593,17 @@
           <w:sz w:val="22"/>
           <w:u w:val="single"/>
         </w:rPr>
-        <w:t>• The Tyee — First United Launches $30M Campaign - Coverage of the First Forward capital campaign and DTES redevelopment vision | https://thetyee.ca/Presents/2021/11/17/First-United-30-Million-Campaign-Downtown-Eastside-Site/</w:t>
-      </w:r>
-    </w:p>
-    <w:p>
-      <w:r>
-        <w:rPr>
-          <w:color w:val="0044CC"/>
-          <w:sz w:val="22"/>
-          <w:u w:val="single"/>
-        </w:rPr>
-        <w:t>• Vancouver Is Awesome — Community-Informed DTES Space - How First United's inclusive design process centred DTES residents' voices | https://www.vancouverisawesome.com/sponsored/first-united-church-is-creating-a-community-informed-space-for-the-downtown-eastside-vancouver-6152186</w:t>
+        <w:t>• First Forward Redevelopment (Official) - Official project page with building program, housing, and redevelopment FAQ data | https://admin.firstunited.ca/first-forward-redevelopment/</w:t>
+      </w:r>
+    </w:p>
+    <w:p>
+      <w:r>
+        <w:rPr>
+          <w:color w:val="0044CC"/>
+          <w:sz w:val="22"/>
+          <w:u w:val="single"/>
+        </w:rPr>
+        <w:t>• BSH — Estimating No-Fault Evictions in Canada and BC - BSH analysis reporting 65% national and 85% BC no-fault eviction shares | https://bsh.ubc.ca/research/estimating-no-fault-evictions/</w:t>
       </w:r>
     </w:p>
     <w:p>
@@ -4681,7 +4631,7 @@
           <w:sz w:val="22"/>
           <w:u w:val="single"/>
         </w:rPr>
-        <w:t>Quick stats: Address: 384 Main St | Office Hours: 8am-4pm | Food Truck: 9am-5pm</w:t>
+        <w:t>Quick stats: Address: 384 Main St | Office Hours: 8am-12pm, 1pm-4pm | Food Truck: 9am-5pm</w:t>
       </w:r>
     </w:p>
     <w:p>
@@ -4960,26 +4910,6 @@
           <w:sz w:val="22"/>
           <w:u w:val="single"/>
         </w:rPr>
-        <w:t>• East Hastings and Gore streetscape — nearby DTES context</w:t>
-      </w:r>
-    </w:p>
-    <w:p>
-      <w:r>
-        <w:rPr>
-          <w:color w:val="0044CC"/>
-          <w:sz w:val="22"/>
-          <w:u w:val="single"/>
-        </w:rPr>
-        <w:t>• Union Street streetscape — community-serving area context</w:t>
-      </w:r>
-    </w:p>
-    <w:p>
-      <w:r>
-        <w:rPr>
-          <w:color w:val="0044CC"/>
-          <w:sz w:val="22"/>
-          <w:u w:val="single"/>
-        </w:rPr>
         <w:t>Resources</w:t>
       </w:r>
     </w:p>
@@ -4990,17 +4920,17 @@
           <w:sz w:val="22"/>
           <w:u w:val="single"/>
         </w:rPr>
-        <w:t>• Aboriginal Front Door - BC 211 - Services overview and access information | https://bc.211.ca/agencies/aboriginal-front-door-society/</w:t>
-      </w:r>
-    </w:p>
-    <w:p>
-      <w:r>
-        <w:rPr>
-          <w:color w:val="0044CC"/>
-          <w:sz w:val="22"/>
-          <w:u w:val="single"/>
-        </w:rPr>
-        <w:t>• LinkVan - Aboriginal Front Door - Drop-in hours and current program schedule | https://linkvan.ca/resources/aboriginal-front-door-society</w:t>
+        <w:t>• Aboriginal Front Door - BC 211 - Services overview and access information | https://bc.211.ca/agency-details/aboriginal-front-door-society-9490654/</w:t>
+      </w:r>
+    </w:p>
+    <w:p>
+      <w:r>
+        <w:rPr>
+          <w:color w:val="0044CC"/>
+          <w:sz w:val="22"/>
+          <w:u w:val="single"/>
+        </w:rPr>
+        <w:t>• LinkVan - Aboriginal Front Door - Drop-in hours and current program schedule | https://linkvan.ca/resources/aboriginal-front-door-society/</w:t>
       </w:r>
     </w:p>
     <w:p>
@@ -5117,7 +5047,7 @@
           <w:sz w:val="22"/>
           <w:u w:val="single"/>
         </w:rPr>
-        <w:t>The UBC Learning Exchange has operated at 612 Main Street since 2000, serving as a bridge between UBC and the Downtown Eastside community. Programming is grounded in reciprocal learning: residents access free educational opportunities, while UBC students and faculty engage in community-informed teaching and research.</w:t>
+        <w:t>The UBC Learning Exchange has operated at 612 Main Street since 1999, serving as a bridge between UBC and the Downtown Eastside community. Programming is grounded in reciprocal learning: residents access free educational opportunities, while UBC students and faculty engage in community-informed teaching and research.</w:t>
       </w:r>
     </w:p>
     <w:p>
@@ -5327,7 +5257,7 @@
           <w:sz w:val="22"/>
           <w:u w:val="single"/>
         </w:rPr>
-        <w:t>• Reciprocal learning hub at 612 Main Street since 2000</w:t>
+        <w:t>• Reciprocal learning hub at 612 Main Street since 1999</w:t>
       </w:r>
     </w:p>
     <w:p>
@@ -5427,7 +5357,7 @@
           <w:sz w:val="22"/>
           <w:u w:val="single"/>
         </w:rPr>
-        <w:t>• HRC — Confronting Sweeps Report - 2025 report from the Housing Research Collaborative workshop held at the Learning Exchange | https://www.hrc.ubc.ca/wp-content/uploads/2025/07/Confronting-Sweeps-Report.pdf</w:t>
+        <w:t>• HRC — Confronting Sweeps Report - 2025 report from the Housing Research Collaborative workshop held at the Learning Exchange | https://www.hrc.ubc.ca/confronting-sweeps-report/</w:t>
       </w:r>
     </w:p>
     <w:p>
@@ -5799,25 +5729,19 @@
     <w:p>
       <w:r>
         <w:rPr>
-          <w:sz w:val="22"/>
-        </w:rPr>
-        <w:t xml:space="preserve">In </w:t>
-      </w:r>
-      <w:r>
-        <w:rPr>
-          <w:strike/>
-          <w:color w:val="CC0000"/>
-          <w:sz w:val="22"/>
-        </w:rPr>
-        <w:t xml:space="preserve">2023, </w:t>
-      </w:r>
-      <w:r>
-        <w:rPr>
-          <w:color w:val="0044CC"/>
-          <w:sz w:val="22"/>
-          <w:u w:val="single"/>
-        </w:rPr>
-        <w:t xml:space="preserve">February 2026, DTES CLT officially took possession of Powell Rooms — its first building acquisition. The CLT is also </w:t>
+          <w:strike/>
+          <w:color w:val="CC0000"/>
+          <w:sz w:val="22"/>
+        </w:rPr>
+        <w:t xml:space="preserve">In 2023, </w:t>
+      </w:r>
+      <w:r>
+        <w:rPr>
+          <w:color w:val="0044CC"/>
+          <w:sz w:val="22"/>
+          <w:u w:val="single"/>
+        </w:rPr>
+        <w:t xml:space="preserve">Recent reporting identifies Powell Rooms (23 units) as </w:t>
       </w:r>
       <w:r>
         <w:rPr>
@@ -5831,7 +5755,29 @@
           <w:color w:val="CC0000"/>
           <w:sz w:val="22"/>
         </w:rPr>
-        <w:t xml:space="preserve">Province provided an $11 million grant to the DTES SRO Collaborative Society to support tenant-led programming and safety initiatives. The Downtown Eastside Community Land Trust (DTES CLT) was incorporated </w:t>
+        <w:t xml:space="preserve">Province provided an $11 million grant to </w:t>
+      </w:r>
+      <w:r>
+        <w:rPr>
+          <w:color w:val="0044CC"/>
+          <w:sz w:val="22"/>
+          <w:u w:val="single"/>
+        </w:rPr>
+        <w:t xml:space="preserve">CLT's first acquisition track. The CLT is also </w:t>
+      </w:r>
+      <w:r>
+        <w:rPr>
+          <w:sz w:val="22"/>
+        </w:rPr>
+        <w:t xml:space="preserve">the </w:t>
+      </w:r>
+      <w:r>
+        <w:rPr>
+          <w:strike/>
+          <w:color w:val="CC0000"/>
+          <w:sz w:val="22"/>
+        </w:rPr>
+        <w:t xml:space="preserve">DTES SRO Collaborative Society to support tenant-led programming and safety initiatives. The Downtown Eastside Community Land Trust (DTES CLT) was incorporated </w:t>
       </w:r>
       <w:r>
         <w:rPr>
@@ -5931,7 +5877,7 @@
           <w:sz w:val="22"/>
           <w:u w:val="single"/>
         </w:rPr>
-        <w:t xml:space="preserve">Powell Rooms (23 units): DTES CLT's first acquisition, completed February 2026. Funded through a $1M Reaching Home federal grant, City SRO upgrade funding, and philanthropic donations. Total cost: ~$2.5M. Includes ground-floor childcare by Promise Vancouver. (First acquisition) </w:t>
+        <w:t xml:space="preserve">Powell Rooms (23 units): Powell Rooms is identified in reporting as DTES CLT's first acquisition track. The 23-unit SRO includes ground-floor childcare operated by Promise Vancouver. (First acquisition) </w:t>
       </w:r>
     </w:p>
     <w:p>
@@ -5955,7 +5901,7 @@
           <w:sz w:val="22"/>
           <w:u w:val="single"/>
         </w:rPr>
-        <w:t xml:space="preserve">Keefer Rooms (48 units): Purchased by BC Housing for $8.2M in October 2023 after a 2022 fire displaced 39 residents. DTES CLT operates </w:t>
+        <w:t xml:space="preserve">Keefer Rooms (48 units): Purchased by BC Housing in October 2023 after a 2022 fire. DTES CLT operates </w:t>
       </w:r>
       <w:r>
         <w:rPr>
@@ -5977,7 +5923,7 @@
           <w:sz w:val="22"/>
           <w:u w:val="single"/>
         </w:rPr>
-        <w:t xml:space="preserve">building in partnership with BC Housing; over time, the lease may transfer fully to DTES CLT. Renovations included window, electrical, </w:t>
+        <w:t xml:space="preserve">building in partnership with BC Housing, with renovation work including window, electrical, </w:t>
       </w:r>
       <w:r>
         <w:rPr>
@@ -6035,7 +5981,7 @@
           <w:sz w:val="22"/>
           <w:u w:val="single"/>
         </w:rPr>
-        <w:t xml:space="preserve">Powell Rooms — First CLT Acquisition </w:t>
+        <w:t xml:space="preserve">Powell Rooms — First CLT Acquisition Track </w:t>
       </w:r>
     </w:p>
     <w:p>
@@ -6053,7 +5999,7 @@
           <w:sz w:val="22"/>
           <w:u w:val="single"/>
         </w:rPr>
-        <w:t xml:space="preserve">In February 2026, DTES CLT completed its first building acquisition: Powell Rooms, a 23-unit </w:t>
+        <w:t xml:space="preserve">Powell Rooms is a 23-unit </w:t>
       </w:r>
       <w:r>
         <w:rPr>
@@ -6075,7 +6021,7 @@
           <w:sz w:val="22"/>
           <w:u w:val="single"/>
         </w:rPr>
-        <w:t xml:space="preserve">with ground-floor childcare operated </w:t>
+        <w:t xml:space="preserve">identified in reporting as DTES CLT's first acquisition track, including ground-floor childcare operated </w:t>
       </w:r>
       <w:r>
         <w:rPr>
@@ -6085,11 +6031,37 @@
       </w:r>
       <w:r>
         <w:rPr>
-          <w:color w:val="0044CC"/>
-          <w:sz w:val="22"/>
-          <w:u w:val="single"/>
-        </w:rPr>
-        <w:t xml:space="preserve">Promise Vancouver. The previous owner, Rob Harden, sold </w:t>
+          <w:strike/>
+          <w:color w:val="CC0000"/>
+          <w:sz w:val="22"/>
+        </w:rPr>
+        <w:t xml:space="preserve">the SRA by-law, with ~99 buildings and ~4,000 rooms in the DTES alone. Average rents are roughly $680/month overall, while private SROs average closer to $740/month. The provincial shelter rate is $500/month, creating a persistent affordability gap. </w:t>
+      </w:r>
+      <w:r>
+        <w:rPr>
+          <w:color w:val="0044CC"/>
+          <w:sz w:val="22"/>
+          <w:u w:val="single"/>
+        </w:rPr>
+        <w:t xml:space="preserve">Promise Vancouver. </w:t>
+      </w:r>
+    </w:p>
+    <w:p>
+      <w:r>
+        <w:rPr>
+          <w:strike/>
+          <w:color w:val="CC0000"/>
+          <w:sz w:val="22"/>
+        </w:rPr>
+        <w:t xml:space="preserve">As Wendy Pedersen, Executive Director of </w:t>
+      </w:r>
+      <w:r>
+        <w:rPr>
+          <w:color w:val="0044CC"/>
+          <w:sz w:val="22"/>
+          <w:u w:val="single"/>
+        </w:rPr>
+        <w:t xml:space="preserve">Public reporting in late 2025 described </w:t>
       </w:r>
       <w:r>
         <w:rPr>
@@ -6103,247 +6075,393 @@
           <w:color w:val="CC0000"/>
           <w:sz w:val="22"/>
         </w:rPr>
-        <w:t xml:space="preserve">SRA by-law, with ~99 buildings and ~4,000 rooms in the DTES alone. Average rents are roughly $680/month overall, while private SROs average closer to $740/month. The provincial shelter rate is $500/month, creating a persistent affordability gap. </w:t>
-      </w:r>
-      <w:r>
-        <w:rPr>
-          <w:color w:val="0044CC"/>
-          <w:sz w:val="22"/>
-          <w:u w:val="single"/>
-        </w:rPr>
-        <w:t xml:space="preserve">property after owning it since 2005. </w:t>
-      </w:r>
-    </w:p>
-    <w:p>
-      <w:r>
-        <w:rPr>
-          <w:strike/>
-          <w:color w:val="CC0000"/>
-          <w:sz w:val="22"/>
-        </w:rPr>
-        <w:t xml:space="preserve">As Wendy Pedersen, Executive Director </w:t>
-      </w:r>
-      <w:r>
-        <w:rPr>
-          <w:color w:val="0044CC"/>
-          <w:sz w:val="22"/>
-          <w:u w:val="single"/>
-        </w:rPr>
-        <w:t xml:space="preserve">The ~$2.5 million acquisition was funded through a $1 million Reaching Home federal grant, approximately $230,000 from a City </w:t>
-      </w:r>
-      <w:r>
-        <w:rPr>
-          <w:sz w:val="22"/>
-        </w:rPr>
-        <w:t xml:space="preserve">of </w:t>
-      </w:r>
-      <w:r>
-        <w:rPr>
-          <w:strike/>
-          <w:color w:val="CC0000"/>
+        <w:t xml:space="preserve">SRO Collaborative, explains: "Privately owned SRO hotels are a last resort before homelessness." The Collaborative's Tenant Overdose Response Organizers (TORO) project connects tenant organizers </w:t>
+      </w:r>
+      <w:r>
+        <w:rPr>
+          <w:color w:val="0044CC"/>
+          <w:sz w:val="22"/>
+          <w:u w:val="single"/>
+        </w:rPr>
+        <w:t xml:space="preserve">acquisition as being in its final stage, </w:t>
+      </w:r>
+      <w:r>
+        <w:rPr>
+          <w:sz w:val="22"/>
+        </w:rPr>
+        <w:t xml:space="preserve">with </w:t>
+      </w:r>
+      <w:r>
+        <w:rPr>
+          <w:strike/>
+          <w:color w:val="CC0000"/>
+          <w:sz w:val="22"/>
+        </w:rPr>
+        <w:t xml:space="preserve">naloxone supplies </w:t>
+      </w:r>
+      <w:r>
+        <w:rPr>
+          <w:color w:val="0044CC"/>
+          <w:sz w:val="22"/>
+          <w:u w:val="single"/>
+        </w:rPr>
+        <w:t xml:space="preserve">DTES CLT </w:t>
+      </w:r>
+      <w:r>
+        <w:rPr>
+          <w:sz w:val="22"/>
+        </w:rPr>
+        <w:t xml:space="preserve">and </w:t>
+      </w:r>
+      <w:r>
+        <w:rPr>
+          <w:strike/>
+          <w:color w:val="CC0000"/>
+          <w:sz w:val="22"/>
+        </w:rPr>
+        <w:t xml:space="preserve">education. </w:t>
+      </w:r>
+      <w:r>
+        <w:rPr>
+          <w:color w:val="0044CC"/>
+          <w:sz w:val="22"/>
+          <w:u w:val="single"/>
+        </w:rPr>
+        <w:t xml:space="preserve">partners moving the building toward long-term community ownership. </w:t>
+      </w:r>
+    </w:p>
+    <w:p>
+      <w:r>
+        <w:rPr>
+          <w:strike/>
+          <w:color w:val="CC0000"/>
+          <w:sz w:val="22"/>
+        </w:rPr>
+        <w:t xml:space="preserve">Community Partners </w:t>
+      </w:r>
+      <w:r>
+        <w:rPr>
+          <w:color w:val="0044CC"/>
+          <w:sz w:val="22"/>
+          <w:u w:val="single"/>
+        </w:rPr>
+        <w:t xml:space="preserve">Keefer Rooms — BC Housing Partnership </w:t>
+      </w:r>
+    </w:p>
+    <w:p>
+      <w:r>
+        <w:rPr>
+          <w:strike/>
+          <w:color w:val="CC0000"/>
+          <w:sz w:val="22"/>
+        </w:rPr>
+        <w:t xml:space="preserve">Multiple organizations work together </w:t>
+      </w:r>
+      <w:r>
+        <w:rPr>
+          <w:color w:val="0044CC"/>
+          <w:sz w:val="22"/>
+          <w:u w:val="single"/>
+        </w:rPr>
+        <w:t xml:space="preserve">In October 2023, BC Housing purchased Keefer Rooms (48 SRO units at 222 Keefer St.) </w:t>
+      </w:r>
+      <w:r>
+        <w:rPr>
+          <w:sz w:val="22"/>
+        </w:rPr>
+        <w:t xml:space="preserve">to preserve </w:t>
+      </w:r>
+      <w:r>
+        <w:rPr>
+          <w:strike/>
+          <w:color w:val="CC0000"/>
+          <w:sz w:val="22"/>
+        </w:rPr>
+        <w:t xml:space="preserve">and improve DTES housing: </w:t>
+      </w:r>
+      <w:r>
+        <w:rPr>
+          <w:color w:val="0044CC"/>
+          <w:sz w:val="22"/>
+          <w:u w:val="single"/>
+        </w:rPr>
+        <w:t xml:space="preserve">low-income housing after a 2022 fire left the building vacant. </w:t>
+      </w:r>
+    </w:p>
+    <w:p>
+      <w:r>
+        <w:rPr>
+          <w:strike/>
+          <w:color w:val="CC0000"/>
+          <w:sz w:val="22"/>
+        </w:rPr>
+        <w:t xml:space="preserve">• </w:t>
+      </w:r>
+      <w:r>
+        <w:rPr>
+          <w:color w:val="0044CC"/>
+          <w:sz w:val="22"/>
+          <w:u w:val="single"/>
+        </w:rPr>
+        <w:t xml:space="preserve">DTES CLT was named the operating partner, with the </w:t>
+      </w:r>
+      <w:r>
+        <w:rPr>
+          <w:sz w:val="22"/>
+        </w:rPr>
+        <w:t xml:space="preserve">DTES SRO </w:t>
+      </w:r>
+      <w:r>
+        <w:rPr>
+          <w:strike/>
+          <w:color w:val="CC0000"/>
+          <w:sz w:val="22"/>
+        </w:rPr>
+        <w:t xml:space="preserve">Collaborative: Advocates for tenants, received $11M provincial grant in 2023 </w:t>
+      </w:r>
+      <w:r>
+        <w:rPr>
+          <w:color w:val="0044CC"/>
+          <w:sz w:val="22"/>
+          <w:u w:val="single"/>
+        </w:rPr>
+        <w:t xml:space="preserve">Collaborative supporting tenant-led programming. Provincial information cites window, electrical, and fire-system upgrades as part of reopening work. </w:t>
+      </w:r>
+    </w:p>
+    <w:p>
+      <w:r>
+        <w:rPr>
+          <w:strike/>
+          <w:color w:val="CC0000"/>
+          <w:sz w:val="22"/>
+        </w:rPr>
+        <w:t xml:space="preserve">• Hogan's Alley Society: Restoring Vancouver's historic Black neighbourhood, with projects on Union Street and Main Street </w:t>
+      </w:r>
+      <w:r>
+        <w:rPr>
+          <w:color w:val="0044CC"/>
+          <w:sz w:val="22"/>
+          <w:u w:val="single"/>
+        </w:rPr>
+        <w:t xml:space="preserve">Governance Model </w:t>
+      </w:r>
+    </w:p>
+    <w:p>
+      <w:r>
+        <w:rPr>
+          <w:strike/>
+          <w:color w:val="CC0000"/>
+          <w:sz w:val="22"/>
+        </w:rPr>
+        <w:t xml:space="preserve">• Aboriginal Front Door: Indigenous-led support services </w:t>
+      </w:r>
+      <w:r>
+        <w:rPr>
+          <w:color w:val="0044CC"/>
+          <w:sz w:val="22"/>
+          <w:u w:val="single"/>
+        </w:rPr>
+        <w:t xml:space="preserve">The CLT uses a decolonized, non-hierarchical governance model co-led by Indigenous peoples and people with lived experience: </w:t>
+      </w:r>
+    </w:p>
+    <w:p>
+      <w:r>
+        <w:rPr>
+          <w:sz w:val="22"/>
+        </w:rPr>
+        <w:t xml:space="preserve">• </w:t>
+      </w:r>
+      <w:r>
+        <w:rPr>
+          <w:strike/>
+          <w:color w:val="CC0000"/>
+          <w:sz w:val="22"/>
+        </w:rPr>
+        <w:t xml:space="preserve">Carnegie Community Centre: Historic community hub since 1903 </w:t>
+      </w:r>
+      <w:r>
+        <w:rPr>
+          <w:color w:val="0044CC"/>
+          <w:sz w:val="22"/>
+          <w:u w:val="single"/>
+        </w:rPr>
+        <w:t xml:space="preserve">Community-elected board of directors with Indigenous co-leadership </w:t>
+      </w:r>
+    </w:p>
+    <w:p>
+      <w:r>
+        <w:rPr>
+          <w:sz w:val="22"/>
+        </w:rPr>
+        <w:t xml:space="preserve">• </w:t>
+      </w:r>
+      <w:r>
+        <w:rPr>
+          <w:strike/>
+          <w:color w:val="CC0000"/>
+          <w:sz w:val="22"/>
+        </w:rPr>
+        <w:t xml:space="preserve">DTES Neighbourhood House: Community programs </w:t>
+      </w:r>
+      <w:r>
+        <w:rPr>
+          <w:color w:val="0044CC"/>
+          <w:sz w:val="22"/>
+          <w:u w:val="single"/>
+        </w:rPr>
+        <w:t xml:space="preserve">Tenant </w:t>
+      </w:r>
+      <w:r>
+        <w:rPr>
+          <w:sz w:val="22"/>
+        </w:rPr>
+        <w:t xml:space="preserve">and </w:t>
+      </w:r>
+      <w:r>
+        <w:rPr>
+          <w:strike/>
+          <w:color w:val="CC0000"/>
+          <w:sz w:val="22"/>
+        </w:rPr>
+        <w:t xml:space="preserve">partnerships </w:t>
+      </w:r>
+      <w:r>
+        <w:rPr>
+          <w:color w:val="0044CC"/>
+          <w:sz w:val="22"/>
+          <w:u w:val="single"/>
+        </w:rPr>
+        <w:t xml:space="preserve">elder sub-committee meets monthly to guide decisions on acquisitions, furnishings, and building operations </w:t>
+      </w:r>
+    </w:p>
+    <w:p>
+      <w:r>
+        <w:rPr>
+          <w:sz w:val="22"/>
+        </w:rPr>
+        <w:t xml:space="preserve">• </w:t>
+      </w:r>
+      <w:r>
+        <w:rPr>
+          <w:strike/>
+          <w:color w:val="CC0000"/>
+          <w:sz w:val="22"/>
+        </w:rPr>
+        <w:t xml:space="preserve">UBC Learning Exchange: University-community partnership </w:t>
+      </w:r>
+      <w:r>
+        <w:rPr>
+          <w:color w:val="0044CC"/>
+          <w:sz w:val="22"/>
+          <w:u w:val="single"/>
+        </w:rPr>
+        <w:t xml:space="preserve">Profits are reinvested into buildings and community benefit — not extracted </w:t>
+      </w:r>
+    </w:p>
+    <w:p>
+      <w:r>
+        <w:rPr>
+          <w:strike/>
+          <w:color w:val="CC0000"/>
+          <w:sz w:val="22"/>
+        </w:rPr>
+        <w:t xml:space="preserve">Community Land Trust Model </w:t>
+      </w:r>
+      <w:r>
+        <w:rPr>
+          <w:color w:val="0044CC"/>
+          <w:sz w:val="22"/>
+          <w:u w:val="single"/>
+        </w:rPr>
+        <w:t xml:space="preserve">• Properties are permanently removed from the speculative market through the trust structure </w:t>
+      </w:r>
+    </w:p>
+    <w:p>
+      <w:r>
+        <w:rPr>
+          <w:sz w:val="22"/>
+        </w:rPr>
+        <w:t xml:space="preserve">The CLT </w:t>
+      </w:r>
+      <w:r>
+        <w:rPr>
+          <w:strike/>
+          <w:color w:val="CC0000"/>
+          <w:sz w:val="22"/>
+        </w:rPr>
+        <w:t xml:space="preserve">approach in the DTES: </w:t>
+      </w:r>
+      <w:r>
+        <w:rPr>
+          <w:color w:val="0044CC"/>
+          <w:sz w:val="22"/>
+          <w:u w:val="single"/>
+        </w:rPr>
+        <w:t xml:space="preserve">Model </w:t>
+      </w:r>
+    </w:p>
+    <w:p>
+      <w:r>
+        <w:rPr>
+          <w:strike/>
+          <w:color w:val="CC0000"/>
+          <w:sz w:val="22"/>
+        </w:rPr>
+        <w:t xml:space="preserve">• Removes buildings permanently from </w:t>
+      </w:r>
+      <w:r>
+        <w:rPr>
+          <w:color w:val="0044CC"/>
+          <w:sz w:val="22"/>
+          <w:u w:val="single"/>
+        </w:rPr>
+        <w:t xml:space="preserve">Community land trusts are non-profit corporations that acquire and hold land in perpetuity for community use. In </w:t>
+      </w:r>
+      <w:r>
+        <w:rPr>
           <w:sz w:val="22"/>
         </w:rPr>
         <w:t xml:space="preserve">the </w:t>
       </w:r>
       <w:r>
         <w:rPr>
-          <w:color w:val="0044CC"/>
-          <w:sz w:val="22"/>
-          <w:u w:val="single"/>
-        </w:rPr>
-        <w:t xml:space="preserve">Vancouver </w:t>
-      </w:r>
-      <w:r>
-        <w:rPr>
-          <w:sz w:val="22"/>
-        </w:rPr>
-        <w:t xml:space="preserve">SRO </w:t>
-      </w:r>
-      <w:r>
-        <w:rPr>
-          <w:strike/>
-          <w:color w:val="CC0000"/>
-          <w:sz w:val="22"/>
-        </w:rPr>
-        <w:t xml:space="preserve">Collaborative, explains: "Privately owned SRO hotels are a last resort </w:t>
-      </w:r>
-      <w:r>
-        <w:rPr>
-          <w:color w:val="0044CC"/>
-          <w:sz w:val="22"/>
-          <w:u w:val="single"/>
-        </w:rPr>
-        <w:t xml:space="preserve">upgrade program, and philanthropic donations. The CLT had secured approximately 85% of required funds </w:t>
-      </w:r>
-      <w:r>
-        <w:rPr>
-          <w:sz w:val="22"/>
-        </w:rPr>
-        <w:t xml:space="preserve">before </w:t>
-      </w:r>
-      <w:r>
-        <w:rPr>
-          <w:strike/>
-          <w:color w:val="CC0000"/>
-          <w:sz w:val="22"/>
-        </w:rPr>
-        <w:t xml:space="preserve">homelessness." The Collaborative's Tenant Overdose Response Organizers (TORO) project connects tenant organizers with naloxone supplies and education. </w:t>
-      </w:r>
-      <w:r>
-        <w:rPr>
-          <w:color w:val="0044CC"/>
-          <w:sz w:val="22"/>
-          <w:u w:val="single"/>
-        </w:rPr>
-        <w:t xml:space="preserve">closing. </w:t>
-      </w:r>
-    </w:p>
-    <w:p>
-      <w:r>
-        <w:rPr>
-          <w:strike/>
-          <w:color w:val="CC0000"/>
-          <w:sz w:val="22"/>
-        </w:rPr>
-        <w:t xml:space="preserve">Community Partners </w:t>
-      </w:r>
-      <w:r>
-        <w:rPr>
-          <w:color w:val="0044CC"/>
-          <w:sz w:val="22"/>
-          <w:u w:val="single"/>
-        </w:rPr>
-        <w:t xml:space="preserve">Keefer Rooms — BC Housing Partnership </w:t>
-      </w:r>
-    </w:p>
-    <w:p>
-      <w:r>
-        <w:rPr>
-          <w:strike/>
-          <w:color w:val="CC0000"/>
-          <w:sz w:val="22"/>
-        </w:rPr>
-        <w:t xml:space="preserve">Multiple organizations work together to preserve </w:t>
-      </w:r>
-      <w:r>
-        <w:rPr>
-          <w:color w:val="0044CC"/>
-          <w:sz w:val="22"/>
-          <w:u w:val="single"/>
-        </w:rPr>
-        <w:t xml:space="preserve">In October 2023, BC Housing purchased Keefer Rooms (48 SRO units at 222 Keefer St) for $8.2 million after a September 2022 fire displaced 39 residents. The building had been vacant for over a year. DTES CLT was named the operating partner, with the DTES SRO Collaborative overseeing tenant-led programming including harm reduction </w:t>
-      </w:r>
-      <w:r>
-        <w:rPr>
-          <w:sz w:val="22"/>
-        </w:rPr>
-        <w:t xml:space="preserve">and </w:t>
-      </w:r>
-      <w:r>
-        <w:rPr>
-          <w:strike/>
-          <w:color w:val="CC0000"/>
-          <w:sz w:val="22"/>
-        </w:rPr>
-        <w:t xml:space="preserve">improve DTES housing: </w:t>
-      </w:r>
-      <w:r>
-        <w:rPr>
-          <w:color w:val="0044CC"/>
-          <w:sz w:val="22"/>
-          <w:u w:val="single"/>
-        </w:rPr>
-        <w:t xml:space="preserve">fire safety. </w:t>
-      </w:r>
-    </w:p>
-    <w:p>
-      <w:r>
-        <w:rPr>
-          <w:strike/>
-          <w:color w:val="CC0000"/>
+          <w:strike/>
+          <w:color w:val="CC0000"/>
+          <w:sz w:val="22"/>
+        </w:rPr>
+        <w:t xml:space="preserve">speculative market </w:t>
+      </w:r>
+      <w:r>
+        <w:rPr>
+          <w:color w:val="0044CC"/>
+          <w:sz w:val="22"/>
+          <w:u w:val="single"/>
+        </w:rPr>
+        <w:t xml:space="preserve">DTES context, the CLT model: </w:t>
+      </w:r>
+    </w:p>
+    <w:p>
+      <w:r>
+        <w:rPr>
           <w:sz w:val="22"/>
         </w:rPr>
         <w:t xml:space="preserve">• </w:t>
       </w:r>
       <w:r>
         <w:rPr>
-          <w:color w:val="0044CC"/>
-          <w:sz w:val="22"/>
-          <w:u w:val="single"/>
-        </w:rPr>
-        <w:t xml:space="preserve">Renovations included window replacements and electrical and fire-system upgrades. The building was targeted for reopening in spring 2025. Over time, BC Housing may transfer the lease to </w:t>
-      </w:r>
-      <w:r>
-        <w:rPr>
-          <w:sz w:val="22"/>
-        </w:rPr>
-        <w:t xml:space="preserve">DTES </w:t>
-      </w:r>
-      <w:r>
-        <w:rPr>
-          <w:color w:val="0044CC"/>
-          <w:sz w:val="22"/>
-          <w:u w:val="single"/>
-        </w:rPr>
-        <w:t xml:space="preserve">CLT, but for now management operates as a partnership between BC Housing, the CLT, and the </w:t>
-      </w:r>
-      <w:r>
-        <w:rPr>
-          <w:sz w:val="22"/>
-        </w:rPr>
-        <w:t xml:space="preserve">SRO </w:t>
-      </w:r>
-      <w:r>
-        <w:rPr>
-          <w:strike/>
-          <w:color w:val="CC0000"/>
-          <w:sz w:val="22"/>
-        </w:rPr>
-        <w:t xml:space="preserve">Collaborative: Advocates for tenants, received $11M provincial grant in 2023 </w:t>
-      </w:r>
-      <w:r>
-        <w:rPr>
-          <w:color w:val="0044CC"/>
-          <w:sz w:val="22"/>
-          <w:u w:val="single"/>
-        </w:rPr>
-        <w:t xml:space="preserve">Collaborative. </w:t>
-      </w:r>
-    </w:p>
-    <w:p>
-      <w:r>
-        <w:rPr>
-          <w:strike/>
-          <w:color w:val="CC0000"/>
-          <w:sz w:val="22"/>
-        </w:rPr>
-        <w:t xml:space="preserve">• Hogan's Alley Society: Restoring Vancouver's historic Black neighbourhood, with projects on Union Street and Main Street </w:t>
-      </w:r>
-      <w:r>
-        <w:rPr>
-          <w:color w:val="0044CC"/>
-          <w:sz w:val="22"/>
-          <w:u w:val="single"/>
-        </w:rPr>
-        <w:t xml:space="preserve">Governance Model </w:t>
-      </w:r>
-    </w:p>
-    <w:p>
-      <w:r>
-        <w:rPr>
-          <w:strike/>
-          <w:color w:val="CC0000"/>
-          <w:sz w:val="22"/>
-        </w:rPr>
-        <w:t xml:space="preserve">• Aboriginal Front Door: Indigenous-led support services </w:t>
-      </w:r>
-      <w:r>
-        <w:rPr>
-          <w:color w:val="0044CC"/>
-          <w:sz w:val="22"/>
-          <w:u w:val="single"/>
-        </w:rPr>
-        <w:t xml:space="preserve">The CLT uses a decolonized, non-hierarchical governance model co-led by Indigenous peoples and people with lived experience: </w:t>
+          <w:strike/>
+          <w:color w:val="CC0000"/>
+          <w:sz w:val="22"/>
+        </w:rPr>
+        <w:t xml:space="preserve">Ensures long-term affordability through trust structure </w:t>
+      </w:r>
+      <w:r>
+        <w:rPr>
+          <w:color w:val="0044CC"/>
+          <w:sz w:val="22"/>
+          <w:u w:val="single"/>
+        </w:rPr>
+        <w:t xml:space="preserve">Acquires privately owned SROs before they are lost to speculation or neglect </w:t>
       </w:r>
     </w:p>
     <w:p>
@@ -6359,15 +6477,15 @@
           <w:color w:val="CC0000"/>
           <w:sz w:val="22"/>
         </w:rPr>
-        <w:t xml:space="preserve">Carnegie Community Centre: Historic community hub since 1903 </w:t>
-      </w:r>
-      <w:r>
-        <w:rPr>
-          <w:color w:val="0044CC"/>
-          <w:sz w:val="22"/>
-          <w:u w:val="single"/>
-        </w:rPr>
-        <w:t xml:space="preserve">Community-elected board of directors with Indigenous co-leadership </w:t>
+        <w:t xml:space="preserve">Keeps housing decisions in community hands </w:t>
+      </w:r>
+      <w:r>
+        <w:rPr>
+          <w:color w:val="0044CC"/>
+          <w:sz w:val="22"/>
+          <w:u w:val="single"/>
+        </w:rPr>
+        <w:t xml:space="preserve">Ensures rents remain permanently affordable — tied to income levels, not market rates </w:t>
       </w:r>
     </w:p>
     <w:p>
@@ -6383,206 +6501,6 @@
           <w:color w:val="CC0000"/>
           <w:sz w:val="22"/>
         </w:rPr>
-        <w:t xml:space="preserve">DTES Neighbourhood House: Community programs </w:t>
-      </w:r>
-      <w:r>
-        <w:rPr>
-          <w:color w:val="0044CC"/>
-          <w:sz w:val="22"/>
-          <w:u w:val="single"/>
-        </w:rPr>
-        <w:t xml:space="preserve">Tenant </w:t>
-      </w:r>
-      <w:r>
-        <w:rPr>
-          <w:sz w:val="22"/>
-        </w:rPr>
-        <w:t xml:space="preserve">and </w:t>
-      </w:r>
-      <w:r>
-        <w:rPr>
-          <w:strike/>
-          <w:color w:val="CC0000"/>
-          <w:sz w:val="22"/>
-        </w:rPr>
-        <w:t xml:space="preserve">partnerships </w:t>
-      </w:r>
-      <w:r>
-        <w:rPr>
-          <w:color w:val="0044CC"/>
-          <w:sz w:val="22"/>
-          <w:u w:val="single"/>
-        </w:rPr>
-        <w:t xml:space="preserve">elder sub-committee meets monthly to guide decisions on acquisitions, furnishings, and building operations </w:t>
-      </w:r>
-    </w:p>
-    <w:p>
-      <w:r>
-        <w:rPr>
-          <w:sz w:val="22"/>
-        </w:rPr>
-        <w:t xml:space="preserve">• </w:t>
-      </w:r>
-      <w:r>
-        <w:rPr>
-          <w:strike/>
-          <w:color w:val="CC0000"/>
-          <w:sz w:val="22"/>
-        </w:rPr>
-        <w:t xml:space="preserve">UBC Learning Exchange: University-community partnership </w:t>
-      </w:r>
-      <w:r>
-        <w:rPr>
-          <w:color w:val="0044CC"/>
-          <w:sz w:val="22"/>
-          <w:u w:val="single"/>
-        </w:rPr>
-        <w:t xml:space="preserve">Profits are reinvested into buildings and community benefit — not extracted </w:t>
-      </w:r>
-    </w:p>
-    <w:p>
-      <w:r>
-        <w:rPr>
-          <w:strike/>
-          <w:color w:val="CC0000"/>
-          <w:sz w:val="22"/>
-        </w:rPr>
-        <w:t xml:space="preserve">Community Land Trust Model </w:t>
-      </w:r>
-      <w:r>
-        <w:rPr>
-          <w:color w:val="0044CC"/>
-          <w:sz w:val="22"/>
-          <w:u w:val="single"/>
-        </w:rPr>
-        <w:t xml:space="preserve">• Properties are permanently removed from the speculative market through the trust structure </w:t>
-      </w:r>
-    </w:p>
-    <w:p>
-      <w:r>
-        <w:rPr>
-          <w:sz w:val="22"/>
-        </w:rPr>
-        <w:t xml:space="preserve">The CLT </w:t>
-      </w:r>
-      <w:r>
-        <w:rPr>
-          <w:strike/>
-          <w:color w:val="CC0000"/>
-          <w:sz w:val="22"/>
-        </w:rPr>
-        <w:t xml:space="preserve">approach in the DTES: </w:t>
-      </w:r>
-      <w:r>
-        <w:rPr>
-          <w:color w:val="0044CC"/>
-          <w:sz w:val="22"/>
-          <w:u w:val="single"/>
-        </w:rPr>
-        <w:t xml:space="preserve">Model </w:t>
-      </w:r>
-    </w:p>
-    <w:p>
-      <w:r>
-        <w:rPr>
-          <w:strike/>
-          <w:color w:val="CC0000"/>
-          <w:sz w:val="22"/>
-        </w:rPr>
-        <w:t xml:space="preserve">• Removes buildings permanently from </w:t>
-      </w:r>
-      <w:r>
-        <w:rPr>
-          <w:color w:val="0044CC"/>
-          <w:sz w:val="22"/>
-          <w:u w:val="single"/>
-        </w:rPr>
-        <w:t xml:space="preserve">Community land trusts are non-profit corporations that acquire and hold land in perpetuity for community use. In </w:t>
-      </w:r>
-      <w:r>
-        <w:rPr>
-          <w:sz w:val="22"/>
-        </w:rPr>
-        <w:t xml:space="preserve">the </w:t>
-      </w:r>
-      <w:r>
-        <w:rPr>
-          <w:strike/>
-          <w:color w:val="CC0000"/>
-          <w:sz w:val="22"/>
-        </w:rPr>
-        <w:t xml:space="preserve">speculative market </w:t>
-      </w:r>
-      <w:r>
-        <w:rPr>
-          <w:color w:val="0044CC"/>
-          <w:sz w:val="22"/>
-          <w:u w:val="single"/>
-        </w:rPr>
-        <w:t xml:space="preserve">DTES context, the CLT model: </w:t>
-      </w:r>
-    </w:p>
-    <w:p>
-      <w:r>
-        <w:rPr>
-          <w:sz w:val="22"/>
-        </w:rPr>
-        <w:t xml:space="preserve">• </w:t>
-      </w:r>
-      <w:r>
-        <w:rPr>
-          <w:strike/>
-          <w:color w:val="CC0000"/>
-          <w:sz w:val="22"/>
-        </w:rPr>
-        <w:t xml:space="preserve">Ensures long-term affordability through trust structure </w:t>
-      </w:r>
-      <w:r>
-        <w:rPr>
-          <w:color w:val="0044CC"/>
-          <w:sz w:val="22"/>
-          <w:u w:val="single"/>
-        </w:rPr>
-        <w:t xml:space="preserve">Acquires privately owned SROs before they are lost to speculation or neglect </w:t>
-      </w:r>
-    </w:p>
-    <w:p>
-      <w:r>
-        <w:rPr>
-          <w:sz w:val="22"/>
-        </w:rPr>
-        <w:t xml:space="preserve">• </w:t>
-      </w:r>
-      <w:r>
-        <w:rPr>
-          <w:strike/>
-          <w:color w:val="CC0000"/>
-          <w:sz w:val="22"/>
-        </w:rPr>
-        <w:t xml:space="preserve">Keeps housing decisions in community hands </w:t>
-      </w:r>
-      <w:r>
-        <w:rPr>
-          <w:color w:val="0044CC"/>
-          <w:sz w:val="22"/>
-          <w:u w:val="single"/>
-        </w:rPr>
-        <w:t xml:space="preserve">Ensures rents remain permanently affordable — tied to income levels, not market rates </w:t>
-      </w:r>
-    </w:p>
-    <w:p>
-      <w:r>
-        <w:rPr>
-          <w:sz w:val="22"/>
-        </w:rPr>
-        <w:t xml:space="preserve">• </w:t>
-      </w:r>
-      <w:r>
-        <w:rPr>
-          <w:strike/>
-          <w:color w:val="CC0000"/>
-          <w:sz w:val="22"/>
-        </w:rPr>
         <w:t xml:space="preserve">Prevents displacement of current residents during acquisition </w:t>
       </w:r>
       <w:r>
@@ -6619,37 +6537,37 @@
           <w:color w:val="CC0000"/>
           <w:sz w:val="22"/>
         </w:rPr>
-        <w:t xml:space="preserve">In 2024, Vancouver implemented vacancy control for SROs, preventing rent spikes between tenancies. DTES CLT's first acquisition, Powell Rooms (23 units), is expected to close in January 2026, while Keefer Rooms (48 </w:t>
-      </w:r>
-      <w:r>
-        <w:rPr>
-          <w:color w:val="0044CC"/>
-          <w:sz w:val="22"/>
-          <w:u w:val="single"/>
-        </w:rPr>
-        <w:t xml:space="preserve">• First acquisition (Powell Rooms, 23 </w:t>
-      </w:r>
-      <w:r>
-        <w:rPr>
-          <w:sz w:val="22"/>
-        </w:rPr>
-        <w:t xml:space="preserve">units) </w:t>
-      </w:r>
-      <w:r>
-        <w:rPr>
-          <w:strike/>
-          <w:color w:val="CC0000"/>
-          <w:sz w:val="22"/>
-        </w:rPr>
-        <w:t xml:space="preserve">is reopening in spring 2025 through a BC Housing partnership and community programming model. </w:t>
-      </w:r>
-      <w:r>
-        <w:rPr>
-          <w:color w:val="0044CC"/>
-          <w:sz w:val="22"/>
-          <w:u w:val="single"/>
-        </w:rPr>
-        <w:t xml:space="preserve">completed February 2026 </w:t>
+        <w:t xml:space="preserve">In 2024, Vancouver implemented vacancy control for SROs, preventing rent spikes between tenancies. </w:t>
+      </w:r>
+      <w:r>
+        <w:rPr>
+          <w:color w:val="0044CC"/>
+          <w:sz w:val="22"/>
+          <w:u w:val="single"/>
+        </w:rPr>
+        <w:t xml:space="preserve">• Powell Rooms (23 units) is identified as </w:t>
+      </w:r>
+      <w:r>
+        <w:rPr>
+          <w:sz w:val="22"/>
+        </w:rPr>
+        <w:t xml:space="preserve">DTES CLT's first </w:t>
+      </w:r>
+      <w:r>
+        <w:rPr>
+          <w:strike/>
+          <w:color w:val="CC0000"/>
+          <w:sz w:val="22"/>
+        </w:rPr>
+        <w:t xml:space="preserve">acquisition, Powell Rooms (23 units), is expected to close in January 2026, while Keefer Rooms (48 units) is reopening in spring 2025 through a BC Housing partnership and community programming model. </w:t>
+      </w:r>
+      <w:r>
+        <w:rPr>
+          <w:color w:val="0044CC"/>
+          <w:sz w:val="22"/>
+          <w:u w:val="single"/>
+        </w:rPr>
+        <w:t xml:space="preserve">acquisition track </w:t>
       </w:r>
     </w:p>
     <w:p>
@@ -7192,97 +7110,61 @@
           <w:sz w:val="22"/>
           <w:u w:val="single"/>
         </w:rPr>
-        <w:t xml:space="preserve">housing security in privately owned SRO hotels. More than 2,700 tenants across 40+ private SROs are supported through its tenant-based initiatives. </w:t>
-      </w:r>
-    </w:p>
-    <w:p>
-      <w:r>
-        <w:rPr>
-          <w:strike/>
-          <w:color w:val="CC0000"/>
-          <w:sz w:val="22"/>
-        </w:rPr>
-        <w:t xml:space="preserve">Its Safe Shelter program currently operates 51 low-barrier shelter beds at 467 Alexander Street. The Legal Advocacy program </w:t>
-      </w:r>
-      <w:r>
-        <w:rPr>
-          <w:color w:val="0044CC"/>
-          <w:sz w:val="22"/>
-          <w:u w:val="single"/>
-        </w:rPr>
-        <w:t xml:space="preserve">Core programs include: tenant committees that identify building-level issues and coordinate safety planning; TORO (Tenant Overdose Response Organizers) providing peer-led harm reduction and naloxone access; room cleaning and repairs training; cultural reconnection </w:t>
-      </w:r>
-      <w:r>
-        <w:rPr>
-          <w:sz w:val="22"/>
-        </w:rPr>
-        <w:t xml:space="preserve">supports </w:t>
-      </w:r>
-      <w:r>
-        <w:rPr>
-          <w:color w:val="0044CC"/>
-          <w:sz w:val="22"/>
-          <w:u w:val="single"/>
-        </w:rPr>
-        <w:t xml:space="preserve">for Indigenous </w:t>
-      </w:r>
-      <w:r>
-        <w:rPr>
-          <w:sz w:val="22"/>
-        </w:rPr>
-        <w:t xml:space="preserve">tenants </w:t>
-      </w:r>
-      <w:r>
-        <w:rPr>
-          <w:color w:val="0044CC"/>
-          <w:sz w:val="22"/>
-          <w:u w:val="single"/>
-        </w:rPr>
-        <w:t xml:space="preserve">(~33% of SRO residents); fire safety </w:t>
-      </w:r>
-      <w:r>
-        <w:rPr>
-          <w:sz w:val="22"/>
-        </w:rPr>
-        <w:t xml:space="preserve">and </w:t>
-      </w:r>
-      <w:r>
-        <w:rPr>
-          <w:strike/>
-          <w:color w:val="CC0000"/>
-          <w:sz w:val="22"/>
-        </w:rPr>
-        <w:t xml:space="preserve">income-security clients </w:t>
-      </w:r>
-      <w:r>
-        <w:rPr>
-          <w:color w:val="0044CC"/>
-          <w:sz w:val="22"/>
-          <w:u w:val="single"/>
-        </w:rPr>
-        <w:t xml:space="preserve">emergency preparedness; </w:t>
-      </w:r>
-      <w:r>
-        <w:rPr>
-          <w:sz w:val="22"/>
-        </w:rPr>
-        <w:t xml:space="preserve">and </w:t>
-      </w:r>
-      <w:r>
-        <w:rPr>
-          <w:strike/>
-          <w:color w:val="CC0000"/>
-          <w:sz w:val="22"/>
-        </w:rPr>
-        <w:t xml:space="preserve">reports more than 1,400 unique cases each year. </w:t>
-      </w:r>
-      <w:r>
-        <w:rPr>
-          <w:color w:val="0044CC"/>
-          <w:sz w:val="22"/>
-          <w:u w:val="single"/>
-        </w:rPr>
-        <w:t xml:space="preserve">the Right to Remain research collective supporting tenant organizing for improved conditions. </w:t>
+        <w:t xml:space="preserve">housing security in privately owned SRO hotels. </w:t>
+      </w:r>
+    </w:p>
+    <w:p>
+      <w:r>
+        <w:rPr>
+          <w:strike/>
+          <w:color w:val="CC0000"/>
+          <w:sz w:val="22"/>
+        </w:rPr>
+        <w:t xml:space="preserve">Its Safe Shelter </w:t>
+      </w:r>
+      <w:r>
+        <w:rPr>
+          <w:color w:val="0044CC"/>
+          <w:sz w:val="22"/>
+          <w:u w:val="single"/>
+        </w:rPr>
+        <w:t xml:space="preserve">Core programs include tenant committees, TORO (Tenant Overdose Response Organizers), room cleaning and repairs, cultural reconnection initiatives, fire safety and emergency preparedness, and the Right to Remain research collective. The TORO </w:t>
+      </w:r>
+      <w:r>
+        <w:rPr>
+          <w:sz w:val="22"/>
+        </w:rPr>
+        <w:t xml:space="preserve">program </w:t>
+      </w:r>
+      <w:r>
+        <w:rPr>
+          <w:strike/>
+          <w:color w:val="CC0000"/>
+          <w:sz w:val="22"/>
+        </w:rPr>
+        <w:t xml:space="preserve">currently </w:t>
+      </w:r>
+      <w:r>
+        <w:rPr>
+          <w:sz w:val="22"/>
+        </w:rPr>
+        <w:t xml:space="preserve">operates </w:t>
+      </w:r>
+      <w:r>
+        <w:rPr>
+          <w:strike/>
+          <w:color w:val="CC0000"/>
+          <w:sz w:val="22"/>
+        </w:rPr>
+        <w:t xml:space="preserve">51 low-barrier shelter beds at 467 Alexander Street. The Legal Advocacy program supports tenants and income-security clients and reports more than 1,400 unique cases each year. </w:t>
+      </w:r>
+      <w:r>
+        <w:rPr>
+          <w:color w:val="0044CC"/>
+          <w:sz w:val="22"/>
+          <w:u w:val="single"/>
+        </w:rPr>
+        <w:t xml:space="preserve">in 40 private SRO hotels. </w:t>
       </w:r>
     </w:p>
     <w:p>
@@ -7604,7 +7486,7 @@
           <w:sz w:val="22"/>
           <w:u w:val="single"/>
         </w:rPr>
-        <w:t xml:space="preserve">Tenant Committees (SRO Hub Program): The cornerstone program — democratic structures that identify building-level issues, coordinate repairs, and build community ownership in privately-owned SROs </w:t>
+        <w:t xml:space="preserve">Tenant Committees (SRO Hub Program): Democratic structures that identify building-level issues, coordinate repairs, and build community ownership in privately owned SROs </w:t>
       </w:r>
     </w:p>
     <w:p>
@@ -7628,7 +7510,7 @@
           <w:sz w:val="22"/>
           <w:u w:val="single"/>
         </w:rPr>
-        <w:t xml:space="preserve">TORO (Tenant Overdose Response Organizers): Peer-led harm reduction operating in ~40 private SRO hotels, providing naloxone training, safer supply referrals, </w:t>
+        <w:t xml:space="preserve">TORO (Tenant Overdose Response Organizers): Peer-led harm reduction operating in 40 private SRO hotels, providing naloxone training, safer supply referrals, </w:t>
       </w:r>
       <w:r>
         <w:rPr>
@@ -7786,71 +7668,47 @@
           <w:color w:val="CC0000"/>
           <w:sz w:val="22"/>
         </w:rPr>
-        <w:t xml:space="preserve">The project partnership with Lu'ma Native BCH Housing Society also sets out Indigenous-led and community-accountable governance outcomes </w:t>
-      </w:r>
-      <w:r>
-        <w:rPr>
-          <w:color w:val="0044CC"/>
-          <w:sz w:val="22"/>
-          <w:u w:val="single"/>
-        </w:rPr>
-        <w:t xml:space="preserve">• Cultural reconnection: Supports </w:t>
-      </w:r>
-      <w:r>
-        <w:rPr>
-          <w:sz w:val="22"/>
-        </w:rPr>
-        <w:t xml:space="preserve">for </w:t>
-      </w:r>
-      <w:r>
-        <w:rPr>
-          <w:strike/>
-          <w:color w:val="CC0000"/>
-          <w:sz w:val="22"/>
-        </w:rPr>
-        <w:t xml:space="preserve">long-term operations. </w:t>
-      </w:r>
-      <w:r>
-        <w:rPr>
-          <w:color w:val="0044CC"/>
-          <w:sz w:val="22"/>
-          <w:u w:val="single"/>
-        </w:rPr>
-        <w:t xml:space="preserve">the ~33% of SRO tenants who self-identify as Indigenous </w:t>
-      </w:r>
-    </w:p>
-    <w:p>
-      <w:r>
-        <w:rPr>
-          <w:sz w:val="22"/>
-        </w:rPr>
-        <w:t xml:space="preserve">• </w:t>
-      </w:r>
-      <w:r>
-        <w:rPr>
-          <w:strike/>
-          <w:color w:val="CC0000"/>
-          <w:sz w:val="22"/>
-        </w:rPr>
-        <w:t xml:space="preserve">Operating in the DTES since 1886 </w:t>
-      </w:r>
-      <w:r>
-        <w:rPr>
-          <w:color w:val="0044CC"/>
-          <w:sz w:val="22"/>
-          <w:u w:val="single"/>
-        </w:rPr>
-        <w:t xml:space="preserve">Fire safety: Emergency preparedness training and building-level evacuation planning </w:t>
-      </w:r>
-    </w:p>
-    <w:p>
-      <w:r>
-        <w:rPr>
-          <w:strike/>
-          <w:color w:val="CC0000"/>
-          <w:sz w:val="22"/>
-        </w:rPr>
-        <w:t xml:space="preserve">• 51 low-barrier shelter beds at the current safe shelter site </w:t>
+        <w:t xml:space="preserve">The project partnership with Lu'ma Native BCH Housing Society also sets out Indigenous-led </w:t>
+      </w:r>
+      <w:r>
+        <w:rPr>
+          <w:color w:val="0044CC"/>
+          <w:sz w:val="22"/>
+          <w:u w:val="single"/>
+        </w:rPr>
+        <w:t xml:space="preserve">• Fire safety: Emergency preparedness training </w:t>
+      </w:r>
+      <w:r>
+        <w:rPr>
+          <w:sz w:val="22"/>
+        </w:rPr>
+        <w:t xml:space="preserve">and </w:t>
+      </w:r>
+      <w:r>
+        <w:rPr>
+          <w:strike/>
+          <w:color w:val="CC0000"/>
+          <w:sz w:val="22"/>
+        </w:rPr>
+        <w:t xml:space="preserve">community-accountable governance outcomes for long-term operations. </w:t>
+      </w:r>
+      <w:r>
+        <w:rPr>
+          <w:color w:val="0044CC"/>
+          <w:sz w:val="22"/>
+          <w:u w:val="single"/>
+        </w:rPr>
+        <w:t xml:space="preserve">building-level evacuation planning </w:t>
+      </w:r>
+    </w:p>
+    <w:p>
+      <w:r>
+        <w:rPr>
+          <w:strike/>
+          <w:color w:val="CC0000"/>
+          <w:sz w:val="22"/>
+        </w:rPr>
+        <w:t xml:space="preserve">• Operating in the DTES since 1886 </w:t>
       </w:r>
       <w:r>
         <w:rPr>
@@ -7868,6 +7726,46 @@
           <w:color w:val="CC0000"/>
           <w:sz w:val="22"/>
         </w:rPr>
+        <w:t xml:space="preserve">• 51 low-barrier shelter beds at </w:t>
+      </w:r>
+      <w:r>
+        <w:rPr>
+          <w:color w:val="0044CC"/>
+          <w:sz w:val="22"/>
+          <w:u w:val="single"/>
+        </w:rPr>
+        <w:t xml:space="preserve">Between January and April 2024, </w:t>
+      </w:r>
+      <w:r>
+        <w:rPr>
+          <w:sz w:val="22"/>
+        </w:rPr>
+        <w:t xml:space="preserve">the </w:t>
+      </w:r>
+      <w:r>
+        <w:rPr>
+          <w:strike/>
+          <w:color w:val="CC0000"/>
+          <w:sz w:val="22"/>
+        </w:rPr>
+        <w:t xml:space="preserve">current safe shelter site </w:t>
+      </w:r>
+      <w:r>
+        <w:rPr>
+          <w:color w:val="0044CC"/>
+          <w:sz w:val="22"/>
+          <w:u w:val="single"/>
+        </w:rPr>
+        <w:t xml:space="preserve">SRO Collaborative partnered with the City of Vancouver to conduct the most comprehensive SRO tenant survey since 2013. Over 900 tenants were interviewed across 133 SRO buildings. The survey was designed in collaboration with a Tenant Advisory Committee, with questions comparable to 2008 and 2013 surveys to track trends over time. </w:t>
+      </w:r>
+    </w:p>
+    <w:p>
+      <w:r>
+        <w:rPr>
+          <w:strike/>
+          <w:color w:val="CC0000"/>
+          <w:sz w:val="22"/>
+        </w:rPr>
         <w:t xml:space="preserve">• 1,400+ legal advocacy cases each year </w:t>
       </w:r>
       <w:r>
@@ -7876,157 +7774,77 @@
           <w:sz w:val="22"/>
           <w:u w:val="single"/>
         </w:rPr>
-        <w:t xml:space="preserve">Between January and April 2024, the SRO Collaborative partnered with the City of Vancouver to conduct the most comprehensive SRO tenant survey since 2013. Over 900 tenants were interviewed across 133 SRO buildings — approximately 15% of all tenants in surveyed buildings. The survey was designed in collaboration with a Tenant Advisory Committee, with questions comparable to 2008 and 2013 surveys to track trends over time. </w:t>
-      </w:r>
-    </w:p>
-    <w:p>
-      <w:r>
-        <w:rPr>
-          <w:strike/>
-          <w:color w:val="CC0000"/>
-          <w:sz w:val="22"/>
-        </w:rPr>
-        <w:t xml:space="preserve">• 320 E Hastings redevelopment targets 100+ homes </w:t>
-      </w:r>
-      <w:r>
-        <w:rPr>
-          <w:color w:val="0044CC"/>
-          <w:sz w:val="22"/>
-          <w:u w:val="single"/>
-        </w:rPr>
-        <w:t xml:space="preserve">Key context from the survey and related data: </w:t>
-      </w:r>
-    </w:p>
-    <w:p>
-      <w:r>
-        <w:rPr>
-          <w:strike/>
-          <w:color w:val="CC0000"/>
-          <w:sz w:val="22"/>
-        </w:rPr>
-        <w:t xml:space="preserve">Gallery </w:t>
-      </w:r>
-      <w:r>
-        <w:rPr>
-          <w:color w:val="0044CC"/>
-          <w:sz w:val="22"/>
-          <w:u w:val="single"/>
-        </w:rPr>
-        <w:t xml:space="preserve">• Average private SRO rent: $681/month (up 21% since 2019), with some units reaching $1,950/month </w:t>
-      </w:r>
-    </w:p>
-    <w:p>
-      <w:r>
-        <w:rPr>
-          <w:sz w:val="22"/>
-        </w:rPr>
-        <w:t xml:space="preserve">• </w:t>
-      </w:r>
-      <w:r>
-        <w:rPr>
-          <w:strike/>
-          <w:color w:val="CC0000"/>
-          <w:sz w:val="22"/>
-        </w:rPr>
-        <w:t xml:space="preserve">First United Church at East Hastings and Gore — Source: user-provided photo </w:t>
-      </w:r>
-      <w:r>
-        <w:rPr>
-          <w:color w:val="0044CC"/>
-          <w:sz w:val="22"/>
-          <w:u w:val="single"/>
-        </w:rPr>
-        <w:t xml:space="preserve">At least 60% of private SRO residents spend more than half their income on housing </w:t>
-      </w:r>
-    </w:p>
-    <w:p>
-      <w:r>
-        <w:rPr>
-          <w:sz w:val="22"/>
-        </w:rPr>
-        <w:t xml:space="preserve">• </w:t>
-      </w:r>
-      <w:r>
-        <w:rPr>
-          <w:strike/>
-          <w:color w:val="CC0000"/>
-          <w:sz w:val="22"/>
-        </w:rPr>
-        <w:t xml:space="preserve">East Hastings Street — Photo: Wikimedia Commons (CC BY-SA 3.0) </w:t>
-      </w:r>
-      <w:r>
-        <w:rPr>
-          <w:color w:val="0044CC"/>
-          <w:sz w:val="22"/>
-          <w:u w:val="single"/>
-        </w:rPr>
-        <w:t xml:space="preserve">Provincial shelter rate remains $500/month, creating a persistent affordability gap </w:t>
-      </w:r>
-    </w:p>
-    <w:p>
-      <w:r>
-        <w:rPr>
-          <w:sz w:val="22"/>
-        </w:rPr>
-        <w:t xml:space="preserve">• </w:t>
-      </w:r>
-      <w:r>
-        <w:rPr>
-          <w:strike/>
-          <w:color w:val="CC0000"/>
-          <w:sz w:val="22"/>
-        </w:rPr>
-        <w:t xml:space="preserve">Carnegie Community Centre at Main and Hastings — Photo: Wikimedia Commons (CC BY-SA) </w:t>
-      </w:r>
-      <w:r>
-        <w:rPr>
-          <w:color w:val="0044CC"/>
-          <w:sz w:val="22"/>
-          <w:u w:val="single"/>
-        </w:rPr>
-        <w:t xml:space="preserve">Private SRO stock has declined from 7,830 rooms (1994) to 3,305 rooms (2023) </w:t>
-      </w:r>
-    </w:p>
-    <w:p>
-      <w:r>
-        <w:rPr>
-          <w:sz w:val="22"/>
-        </w:rPr>
-        <w:t xml:space="preserve">• </w:t>
-      </w:r>
-      <w:r>
-        <w:rPr>
-          <w:strike/>
-          <w:color w:val="CC0000"/>
-          <w:sz w:val="22"/>
-        </w:rPr>
-        <w:t xml:space="preserve">Pennsylvania Hotel (heritage SRO) — Photo: Wikimedia Commons (CC BY-SA) </w:t>
-      </w:r>
-      <w:r>
-        <w:rPr>
-          <w:color w:val="0044CC"/>
-          <w:sz w:val="22"/>
-          <w:u w:val="single"/>
-        </w:rPr>
-        <w:t xml:space="preserve">One-third of tenants self-identify as Indigenous </w:t>
-      </w:r>
-    </w:p>
-    <w:p>
-      <w:r>
-        <w:rPr>
-          <w:strike/>
-          <w:color w:val="CC0000"/>
-          <w:sz w:val="22"/>
-        </w:rPr>
-        <w:t xml:space="preserve">Resources </w:t>
-      </w:r>
-      <w:r>
-        <w:rPr>
-          <w:color w:val="0044CC"/>
-          <w:sz w:val="22"/>
-          <w:u w:val="single"/>
-        </w:rPr>
-        <w:t xml:space="preserve">• SRO tenants are excluded from most census data, making this survey a critical data source </w:t>
+        <w:t xml:space="preserve">SRO tenants are excluded from most census data, making this survey a critical shared dataset for tenants, organizers, and policymakers. </w:t>
+      </w:r>
+    </w:p>
+    <w:p>
+      <w:r>
+        <w:rPr>
+          <w:strike/>
+          <w:color w:val="CC0000"/>
+          <w:sz w:val="22"/>
+        </w:rPr>
+        <w:t>• 320 E Hastings redevelopment targets 100+ homes</w:t>
+      </w:r>
+    </w:p>
+    <w:p>
+      <w:r>
+        <w:rPr>
+          <w:strike/>
+          <w:color w:val="CC0000"/>
+          <w:sz w:val="22"/>
+        </w:rPr>
+        <w:t>Gallery</w:t>
+      </w:r>
+    </w:p>
+    <w:p>
+      <w:r>
+        <w:rPr>
+          <w:strike/>
+          <w:color w:val="CC0000"/>
+          <w:sz w:val="22"/>
+        </w:rPr>
+        <w:t>• First United Church at East Hastings and Gore — Source: user-provided photo</w:t>
+      </w:r>
+    </w:p>
+    <w:p>
+      <w:r>
+        <w:rPr>
+          <w:strike/>
+          <w:color w:val="CC0000"/>
+          <w:sz w:val="22"/>
+        </w:rPr>
+        <w:t>• East Hastings Street — Photo: Wikimedia Commons (CC BY-SA 3.0)</w:t>
+      </w:r>
+    </w:p>
+    <w:p>
+      <w:r>
+        <w:rPr>
+          <w:strike/>
+          <w:color w:val="CC0000"/>
+          <w:sz w:val="22"/>
+        </w:rPr>
+        <w:t>• Carnegie Community Centre at Main and Hastings — Photo: Wikimedia Commons (CC BY-SA)</w:t>
+      </w:r>
+    </w:p>
+    <w:p>
+      <w:r>
+        <w:rPr>
+          <w:strike/>
+          <w:color w:val="CC0000"/>
+          <w:sz w:val="22"/>
+        </w:rPr>
+        <w:t>• Pennsylvania Hotel (heritage SRO) — Photo: Wikimedia Commons (CC BY-SA)</w:t>
+      </w:r>
+    </w:p>
+    <w:p>
+      <w:r>
+        <w:rPr>
+          <w:strike/>
+          <w:color w:val="CC0000"/>
+          <w:sz w:val="22"/>
+        </w:rPr>
+        <w:t>Resources</w:t>
       </w:r>
     </w:p>
     <w:p>
@@ -8792,37 +8610,15 @@
           <w:color w:val="CC0000"/>
           <w:sz w:val="22"/>
         </w:rPr>
-        <w:t xml:space="preserve">Recent efforts include coordinated </w:t>
-      </w:r>
-      <w:r>
-        <w:rPr>
-          <w:color w:val="0044CC"/>
-          <w:sz w:val="22"/>
-          <w:u w:val="single"/>
-        </w:rPr>
-        <w:t xml:space="preserve">The SRO Collaborative played a central role in the campaign for vacancy control for SROs. In November 2021, Vancouver City Council voted near-unanimously to approve the bylaw. After legal challenges from 13 SRO owners suspended it, the Province of BC passed an amendment in May 2024 to the Municipalities Enabling and Validating Act (MEVA) to restore the city's bylaw — a landmark </w:t>
-      </w:r>
-      <w:r>
-        <w:rPr>
-          <w:sz w:val="22"/>
-        </w:rPr>
-        <w:t xml:space="preserve">tenant </w:t>
-      </w:r>
-      <w:r>
-        <w:rPr>
-          <w:strike/>
-          <w:color w:val="CC0000"/>
-          <w:sz w:val="22"/>
-        </w:rPr>
-        <w:t xml:space="preserve">surveys </w:t>
-      </w:r>
-      <w:r>
-        <w:rPr>
-          <w:color w:val="0044CC"/>
-          <w:sz w:val="22"/>
-          <w:u w:val="single"/>
-        </w:rPr>
-        <w:t xml:space="preserve">protection preventing rent spikes between tenancies </w:t>
+        <w:t xml:space="preserve">Recent efforts include coordinated tenant surveys </w:t>
+      </w:r>
+      <w:r>
+        <w:rPr>
+          <w:color w:val="0044CC"/>
+          <w:sz w:val="22"/>
+          <w:u w:val="single"/>
+        </w:rPr>
+        <w:t xml:space="preserve">The SRO Collaborative played a central role in the campaign for vacancy control for SROs. Vancouver City Council approved the bylaw in 2021, </w:t>
       </w:r>
       <w:r>
         <w:rPr>
@@ -8836,15 +8632,59 @@
           <w:color w:val="CC0000"/>
           <w:sz w:val="22"/>
         </w:rPr>
-        <w:t xml:space="preserve">public documentation of SRO living conditions, helping shape city and provincial conversations on minimum standards, rent protections, and anti-displacement policy. </w:t>
-      </w:r>
-      <w:r>
-        <w:rPr>
-          <w:color w:val="0044CC"/>
-          <w:sz w:val="22"/>
-          <w:u w:val="single"/>
-        </w:rPr>
-        <w:t xml:space="preserve">protecting as many as 1,000 tenants from displacement. </w:t>
+        <w:t xml:space="preserve">public documentation </w:t>
+      </w:r>
+      <w:r>
+        <w:rPr>
+          <w:color w:val="0044CC"/>
+          <w:sz w:val="22"/>
+          <w:u w:val="single"/>
+        </w:rPr>
+        <w:t xml:space="preserve">the Province </w:t>
+      </w:r>
+      <w:r>
+        <w:rPr>
+          <w:sz w:val="22"/>
+        </w:rPr>
+        <w:t xml:space="preserve">of </w:t>
+      </w:r>
+      <w:r>
+        <w:rPr>
+          <w:strike/>
+          <w:color w:val="CC0000"/>
+          <w:sz w:val="22"/>
+        </w:rPr>
+        <w:t xml:space="preserve">SRO living conditions, helping shape city </w:t>
+      </w:r>
+      <w:r>
+        <w:rPr>
+          <w:color w:val="0044CC"/>
+          <w:sz w:val="22"/>
+          <w:u w:val="single"/>
+        </w:rPr>
+        <w:t xml:space="preserve">BC later passed a 2024 amendment to the Municipalities Enabling </w:t>
+      </w:r>
+      <w:r>
+        <w:rPr>
+          <w:sz w:val="22"/>
+        </w:rPr>
+        <w:t xml:space="preserve">and </w:t>
+      </w:r>
+      <w:r>
+        <w:rPr>
+          <w:strike/>
+          <w:color w:val="CC0000"/>
+          <w:sz w:val="22"/>
+        </w:rPr>
+        <w:t xml:space="preserve">provincial conversations on minimum standards, rent protections, and anti-displacement policy. </w:t>
+      </w:r>
+      <w:r>
+        <w:rPr>
+          <w:color w:val="0044CC"/>
+          <w:sz w:val="22"/>
+          <w:u w:val="single"/>
+        </w:rPr>
+        <w:t xml:space="preserve">Validating Act (MEVA) to restore the bylaw after legal challenges. </w:t>
       </w:r>
     </w:p>
     <w:p>
@@ -8862,111 +8702,17 @@
           <w:sz w:val="22"/>
           <w:u w:val="single"/>
         </w:rPr>
-        <w:t xml:space="preserve">In 2023, the Province provided an $11 million grant to the SRO Collaborative to expand services and supports across the DTES. As Executive Director Wendy Pedersen stated: "Privately owned SRO hotels are a last resort before homelessness." </w:t>
-      </w:r>
-    </w:p>
-    <w:p>
-      <w:r>
-        <w:rPr>
-          <w:sz w:val="22"/>
-        </w:rPr>
-        <w:t xml:space="preserve">The </w:t>
-      </w:r>
-      <w:r>
-        <w:rPr>
-          <w:strike/>
-          <w:color w:val="CC0000"/>
-          <w:sz w:val="22"/>
-        </w:rPr>
-        <w:t xml:space="preserve">2023 provincial grant provides targeted support for tenant-led operations, outreach, </w:t>
-      </w:r>
-      <w:r>
-        <w:rPr>
-          <w:color w:val="0044CC"/>
-          <w:sz w:val="22"/>
-          <w:u w:val="single"/>
-        </w:rPr>
-        <w:t xml:space="preserve">Collaborative continues to generate evidence that shapes housing policy through the Right to Remain research collective, coordinated surveys, the 2019 Habitability Study, </w:t>
-      </w:r>
-      <w:r>
-        <w:rPr>
-          <w:sz w:val="22"/>
-        </w:rPr>
-        <w:t xml:space="preserve">and </w:t>
-      </w:r>
-      <w:r>
-        <w:rPr>
-          <w:strike/>
-          <w:color w:val="CC0000"/>
-          <w:sz w:val="22"/>
-        </w:rPr>
-        <w:t xml:space="preserve">staffing for services tied to safety and stabilization </w:t>
-      </w:r>
-      <w:r>
-        <w:rPr>
-          <w:color w:val="0044CC"/>
-          <w:sz w:val="22"/>
-          <w:u w:val="single"/>
-        </w:rPr>
-        <w:t xml:space="preserve">public reporting that documents living conditions </w:t>
-      </w:r>
-      <w:r>
-        <w:rPr>
-          <w:sz w:val="22"/>
-        </w:rPr>
-        <w:t xml:space="preserve">in </w:t>
-      </w:r>
-      <w:r>
-        <w:rPr>
-          <w:color w:val="0044CC"/>
-          <w:sz w:val="22"/>
-          <w:u w:val="single"/>
-        </w:rPr>
-        <w:t xml:space="preserve">real time. Their 2024 survey findings directly inform </w:t>
-      </w:r>
-      <w:r>
-        <w:rPr>
-          <w:sz w:val="22"/>
-        </w:rPr>
-        <w:t xml:space="preserve">the </w:t>
-      </w:r>
-      <w:r>
-        <w:rPr>
-          <w:strike/>
-          <w:color w:val="CC0000"/>
-          <w:sz w:val="22"/>
-        </w:rPr>
-        <w:t xml:space="preserve">private </w:t>
-      </w:r>
-      <w:r>
-        <w:rPr>
-          <w:color w:val="0044CC"/>
-          <w:sz w:val="22"/>
-          <w:u w:val="single"/>
-        </w:rPr>
-        <w:t xml:space="preserve">City's intergovernmental </w:t>
-      </w:r>
-      <w:r>
-        <w:rPr>
-          <w:sz w:val="22"/>
-        </w:rPr>
-        <w:t xml:space="preserve">SRO </w:t>
-      </w:r>
-      <w:r>
-        <w:rPr>
-          <w:strike/>
-          <w:color w:val="CC0000"/>
-          <w:sz w:val="22"/>
-        </w:rPr>
-        <w:t xml:space="preserve">stock. </w:t>
-      </w:r>
-      <w:r>
-        <w:rPr>
-          <w:color w:val="0044CC"/>
-          <w:sz w:val="22"/>
-          <w:u w:val="single"/>
-        </w:rPr>
-        <w:t xml:space="preserve">Investment Strategy. </w:t>
+        <w:t xml:space="preserve">In 2023, the Province provided an $11 million grant to the SRO Collaborative to expand services and supports across the DTES. The Collaborative continues to generate evidence through surveys, public reporting, and the Right to Remain research collective to inform the City's intergovernmental SRO Investment Strategy. </w:t>
+      </w:r>
+    </w:p>
+    <w:p>
+      <w:r>
+        <w:rPr>
+          <w:strike/>
+          <w:color w:val="CC0000"/>
+          <w:sz w:val="22"/>
+        </w:rPr>
+        <w:t>The 2023 provincial grant provides targeted support for tenant-led operations, outreach, and staffing for services tied to safety and stabilization in the private SRO stock.</w:t>
       </w:r>
     </w:p>
     <w:p>
@@ -9824,7 +9570,7 @@
           <w:sz w:val="22"/>
           <w:u w:val="single"/>
         </w:rPr>
-        <w:t xml:space="preserve">Prior Street. A 2017 preliminary concept by Perkins &amp; Will proposed six buildings reaching up to 14 storeys on this site. The broader Northeast False Creek Plan envisions 12,000 new residents, 1,800 units of social housing, 32 acres of parks, 8,000 new jobs, </w:t>
+        <w:t xml:space="preserve">Prior Street. A 2017 preliminary concept by Perkins &amp; Will proposed six buildings reaching up to 14 storeys on this site. The broader Northeast False Creek Plan includes 1,800 social housing units </w:t>
       </w:r>
       <w:r>
         <w:rPr>
@@ -9838,15 +9584,37 @@
           <w:color w:val="CC0000"/>
           <w:sz w:val="22"/>
         </w:rPr>
-        <w:t xml:space="preserve">communication programming, and workshops that respond to resident-identified interests. </w:t>
-      </w:r>
-      <w:r>
-        <w:rPr>
-          <w:color w:val="0044CC"/>
-          <w:sz w:val="22"/>
-          <w:u w:val="single"/>
-        </w:rPr>
-        <w:t xml:space="preserve">$1.7 billion in public benefits across the plan area. </w:t>
+        <w:t xml:space="preserve">communication programming, </w:t>
+      </w:r>
+      <w:r>
+        <w:rPr>
+          <w:color w:val="0044CC"/>
+          <w:sz w:val="22"/>
+          <w:u w:val="single"/>
+        </w:rPr>
+        <w:t xml:space="preserve">32 acres of new </w:t>
+      </w:r>
+      <w:r>
+        <w:rPr>
+          <w:sz w:val="22"/>
+        </w:rPr>
+        <w:t xml:space="preserve">and </w:t>
+      </w:r>
+      <w:r>
+        <w:rPr>
+          <w:strike/>
+          <w:color w:val="CC0000"/>
+          <w:sz w:val="22"/>
+        </w:rPr>
+        <w:t xml:space="preserve">workshops that respond to resident-identified interests. </w:t>
+      </w:r>
+      <w:r>
+        <w:rPr>
+          <w:color w:val="0044CC"/>
+          <w:sz w:val="22"/>
+          <w:u w:val="single"/>
+        </w:rPr>
+        <w:t xml:space="preserve">renewed parks and open spaces across the plan area. </w:t>
       </w:r>
     </w:p>
     <w:p>
@@ -10314,7 +10082,7 @@
           <w:sz w:val="22"/>
           <w:u w:val="single"/>
         </w:rPr>
-        <w:t>At the CNCLT Summit (October 18–20, 2024, Vancouver), HAS was one of three Vancouver CLT site tours (alongside DTES CLT and CLT British Columbia). The summit drew 200+ delegates — CLT practitioners, funders, policymakers, researchers, and activists — and HAS has also offered public "CLT 101" sessions explaining how the Hogan's Alley Community Land Trust supports Black self-determination and housing justice across Metro Vancouver.</w:t>
+        <w:t>At the CNCLT Summit (October 18–20, 2024, Vancouver), HAS was one of three Vancouver CLT site tours (alongside DTES CLT and CLT British Columbia). HAS has also offered public "CLT 101" sessions explaining how the Hogan's Alley Community Land Trust supports Black self-determination and housing justice across Metro Vancouver.</w:t>
       </w:r>
     </w:p>
     <w:p>
@@ -10364,7 +10132,7 @@
           <w:sz w:val="22"/>
           <w:u w:val="single"/>
         </w:rPr>
-        <w:t>• BSH research partner; featured at CNCLT Summit (October 2024, 200+ delegates)</w:t>
+        <w:t>• BSH research partner; featured at CNCLT Summit (October 2024)</w:t>
       </w:r>
     </w:p>
     <w:p>

--- a/BSH_2026_Tour_Content_Tracked_Changes.docx
+++ b/BSH_2026_Tour_Content_Tracked_Changes.docx
@@ -304,7 +304,7 @@
           <w:u w:val="single"/>
           <w:color w:val="0044CC"/>
         </w:rPr>
-        <w:t xml:space="preserve"> Granville Island (FCS CLT) </w:t>
+        <w:t xml:space="preserve"> Granville Island Tour </w:t>
       </w:r>
       <w:r>
         <w:rPr>
@@ -1322,7 +1322,7 @@
           <w:u w:val="single"/>
           <w:color w:val="0044CC"/>
         </w:rPr>
-        <w:t xml:space="preserve"> two - False Creek Co-op and Alder Bay Co-op - have already partnered with FCS CLT. </w:t>
+        <w:t xml:space="preserve"> two—False Creek Co-op and Alder Bay Co-op—have already partnered with FCS CLT. </w:t>
       </w:r>
       <w:r>
         <w:rPr>
@@ -2540,7 +2540,84 @@
           <w:sz-cs w:val="22"/>
           <w:color w:val="333333"/>
         </w:rPr>
-        <w:t xml:space="preserve">Recent grant-funded projects include an Embodied Carbon study (Vancity Envirofund) comparing demolition vs. lease extensions, and a capacity-building program </w:t>
+        <w:t xml:space="preserve">Recent grant-funded projects include </w:t>
+      </w:r>
+      <w:r>
+        <w:rPr>
+          <w:rFonts w:ascii="Helvetica" w:hAnsi="Helvetica" w:cs="Helvetica"/>
+          <w:sz w:val="22"/>
+          <w:sz-cs w:val="22"/>
+          <w:strike/>
+          <w:color w:val="CC0000"/>
+        </w:rPr>
+        <w:t xml:space="preserve"> an Embodied Carbon study (Vancity Envirofund) </w:t>
+      </w:r>
+      <w:r>
+        <w:rPr>
+          <w:rFonts w:ascii="Helvetica" w:hAnsi="Helvetica" w:cs="Helvetica"/>
+          <w:sz w:val="22"/>
+          <w:sz-cs w:val="22"/>
+          <w:u w:val="single"/>
+          <w:color w:val="0044CC"/>
+        </w:rPr>
+        <w:t xml:space="preserve"> embodied-carbon research </w:t>
+      </w:r>
+      <w:r>
+        <w:rPr>
+          <w:rFonts w:ascii="Helvetica" w:hAnsi="Helvetica" w:cs="Helvetica"/>
+          <w:sz w:val="22"/>
+          <w:sz-cs w:val="22"/>
+          <w:color w:val="333333"/>
+        </w:rPr>
+        <w:t xml:space="preserve">comparing demolition </w:t>
+      </w:r>
+      <w:r>
+        <w:rPr>
+          <w:rFonts w:ascii="Helvetica" w:hAnsi="Helvetica" w:cs="Helvetica"/>
+          <w:sz w:val="22"/>
+          <w:sz-cs w:val="22"/>
+          <w:strike/>
+          <w:color w:val="CC0000"/>
+        </w:rPr>
+        <w:t xml:space="preserve"> vs. </w:t>
+      </w:r>
+      <w:r>
+        <w:rPr>
+          <w:rFonts w:ascii="Helvetica" w:hAnsi="Helvetica" w:cs="Helvetica"/>
+          <w:sz w:val="22"/>
+          <w:sz-cs w:val="22"/>
+          <w:u w:val="single"/>
+          <w:color w:val="0044CC"/>
+        </w:rPr>
+        <w:t xml:space="preserve"> versus </w:t>
+      </w:r>
+      <w:r>
+        <w:rPr>
+          <w:rFonts w:ascii="Helvetica" w:hAnsi="Helvetica" w:cs="Helvetica"/>
+          <w:sz w:val="22"/>
+          <w:sz-cs w:val="22"/>
+          <w:color w:val="333333"/>
+        </w:rPr>
+        <w:t xml:space="preserve">lease extensions, </w:t>
+      </w:r>
+      <w:r>
+        <w:rPr>
+          <w:rFonts w:ascii="Helvetica" w:hAnsi="Helvetica" w:cs="Helvetica"/>
+          <w:sz w:val="22"/>
+          <w:sz-cs w:val="22"/>
+          <w:u w:val="single"/>
+          <w:color w:val="0044CC"/>
+        </w:rPr>
+        <w:t xml:space="preserve"> described in RePlan's 2024 annual report, </w:t>
+      </w:r>
+      <w:r>
+        <w:rPr>
+          <w:rFonts w:ascii="Helvetica" w:hAnsi="Helvetica" w:cs="Helvetica"/>
+          <w:sz w:val="22"/>
+          <w:sz-cs w:val="22"/>
+          <w:color w:val="333333"/>
+        </w:rPr>
+        <w:t xml:space="preserve">and a capacity-building program </w:t>
       </w:r>
       <w:r>
         <w:rPr>
@@ -3474,7 +3551,7 @@
           <w:u w:val="single"/>
           <w:color w:val="0044CC"/>
         </w:rPr>
-        <w:t xml:space="preserve"> means "The place inside the head of False Creek." It </w:t>
+        <w:t xml:space="preserve"> means "the place inside the head of False Creek." It </w:t>
       </w:r>
       <w:r>
         <w:rPr>
@@ -5136,145 +5213,405 @@
           <w:rFonts w:ascii="Helvetica" w:hAnsi="Helvetica" w:cs="Helvetica"/>
           <w:sz w:val="22"/>
           <w:sz-cs w:val="22"/>
-          <w:color w:val="333333"/>
-        </w:rPr>
-        <w:t xml:space="preserve">Sen̓áḵw is part of a broader movement of Indigenous nations using land development for economic self-determination:</w:t>
-      </w:r>
-      <w:r>
-        <w:rPr>
-          <w:rFonts w:ascii="Helvetica" w:hAnsi="Helvetica" w:cs="Helvetica"/>
-          <w:sz w:val="22"/>
-          <w:sz-cs w:val="22"/>
-        </w:rPr>
-        <w:t xml:space="preserve"/>
-      </w:r>
-    </w:p>
-    <w:p>
-      <w:pPr>
-        <w:spacing w:after="80"/>
-      </w:pPr>
-      <w:r>
-        <w:rPr>
-          <w:rFonts w:ascii="Helvetica" w:hAnsi="Helvetica" w:cs="Helvetica"/>
-          <w:sz w:val="22"/>
-          <w:sz-cs w:val="22"/>
-          <w:color w:val="333333"/>
-        </w:rPr>
-        <w:t xml:space="preserve">• Land is retained rather than sold, maintaining long-term nation ownership</w:t>
-      </w:r>
-      <w:r>
-        <w:rPr>
-          <w:rFonts w:ascii="Helvetica" w:hAnsi="Helvetica" w:cs="Helvetica"/>
-          <w:sz w:val="22"/>
-          <w:sz-cs w:val="22"/>
-        </w:rPr>
-        <w:t xml:space="preserve"/>
-      </w:r>
-    </w:p>
-    <w:p>
-      <w:pPr>
-        <w:spacing w:after="80"/>
-      </w:pPr>
-      <w:r>
-        <w:rPr>
-          <w:rFonts w:ascii="Helvetica" w:hAnsi="Helvetica" w:cs="Helvetica"/>
-          <w:sz w:val="22"/>
-          <w:sz-cs w:val="22"/>
-          <w:color w:val="333333"/>
-        </w:rPr>
-        <w:t xml:space="preserve">• Projects prioritize community benefit alongside economic returns</w:t>
-      </w:r>
-      <w:r>
-        <w:rPr>
-          <w:rFonts w:ascii="Helvetica" w:hAnsi="Helvetica" w:cs="Helvetica"/>
-          <w:sz w:val="22"/>
-          <w:sz-cs w:val="22"/>
-        </w:rPr>
-        <w:t xml:space="preserve"/>
-      </w:r>
-    </w:p>
-    <w:p>
-      <w:pPr>
-        <w:spacing w:after="80"/>
-      </w:pPr>
-      <w:r>
-        <w:rPr>
-          <w:rFonts w:ascii="Helvetica" w:hAnsi="Helvetica" w:cs="Helvetica"/>
-          <w:sz w:val="22"/>
-          <w:sz-cs w:val="22"/>
-          <w:color w:val="333333"/>
-        </w:rPr>
-        <w:t xml:space="preserve">• Housing developments include cultural spaces and community amenities</w:t>
-      </w:r>
-      <w:r>
-        <w:rPr>
-          <w:rFonts w:ascii="Helvetica" w:hAnsi="Helvetica" w:cs="Helvetica"/>
-          <w:sz w:val="22"/>
-          <w:sz-cs w:val="22"/>
-        </w:rPr>
-        <w:t xml:space="preserve"/>
-      </w:r>
-    </w:p>
-    <w:p>
-      <w:pPr>
-        <w:spacing w:after="80"/>
-      </w:pPr>
-      <w:r>
-        <w:rPr>
-          <w:rFonts w:ascii="Helvetica" w:hAnsi="Helvetica" w:cs="Helvetica"/>
-          <w:sz w:val="22"/>
-          <w:sz-cs w:val="22"/>
-          <w:color w:val="333333"/>
-        </w:rPr>
-        <w:t xml:space="preserve">• The </w:t>
-      </w:r>
-      <w:r>
-        <w:rPr>
-          <w:rFonts w:ascii="Helvetica" w:hAnsi="Helvetica" w:cs="Helvetica"/>
-          <w:sz w:val="22"/>
-          <w:sz-cs w:val="22"/>
-          <w:strike/>
-          <w:color w:val="CC0000"/>
-        </w:rPr>
-        <w:t xml:space="preserve"> 100% </w:t>
-      </w:r>
-      <w:r>
-        <w:rPr>
-          <w:rFonts w:ascii="Helvetica" w:hAnsi="Helvetica" w:cs="Helvetica"/>
-          <w:sz w:val="22"/>
-          <w:sz-cs w:val="22"/>
-          <w:color w:val="333333"/>
-        </w:rPr>
-        <w:t xml:space="preserve">rental model </w:t>
-      </w:r>
-      <w:r>
-        <w:rPr>
-          <w:rFonts w:ascii="Helvetica" w:hAnsi="Helvetica" w:cs="Helvetica"/>
-          <w:sz w:val="22"/>
-          <w:sz-cs w:val="22"/>
-          <w:strike/>
-          <w:color w:val="CC0000"/>
-        </w:rPr>
-        <w:t xml:space="preserve"> prevents speculation and ensures ongoing </w:t>
-      </w:r>
-      <w:r>
-        <w:rPr>
-          <w:rFonts w:ascii="Helvetica" w:hAnsi="Helvetica" w:cs="Helvetica"/>
-          <w:sz w:val="22"/>
-          <w:sz-cs w:val="22"/>
-          <w:u w:val="single"/>
-          <w:color w:val="0044CC"/>
-        </w:rPr>
-        <w:t xml:space="preserve"> supports long-term community </w:t>
-      </w:r>
-      <w:r>
-        <w:rPr>
-          <w:rFonts w:ascii="Helvetica" w:hAnsi="Helvetica" w:cs="Helvetica"/>
-          <w:sz w:val="22"/>
-          <w:sz-cs w:val="22"/>
-          <w:color w:val="333333"/>
-        </w:rPr>
-        <w:t xml:space="preserve">control </w:t>
+          <w:strike/>
+          <w:color w:val="CC0000"/>
+        </w:rPr>
+        <w:t xml:space="preserve"> Sen̓áḵw is part of </w:t>
+      </w:r>
+      <w:r>
+        <w:rPr>
+          <w:rFonts w:ascii="Helvetica" w:hAnsi="Helvetica" w:cs="Helvetica"/>
+          <w:sz w:val="22"/>
+          <w:sz-cs w:val="22"/>
+          <w:u w:val="single"/>
+          <w:color w:val="0044CC"/>
+        </w:rPr>
+        <w:t xml:space="preserve"> BSH's Urban Indigenous Housing in British Columbia research found that although municipalities often express </w:t>
+      </w:r>
+      <w:r>
+        <w:rPr>
+          <w:rFonts w:ascii="Helvetica" w:hAnsi="Helvetica" w:cs="Helvetica"/>
+          <w:sz w:val="22"/>
+          <w:sz-cs w:val="22"/>
+          <w:color w:val="333333"/>
+        </w:rPr>
+        <w:t xml:space="preserve">a </w:t>
+      </w:r>
+      <w:r>
+        <w:rPr>
+          <w:rFonts w:ascii="Helvetica" w:hAnsi="Helvetica" w:cs="Helvetica"/>
+          <w:sz w:val="22"/>
+          <w:sz-cs w:val="22"/>
+          <w:strike/>
+          <w:color w:val="CC0000"/>
+        </w:rPr>
+        <w:t xml:space="preserve"> broader movement of </w:t>
+      </w:r>
+      <w:r>
+        <w:rPr>
+          <w:rFonts w:ascii="Helvetica" w:hAnsi="Helvetica" w:cs="Helvetica"/>
+          <w:sz w:val="22"/>
+          <w:sz-cs w:val="22"/>
+          <w:u w:val="single"/>
+          <w:color w:val="0044CC"/>
+        </w:rPr>
+        <w:t xml:space="preserve"> commitment to reconciliation, most do not meaningfully address urban </w:t>
+      </w:r>
+      <w:r>
+        <w:rPr>
+          <w:rFonts w:ascii="Helvetica" w:hAnsi="Helvetica" w:cs="Helvetica"/>
+          <w:sz w:val="22"/>
+          <w:sz-cs w:val="22"/>
+          <w:color w:val="333333"/>
+        </w:rPr>
+        <w:t xml:space="preserve">Indigenous </w:t>
+      </w:r>
+      <w:r>
+        <w:rPr>
+          <w:rFonts w:ascii="Helvetica" w:hAnsi="Helvetica" w:cs="Helvetica"/>
+          <w:sz w:val="22"/>
+          <w:sz-cs w:val="22"/>
+          <w:strike/>
+          <w:color w:val="CC0000"/>
+        </w:rPr>
+        <w:t xml:space="preserve"> nations using land development for economic self-determination: </w:t>
+      </w:r>
+      <w:r>
+        <w:rPr>
+          <w:rFonts w:ascii="Helvetica" w:hAnsi="Helvetica" w:cs="Helvetica"/>
+          <w:sz w:val="22"/>
+          <w:sz-cs w:val="22"/>
+          <w:u w:val="single"/>
+          <w:color w:val="0044CC"/>
+        </w:rPr>
+        <w:t xml:space="preserve"> housing needs in their Official Community Plans or housing strategies. </w:t>
+      </w:r>
+      <w:r>
+        <w:rPr>
+          <w:rFonts w:ascii="Helvetica" w:hAnsi="Helvetica" w:cs="Helvetica"/>
+          <w:sz w:val="22"/>
+          <w:sz-cs w:val="22"/>
+        </w:rPr>
+        <w:t xml:space="preserve"/>
+      </w:r>
+    </w:p>
+    <w:p>
+      <w:pPr>
+        <w:spacing w:after="80"/>
+      </w:pPr>
+      <w:r>
+        <w:rPr>
+          <w:rFonts w:ascii="Helvetica" w:hAnsi="Helvetica" w:cs="Helvetica"/>
+          <w:sz w:val="22"/>
+          <w:sz-cs w:val="22"/>
+          <w:strike/>
+          <w:color w:val="CC0000"/>
+        </w:rPr>
+        <w:t xml:space="preserve"> • </w:t>
+      </w:r>
+      <w:r>
+        <w:rPr>
+          <w:rFonts w:ascii="Helvetica" w:hAnsi="Helvetica" w:cs="Helvetica"/>
+          <w:sz w:val="22"/>
+          <w:sz-cs w:val="22"/>
+          <w:u w:val="single"/>
+          <w:color w:val="0044CC"/>
+        </w:rPr>
+        <w:t xml:space="preserve"> BSH's Comparing First Nations Led </w:t>
+      </w:r>
+      <w:r>
+        <w:rPr>
+          <w:rFonts w:ascii="Helvetica" w:hAnsi="Helvetica" w:cs="Helvetica"/>
+          <w:sz w:val="22"/>
+          <w:sz-cs w:val="22"/>
+          <w:color w:val="333333"/>
+        </w:rPr>
+        <w:t xml:space="preserve">Land </w:t>
+      </w:r>
+      <w:r>
+        <w:rPr>
+          <w:rFonts w:ascii="Helvetica" w:hAnsi="Helvetica" w:cs="Helvetica"/>
+          <w:sz w:val="22"/>
+          <w:sz-cs w:val="22"/>
+          <w:strike/>
+          <w:color w:val="CC0000"/>
+        </w:rPr>
+        <w:t xml:space="preserve"> is retained rather than sold, maintaining </w:t>
+      </w:r>
+      <w:r>
+        <w:rPr>
+          <w:rFonts w:ascii="Helvetica" w:hAnsi="Helvetica" w:cs="Helvetica"/>
+          <w:sz w:val="22"/>
+          <w:sz-cs w:val="22"/>
+          <w:u w:val="single"/>
+          <w:color w:val="0044CC"/>
+        </w:rPr>
+        <w:t xml:space="preserve"> and Housing Regulation Models across Metro Vancouver project uses cases like Sen̓áḵw to examine how Nations are advancing housing through Indigenous-led land governance, </w:t>
+      </w:r>
+      <w:r>
+        <w:rPr>
+          <w:rFonts w:ascii="Helvetica" w:hAnsi="Helvetica" w:cs="Helvetica"/>
+          <w:sz w:val="22"/>
+          <w:sz-cs w:val="22"/>
+          <w:color w:val="333333"/>
+        </w:rPr>
+        <w:t xml:space="preserve">long-term </w:t>
+      </w:r>
+      <w:r>
+        <w:rPr>
+          <w:rFonts w:ascii="Helvetica" w:hAnsi="Helvetica" w:cs="Helvetica"/>
+          <w:sz w:val="22"/>
+          <w:sz-cs w:val="22"/>
+          <w:strike/>
+          <w:color w:val="CC0000"/>
+        </w:rPr>
+        <w:t xml:space="preserve"> nation ownership </w:t>
+      </w:r>
+      <w:r>
+        <w:rPr>
+          <w:rFonts w:ascii="Helvetica" w:hAnsi="Helvetica" w:cs="Helvetica"/>
+          <w:sz w:val="22"/>
+          <w:sz-cs w:val="22"/>
+          <w:u w:val="single"/>
+          <w:color w:val="0044CC"/>
+        </w:rPr>
+        <w:t xml:space="preserve"> land retention, and regulatory systems that do not depend on municipal zoning frameworks. BSH recommends the related webinar and podcast for additional context. </w:t>
+      </w:r>
+      <w:r>
+        <w:rPr>
+          <w:rFonts w:ascii="Helvetica" w:hAnsi="Helvetica" w:cs="Helvetica"/>
+          <w:sz w:val="22"/>
+          <w:sz-cs w:val="22"/>
+        </w:rPr>
+        <w:t xml:space="preserve"/>
+      </w:r>
+    </w:p>
+    <w:p>
+      <w:pPr>
+        <w:spacing w:after="80"/>
+      </w:pPr>
+      <w:r>
+        <w:rPr>
+          <w:rFonts w:ascii="Helvetica" w:hAnsi="Helvetica" w:cs="Helvetica"/>
+          <w:sz w:val="22"/>
+          <w:sz-cs w:val="22"/>
+          <w:color w:val="333333"/>
+        </w:rPr>
+        <w:t xml:space="preserve">• </w:t>
+      </w:r>
+      <w:r>
+        <w:rPr>
+          <w:rFonts w:ascii="Helvetica" w:hAnsi="Helvetica" w:cs="Helvetica"/>
+          <w:sz w:val="22"/>
+          <w:sz-cs w:val="22"/>
+          <w:strike/>
+          <w:color w:val="CC0000"/>
+        </w:rPr>
+        <w:t xml:space="preserve"> Projects prioritize community benefit alongside economic returns </w:t>
+      </w:r>
+      <w:r>
+        <w:rPr>
+          <w:rFonts w:ascii="Helvetica" w:hAnsi="Helvetica" w:cs="Helvetica"/>
+          <w:sz w:val="22"/>
+          <w:sz-cs w:val="22"/>
+          <w:u w:val="single"/>
+          <w:color w:val="0044CC"/>
+        </w:rPr>
+        <w:t xml:space="preserve"> Urban Indigenous housing needs must be identified as distinct needs in local policy rather than folded into general affordability planning </w:t>
+      </w:r>
+      <w:r>
+        <w:rPr>
+          <w:rFonts w:ascii="Helvetica" w:hAnsi="Helvetica" w:cs="Helvetica"/>
+          <w:sz w:val="22"/>
+          <w:sz-cs w:val="22"/>
+        </w:rPr>
+        <w:t xml:space="preserve"/>
+      </w:r>
+    </w:p>
+    <w:p>
+      <w:pPr>
+        <w:spacing w:after="80"/>
+      </w:pPr>
+      <w:r>
+        <w:rPr>
+          <w:rFonts w:ascii="Helvetica" w:hAnsi="Helvetica" w:cs="Helvetica"/>
+          <w:sz w:val="22"/>
+          <w:sz-cs w:val="22"/>
+          <w:color w:val="333333"/>
+        </w:rPr>
+        <w:t xml:space="preserve">• </w:t>
+      </w:r>
+      <w:r>
+        <w:rPr>
+          <w:rFonts w:ascii="Helvetica" w:hAnsi="Helvetica" w:cs="Helvetica"/>
+          <w:sz w:val="22"/>
+          <w:sz-cs w:val="22"/>
+          <w:strike/>
+          <w:color w:val="CC0000"/>
+        </w:rPr>
+        <w:t xml:space="preserve"> Housing developments </w:t>
+      </w:r>
+      <w:r>
+        <w:rPr>
+          <w:rFonts w:ascii="Helvetica" w:hAnsi="Helvetica" w:cs="Helvetica"/>
+          <w:sz w:val="22"/>
+          <w:sz-cs w:val="22"/>
+          <w:u w:val="single"/>
+          <w:color w:val="0044CC"/>
+        </w:rPr>
+        <w:t xml:space="preserve"> Municipal barriers commonly </w:t>
+      </w:r>
+      <w:r>
+        <w:rPr>
+          <w:rFonts w:ascii="Helvetica" w:hAnsi="Helvetica" w:cs="Helvetica"/>
+          <w:sz w:val="22"/>
+          <w:sz-cs w:val="22"/>
+          <w:color w:val="333333"/>
+        </w:rPr>
+        <w:t xml:space="preserve">include </w:t>
+      </w:r>
+      <w:r>
+        <w:rPr>
+          <w:rFonts w:ascii="Helvetica" w:hAnsi="Helvetica" w:cs="Helvetica"/>
+          <w:sz w:val="22"/>
+          <w:sz-cs w:val="22"/>
+          <w:strike/>
+          <w:color w:val="CC0000"/>
+        </w:rPr>
+        <w:t xml:space="preserve"> cultural spaces </w:t>
+      </w:r>
+      <w:r>
+        <w:rPr>
+          <w:rFonts w:ascii="Helvetica" w:hAnsi="Helvetica" w:cs="Helvetica"/>
+          <w:sz w:val="22"/>
+          <w:sz-cs w:val="22"/>
+          <w:u w:val="single"/>
+          <w:color w:val="0044CC"/>
+        </w:rPr>
+        <w:t xml:space="preserve"> limited financial </w:t>
+      </w:r>
+      <w:r>
+        <w:rPr>
+          <w:rFonts w:ascii="Helvetica" w:hAnsi="Helvetica" w:cs="Helvetica"/>
+          <w:sz w:val="22"/>
+          <w:sz-cs w:val="22"/>
+          <w:color w:val="333333"/>
+        </w:rPr>
+        <w:t xml:space="preserve">and </w:t>
+      </w:r>
+      <w:r>
+        <w:rPr>
+          <w:rFonts w:ascii="Helvetica" w:hAnsi="Helvetica" w:cs="Helvetica"/>
+          <w:sz w:val="22"/>
+          <w:sz-cs w:val="22"/>
+          <w:strike/>
+          <w:color w:val="CC0000"/>
+        </w:rPr>
+        <w:t xml:space="preserve"> community amenities </w:t>
+      </w:r>
+      <w:r>
+        <w:rPr>
+          <w:rFonts w:ascii="Helvetica" w:hAnsi="Helvetica" w:cs="Helvetica"/>
+          <w:sz w:val="22"/>
+          <w:sz-cs w:val="22"/>
+          <w:u w:val="single"/>
+          <w:color w:val="0044CC"/>
+        </w:rPr>
+        <w:t xml:space="preserve"> staffing capacity, uncertainty about jurisdiction, and ambiguity about how to respond to Indigenous housing needs </w:t>
+      </w:r>
+      <w:r>
+        <w:rPr>
+          <w:rFonts w:ascii="Helvetica" w:hAnsi="Helvetica" w:cs="Helvetica"/>
+          <w:sz w:val="22"/>
+          <w:sz-cs w:val="22"/>
+        </w:rPr>
+        <w:t xml:space="preserve"/>
+      </w:r>
+    </w:p>
+    <w:p>
+      <w:pPr>
+        <w:spacing w:after="80"/>
+      </w:pPr>
+      <w:r>
+        <w:rPr>
+          <w:rFonts w:ascii="Helvetica" w:hAnsi="Helvetica" w:cs="Helvetica"/>
+          <w:sz w:val="22"/>
+          <w:sz-cs w:val="22"/>
+          <w:color w:val="333333"/>
+        </w:rPr>
+        <w:t xml:space="preserve">• </w:t>
+      </w:r>
+      <w:r>
+        <w:rPr>
+          <w:rFonts w:ascii="Helvetica" w:hAnsi="Helvetica" w:cs="Helvetica"/>
+          <w:sz w:val="22"/>
+          <w:sz-cs w:val="22"/>
+          <w:strike/>
+          <w:color w:val="CC0000"/>
+        </w:rPr>
+        <w:t xml:space="preserve"> The 100% rental model prevents speculation </w:t>
+      </w:r>
+      <w:r>
+        <w:rPr>
+          <w:rFonts w:ascii="Helvetica" w:hAnsi="Helvetica" w:cs="Helvetica"/>
+          <w:sz w:val="22"/>
+          <w:sz-cs w:val="22"/>
+          <w:u w:val="single"/>
+          <w:color w:val="0044CC"/>
+        </w:rPr>
+        <w:t xml:space="preserve"> First Nations-led housing models retain land, set their own regulatory terms, </w:t>
+      </w:r>
+      <w:r>
+        <w:rPr>
+          <w:rFonts w:ascii="Helvetica" w:hAnsi="Helvetica" w:cs="Helvetica"/>
+          <w:sz w:val="22"/>
+          <w:sz-cs w:val="22"/>
+          <w:color w:val="333333"/>
+        </w:rPr>
+        <w:t xml:space="preserve">and </w:t>
+      </w:r>
+      <w:r>
+        <w:rPr>
+          <w:rFonts w:ascii="Helvetica" w:hAnsi="Helvetica" w:cs="Helvetica"/>
+          <w:sz w:val="22"/>
+          <w:sz-cs w:val="22"/>
+          <w:strike/>
+          <w:color w:val="CC0000"/>
+        </w:rPr>
+        <w:t xml:space="preserve"> ensures ongoing control </w:t>
+      </w:r>
+      <w:r>
+        <w:rPr>
+          <w:rFonts w:ascii="Helvetica" w:hAnsi="Helvetica" w:cs="Helvetica"/>
+          <w:sz w:val="22"/>
+          <w:sz-cs w:val="22"/>
+          <w:u w:val="single"/>
+          <w:color w:val="0044CC"/>
+        </w:rPr>
+        <w:t xml:space="preserve"> align development with cultural and community priorities </w:t>
+      </w:r>
+      <w:r>
+        <w:rPr>
+          <w:rFonts w:ascii="Helvetica" w:hAnsi="Helvetica" w:cs="Helvetica"/>
+          <w:sz w:val="22"/>
+          <w:sz-cs w:val="22"/>
+        </w:rPr>
+        <w:t xml:space="preserve"/>
+      </w:r>
+    </w:p>
+    <w:p>
+      <w:pPr>
+        <w:spacing w:after="80"/>
+      </w:pPr>
+      <w:r>
+        <w:rPr>
+          <w:rFonts w:ascii="Helvetica" w:hAnsi="Helvetica" w:cs="Helvetica"/>
+          <w:sz w:val="22"/>
+          <w:sz-cs w:val="22"/>
+          <w:u w:val="single"/>
+          <w:color w:val="0044CC"/>
+        </w:rPr>
+        <w:t xml:space="preserve"> • Sen̓áḵw shows how land retention, rental housing, and Nation-led regulation can support long-term community control in an urban setting</w:t>
       </w:r>
       <w:r>
         <w:rPr>
@@ -5380,7 +5717,7 @@
           <w:u w:val="single"/>
           <w:color w:val="0044CC"/>
         </w:rPr>
-        <w:t xml:space="preserve"> Phase One: 1,409 homes across three towers; 250 homes allocated through Hiy̓ám̓ Housing </w:t>
+        <w:t xml:space="preserve"> Phase One: 1,409 homes across three towers; 250 homes allocated to Indigenous residents through Hiy̓ám̓ Housing </w:t>
       </w:r>
       <w:r>
         <w:rPr>
@@ -5422,7 +5759,7 @@
           <w:u w:val="single"/>
           <w:color w:val="0044CC"/>
         </w:rPr>
-        <w:t xml:space="preserve"> $1.4B federal financing support announced September 6, 2022 </w:t>
+        <w:t xml:space="preserve"> $1.4B in CMHC support for early phases of the project </w:t>
       </w:r>
       <w:r>
         <w:rPr>
@@ -5532,28 +5869,6 @@
           <w:sz-cs w:val="22"/>
           <w:color w:val="333333"/>
         </w:rPr>
-        <w:t xml:space="preserve">• Burrard Street Bridge — Photo: Wikimedia Commons (CC0)</w:t>
-      </w:r>
-      <w:r>
-        <w:rPr>
-          <w:rFonts w:ascii="Helvetica" w:hAnsi="Helvetica" w:cs="Helvetica"/>
-          <w:sz w:val="22"/>
-          <w:sz-cs w:val="22"/>
-        </w:rPr>
-        <w:t xml:space="preserve"/>
-      </w:r>
-    </w:p>
-    <w:p>
-      <w:pPr>
-        <w:spacing w:after="80"/>
-      </w:pPr>
-      <w:r>
-        <w:rPr>
-          <w:rFonts w:ascii="Helvetica" w:hAnsi="Helvetica" w:cs="Helvetica"/>
-          <w:sz w:val="22"/>
-          <w:sz-cs w:val="22"/>
-          <w:color w:val="333333"/>
-        </w:rPr>
         <w:t xml:space="preserve">• </w:t>
       </w:r>
       <w:r>
@@ -5564,6 +5879,77 @@
           <w:strike/>
           <w:color w:val="CC0000"/>
         </w:rPr>
+        <w:t xml:space="preserve"> Burrard Street Bridge </w:t>
+      </w:r>
+      <w:r>
+        <w:rPr>
+          <w:rFonts w:ascii="Helvetica" w:hAnsi="Helvetica" w:cs="Helvetica"/>
+          <w:sz w:val="22"/>
+          <w:sz-cs w:val="22"/>
+          <w:u w:val="single"/>
+          <w:color w:val="0044CC"/>
+        </w:rPr>
+        <w:t xml:space="preserve"> Sen̓áḵw overview rendering </w:t>
+      </w:r>
+      <w:r>
+        <w:rPr>
+          <w:rFonts w:ascii="Helvetica" w:hAnsi="Helvetica" w:cs="Helvetica"/>
+          <w:sz w:val="22"/>
+          <w:sz-cs w:val="22"/>
+          <w:color w:val="333333"/>
+        </w:rPr>
+        <w:t xml:space="preserve">— </w:t>
+      </w:r>
+      <w:r>
+        <w:rPr>
+          <w:rFonts w:ascii="Helvetica" w:hAnsi="Helvetica" w:cs="Helvetica"/>
+          <w:sz w:val="22"/>
+          <w:sz-cs w:val="22"/>
+          <w:strike/>
+          <w:color w:val="CC0000"/>
+        </w:rPr>
+        <w:t xml:space="preserve"> Photo: Wikimedia Commons (CC0) </w:t>
+      </w:r>
+      <w:r>
+        <w:rPr>
+          <w:rFonts w:ascii="Helvetica" w:hAnsi="Helvetica" w:cs="Helvetica"/>
+          <w:sz w:val="22"/>
+          <w:sz-cs w:val="22"/>
+          <w:u w:val="single"/>
+          <w:color w:val="0044CC"/>
+        </w:rPr>
+        <w:t xml:space="preserve"> Source: project visualization </w:t>
+      </w:r>
+      <w:r>
+        <w:rPr>
+          <w:rFonts w:ascii="Helvetica" w:hAnsi="Helvetica" w:cs="Helvetica"/>
+          <w:sz w:val="22"/>
+          <w:sz-cs w:val="22"/>
+        </w:rPr>
+        <w:t xml:space="preserve"/>
+      </w:r>
+    </w:p>
+    <w:p>
+      <w:pPr>
+        <w:spacing w:after="80"/>
+      </w:pPr>
+      <w:r>
+        <w:rPr>
+          <w:rFonts w:ascii="Helvetica" w:hAnsi="Helvetica" w:cs="Helvetica"/>
+          <w:sz w:val="22"/>
+          <w:sz-cs w:val="22"/>
+          <w:color w:val="333333"/>
+        </w:rPr>
+        <w:t xml:space="preserve">• </w:t>
+      </w:r>
+      <w:r>
+        <w:rPr>
+          <w:rFonts w:ascii="Helvetica" w:hAnsi="Helvetica" w:cs="Helvetica"/>
+          <w:sz w:val="22"/>
+          <w:sz-cs w:val="22"/>
+          <w:strike/>
+          <w:color w:val="CC0000"/>
+        </w:rPr>
         <w:t xml:space="preserve"> False Creek near Kits Point </w:t>
       </w:r>
       <w:r>
@@ -5625,29 +6011,127 @@
           <w:sz-cs w:val="22"/>
           <w:color w:val="333333"/>
         </w:rPr>
-        <w:t xml:space="preserve">• Kitsilano Beach — Photo: Adam Jones (CC BY-SA 2.0)</w:t>
-      </w:r>
-      <w:r>
-        <w:rPr>
-          <w:rFonts w:ascii="Helvetica" w:hAnsi="Helvetica" w:cs="Helvetica"/>
-          <w:sz w:val="22"/>
-          <w:sz-cs w:val="22"/>
-        </w:rPr>
-        <w:t xml:space="preserve"/>
-      </w:r>
-    </w:p>
-    <w:p>
-      <w:pPr>
-        <w:spacing w:after="80"/>
-      </w:pPr>
-      <w:r>
-        <w:rPr>
-          <w:rFonts w:ascii="Helvetica" w:hAnsi="Helvetica" w:cs="Helvetica"/>
-          <w:sz w:val="22"/>
-          <w:sz-cs w:val="22"/>
-          <w:color w:val="333333"/>
-        </w:rPr>
-        <w:t xml:space="preserve">• Downtown skyline from Vanier Park — Photo: Wikimedia Commons (CC BY-SA)</w:t>
+        <w:t xml:space="preserve">• </w:t>
+      </w:r>
+      <w:r>
+        <w:rPr>
+          <w:rFonts w:ascii="Helvetica" w:hAnsi="Helvetica" w:cs="Helvetica"/>
+          <w:sz w:val="22"/>
+          <w:sz-cs w:val="22"/>
+          <w:strike/>
+          <w:color w:val="CC0000"/>
+        </w:rPr>
+        <w:t xml:space="preserve"> Kitsilano Beach </w:t>
+      </w:r>
+      <w:r>
+        <w:rPr>
+          <w:rFonts w:ascii="Helvetica" w:hAnsi="Helvetica" w:cs="Helvetica"/>
+          <w:sz w:val="22"/>
+          <w:sz-cs w:val="22"/>
+          <w:u w:val="single"/>
+          <w:color w:val="0044CC"/>
+        </w:rPr>
+        <w:t xml:space="preserve"> Sen̓áḵw site plan </w:t>
+      </w:r>
+      <w:r>
+        <w:rPr>
+          <w:rFonts w:ascii="Helvetica" w:hAnsi="Helvetica" w:cs="Helvetica"/>
+          <w:sz w:val="22"/>
+          <w:sz-cs w:val="22"/>
+          <w:color w:val="333333"/>
+        </w:rPr>
+        <w:t xml:space="preserve">— </w:t>
+      </w:r>
+      <w:r>
+        <w:rPr>
+          <w:rFonts w:ascii="Helvetica" w:hAnsi="Helvetica" w:cs="Helvetica"/>
+          <w:sz w:val="22"/>
+          <w:sz-cs w:val="22"/>
+          <w:strike/>
+          <w:color w:val="CC0000"/>
+        </w:rPr>
+        <w:t xml:space="preserve"> Photo: Adam Jones (CC BY-SA 2.0) </w:t>
+      </w:r>
+      <w:r>
+        <w:rPr>
+          <w:rFonts w:ascii="Helvetica" w:hAnsi="Helvetica" w:cs="Helvetica"/>
+          <w:sz w:val="22"/>
+          <w:sz-cs w:val="22"/>
+          <w:u w:val="single"/>
+          <w:color w:val="0044CC"/>
+        </w:rPr>
+        <w:t xml:space="preserve"> Source: project visualization </w:t>
+      </w:r>
+      <w:r>
+        <w:rPr>
+          <w:rFonts w:ascii="Helvetica" w:hAnsi="Helvetica" w:cs="Helvetica"/>
+          <w:sz w:val="22"/>
+          <w:sz-cs w:val="22"/>
+        </w:rPr>
+        <w:t xml:space="preserve"/>
+      </w:r>
+    </w:p>
+    <w:p>
+      <w:pPr>
+        <w:spacing w:after="80"/>
+      </w:pPr>
+      <w:r>
+        <w:rPr>
+          <w:rFonts w:ascii="Helvetica" w:hAnsi="Helvetica" w:cs="Helvetica"/>
+          <w:sz w:val="22"/>
+          <w:sz-cs w:val="22"/>
+          <w:color w:val="333333"/>
+        </w:rPr>
+        <w:t xml:space="preserve">• </w:t>
+      </w:r>
+      <w:r>
+        <w:rPr>
+          <w:rFonts w:ascii="Helvetica" w:hAnsi="Helvetica" w:cs="Helvetica"/>
+          <w:sz w:val="22"/>
+          <w:sz-cs w:val="22"/>
+          <w:strike/>
+          <w:color w:val="CC0000"/>
+        </w:rPr>
+        <w:t xml:space="preserve"> Downtown skyline from Vanier Park </w:t>
+      </w:r>
+      <w:r>
+        <w:rPr>
+          <w:rFonts w:ascii="Helvetica" w:hAnsi="Helvetica" w:cs="Helvetica"/>
+          <w:sz w:val="22"/>
+          <w:sz-cs w:val="22"/>
+          <w:u w:val="single"/>
+          <w:color w:val="0044CC"/>
+        </w:rPr>
+        <w:t xml:space="preserve"> Sen̓áḵw context view </w:t>
+      </w:r>
+      <w:r>
+        <w:rPr>
+          <w:rFonts w:ascii="Helvetica" w:hAnsi="Helvetica" w:cs="Helvetica"/>
+          <w:sz w:val="22"/>
+          <w:sz-cs w:val="22"/>
+          <w:color w:val="333333"/>
+        </w:rPr>
+        <w:t xml:space="preserve">— </w:t>
+      </w:r>
+      <w:r>
+        <w:rPr>
+          <w:rFonts w:ascii="Helvetica" w:hAnsi="Helvetica" w:cs="Helvetica"/>
+          <w:sz w:val="22"/>
+          <w:sz-cs w:val="22"/>
+          <w:strike/>
+          <w:color w:val="CC0000"/>
+        </w:rPr>
+        <w:t xml:space="preserve"> Photo: Wikimedia Commons (CC BY-SA) </w:t>
+      </w:r>
+      <w:r>
+        <w:rPr>
+          <w:rFonts w:ascii="Helvetica" w:hAnsi="Helvetica" w:cs="Helvetica"/>
+          <w:sz w:val="22"/>
+          <w:sz-cs w:val="22"/>
+          <w:u w:val="single"/>
+          <w:color w:val="0044CC"/>
+        </w:rPr>
+        <w:t xml:space="preserve"> Source: project visualization </w:t>
       </w:r>
       <w:r>
         <w:rPr>
@@ -5806,6 +6290,98 @@
           <w:u w:val="single"/>
           <w:color w:val="0044CC"/>
         </w:rPr>
+        <w:t xml:space="preserve"> • BSH — Urban Indigenous Housing in British Columbia - BSH research on how BC municipalities address urban Indigenous housing needs and the barriers they report | https://bsh.ubc.ca/research/urban-indigenous-housing-in-british-columbia/</w:t>
+      </w:r>
+      <w:r>
+        <w:rPr>
+          <w:rFonts w:ascii="Helvetica" w:hAnsi="Helvetica" w:cs="Helvetica"/>
+          <w:sz w:val="22"/>
+          <w:sz-cs w:val="22"/>
+        </w:rPr>
+        <w:t xml:space="preserve"/>
+      </w:r>
+    </w:p>
+    <w:p>
+      <w:pPr>
+        <w:spacing w:after="80"/>
+      </w:pPr>
+      <w:r>
+        <w:rPr>
+          <w:rFonts w:ascii="Helvetica" w:hAnsi="Helvetica" w:cs="Helvetica"/>
+          <w:sz w:val="22"/>
+          <w:sz-cs w:val="22"/>
+          <w:u w:val="single"/>
+          <w:color w:val="0044CC"/>
+        </w:rPr>
+        <w:t xml:space="preserve"> • BSH — Comparing First Nations Led Land and Housing Regulation Models across Metro Vancouver - BSH project on First Nations-led development models, land regulation, and housing governance in Metro Vancouver | https://bsh.ubc.ca/research/comparing-first-nations-led-land-and-housing-regulation/</w:t>
+      </w:r>
+      <w:r>
+        <w:rPr>
+          <w:rFonts w:ascii="Helvetica" w:hAnsi="Helvetica" w:cs="Helvetica"/>
+          <w:sz w:val="22"/>
+          <w:sz-cs w:val="22"/>
+        </w:rPr>
+        <w:t xml:space="preserve"/>
+      </w:r>
+    </w:p>
+    <w:p>
+      <w:pPr>
+        <w:spacing w:after="80"/>
+      </w:pPr>
+      <w:r>
+        <w:rPr>
+          <w:rFonts w:ascii="Helvetica" w:hAnsi="Helvetica" w:cs="Helvetica"/>
+          <w:sz w:val="22"/>
+          <w:sz-cs w:val="22"/>
+          <w:u w:val="single"/>
+          <w:color w:val="0044CC"/>
+        </w:rPr>
+        <w:t xml:space="preserve"> • BSH — Episode 14: Indigenous-led Housing - BSH podcast on Indigenous-led housing, zoning, governance, and urban Indigenous housing needs | https://bsh.ubc.ca/episode-14-indigenous-led-housing/</w:t>
+      </w:r>
+      <w:r>
+        <w:rPr>
+          <w:rFonts w:ascii="Helvetica" w:hAnsi="Helvetica" w:cs="Helvetica"/>
+          <w:sz w:val="22"/>
+          <w:sz-cs w:val="22"/>
+        </w:rPr>
+        <w:t xml:space="preserve"/>
+      </w:r>
+    </w:p>
+    <w:p>
+      <w:pPr>
+        <w:spacing w:after="80"/>
+      </w:pPr>
+      <w:r>
+        <w:rPr>
+          <w:rFonts w:ascii="Helvetica" w:hAnsi="Helvetica" w:cs="Helvetica"/>
+          <w:sz w:val="22"/>
+          <w:sz-cs w:val="22"/>
+          <w:u w:val="single"/>
+          <w:color w:val="0044CC"/>
+        </w:rPr>
+        <w:t xml:space="preserve"> • BSH — Research in Progress on Indigenous Land Policy - BSH webinar on urban Indigenous housing and First Nations land development in Greater Vancouver | https://bsh.ubc.ca/research-in-progress-on-indigenous-land-policy/</w:t>
+      </w:r>
+      <w:r>
+        <w:rPr>
+          <w:rFonts w:ascii="Helvetica" w:hAnsi="Helvetica" w:cs="Helvetica"/>
+          <w:sz w:val="22"/>
+          <w:sz-cs w:val="22"/>
+        </w:rPr>
+        <w:t xml:space="preserve"/>
+      </w:r>
+    </w:p>
+    <w:p>
+      <w:pPr>
+        <w:spacing w:after="80"/>
+      </w:pPr>
+      <w:r>
+        <w:rPr>
+          <w:rFonts w:ascii="Helvetica" w:hAnsi="Helvetica" w:cs="Helvetica"/>
+          <w:sz w:val="22"/>
+          <w:sz-cs w:val="22"/>
+          <w:u w:val="single"/>
+          <w:color w:val="0044CC"/>
+        </w:rPr>
         <w:t xml:space="preserve"> • Prime Minister of Canada (Sep 6, 2022) — Historic partnership announcement - Announcement of $1.4 billion federal support for early Sen̓áḵw phases | https://www.pm.gc.ca/en/news/news-releases/2022/09/06/historic-partnership-between-canada-and-skwxwu7mesh-uxwumixw-squamish</w:t>
       </w:r>
       <w:r>
@@ -9491,30 +10067,53 @@
           <w:u w:val="single"/>
           <w:color w:val="0044CC"/>
         </w:rPr>
-        <w:t xml:space="preserve"> • First Forward Redevelopment (Official) - Official project page with building program, housing, and redevelopment FAQ data | https://admin.firstunited.ca/first-forward-redevelopment/</w:t>
-      </w:r>
-      <w:r>
-        <w:rPr>
-          <w:rFonts w:ascii="Helvetica" w:hAnsi="Helvetica" w:cs="Helvetica"/>
-          <w:sz w:val="22"/>
-          <w:sz-cs w:val="22"/>
-        </w:rPr>
-        <w:t xml:space="preserve"/>
-      </w:r>
-    </w:p>
-    <w:p>
-      <w:pPr>
-        <w:spacing w:after="80"/>
-      </w:pPr>
-      <w:r>
-        <w:rPr>
-          <w:rFonts w:ascii="Helvetica" w:hAnsi="Helvetica" w:cs="Helvetica"/>
-          <w:sz w:val="22"/>
-          <w:sz-cs w:val="22"/>
-          <w:u w:val="single"/>
-          <w:color w:val="0044CC"/>
-        </w:rPr>
-        <w:t xml:space="preserve"> • BSH — Estimating No-Fault Evictions in Canada and BC - BSH analysis reporting 65% national and 85% BC no-fault eviction shares | https://bsh.ubc.ca/research/estimating-no-fault-evictions/</w:t>
+        <w:t xml:space="preserve"> • First United — BC Eviction Mapping - Eviction survey collecting data from BC tenants through First United's systems-change work | https://firstunited.ca/how-we-help/bc-eviction-mapping/</w:t>
+      </w:r>
+      <w:r>
+        <w:rPr>
+          <w:rFonts w:ascii="Helvetica" w:hAnsi="Helvetica" w:cs="Helvetica"/>
+          <w:sz w:val="22"/>
+          <w:sz-cs w:val="22"/>
+        </w:rPr>
+        <w:t xml:space="preserve"/>
+      </w:r>
+    </w:p>
+    <w:p>
+      <w:pPr>
+        <w:spacing w:after="80"/>
+      </w:pPr>
+      <w:r>
+        <w:rPr>
+          <w:rFonts w:ascii="Helvetica" w:hAnsi="Helvetica" w:cs="Helvetica"/>
+          <w:sz w:val="22"/>
+          <w:sz-cs w:val="22"/>
+          <w:u w:val="single"/>
+          <w:color w:val="0044CC"/>
+        </w:rPr>
+        <w:t xml:space="preserve"> • The Tyee — First United Launches $30M Campaign - Coverage of the First Forward capital campaign and DTES redevelopment vision | https://thetyee.ca/Presents/2021/11/17/First-United-30-Million-Campaign-Downtown-Eastside-Site/</w:t>
+      </w:r>
+      <w:r>
+        <w:rPr>
+          <w:rFonts w:ascii="Helvetica" w:hAnsi="Helvetica" w:cs="Helvetica"/>
+          <w:sz w:val="22"/>
+          <w:sz-cs w:val="22"/>
+        </w:rPr>
+        <w:t xml:space="preserve"/>
+      </w:r>
+    </w:p>
+    <w:p>
+      <w:pPr>
+        <w:spacing w:after="80"/>
+      </w:pPr>
+      <w:r>
+        <w:rPr>
+          <w:rFonts w:ascii="Helvetica" w:hAnsi="Helvetica" w:cs="Helvetica"/>
+          <w:sz w:val="22"/>
+          <w:sz-cs w:val="22"/>
+          <w:u w:val="single"/>
+          <w:color w:val="0044CC"/>
+        </w:rPr>
+        <w:t xml:space="preserve"> • Vancouver Is Awesome — Community-Informed DTES Space - How First United's inclusive design process centred DTES residents' voices | https://www.vancouverisawesome.com/sponsored/first-united-church-is-creating-a-community-informed-space-for-the-downtown-eastside-vancouver-6152186</w:t>
       </w:r>
       <w:r>
         <w:rPr>
@@ -9583,7 +10182,7 @@
           <w:u w:val="single"/>
           <w:color w:val="0044CC"/>
         </w:rPr>
-        <w:t xml:space="preserve"> Quick stats: Address: 384 Main St | Office Hours: 8am-12pm, 1pm-4pm | Food Truck: 9am-5pm</w:t>
+        <w:t xml:space="preserve"> Quick stats: Cultural Space: DTES Hub | Focus: Indigenous-led support | Location: 384 Main St</w:t>
       </w:r>
       <w:r>
         <w:rPr>
@@ -10135,7 +10734,7 @@
           <w:u w:val="single"/>
           <w:color w:val="0044CC"/>
         </w:rPr>
-        <w:t xml:space="preserve"> Quick stats: Since: 1999 | Location: 612 Main St | Hours: Mon-Fri 9am-5pm</w:t>
+        <w:t xml:space="preserve"> Quick stats: Since: 2000 | Focus: Education | Location: 612 Main St</w:t>
       </w:r>
       <w:r>
         <w:rPr>
@@ -10181,7 +10780,7 @@
           <w:u w:val="single"/>
           <w:color w:val="0044CC"/>
         </w:rPr>
-        <w:t xml:space="preserve"> The UBC Learning Exchange has operated at 612 Main Street since 1999, serving as a bridge between UBC and the Downtown Eastside community. Programming is grounded in reciprocal learning: residents access free educational opportunities, while UBC students and faculty engage in community-informed teaching and research.</w:t>
+        <w:t xml:space="preserve"> The UBC Learning Exchange has operated at 612 Main Street since 2000, serving as a bridge between UBC and the Downtown Eastside community. Programming is grounded in reciprocal learning: residents access free educational opportunities, while UBC students and faculty engage in community-informed teaching and research.</w:t>
       </w:r>
       <w:r>
         <w:rPr>
@@ -10296,7 +10895,7 @@
           <w:u w:val="single"/>
           <w:color w:val="0044CC"/>
         </w:rPr>
-        <w:t xml:space="preserve"> • Research Partnerships: Community priorities shape UBC teaching and research projects connected to the Learning Exchange. (Research)</w:t>
+        <w:t xml:space="preserve"> • Research Partnerships: Community priorities are integrated into UBC teaching and research projects. (Research)</w:t>
       </w:r>
       <w:r>
         <w:rPr>
@@ -10342,7 +10941,7 @@
           <w:u w:val="single"/>
           <w:color w:val="0044CC"/>
         </w:rPr>
-        <w:t xml:space="preserve"> • Resource Access: The Learning Exchange connects neighbourhood residents with UBC resources and public-facing services. (Access)</w:t>
+        <w:t xml:space="preserve"> • Resource Access: Pathways connect the neighbourhood to UBC resources and public-facing services. (Access)</w:t>
       </w:r>
       <w:r>
         <w:rPr>
@@ -10664,7 +11263,7 @@
           <w:u w:val="single"/>
           <w:color w:val="0044CC"/>
         </w:rPr>
-        <w:t xml:space="preserve"> • Reciprocal learning hub at 612 Main Street since 1999</w:t>
+        <w:t xml:space="preserve"> • Reciprocal learning hub at 612 Main Street since 2000</w:t>
       </w:r>
       <w:r>
         <w:rPr>
@@ -10779,53 +11378,76 @@
           <w:u w:val="single"/>
           <w:color w:val="0044CC"/>
         </w:rPr>
-        <w:t xml:space="preserve"> • Main Street building near the Learning Exchange — Photo: Edna Winti (CC BY-SA)</w:t>
-      </w:r>
-      <w:r>
-        <w:rPr>
-          <w:rFonts w:ascii="Helvetica" w:hAnsi="Helvetica" w:cs="Helvetica"/>
-          <w:sz w:val="22"/>
-          <w:sz-cs w:val="22"/>
-        </w:rPr>
-        <w:t xml:space="preserve"/>
-      </w:r>
-    </w:p>
-    <w:p>
-      <w:pPr>
-        <w:spacing w:after="80"/>
-      </w:pPr>
-      <w:r>
-        <w:rPr>
-          <w:rFonts w:ascii="Helvetica" w:hAnsi="Helvetica" w:cs="Helvetica"/>
-          <w:sz w:val="22"/>
-          <w:sz-cs w:val="22"/>
-          <w:u w:val="single"/>
-          <w:color w:val="0044CC"/>
-        </w:rPr>
-        <w:t xml:space="preserve"> • Dominion Building (207 W Hastings) — Photo: Filip Conev (CC BY-SA 3.0)</w:t>
-      </w:r>
-      <w:r>
-        <w:rPr>
-          <w:rFonts w:ascii="Helvetica" w:hAnsi="Helvetica" w:cs="Helvetica"/>
-          <w:sz w:val="22"/>
-          <w:sz-cs w:val="22"/>
-        </w:rPr>
-        <w:t xml:space="preserve"/>
-      </w:r>
-    </w:p>
-    <w:p>
-      <w:pPr>
-        <w:spacing w:after="80"/>
-      </w:pPr>
-      <w:r>
-        <w:rPr>
-          <w:rFonts w:ascii="Helvetica" w:hAnsi="Helvetica" w:cs="Helvetica"/>
-          <w:sz w:val="22"/>
-          <w:sz-cs w:val="22"/>
-          <w:u w:val="single"/>
-          <w:color w:val="0044CC"/>
-        </w:rPr>
-        <w:t xml:space="preserve"> • Flack Block (163 W Hastings) — Photo: Filip Conev (CC BY-SA 3.0)</w:t>
+        <w:t xml:space="preserve"> • Front door at the UBC Learning Exchange — Source: UBC Learning Exchange</w:t>
+      </w:r>
+      <w:r>
+        <w:rPr>
+          <w:rFonts w:ascii="Helvetica" w:hAnsi="Helvetica" w:cs="Helvetica"/>
+          <w:sz w:val="22"/>
+          <w:sz-cs w:val="22"/>
+        </w:rPr>
+        <w:t xml:space="preserve"/>
+      </w:r>
+    </w:p>
+    <w:p>
+      <w:pPr>
+        <w:spacing w:after="80"/>
+      </w:pPr>
+      <w:r>
+        <w:rPr>
+          <w:rFonts w:ascii="Helvetica" w:hAnsi="Helvetica" w:cs="Helvetica"/>
+          <w:sz w:val="22"/>
+          <w:sz-cs w:val="22"/>
+          <w:u w:val="single"/>
+          <w:color w:val="0044CC"/>
+        </w:rPr>
+        <w:t xml:space="preserve"> • Learning Exchange 20-year anniversary event — Source: UBC Learning Exchange</w:t>
+      </w:r>
+      <w:r>
+        <w:rPr>
+          <w:rFonts w:ascii="Helvetica" w:hAnsi="Helvetica" w:cs="Helvetica"/>
+          <w:sz w:val="22"/>
+          <w:sz-cs w:val="22"/>
+        </w:rPr>
+        <w:t xml:space="preserve"/>
+      </w:r>
+    </w:p>
+    <w:p>
+      <w:pPr>
+        <w:spacing w:after="80"/>
+      </w:pPr>
+      <w:r>
+        <w:rPr>
+          <w:rFonts w:ascii="Helvetica" w:hAnsi="Helvetica" w:cs="Helvetica"/>
+          <w:sz w:val="22"/>
+          <w:sz-cs w:val="22"/>
+          <w:u w:val="single"/>
+          <w:color w:val="0044CC"/>
+        </w:rPr>
+        <w:t xml:space="preserve"> • Student learning at the UBC Learning Exchange — Source: UBC Learning Exchange</w:t>
+      </w:r>
+      <w:r>
+        <w:rPr>
+          <w:rFonts w:ascii="Helvetica" w:hAnsi="Helvetica" w:cs="Helvetica"/>
+          <w:sz w:val="22"/>
+          <w:sz-cs w:val="22"/>
+        </w:rPr>
+        <w:t xml:space="preserve"/>
+      </w:r>
+    </w:p>
+    <w:p>
+      <w:pPr>
+        <w:spacing w:after="80"/>
+      </w:pPr>
+      <w:r>
+        <w:rPr>
+          <w:rFonts w:ascii="Helvetica" w:hAnsi="Helvetica" w:cs="Helvetica"/>
+          <w:sz w:val="22"/>
+          <w:sz-cs w:val="22"/>
+          <w:u w:val="single"/>
+          <w:color w:val="0044CC"/>
+        </w:rPr>
+        <w:t xml:space="preserve"> • Community-based research at the UBC Learning Exchange — Source: UBC Learning Exchange</w:t>
       </w:r>
       <w:r>
         <w:rPr>
@@ -10894,7 +11516,7 @@
           <w:u w:val="single"/>
           <w:color w:val="0044CC"/>
         </w:rPr>
-        <w:t xml:space="preserve"> • HRC — Confronting Sweeps Report - 2025 report from the Housing Research Collaborative workshop held at the Learning Exchange | https://www.hrc.ubc.ca/confronting-sweeps-report/</w:t>
+        <w:t xml:space="preserve"> • HRC — Confronting Sweeps Report - 2025 report from the Housing Research Collaborative workshop held at the Learning Exchange | https://www.hrc.ubc.ca/wp-content/uploads/2025/07/Confronting-Sweeps-Report.pdf</w:t>
       </w:r>
       <w:r>
         <w:rPr>
@@ -11051,7 +11673,7 @@
           <w:u w:val="single"/>
           <w:color w:val="0044CC"/>
         </w:rPr>
-        <w:t xml:space="preserve"> Founded: 2020 </w:t>
+        <w:t xml:space="preserve"> CLT Buildings: 2 </w:t>
       </w:r>
       <w:r>
         <w:rPr>
@@ -11080,7 +11702,7 @@
           <w:u w:val="single"/>
           <w:color w:val="0044CC"/>
         </w:rPr>
-        <w:t xml:space="preserve"> Keefer Rooms: 48 units </w:t>
+        <w:t xml:space="preserve"> First Acquisition: 2026 </w:t>
       </w:r>
       <w:r>
         <w:rPr>
@@ -11109,7 +11731,7 @@
           <w:u w:val="single"/>
           <w:color w:val="0044CC"/>
         </w:rPr>
-        <w:t xml:space="preserve"> Powell Rooms: 23 units </w:t>
+        <w:t xml:space="preserve"> Governance: Community-led </w:t>
       </w:r>
       <w:r>
         <w:rPr>
@@ -11401,20 +12023,29 @@
           <w:rFonts w:ascii="Helvetica" w:hAnsi="Helvetica" w:cs="Helvetica"/>
           <w:sz w:val="22"/>
           <w:sz-cs w:val="22"/>
-          <w:strike/>
-          <w:color w:val="CC0000"/>
-        </w:rPr>
-        <w:t xml:space="preserve"> In 2023, </w:t>
-      </w:r>
-      <w:r>
-        <w:rPr>
-          <w:rFonts w:ascii="Helvetica" w:hAnsi="Helvetica" w:cs="Helvetica"/>
-          <w:sz w:val="22"/>
-          <w:sz-cs w:val="22"/>
-          <w:u w:val="single"/>
-          <w:color w:val="0044CC"/>
-        </w:rPr>
-        <w:t xml:space="preserve"> Recent reporting identifies Powell Rooms (23 units) as </w:t>
+          <w:color w:val="333333"/>
+        </w:rPr>
+        <w:t xml:space="preserve">In </w:t>
+      </w:r>
+      <w:r>
+        <w:rPr>
+          <w:rFonts w:ascii="Helvetica" w:hAnsi="Helvetica" w:cs="Helvetica"/>
+          <w:sz w:val="22"/>
+          <w:sz-cs w:val="22"/>
+          <w:strike/>
+          <w:color w:val="CC0000"/>
+        </w:rPr>
+        <w:t xml:space="preserve"> 2023, </w:t>
+      </w:r>
+      <w:r>
+        <w:rPr>
+          <w:rFonts w:ascii="Helvetica" w:hAnsi="Helvetica" w:cs="Helvetica"/>
+          <w:sz w:val="22"/>
+          <w:sz-cs w:val="22"/>
+          <w:u w:val="single"/>
+          <w:color w:val="0044CC"/>
+        </w:rPr>
+        <w:t xml:space="preserve"> February 2026, DTES CLT officially took possession of Powell Rooms — its first building acquisition. The CLT is also </w:t>
       </w:r>
       <w:r>
         <w:rPr>
@@ -11433,36 +12064,7 @@
           <w:strike/>
           <w:color w:val="CC0000"/>
         </w:rPr>
-        <w:t xml:space="preserve"> Province provided an $11 million grant to </w:t>
-      </w:r>
-      <w:r>
-        <w:rPr>
-          <w:rFonts w:ascii="Helvetica" w:hAnsi="Helvetica" w:cs="Helvetica"/>
-          <w:sz w:val="22"/>
-          <w:sz-cs w:val="22"/>
-          <w:u w:val="single"/>
-          <w:color w:val="0044CC"/>
-        </w:rPr>
-        <w:t xml:space="preserve"> CLT's first acquisition track. The CLT is also </w:t>
-      </w:r>
-      <w:r>
-        <w:rPr>
-          <w:rFonts w:ascii="Helvetica" w:hAnsi="Helvetica" w:cs="Helvetica"/>
-          <w:sz w:val="22"/>
-          <w:sz-cs w:val="22"/>
-          <w:color w:val="333333"/>
-        </w:rPr>
-        <w:t xml:space="preserve">the </w:t>
-      </w:r>
-      <w:r>
-        <w:rPr>
-          <w:rFonts w:ascii="Helvetica" w:hAnsi="Helvetica" w:cs="Helvetica"/>
-          <w:sz w:val="22"/>
-          <w:sz-cs w:val="22"/>
-          <w:strike/>
-          <w:color w:val="CC0000"/>
-        </w:rPr>
-        <w:t xml:space="preserve"> DTES SRO Collaborative Society to support tenant-led programming and safety initiatives. The Downtown Eastside Community Land Trust (DTES CLT) was incorporated </w:t>
+        <w:t xml:space="preserve"> Province provided an $11 million grant to the DTES SRO Collaborative Society to support tenant-led programming and safety initiatives. The Downtown Eastside Community Land Trust (DTES CLT) was incorporated </w:t>
       </w:r>
       <w:r>
         <w:rPr>
@@ -11627,7 +12229,7 @@
           <w:u w:val="single"/>
           <w:color w:val="0044CC"/>
         </w:rPr>
-        <w:t xml:space="preserve"> Powell Rooms (23 units): Powell Rooms is identified in reporting as DTES CLT's first acquisition track. The 23-unit SRO includes ground-floor childcare operated by Promise Vancouver. (First acquisition) </w:t>
+        <w:t xml:space="preserve"> Powell Rooms (23 units): DTES CLT's first acquisition, completed February 2026. Funded through a $1M Reaching Home federal grant, City SRO upgrade funding, and philanthropic donations. Total cost: ~$2.5M. Includes ground-floor childcare by Promise Vancouver. (First acquisition) </w:t>
       </w:r>
       <w:r>
         <w:rPr>
@@ -11669,7 +12271,7 @@
           <w:u w:val="single"/>
           <w:color w:val="0044CC"/>
         </w:rPr>
-        <w:t xml:space="preserve"> Keefer Rooms (48 units): Purchased by BC Housing in October 2023 after a 2022 fire. DTES CLT operates </w:t>
+        <w:t xml:space="preserve"> Keefer Rooms (48 units): Purchased by BC Housing for $8.2M in October 2023 after a 2022 fire displaced 39 residents. DTES CLT operates </w:t>
       </w:r>
       <w:r>
         <w:rPr>
@@ -11698,7 +12300,7 @@
           <w:u w:val="single"/>
           <w:color w:val="0044CC"/>
         </w:rPr>
-        <w:t xml:space="preserve"> building in partnership with BC Housing, with renovation work including window, electrical, </w:t>
+        <w:t xml:space="preserve"> building in partnership with BC Housing; over time, the lease may transfer fully to DTES CLT. Renovations included window, electrical, </w:t>
       </w:r>
       <w:r>
         <w:rPr>
@@ -11806,7 +12408,7 @@
           <w:u w:val="single"/>
           <w:color w:val="0044CC"/>
         </w:rPr>
-        <w:t xml:space="preserve"> Powell Rooms — First CLT Acquisition Track </w:t>
+        <w:t xml:space="preserve"> Powell Rooms — First CLT Acquisition </w:t>
       </w:r>
       <w:r>
         <w:rPr>
@@ -11839,7 +12441,7 @@
           <w:u w:val="single"/>
           <w:color w:val="0044CC"/>
         </w:rPr>
-        <w:t xml:space="preserve"> Powell Rooms is a 23-unit </w:t>
+        <w:t xml:space="preserve"> In February 2026, DTES CLT completed its first building acquisition: Powell Rooms, a 23-unit </w:t>
       </w:r>
       <w:r>
         <w:rPr>
@@ -11868,7 +12470,7 @@
           <w:u w:val="single"/>
           <w:color w:val="0044CC"/>
         </w:rPr>
-        <w:t xml:space="preserve"> identified in reporting as DTES CLT's first acquisition track, including ground-floor childcare operated </w:t>
+        <w:t xml:space="preserve"> with ground-floor childcare operated </w:t>
       </w:r>
       <w:r>
         <w:rPr>
@@ -11884,53 +12486,10 @@
           <w:rFonts w:ascii="Helvetica" w:hAnsi="Helvetica" w:cs="Helvetica"/>
           <w:sz w:val="22"/>
           <w:sz-cs w:val="22"/>
-          <w:strike/>
-          <w:color w:val="CC0000"/>
-        </w:rPr>
-        <w:t xml:space="preserve"> the SRA by-law, with ~99 buildings and ~4,000 rooms in the DTES alone. Average rents are roughly $680/month overall, while private SROs average closer to $740/month. The provincial shelter rate is $500/month, creating a persistent affordability gap. </w:t>
-      </w:r>
-      <w:r>
-        <w:rPr>
-          <w:rFonts w:ascii="Helvetica" w:hAnsi="Helvetica" w:cs="Helvetica"/>
-          <w:sz w:val="22"/>
-          <w:sz-cs w:val="22"/>
-          <w:u w:val="single"/>
-          <w:color w:val="0044CC"/>
-        </w:rPr>
-        <w:t xml:space="preserve"> Promise Vancouver. </w:t>
-      </w:r>
-      <w:r>
-        <w:rPr>
-          <w:rFonts w:ascii="Helvetica" w:hAnsi="Helvetica" w:cs="Helvetica"/>
-          <w:sz w:val="22"/>
-          <w:sz-cs w:val="22"/>
-        </w:rPr>
-        <w:t xml:space="preserve"/>
-      </w:r>
-    </w:p>
-    <w:p>
-      <w:pPr>
-        <w:spacing w:after="80"/>
-      </w:pPr>
-      <w:r>
-        <w:rPr>
-          <w:rFonts w:ascii="Helvetica" w:hAnsi="Helvetica" w:cs="Helvetica"/>
-          <w:sz w:val="22"/>
-          <w:sz-cs w:val="22"/>
-          <w:strike/>
-          <w:color w:val="CC0000"/>
-        </w:rPr>
-        <w:t xml:space="preserve"> As Wendy Pedersen, Executive Director of </w:t>
-      </w:r>
-      <w:r>
-        <w:rPr>
-          <w:rFonts w:ascii="Helvetica" w:hAnsi="Helvetica" w:cs="Helvetica"/>
-          <w:sz w:val="22"/>
-          <w:sz-cs w:val="22"/>
-          <w:u w:val="single"/>
-          <w:color w:val="0044CC"/>
-        </w:rPr>
-        <w:t xml:space="preserve"> Public reporting in late 2025 described </w:t>
+          <w:u w:val="single"/>
+          <w:color w:val="0044CC"/>
+        </w:rPr>
+        <w:t xml:space="preserve"> Promise Vancouver. The previous owner, Rob Harden, sold </w:t>
       </w:r>
       <w:r>
         <w:rPr>
@@ -11949,46 +12508,203 @@
           <w:strike/>
           <w:color w:val="CC0000"/>
         </w:rPr>
-        <w:t xml:space="preserve"> SRO Collaborative, explains: "Privately owned SRO hotels are a last resort before homelessness." The Collaborative's Tenant Overdose Response Organizers (TORO) project connects tenant organizers </w:t>
-      </w:r>
-      <w:r>
-        <w:rPr>
-          <w:rFonts w:ascii="Helvetica" w:hAnsi="Helvetica" w:cs="Helvetica"/>
-          <w:sz w:val="22"/>
-          <w:sz-cs w:val="22"/>
-          <w:u w:val="single"/>
-          <w:color w:val="0044CC"/>
-        </w:rPr>
-        <w:t xml:space="preserve"> acquisition as being in its final stage, </w:t>
-      </w:r>
-      <w:r>
-        <w:rPr>
-          <w:rFonts w:ascii="Helvetica" w:hAnsi="Helvetica" w:cs="Helvetica"/>
-          <w:sz w:val="22"/>
-          <w:sz-cs w:val="22"/>
-          <w:color w:val="333333"/>
-        </w:rPr>
-        <w:t xml:space="preserve">with </w:t>
-      </w:r>
-      <w:r>
-        <w:rPr>
-          <w:rFonts w:ascii="Helvetica" w:hAnsi="Helvetica" w:cs="Helvetica"/>
-          <w:sz w:val="22"/>
-          <w:sz-cs w:val="22"/>
-          <w:strike/>
-          <w:color w:val="CC0000"/>
-        </w:rPr>
-        <w:t xml:space="preserve"> naloxone supplies </w:t>
-      </w:r>
-      <w:r>
-        <w:rPr>
-          <w:rFonts w:ascii="Helvetica" w:hAnsi="Helvetica" w:cs="Helvetica"/>
-          <w:sz w:val="22"/>
-          <w:sz-cs w:val="22"/>
-          <w:u w:val="single"/>
-          <w:color w:val="0044CC"/>
-        </w:rPr>
-        <w:t xml:space="preserve"> DTES CLT </w:t>
+        <w:t xml:space="preserve"> SRA by-law, with ~99 buildings and ~4,000 rooms in the DTES alone. Average rents are roughly $680/month overall, while private SROs average closer to $740/month. The provincial shelter rate is $500/month, creating a persistent affordability gap. </w:t>
+      </w:r>
+      <w:r>
+        <w:rPr>
+          <w:rFonts w:ascii="Helvetica" w:hAnsi="Helvetica" w:cs="Helvetica"/>
+          <w:sz w:val="22"/>
+          <w:sz-cs w:val="22"/>
+          <w:u w:val="single"/>
+          <w:color w:val="0044CC"/>
+        </w:rPr>
+        <w:t xml:space="preserve"> property after owning it since 2005. </w:t>
+      </w:r>
+      <w:r>
+        <w:rPr>
+          <w:rFonts w:ascii="Helvetica" w:hAnsi="Helvetica" w:cs="Helvetica"/>
+          <w:sz w:val="22"/>
+          <w:sz-cs w:val="22"/>
+        </w:rPr>
+        <w:t xml:space="preserve"/>
+      </w:r>
+    </w:p>
+    <w:p>
+      <w:pPr>
+        <w:spacing w:after="80"/>
+      </w:pPr>
+      <w:r>
+        <w:rPr>
+          <w:rFonts w:ascii="Helvetica" w:hAnsi="Helvetica" w:cs="Helvetica"/>
+          <w:sz w:val="22"/>
+          <w:sz-cs w:val="22"/>
+          <w:strike/>
+          <w:color w:val="CC0000"/>
+        </w:rPr>
+        <w:t xml:space="preserve"> As Wendy Pedersen, Executive Director </w:t>
+      </w:r>
+      <w:r>
+        <w:rPr>
+          <w:rFonts w:ascii="Helvetica" w:hAnsi="Helvetica" w:cs="Helvetica"/>
+          <w:sz w:val="22"/>
+          <w:sz-cs w:val="22"/>
+          <w:u w:val="single"/>
+          <w:color w:val="0044CC"/>
+        </w:rPr>
+        <w:t xml:space="preserve"> The ~$2.5 million acquisition was funded through a $1 million Reaching Home federal grant, approximately $230,000 from a City </w:t>
+      </w:r>
+      <w:r>
+        <w:rPr>
+          <w:rFonts w:ascii="Helvetica" w:hAnsi="Helvetica" w:cs="Helvetica"/>
+          <w:sz w:val="22"/>
+          <w:sz-cs w:val="22"/>
+          <w:color w:val="333333"/>
+        </w:rPr>
+        <w:t xml:space="preserve">of </w:t>
+      </w:r>
+      <w:r>
+        <w:rPr>
+          <w:rFonts w:ascii="Helvetica" w:hAnsi="Helvetica" w:cs="Helvetica"/>
+          <w:sz w:val="22"/>
+          <w:sz-cs w:val="22"/>
+          <w:strike/>
+          <w:color w:val="CC0000"/>
+        </w:rPr>
+        <w:t xml:space="preserve"> the </w:t>
+      </w:r>
+      <w:r>
+        <w:rPr>
+          <w:rFonts w:ascii="Helvetica" w:hAnsi="Helvetica" w:cs="Helvetica"/>
+          <w:sz w:val="22"/>
+          <w:sz-cs w:val="22"/>
+          <w:u w:val="single"/>
+          <w:color w:val="0044CC"/>
+        </w:rPr>
+        <w:t xml:space="preserve"> Vancouver </w:t>
+      </w:r>
+      <w:r>
+        <w:rPr>
+          <w:rFonts w:ascii="Helvetica" w:hAnsi="Helvetica" w:cs="Helvetica"/>
+          <w:sz w:val="22"/>
+          <w:sz-cs w:val="22"/>
+          <w:color w:val="333333"/>
+        </w:rPr>
+        <w:t xml:space="preserve">SRO </w:t>
+      </w:r>
+      <w:r>
+        <w:rPr>
+          <w:rFonts w:ascii="Helvetica" w:hAnsi="Helvetica" w:cs="Helvetica"/>
+          <w:sz w:val="22"/>
+          <w:sz-cs w:val="22"/>
+          <w:strike/>
+          <w:color w:val="CC0000"/>
+        </w:rPr>
+        <w:t xml:space="preserve"> Collaborative, explains: "Privately owned SRO hotels are a last resort </w:t>
+      </w:r>
+      <w:r>
+        <w:rPr>
+          <w:rFonts w:ascii="Helvetica" w:hAnsi="Helvetica" w:cs="Helvetica"/>
+          <w:sz w:val="22"/>
+          <w:sz-cs w:val="22"/>
+          <w:u w:val="single"/>
+          <w:color w:val="0044CC"/>
+        </w:rPr>
+        <w:t xml:space="preserve"> upgrade program, and philanthropic donations. The CLT had secured approximately 85% of required funds </w:t>
+      </w:r>
+      <w:r>
+        <w:rPr>
+          <w:rFonts w:ascii="Helvetica" w:hAnsi="Helvetica" w:cs="Helvetica"/>
+          <w:sz w:val="22"/>
+          <w:sz-cs w:val="22"/>
+          <w:color w:val="333333"/>
+        </w:rPr>
+        <w:t xml:space="preserve">before </w:t>
+      </w:r>
+      <w:r>
+        <w:rPr>
+          <w:rFonts w:ascii="Helvetica" w:hAnsi="Helvetica" w:cs="Helvetica"/>
+          <w:sz w:val="22"/>
+          <w:sz-cs w:val="22"/>
+          <w:strike/>
+          <w:color w:val="CC0000"/>
+        </w:rPr>
+        <w:t xml:space="preserve"> homelessness." The Collaborative's Tenant Overdose Response Organizers (TORO) project connects tenant organizers with naloxone supplies and education. </w:t>
+      </w:r>
+      <w:r>
+        <w:rPr>
+          <w:rFonts w:ascii="Helvetica" w:hAnsi="Helvetica" w:cs="Helvetica"/>
+          <w:sz w:val="22"/>
+          <w:sz-cs w:val="22"/>
+          <w:u w:val="single"/>
+          <w:color w:val="0044CC"/>
+        </w:rPr>
+        <w:t xml:space="preserve"> closing. </w:t>
+      </w:r>
+      <w:r>
+        <w:rPr>
+          <w:rFonts w:ascii="Helvetica" w:hAnsi="Helvetica" w:cs="Helvetica"/>
+          <w:sz w:val="22"/>
+          <w:sz-cs w:val="22"/>
+        </w:rPr>
+        <w:t xml:space="preserve"/>
+      </w:r>
+    </w:p>
+    <w:p>
+      <w:pPr>
+        <w:spacing w:after="80"/>
+      </w:pPr>
+      <w:r>
+        <w:rPr>
+          <w:rFonts w:ascii="Helvetica" w:hAnsi="Helvetica" w:cs="Helvetica"/>
+          <w:sz w:val="22"/>
+          <w:sz-cs w:val="22"/>
+          <w:strike/>
+          <w:color w:val="CC0000"/>
+        </w:rPr>
+        <w:t xml:space="preserve"> Community Partners </w:t>
+      </w:r>
+      <w:r>
+        <w:rPr>
+          <w:rFonts w:ascii="Helvetica" w:hAnsi="Helvetica" w:cs="Helvetica"/>
+          <w:sz w:val="22"/>
+          <w:sz-cs w:val="22"/>
+          <w:u w:val="single"/>
+          <w:color w:val="0044CC"/>
+        </w:rPr>
+        <w:t xml:space="preserve"> Keefer Rooms — BC Housing Partnership </w:t>
+      </w:r>
+      <w:r>
+        <w:rPr>
+          <w:rFonts w:ascii="Helvetica" w:hAnsi="Helvetica" w:cs="Helvetica"/>
+          <w:sz w:val="22"/>
+          <w:sz-cs w:val="22"/>
+        </w:rPr>
+        <w:t xml:space="preserve"/>
+      </w:r>
+    </w:p>
+    <w:p>
+      <w:pPr>
+        <w:spacing w:after="80"/>
+      </w:pPr>
+      <w:r>
+        <w:rPr>
+          <w:rFonts w:ascii="Helvetica" w:hAnsi="Helvetica" w:cs="Helvetica"/>
+          <w:sz w:val="22"/>
+          <w:sz-cs w:val="22"/>
+          <w:strike/>
+          <w:color w:val="CC0000"/>
+        </w:rPr>
+        <w:t xml:space="preserve"> Multiple organizations work together to preserve </w:t>
+      </w:r>
+      <w:r>
+        <w:rPr>
+          <w:rFonts w:ascii="Helvetica" w:hAnsi="Helvetica" w:cs="Helvetica"/>
+          <w:sz w:val="22"/>
+          <w:sz-cs w:val="22"/>
+          <w:u w:val="single"/>
+          <w:color w:val="0044CC"/>
+        </w:rPr>
+        <w:t xml:space="preserve"> In October 2023, BC Housing purchased Keefer Rooms (48 SRO units at 222 Keefer St.) for $8.2 million after a September 2022 fire displaced 39 residents. The building had been vacant for over a year. DTES CLT was named the operating partner, with the DTES SRO Collaborative supporting tenant-led programming including harm reduction </w:t>
       </w:r>
       <w:r>
         <w:rPr>
@@ -12007,112 +12723,17 @@
           <w:strike/>
           <w:color w:val="CC0000"/>
         </w:rPr>
-        <w:t xml:space="preserve"> education. </w:t>
-      </w:r>
-      <w:r>
-        <w:rPr>
-          <w:rFonts w:ascii="Helvetica" w:hAnsi="Helvetica" w:cs="Helvetica"/>
-          <w:sz w:val="22"/>
-          <w:sz-cs w:val="22"/>
-          <w:u w:val="single"/>
-          <w:color w:val="0044CC"/>
-        </w:rPr>
-        <w:t xml:space="preserve"> partners moving the building toward long-term community ownership. </w:t>
-      </w:r>
-      <w:r>
-        <w:rPr>
-          <w:rFonts w:ascii="Helvetica" w:hAnsi="Helvetica" w:cs="Helvetica"/>
-          <w:sz w:val="22"/>
-          <w:sz-cs w:val="22"/>
-        </w:rPr>
-        <w:t xml:space="preserve"/>
-      </w:r>
-    </w:p>
-    <w:p>
-      <w:pPr>
-        <w:spacing w:after="80"/>
-      </w:pPr>
-      <w:r>
-        <w:rPr>
-          <w:rFonts w:ascii="Helvetica" w:hAnsi="Helvetica" w:cs="Helvetica"/>
-          <w:sz w:val="22"/>
-          <w:sz-cs w:val="22"/>
-          <w:strike/>
-          <w:color w:val="CC0000"/>
-        </w:rPr>
-        <w:t xml:space="preserve"> Community Partners </w:t>
-      </w:r>
-      <w:r>
-        <w:rPr>
-          <w:rFonts w:ascii="Helvetica" w:hAnsi="Helvetica" w:cs="Helvetica"/>
-          <w:sz w:val="22"/>
-          <w:sz-cs w:val="22"/>
-          <w:u w:val="single"/>
-          <w:color w:val="0044CC"/>
-        </w:rPr>
-        <w:t xml:space="preserve"> Keefer Rooms — BC Housing Partnership </w:t>
-      </w:r>
-      <w:r>
-        <w:rPr>
-          <w:rFonts w:ascii="Helvetica" w:hAnsi="Helvetica" w:cs="Helvetica"/>
-          <w:sz w:val="22"/>
-          <w:sz-cs w:val="22"/>
-        </w:rPr>
-        <w:t xml:space="preserve"/>
-      </w:r>
-    </w:p>
-    <w:p>
-      <w:pPr>
-        <w:spacing w:after="80"/>
-      </w:pPr>
-      <w:r>
-        <w:rPr>
-          <w:rFonts w:ascii="Helvetica" w:hAnsi="Helvetica" w:cs="Helvetica"/>
-          <w:sz w:val="22"/>
-          <w:sz-cs w:val="22"/>
-          <w:strike/>
-          <w:color w:val="CC0000"/>
-        </w:rPr>
-        <w:t xml:space="preserve"> Multiple organizations work together </w:t>
-      </w:r>
-      <w:r>
-        <w:rPr>
-          <w:rFonts w:ascii="Helvetica" w:hAnsi="Helvetica" w:cs="Helvetica"/>
-          <w:sz w:val="22"/>
-          <w:sz-cs w:val="22"/>
-          <w:u w:val="single"/>
-          <w:color w:val="0044CC"/>
-        </w:rPr>
-        <w:t xml:space="preserve"> In October 2023, BC Housing purchased Keefer Rooms (48 SRO units at 222 Keefer St.) </w:t>
-      </w:r>
-      <w:r>
-        <w:rPr>
-          <w:rFonts w:ascii="Helvetica" w:hAnsi="Helvetica" w:cs="Helvetica"/>
-          <w:sz w:val="22"/>
-          <w:sz-cs w:val="22"/>
-          <w:color w:val="333333"/>
-        </w:rPr>
-        <w:t xml:space="preserve">to preserve </w:t>
-      </w:r>
-      <w:r>
-        <w:rPr>
-          <w:rFonts w:ascii="Helvetica" w:hAnsi="Helvetica" w:cs="Helvetica"/>
-          <w:sz w:val="22"/>
-          <w:sz-cs w:val="22"/>
-          <w:strike/>
-          <w:color w:val="CC0000"/>
-        </w:rPr>
-        <w:t xml:space="preserve"> and improve DTES housing: </w:t>
-      </w:r>
-      <w:r>
-        <w:rPr>
-          <w:rFonts w:ascii="Helvetica" w:hAnsi="Helvetica" w:cs="Helvetica"/>
-          <w:sz w:val="22"/>
-          <w:sz-cs w:val="22"/>
-          <w:u w:val="single"/>
-          <w:color w:val="0044CC"/>
-        </w:rPr>
-        <w:t xml:space="preserve"> low-income housing after a 2022 fire left the building vacant. </w:t>
+        <w:t xml:space="preserve"> improve DTES housing: </w:t>
+      </w:r>
+      <w:r>
+        <w:rPr>
+          <w:rFonts w:ascii="Helvetica" w:hAnsi="Helvetica" w:cs="Helvetica"/>
+          <w:sz w:val="22"/>
+          <w:sz-cs w:val="22"/>
+          <w:u w:val="single"/>
+          <w:color w:val="0044CC"/>
+        </w:rPr>
+        <w:t xml:space="preserve"> fire safety. </w:t>
       </w:r>
       <w:r>
         <w:rPr>
@@ -12145,16 +12766,35 @@
           <w:u w:val="single"/>
           <w:color w:val="0044CC"/>
         </w:rPr>
-        <w:t xml:space="preserve"> DTES CLT was named the operating partner, with the </w:t>
-      </w:r>
-      <w:r>
-        <w:rPr>
-          <w:rFonts w:ascii="Helvetica" w:hAnsi="Helvetica" w:cs="Helvetica"/>
-          <w:sz w:val="22"/>
-          <w:sz-cs w:val="22"/>
-          <w:color w:val="333333"/>
-        </w:rPr>
-        <w:t xml:space="preserve">DTES SRO </w:t>
+        <w:t xml:space="preserve"> Renovations included window replacements and electrical and fire-system upgrades. The building was targeted for reopening in spring 2025. Over time, BC Housing may transfer the lease to </w:t>
+      </w:r>
+      <w:r>
+        <w:rPr>
+          <w:rFonts w:ascii="Helvetica" w:hAnsi="Helvetica" w:cs="Helvetica"/>
+          <w:sz w:val="22"/>
+          <w:sz-cs w:val="22"/>
+          <w:color w:val="333333"/>
+        </w:rPr>
+        <w:t xml:space="preserve">DTES </w:t>
+      </w:r>
+      <w:r>
+        <w:rPr>
+          <w:rFonts w:ascii="Helvetica" w:hAnsi="Helvetica" w:cs="Helvetica"/>
+          <w:sz w:val="22"/>
+          <w:sz-cs w:val="22"/>
+          <w:u w:val="single"/>
+          <w:color w:val="0044CC"/>
+        </w:rPr>
+        <w:t xml:space="preserve"> CLT, but for now management operates as a partnership between BC Housing, the CLT, and the </w:t>
+      </w:r>
+      <w:r>
+        <w:rPr>
+          <w:rFonts w:ascii="Helvetica" w:hAnsi="Helvetica" w:cs="Helvetica"/>
+          <w:sz w:val="22"/>
+          <w:sz-cs w:val="22"/>
+          <w:color w:val="333333"/>
+        </w:rPr>
+        <w:t xml:space="preserve">SRO </w:t>
       </w:r>
       <w:r>
         <w:rPr>
@@ -12174,7 +12814,7 @@
           <w:u w:val="single"/>
           <w:color w:val="0044CC"/>
         </w:rPr>
-        <w:t xml:space="preserve"> Collaborative supporting tenant-led programming. Provincial information cites window, electrical, and fire-system upgrades as part of reopening work. </w:t>
+        <w:t xml:space="preserve"> Collaborative. </w:t>
       </w:r>
       <w:r>
         <w:rPr>
@@ -12714,46 +13354,160 @@
           <w:strike/>
           <w:color w:val="CC0000"/>
         </w:rPr>
-        <w:t xml:space="preserve"> In 2024, Vancouver implemented vacancy control for SROs, preventing rent spikes between tenancies. </w:t>
-      </w:r>
-      <w:r>
-        <w:rPr>
-          <w:rFonts w:ascii="Helvetica" w:hAnsi="Helvetica" w:cs="Helvetica"/>
-          <w:sz w:val="22"/>
-          <w:sz-cs w:val="22"/>
-          <w:u w:val="single"/>
-          <w:color w:val="0044CC"/>
-        </w:rPr>
-        <w:t xml:space="preserve"> • Powell Rooms (23 units) is identified as </w:t>
-      </w:r>
-      <w:r>
-        <w:rPr>
-          <w:rFonts w:ascii="Helvetica" w:hAnsi="Helvetica" w:cs="Helvetica"/>
-          <w:sz w:val="22"/>
-          <w:sz-cs w:val="22"/>
-          <w:color w:val="333333"/>
-        </w:rPr>
-        <w:t xml:space="preserve">DTES CLT's first </w:t>
-      </w:r>
-      <w:r>
-        <w:rPr>
-          <w:rFonts w:ascii="Helvetica" w:hAnsi="Helvetica" w:cs="Helvetica"/>
-          <w:sz w:val="22"/>
-          <w:sz-cs w:val="22"/>
-          <w:strike/>
-          <w:color w:val="CC0000"/>
-        </w:rPr>
-        <w:t xml:space="preserve"> acquisition, Powell Rooms (23 units), is expected to close in January 2026, while Keefer Rooms (48 units) is reopening in spring 2025 through a BC Housing partnership and community programming model. </w:t>
-      </w:r>
-      <w:r>
-        <w:rPr>
-          <w:rFonts w:ascii="Helvetica" w:hAnsi="Helvetica" w:cs="Helvetica"/>
-          <w:sz w:val="22"/>
-          <w:sz-cs w:val="22"/>
-          <w:u w:val="single"/>
-          <w:color w:val="0044CC"/>
-        </w:rPr>
-        <w:t xml:space="preserve"> acquisition track </w:t>
+        <w:t xml:space="preserve"> In 2024, </w:t>
+      </w:r>
+      <w:r>
+        <w:rPr>
+          <w:rFonts w:ascii="Helvetica" w:hAnsi="Helvetica" w:cs="Helvetica"/>
+          <w:sz w:val="22"/>
+          <w:sz-cs w:val="22"/>
+          <w:u w:val="single"/>
+          <w:color w:val="0044CC"/>
+        </w:rPr>
+        <w:t xml:space="preserve"> Zoning Changes in </w:t>
+      </w:r>
+      <w:r>
+        <w:rPr>
+          <w:rFonts w:ascii="Helvetica" w:hAnsi="Helvetica" w:cs="Helvetica"/>
+          <w:sz w:val="22"/>
+          <w:sz-cs w:val="22"/>
+          <w:color w:val="333333"/>
+        </w:rPr>
+        <w:t xml:space="preserve">Vancouver </w:t>
+      </w:r>
+      <w:r>
+        <w:rPr>
+          <w:rFonts w:ascii="Helvetica" w:hAnsi="Helvetica" w:cs="Helvetica"/>
+          <w:sz w:val="22"/>
+          <w:sz-cs w:val="22"/>
+          <w:strike/>
+          <w:color w:val="CC0000"/>
+        </w:rPr>
+        <w:t xml:space="preserve"> implemented vacancy control for SROs, preventing rent spikes between tenancies. DTES CLT's first acquisition, Powell Rooms (23 units), is expected to close in January 2026, while Keefer Rooms (48 units) is reopening in spring 2025 through a BC </w:t>
+      </w:r>
+      <w:r>
+        <w:rPr>
+          <w:rFonts w:ascii="Helvetica" w:hAnsi="Helvetica" w:cs="Helvetica"/>
+          <w:sz w:val="22"/>
+          <w:sz-cs w:val="22"/>
+          <w:u w:val="single"/>
+          <w:color w:val="0044CC"/>
+        </w:rPr>
+        <w:t xml:space="preserve"> and Their Impact on Low-Income </w:t>
+      </w:r>
+      <w:r>
+        <w:rPr>
+          <w:rFonts w:ascii="Helvetica" w:hAnsi="Helvetica" w:cs="Helvetica"/>
+          <w:sz w:val="22"/>
+          <w:sz-cs w:val="22"/>
+          <w:color w:val="333333"/>
+        </w:rPr>
+        <w:t xml:space="preserve">Housing </w:t>
+      </w:r>
+      <w:r>
+        <w:rPr>
+          <w:rFonts w:ascii="Helvetica" w:hAnsi="Helvetica" w:cs="Helvetica"/>
+          <w:sz w:val="22"/>
+          <w:sz-cs w:val="22"/>
+          <w:strike/>
+          <w:color w:val="CC0000"/>
+        </w:rPr>
+        <w:t xml:space="preserve"> partnership and community programming model. </w:t>
+      </w:r>
+      <w:r>
+        <w:rPr>
+          <w:rFonts w:ascii="Helvetica" w:hAnsi="Helvetica" w:cs="Helvetica"/>
+          <w:sz w:val="22"/>
+          <w:sz-cs w:val="22"/>
+        </w:rPr>
+        <w:t xml:space="preserve"/>
+      </w:r>
+    </w:p>
+    <w:p>
+      <w:pPr>
+        <w:spacing w:after="80"/>
+      </w:pPr>
+      <w:r>
+        <w:rPr>
+          <w:rFonts w:ascii="Helvetica" w:hAnsi="Helvetica" w:cs="Helvetica"/>
+          <w:sz w:val="22"/>
+          <w:sz-cs w:val="22"/>
+          <w:strike/>
+          <w:color w:val="CC0000"/>
+        </w:rPr>
+        <w:t xml:space="preserve"> • 4,000+ residents </w:t>
+      </w:r>
+      <w:r>
+        <w:rPr>
+          <w:rFonts w:ascii="Helvetica" w:hAnsi="Helvetica" w:cs="Helvetica"/>
+          <w:sz w:val="22"/>
+          <w:sz-cs w:val="22"/>
+          <w:u w:val="single"/>
+          <w:color w:val="0044CC"/>
+        </w:rPr>
+        <w:t xml:space="preserve"> Dr. Kuni Kamizaki (UBC) is working </w:t>
+      </w:r>
+      <w:r>
+        <w:rPr>
+          <w:rFonts w:ascii="Helvetica" w:hAnsi="Helvetica" w:cs="Helvetica"/>
+          <w:sz w:val="22"/>
+          <w:sz-cs w:val="22"/>
+          <w:color w:val="333333"/>
+        </w:rPr>
+        <w:t xml:space="preserve">in </w:t>
+      </w:r>
+      <w:r>
+        <w:rPr>
+          <w:rFonts w:ascii="Helvetica" w:hAnsi="Helvetica" w:cs="Helvetica"/>
+          <w:sz w:val="22"/>
+          <w:sz-cs w:val="22"/>
+          <w:strike/>
+          <w:color w:val="CC0000"/>
+        </w:rPr>
+        <w:t xml:space="preserve"> ~99 SROs — last stop before homelessness </w:t>
+      </w:r>
+      <w:r>
+        <w:rPr>
+          <w:rFonts w:ascii="Helvetica" w:hAnsi="Helvetica" w:cs="Helvetica"/>
+          <w:sz w:val="22"/>
+          <w:sz-cs w:val="22"/>
+          <w:u w:val="single"/>
+          <w:color w:val="0044CC"/>
+        </w:rPr>
+        <w:t xml:space="preserve"> partnership with the Downtown Eastside Community Land Trust to understand how policy changes led by Vancouver City Council will impact the preservation and replacement of single room occupancy (SRO) housing. SRO housing is the primary source of low-income housing in the DTES, which the DTES CLT has been working to preserve. These buildings are especially susceptible to conversion and gentrification-by-upscaling. </w:t>
+      </w:r>
+      <w:r>
+        <w:rPr>
+          <w:rFonts w:ascii="Helvetica" w:hAnsi="Helvetica" w:cs="Helvetica"/>
+          <w:sz w:val="22"/>
+          <w:sz-cs w:val="22"/>
+        </w:rPr>
+        <w:t xml:space="preserve"/>
+      </w:r>
+    </w:p>
+    <w:p>
+      <w:pPr>
+        <w:spacing w:after="80"/>
+      </w:pPr>
+      <w:r>
+        <w:rPr>
+          <w:rFonts w:ascii="Helvetica" w:hAnsi="Helvetica" w:cs="Helvetica"/>
+          <w:sz w:val="22"/>
+          <w:sz-cs w:val="22"/>
+          <w:strike/>
+          <w:color w:val="CC0000"/>
+        </w:rPr>
+        <w:t xml:space="preserve"> • $11M provincial grant to SRO Collaborative (2023) </w:t>
+      </w:r>
+      <w:r>
+        <w:rPr>
+          <w:rFonts w:ascii="Helvetica" w:hAnsi="Helvetica" w:cs="Helvetica"/>
+          <w:sz w:val="22"/>
+          <w:sz-cs w:val="22"/>
+          <w:u w:val="single"/>
+          <w:color w:val="0044CC"/>
+        </w:rPr>
+        <w:t xml:space="preserve"> Vancouver City Council recently passed changes that dramatically upzoned the DTES Oppenheimer District, removing restrictions that have protected this area from new condominium redevelopment, property speculation, and rapid displacement through gentrification. </w:t>
       </w:r>
       <w:r>
         <w:rPr>
@@ -12785,46 +13539,17 @@
           <w:strike/>
           <w:color w:val="CC0000"/>
         </w:rPr>
-        <w:t xml:space="preserve"> 4,000+ residents </w:t>
-      </w:r>
-      <w:r>
-        <w:rPr>
-          <w:rFonts w:ascii="Helvetica" w:hAnsi="Helvetica" w:cs="Helvetica"/>
-          <w:sz w:val="22"/>
-          <w:sz-cs w:val="22"/>
-          <w:u w:val="single"/>
-          <w:color w:val="0044CC"/>
-        </w:rPr>
-        <w:t xml:space="preserve"> Keefer Rooms (48 units) operated </w:t>
-      </w:r>
-      <w:r>
-        <w:rPr>
-          <w:rFonts w:ascii="Helvetica" w:hAnsi="Helvetica" w:cs="Helvetica"/>
-          <w:sz w:val="22"/>
-          <w:sz-cs w:val="22"/>
-          <w:color w:val="333333"/>
-        </w:rPr>
-        <w:t xml:space="preserve">in </w:t>
-      </w:r>
-      <w:r>
-        <w:rPr>
-          <w:rFonts w:ascii="Helvetica" w:hAnsi="Helvetica" w:cs="Helvetica"/>
-          <w:sz w:val="22"/>
-          <w:sz-cs w:val="22"/>
-          <w:strike/>
-          <w:color w:val="CC0000"/>
-        </w:rPr>
-        <w:t xml:space="preserve"> ~99 SROs — last stop before homelessness </w:t>
-      </w:r>
-      <w:r>
-        <w:rPr>
-          <w:rFonts w:ascii="Helvetica" w:hAnsi="Helvetica" w:cs="Helvetica"/>
-          <w:sz w:val="22"/>
-          <w:sz-cs w:val="22"/>
-          <w:u w:val="single"/>
-          <w:color w:val="0044CC"/>
-        </w:rPr>
-        <w:t xml:space="preserve"> partnership with BC Housing </w:t>
+        <w:t xml:space="preserve"> CLT acquisitions remove buildings from speculative market </w:t>
+      </w:r>
+      <w:r>
+        <w:rPr>
+          <w:rFonts w:ascii="Helvetica" w:hAnsi="Helvetica" w:cs="Helvetica"/>
+          <w:sz w:val="22"/>
+          <w:sz-cs w:val="22"/>
+          <w:u w:val="single"/>
+          <w:color w:val="0044CC"/>
+        </w:rPr>
+        <w:t xml:space="preserve"> First acquisition (Powell Rooms, 23 units) completed February 2026 </w:t>
       </w:r>
       <w:r>
         <w:rPr>
@@ -12856,101 +13581,86 @@
           <w:strike/>
           <w:color w:val="CC0000"/>
         </w:rPr>
-        <w:t xml:space="preserve"> $11M provincial grant to SRO Collaborative (2023) </w:t>
-      </w:r>
-      <w:r>
-        <w:rPr>
-          <w:rFonts w:ascii="Helvetica" w:hAnsi="Helvetica" w:cs="Helvetica"/>
-          <w:sz w:val="22"/>
-          <w:sz-cs w:val="22"/>
-          <w:u w:val="single"/>
-          <w:color w:val="0044CC"/>
-        </w:rPr>
-        <w:t xml:space="preserve"> Indigenous co-leadership with tenant and elder sub-committee governance </w:t>
-      </w:r>
-      <w:r>
-        <w:rPr>
-          <w:rFonts w:ascii="Helvetica" w:hAnsi="Helvetica" w:cs="Helvetica"/>
-          <w:sz w:val="22"/>
-          <w:sz-cs w:val="22"/>
-        </w:rPr>
-        <w:t xml:space="preserve"/>
-      </w:r>
-    </w:p>
-    <w:p>
-      <w:pPr>
-        <w:spacing w:after="80"/>
-      </w:pPr>
-      <w:r>
-        <w:rPr>
-          <w:rFonts w:ascii="Helvetica" w:hAnsi="Helvetica" w:cs="Helvetica"/>
-          <w:sz w:val="22"/>
-          <w:sz-cs w:val="22"/>
-          <w:color w:val="333333"/>
-        </w:rPr>
-        <w:t xml:space="preserve">• </w:t>
-      </w:r>
-      <w:r>
-        <w:rPr>
-          <w:rFonts w:ascii="Helvetica" w:hAnsi="Helvetica" w:cs="Helvetica"/>
-          <w:sz w:val="22"/>
-          <w:sz-cs w:val="22"/>
-          <w:strike/>
-          <w:color w:val="CC0000"/>
-        </w:rPr>
-        <w:t xml:space="preserve"> CLT acquisitions remove buildings </w:t>
-      </w:r>
-      <w:r>
-        <w:rPr>
-          <w:rFonts w:ascii="Helvetica" w:hAnsi="Helvetica" w:cs="Helvetica"/>
-          <w:sz w:val="22"/>
-          <w:sz-cs w:val="22"/>
-          <w:u w:val="single"/>
-          <w:color w:val="0044CC"/>
-        </w:rPr>
-        <w:t xml:space="preserve"> Buildings permanently removed </w:t>
-      </w:r>
-      <w:r>
-        <w:rPr>
-          <w:rFonts w:ascii="Helvetica" w:hAnsi="Helvetica" w:cs="Helvetica"/>
-          <w:sz w:val="22"/>
-          <w:sz-cs w:val="22"/>
-          <w:color w:val="333333"/>
-        </w:rPr>
-        <w:t xml:space="preserve">from speculative market </w:t>
-      </w:r>
-      <w:r>
-        <w:rPr>
-          <w:rFonts w:ascii="Helvetica" w:hAnsi="Helvetica" w:cs="Helvetica"/>
-          <w:sz w:val="22"/>
-          <w:sz-cs w:val="22"/>
-          <w:u w:val="single"/>
-          <w:color w:val="0044CC"/>
-        </w:rPr>
-        <w:t xml:space="preserve"> through trust structure </w:t>
-      </w:r>
-      <w:r>
-        <w:rPr>
-          <w:rFonts w:ascii="Helvetica" w:hAnsi="Helvetica" w:cs="Helvetica"/>
-          <w:sz w:val="22"/>
-          <w:sz-cs w:val="22"/>
-        </w:rPr>
-        <w:t xml:space="preserve"/>
-      </w:r>
-    </w:p>
-    <w:p>
-      <w:pPr>
-        <w:spacing w:after="80"/>
-      </w:pPr>
-      <w:r>
-        <w:rPr>
-          <w:rFonts w:ascii="Helvetica" w:hAnsi="Helvetica" w:cs="Helvetica"/>
-          <w:sz w:val="22"/>
-          <w:sz-cs w:val="22"/>
-          <w:strike/>
-          <w:color w:val="CC0000"/>
-        </w:rPr>
-        <w:t xml:space="preserve"> • Vacancy control (2024) prevents rent hikes between tenancies</w:t>
+        <w:t xml:space="preserve"> Vacancy control (2024) prevents rent hikes between tenancies </w:t>
+      </w:r>
+      <w:r>
+        <w:rPr>
+          <w:rFonts w:ascii="Helvetica" w:hAnsi="Helvetica" w:cs="Helvetica"/>
+          <w:sz w:val="22"/>
+          <w:sz-cs w:val="22"/>
+          <w:u w:val="single"/>
+          <w:color w:val="0044CC"/>
+        </w:rPr>
+        <w:t xml:space="preserve"> Keefer Rooms (48 units) operated in partnership with BC Housing, with a possible future lease transfer to DTES CLT </w:t>
+      </w:r>
+      <w:r>
+        <w:rPr>
+          <w:rFonts w:ascii="Helvetica" w:hAnsi="Helvetica" w:cs="Helvetica"/>
+          <w:sz w:val="22"/>
+          <w:sz-cs w:val="22"/>
+        </w:rPr>
+        <w:t xml:space="preserve"/>
+      </w:r>
+    </w:p>
+    <w:p>
+      <w:pPr>
+        <w:spacing w:after="80"/>
+      </w:pPr>
+      <w:r>
+        <w:rPr>
+          <w:rFonts w:ascii="Helvetica" w:hAnsi="Helvetica" w:cs="Helvetica"/>
+          <w:sz w:val="22"/>
+          <w:sz-cs w:val="22"/>
+          <w:u w:val="single"/>
+          <w:color w:val="0044CC"/>
+        </w:rPr>
+        <w:t xml:space="preserve"> • Indigenous co-leadership with tenant and elder sub-committee governance</w:t>
+      </w:r>
+      <w:r>
+        <w:rPr>
+          <w:rFonts w:ascii="Helvetica" w:hAnsi="Helvetica" w:cs="Helvetica"/>
+          <w:sz w:val="22"/>
+          <w:sz-cs w:val="22"/>
+        </w:rPr>
+        <w:t xml:space="preserve"/>
+      </w:r>
+    </w:p>
+    <w:p>
+      <w:pPr>
+        <w:spacing w:after="80"/>
+      </w:pPr>
+      <w:r>
+        <w:rPr>
+          <w:rFonts w:ascii="Helvetica" w:hAnsi="Helvetica" w:cs="Helvetica"/>
+          <w:sz w:val="22"/>
+          <w:sz-cs w:val="22"/>
+          <w:u w:val="single"/>
+          <w:color w:val="0044CC"/>
+        </w:rPr>
+        <w:t xml:space="preserve"> • Buildings permanently removed from speculative market through trust structure</w:t>
+      </w:r>
+      <w:r>
+        <w:rPr>
+          <w:rFonts w:ascii="Helvetica" w:hAnsi="Helvetica" w:cs="Helvetica"/>
+          <w:sz w:val="22"/>
+          <w:sz-cs w:val="22"/>
+        </w:rPr>
+        <w:t xml:space="preserve"/>
+      </w:r>
+    </w:p>
+    <w:p>
+      <w:pPr>
+        <w:spacing w:after="80"/>
+      </w:pPr>
+      <w:r>
+        <w:rPr>
+          <w:rFonts w:ascii="Helvetica" w:hAnsi="Helvetica" w:cs="Helvetica"/>
+          <w:sz w:val="22"/>
+          <w:sz-cs w:val="22"/>
+          <w:u w:val="single"/>
+          <w:color w:val="0044CC"/>
+        </w:rPr>
+        <w:t xml:space="preserve"> • BSH research partner; featured at CNCLT Summit (October 2024) and currently partnered with BSH's Dr. Kuni Kamizaki to research DEOD changes and their effect on SROs</w:t>
       </w:r>
       <w:r>
         <w:rPr>
@@ -13574,46 +14284,98 @@
           <w:u w:val="single"/>
           <w:color w:val="0044CC"/>
         </w:rPr>
-        <w:t xml:space="preserve"> • BSH Research in Progress Webinar — DTES CLT - BSH webinar featuring DTES CLT research with Andy and Allie | https://bsh.ubc.ca/research/evictions-and-security-of-tenure/ </w:t>
-      </w:r>
-      <w:r>
-        <w:rPr>
-          <w:rFonts w:ascii="Helvetica" w:hAnsi="Helvetica" w:cs="Helvetica"/>
-          <w:sz w:val="22"/>
-          <w:sz-cs w:val="22"/>
-        </w:rPr>
-        <w:t xml:space="preserve"/>
-      </w:r>
-    </w:p>
-    <w:p>
-      <w:pPr>
-        <w:spacing w:after="80"/>
-      </w:pPr>
-      <w:r>
-        <w:rPr>
-          <w:rFonts w:ascii="Helvetica" w:hAnsi="Helvetica" w:cs="Helvetica"/>
-          <w:sz w:val="22"/>
-          <w:sz-cs w:val="22"/>
-          <w:strike/>
-          <w:color w:val="CC0000"/>
-        </w:rPr>
-        <w:t xml:space="preserve"> Quick stats: Founded: 1886 | Safe Shelter: 51 beds | Legal Cases: 1,400+/yr </w:t>
-      </w:r>
-      <w:r>
-        <w:rPr>
-          <w:rFonts w:ascii="Helvetica" w:hAnsi="Helvetica" w:cs="Helvetica"/>
-          <w:sz w:val="22"/>
-          <w:sz-cs w:val="22"/>
-          <w:u w:val="single"/>
-          <w:color w:val="0044CC"/>
-        </w:rPr>
-        <w:t xml:space="preserve"> Stop 5: DTES SRO Collaborative </w:t>
-      </w:r>
-      <w:r>
-        <w:rPr>
-          <w:rFonts w:ascii="Helvetica" w:hAnsi="Helvetica" w:cs="Helvetica"/>
-          <w:sz w:val="22"/>
-          <w:sz-cs w:val="22"/>
+        <w:t xml:space="preserve"> • BSH Research in Progress — Vancouver's Growing CLT Movement - BSH webinar featuring DTES CLT and Hogan's Alley Society on affordable housing and community land stewardship | https://bsh.ubc.ca/research-in-progress-on-vancouvers-growing-clt-movement/ </w:t>
+      </w:r>
+      <w:r>
+        <w:rPr>
+          <w:rFonts w:ascii="Helvetica" w:hAnsi="Helvetica" w:cs="Helvetica"/>
+          <w:sz w:val="22"/>
+          <w:sz-cs w:val="22"/>
+        </w:rPr>
+        <w:t xml:space="preserve"/>
+      </w:r>
+    </w:p>
+    <w:p>
+      <w:pPr>
+        <w:spacing w:after="80"/>
+      </w:pPr>
+      <w:r>
+        <w:rPr>
+          <w:rFonts w:ascii="Helvetica" w:hAnsi="Helvetica" w:cs="Helvetica"/>
+          <w:sz w:val="22"/>
+          <w:sz-cs w:val="22"/>
+          <w:strike/>
+          <w:color w:val="CC0000"/>
+        </w:rPr>
+        <w:t xml:space="preserve"> Quick stats: Founded: 1886 </w:t>
+      </w:r>
+      <w:r>
+        <w:rPr>
+          <w:rFonts w:ascii="Helvetica" w:hAnsi="Helvetica" w:cs="Helvetica"/>
+          <w:sz w:val="22"/>
+          <w:sz-cs w:val="22"/>
+          <w:u w:val="single"/>
+          <w:color w:val="0044CC"/>
+        </w:rPr>
+        <w:t xml:space="preserve"> • BSH — Vancouver's Downtown Eastside Upzoning: A Policy Out of Balance - Strengthening Community Land Trust Research on DEOD changes and their effect on low-income housing in the DTES </w:t>
+      </w:r>
+      <w:r>
+        <w:rPr>
+          <w:rFonts w:ascii="Helvetica" w:hAnsi="Helvetica" w:cs="Helvetica"/>
+          <w:sz w:val="22"/>
+          <w:sz-cs w:val="22"/>
+          <w:color w:val="333333"/>
+        </w:rPr>
+        <w:t xml:space="preserve">| </w:t>
+      </w:r>
+      <w:r>
+        <w:rPr>
+          <w:rFonts w:ascii="Helvetica" w:hAnsi="Helvetica" w:cs="Helvetica"/>
+          <w:sz w:val="22"/>
+          <w:sz-cs w:val="22"/>
+          <w:strike/>
+          <w:color w:val="CC0000"/>
+        </w:rPr>
+        <w:t xml:space="preserve"> Safe Shelter: 51 beds | Legal Cases: 1,400+/yr </w:t>
+      </w:r>
+      <w:r>
+        <w:rPr>
+          <w:rFonts w:ascii="Helvetica" w:hAnsi="Helvetica" w:cs="Helvetica"/>
+          <w:sz w:val="22"/>
+          <w:sz-cs w:val="22"/>
+          <w:u w:val="single"/>
+          <w:color w:val="0044CC"/>
+        </w:rPr>
+        <w:t xml:space="preserve"> https://bsh.ubc.ca/vancouvers-downtown-eastside-upzoning-a-policy-out-of-balance/ </w:t>
+      </w:r>
+      <w:r>
+        <w:rPr>
+          <w:rFonts w:ascii="Helvetica" w:hAnsi="Helvetica" w:cs="Helvetica"/>
+          <w:sz w:val="22"/>
+          <w:sz-cs w:val="22"/>
+        </w:rPr>
+        <w:t xml:space="preserve"/>
+      </w:r>
+    </w:p>
+    <w:p>
+      <w:pPr>
+        <w:spacing w:after="80"/>
+      </w:pPr>
+      <w:r>
+        <w:rPr>
+          <w:rFonts w:ascii="Helvetica" w:hAnsi="Helvetica" w:cs="Helvetica"/>
+          <w:sz w:val="26"/>
+          <w:sz-cs w:val="26"/>
+          <w:b/>
+          <w:color w:val="333333"/>
+        </w:rPr>
+        <w:t xml:space="preserve"> Stop 5: DTES SRO Collaborative</w:t>
+      </w:r>
+      <w:r>
+        <w:rPr>
+          <w:rFonts w:ascii="Helvetica" w:hAnsi="Helvetica" w:cs="Helvetica"/>
+          <w:sz w:val="26"/>
+          <w:sz-cs w:val="26"/>
         </w:rPr>
         <w:t xml:space="preserve"/>
       </w:r>
@@ -13653,7 +14415,7 @@
           <w:u w:val="single"/>
           <w:color w:val="0044CC"/>
         </w:rPr>
-        <w:t xml:space="preserve"> Quick stats: TORO Hotels: 40 | Tenants Surveyed: 900+ | Provincial Grant: $11M</w:t>
+        <w:t xml:space="preserve"> Quick stats: Participating SROs: ~40 | Tenants Surveyed: 900+ | Provincial Grant: $11M</w:t>
       </w:r>
       <w:r>
         <w:rPr>
@@ -13767,88 +14529,136 @@
           <w:u w:val="single"/>
           <w:color w:val="0044CC"/>
         </w:rPr>
-        <w:t xml:space="preserve"> housing security in privately owned SRO hotels. </w:t>
-      </w:r>
-      <w:r>
-        <w:rPr>
-          <w:rFonts w:ascii="Helvetica" w:hAnsi="Helvetica" w:cs="Helvetica"/>
-          <w:sz w:val="22"/>
-          <w:sz-cs w:val="22"/>
-        </w:rPr>
-        <w:t xml:space="preserve"/>
-      </w:r>
-    </w:p>
-    <w:p>
-      <w:pPr>
-        <w:spacing w:after="80"/>
-      </w:pPr>
-      <w:r>
-        <w:rPr>
-          <w:rFonts w:ascii="Helvetica" w:hAnsi="Helvetica" w:cs="Helvetica"/>
-          <w:sz w:val="22"/>
-          <w:sz-cs w:val="22"/>
-          <w:strike/>
-          <w:color w:val="CC0000"/>
-        </w:rPr>
-        <w:t xml:space="preserve"> Its Safe Shelter </w:t>
-      </w:r>
-      <w:r>
-        <w:rPr>
-          <w:rFonts w:ascii="Helvetica" w:hAnsi="Helvetica" w:cs="Helvetica"/>
-          <w:sz w:val="22"/>
-          <w:sz-cs w:val="22"/>
-          <w:u w:val="single"/>
-          <w:color w:val="0044CC"/>
-        </w:rPr>
-        <w:t xml:space="preserve"> Core programs include tenant committees, TORO (Tenant Overdose Response Organizers), room cleaning and repairs, cultural reconnection initiatives, fire safety and emergency preparedness, and the Right to Remain research collective. The TORO </w:t>
-      </w:r>
-      <w:r>
-        <w:rPr>
-          <w:rFonts w:ascii="Helvetica" w:hAnsi="Helvetica" w:cs="Helvetica"/>
-          <w:sz w:val="22"/>
-          <w:sz-cs w:val="22"/>
-          <w:color w:val="333333"/>
-        </w:rPr>
-        <w:t xml:space="preserve">program </w:t>
-      </w:r>
-      <w:r>
-        <w:rPr>
-          <w:rFonts w:ascii="Helvetica" w:hAnsi="Helvetica" w:cs="Helvetica"/>
-          <w:sz w:val="22"/>
-          <w:sz-cs w:val="22"/>
-          <w:strike/>
-          <w:color w:val="CC0000"/>
-        </w:rPr>
-        <w:t xml:space="preserve"> currently </w:t>
-      </w:r>
-      <w:r>
-        <w:rPr>
-          <w:rFonts w:ascii="Helvetica" w:hAnsi="Helvetica" w:cs="Helvetica"/>
-          <w:sz w:val="22"/>
-          <w:sz-cs w:val="22"/>
-          <w:color w:val="333333"/>
-        </w:rPr>
-        <w:t xml:space="preserve">operates </w:t>
-      </w:r>
-      <w:r>
-        <w:rPr>
-          <w:rFonts w:ascii="Helvetica" w:hAnsi="Helvetica" w:cs="Helvetica"/>
-          <w:sz w:val="22"/>
-          <w:sz-cs w:val="22"/>
-          <w:strike/>
-          <w:color w:val="CC0000"/>
-        </w:rPr>
-        <w:t xml:space="preserve"> 51 low-barrier shelter beds at 467 Alexander Street. The Legal Advocacy program supports tenants and income-security clients and reports more than 1,400 unique cases each year. </w:t>
-      </w:r>
-      <w:r>
-        <w:rPr>
-          <w:rFonts w:ascii="Helvetica" w:hAnsi="Helvetica" w:cs="Helvetica"/>
-          <w:sz w:val="22"/>
-          <w:sz-cs w:val="22"/>
-          <w:u w:val="single"/>
-          <w:color w:val="0044CC"/>
-        </w:rPr>
-        <w:t xml:space="preserve"> in 40 private SRO hotels. </w:t>
+        <w:t xml:space="preserve"> housing security in privately owned SRO hotels. More than 2,700 tenants across 40+ private SROs are supported through its tenant-based initiatives. </w:t>
+      </w:r>
+      <w:r>
+        <w:rPr>
+          <w:rFonts w:ascii="Helvetica" w:hAnsi="Helvetica" w:cs="Helvetica"/>
+          <w:sz w:val="22"/>
+          <w:sz-cs w:val="22"/>
+        </w:rPr>
+        <w:t xml:space="preserve"/>
+      </w:r>
+    </w:p>
+    <w:p>
+      <w:pPr>
+        <w:spacing w:after="80"/>
+      </w:pPr>
+      <w:r>
+        <w:rPr>
+          <w:rFonts w:ascii="Helvetica" w:hAnsi="Helvetica" w:cs="Helvetica"/>
+          <w:sz w:val="22"/>
+          <w:sz-cs w:val="22"/>
+          <w:strike/>
+          <w:color w:val="CC0000"/>
+        </w:rPr>
+        <w:t xml:space="preserve"> Its Safe Shelter program currently operates 51 low-barrier shelter beds at 467 Alexander Street. The Legal Advocacy program </w:t>
+      </w:r>
+      <w:r>
+        <w:rPr>
+          <w:rFonts w:ascii="Helvetica" w:hAnsi="Helvetica" w:cs="Helvetica"/>
+          <w:sz w:val="22"/>
+          <w:sz-cs w:val="22"/>
+          <w:u w:val="single"/>
+          <w:color w:val="0044CC"/>
+        </w:rPr>
+        <w:t xml:space="preserve"> Core programs include: tenant committees that identify building-level issues and coordinate safety planning; TORO (Tenant Overdose Response Organizers) providing peer-led harm reduction and naloxone access; room cleaning and repairs training; cultural reconnection </w:t>
+      </w:r>
+      <w:r>
+        <w:rPr>
+          <w:rFonts w:ascii="Helvetica" w:hAnsi="Helvetica" w:cs="Helvetica"/>
+          <w:sz w:val="22"/>
+          <w:sz-cs w:val="22"/>
+          <w:color w:val="333333"/>
+        </w:rPr>
+        <w:t xml:space="preserve">supports </w:t>
+      </w:r>
+      <w:r>
+        <w:rPr>
+          <w:rFonts w:ascii="Helvetica" w:hAnsi="Helvetica" w:cs="Helvetica"/>
+          <w:sz w:val="22"/>
+          <w:sz-cs w:val="22"/>
+          <w:u w:val="single"/>
+          <w:color w:val="0044CC"/>
+        </w:rPr>
+        <w:t xml:space="preserve"> for Indigenous </w:t>
+      </w:r>
+      <w:r>
+        <w:rPr>
+          <w:rFonts w:ascii="Helvetica" w:hAnsi="Helvetica" w:cs="Helvetica"/>
+          <w:sz w:val="22"/>
+          <w:sz-cs w:val="22"/>
+          <w:color w:val="333333"/>
+        </w:rPr>
+        <w:t xml:space="preserve">tenants </w:t>
+      </w:r>
+      <w:r>
+        <w:rPr>
+          <w:rFonts w:ascii="Helvetica" w:hAnsi="Helvetica" w:cs="Helvetica"/>
+          <w:sz w:val="22"/>
+          <w:sz-cs w:val="22"/>
+          <w:u w:val="single"/>
+          <w:color w:val="0044CC"/>
+        </w:rPr>
+        <w:t xml:space="preserve"> (~33% of SRO residents); fire safety </w:t>
+      </w:r>
+      <w:r>
+        <w:rPr>
+          <w:rFonts w:ascii="Helvetica" w:hAnsi="Helvetica" w:cs="Helvetica"/>
+          <w:sz w:val="22"/>
+          <w:sz-cs w:val="22"/>
+          <w:color w:val="333333"/>
+        </w:rPr>
+        <w:t xml:space="preserve">and </w:t>
+      </w:r>
+      <w:r>
+        <w:rPr>
+          <w:rFonts w:ascii="Helvetica" w:hAnsi="Helvetica" w:cs="Helvetica"/>
+          <w:sz w:val="22"/>
+          <w:sz-cs w:val="22"/>
+          <w:strike/>
+          <w:color w:val="CC0000"/>
+        </w:rPr>
+        <w:t xml:space="preserve"> income-security clients </w:t>
+      </w:r>
+      <w:r>
+        <w:rPr>
+          <w:rFonts w:ascii="Helvetica" w:hAnsi="Helvetica" w:cs="Helvetica"/>
+          <w:sz w:val="22"/>
+          <w:sz-cs w:val="22"/>
+          <w:u w:val="single"/>
+          <w:color w:val="0044CC"/>
+        </w:rPr>
+        <w:t xml:space="preserve"> emergency preparedness; </w:t>
+      </w:r>
+      <w:r>
+        <w:rPr>
+          <w:rFonts w:ascii="Helvetica" w:hAnsi="Helvetica" w:cs="Helvetica"/>
+          <w:sz w:val="22"/>
+          <w:sz-cs w:val="22"/>
+          <w:color w:val="333333"/>
+        </w:rPr>
+        <w:t xml:space="preserve">and </w:t>
+      </w:r>
+      <w:r>
+        <w:rPr>
+          <w:rFonts w:ascii="Helvetica" w:hAnsi="Helvetica" w:cs="Helvetica"/>
+          <w:sz w:val="22"/>
+          <w:sz-cs w:val="22"/>
+          <w:strike/>
+          <w:color w:val="CC0000"/>
+        </w:rPr>
+        <w:t xml:space="preserve"> reports more than 1,400 unique cases each year. </w:t>
+      </w:r>
+      <w:r>
+        <w:rPr>
+          <w:rFonts w:ascii="Helvetica" w:hAnsi="Helvetica" w:cs="Helvetica"/>
+          <w:sz w:val="22"/>
+          <w:sz-cs w:val="22"/>
+          <w:u w:val="single"/>
+          <w:color w:val="0044CC"/>
+        </w:rPr>
+        <w:t xml:space="preserve"> the Right to Remain research collective supporting tenant organizing for improved conditions. </w:t>
       </w:r>
       <w:r>
         <w:rPr>
@@ -14377,7 +15187,7 @@
           <w:u w:val="single"/>
           <w:color w:val="0044CC"/>
         </w:rPr>
-        <w:t xml:space="preserve"> Tenant Committees (SRO Hub Program): Democratic structures that identify building-level issues, coordinate repairs, and build community ownership in privately owned SROs </w:t>
+        <w:t xml:space="preserve"> Tenant Committees (SRO Hub Program): The cornerstone program — democratic structures that identify building-level issues, coordinate repairs, and build community ownership in privately owned SROs </w:t>
       </w:r>
       <w:r>
         <w:rPr>
@@ -14419,7 +15229,7 @@
           <w:u w:val="single"/>
           <w:color w:val="0044CC"/>
         </w:rPr>
-        <w:t xml:space="preserve"> TORO (Tenant Overdose Response Organizers): Peer-led harm reduction operating in 40 private SRO hotels, providing naloxone training, safer supply referrals, </w:t>
+        <w:t xml:space="preserve"> TORO (Tenant Overdose Response Organizers): Peer-led harm reduction operating in ~40 private SRO hotels, providing naloxone training, safer supply referrals, </w:t>
       </w:r>
       <w:r>
         <w:rPr>
@@ -14666,69 +15476,111 @@
           <w:strike/>
           <w:color w:val="CC0000"/>
         </w:rPr>
-        <w:t xml:space="preserve"> The project partnership with Lu'ma Native BCH Housing Society also sets out Indigenous-led </w:t>
-      </w:r>
-      <w:r>
-        <w:rPr>
-          <w:rFonts w:ascii="Helvetica" w:hAnsi="Helvetica" w:cs="Helvetica"/>
-          <w:sz w:val="22"/>
-          <w:sz-cs w:val="22"/>
-          <w:u w:val="single"/>
-          <w:color w:val="0044CC"/>
-        </w:rPr>
-        <w:t xml:space="preserve"> • Fire safety: Emergency preparedness training </w:t>
-      </w:r>
-      <w:r>
-        <w:rPr>
-          <w:rFonts w:ascii="Helvetica" w:hAnsi="Helvetica" w:cs="Helvetica"/>
-          <w:sz w:val="22"/>
-          <w:sz-cs w:val="22"/>
-          <w:color w:val="333333"/>
-        </w:rPr>
-        <w:t xml:space="preserve">and </w:t>
-      </w:r>
-      <w:r>
-        <w:rPr>
-          <w:rFonts w:ascii="Helvetica" w:hAnsi="Helvetica" w:cs="Helvetica"/>
-          <w:sz w:val="22"/>
-          <w:sz-cs w:val="22"/>
-          <w:strike/>
-          <w:color w:val="CC0000"/>
-        </w:rPr>
-        <w:t xml:space="preserve"> community-accountable governance outcomes for long-term operations. </w:t>
-      </w:r>
-      <w:r>
-        <w:rPr>
-          <w:rFonts w:ascii="Helvetica" w:hAnsi="Helvetica" w:cs="Helvetica"/>
-          <w:sz w:val="22"/>
-          <w:sz-cs w:val="22"/>
-          <w:u w:val="single"/>
-          <w:color w:val="0044CC"/>
-        </w:rPr>
-        <w:t xml:space="preserve"> building-level evacuation planning </w:t>
-      </w:r>
-      <w:r>
-        <w:rPr>
-          <w:rFonts w:ascii="Helvetica" w:hAnsi="Helvetica" w:cs="Helvetica"/>
-          <w:sz w:val="22"/>
-          <w:sz-cs w:val="22"/>
-        </w:rPr>
-        <w:t xml:space="preserve"/>
-      </w:r>
-    </w:p>
-    <w:p>
-      <w:pPr>
-        <w:spacing w:after="80"/>
-      </w:pPr>
-      <w:r>
-        <w:rPr>
-          <w:rFonts w:ascii="Helvetica" w:hAnsi="Helvetica" w:cs="Helvetica"/>
-          <w:sz w:val="22"/>
-          <w:sz-cs w:val="22"/>
-          <w:strike/>
-          <w:color w:val="CC0000"/>
-        </w:rPr>
-        <w:t xml:space="preserve"> • Operating in the DTES since 1886 </w:t>
+        <w:t xml:space="preserve"> The project partnership with Lu'ma Native BCH Housing Society also sets out Indigenous-led and community-accountable governance outcomes </w:t>
+      </w:r>
+      <w:r>
+        <w:rPr>
+          <w:rFonts w:ascii="Helvetica" w:hAnsi="Helvetica" w:cs="Helvetica"/>
+          <w:sz w:val="22"/>
+          <w:sz-cs w:val="22"/>
+          <w:u w:val="single"/>
+          <w:color w:val="0044CC"/>
+        </w:rPr>
+        <w:t xml:space="preserve"> • Cultural reconnection: Supports </w:t>
+      </w:r>
+      <w:r>
+        <w:rPr>
+          <w:rFonts w:ascii="Helvetica" w:hAnsi="Helvetica" w:cs="Helvetica"/>
+          <w:sz w:val="22"/>
+          <w:sz-cs w:val="22"/>
+          <w:color w:val="333333"/>
+        </w:rPr>
+        <w:t xml:space="preserve">for </w:t>
+      </w:r>
+      <w:r>
+        <w:rPr>
+          <w:rFonts w:ascii="Helvetica" w:hAnsi="Helvetica" w:cs="Helvetica"/>
+          <w:sz w:val="22"/>
+          <w:sz-cs w:val="22"/>
+          <w:strike/>
+          <w:color w:val="CC0000"/>
+        </w:rPr>
+        <w:t xml:space="preserve"> long-term operations. </w:t>
+      </w:r>
+      <w:r>
+        <w:rPr>
+          <w:rFonts w:ascii="Helvetica" w:hAnsi="Helvetica" w:cs="Helvetica"/>
+          <w:sz w:val="22"/>
+          <w:sz-cs w:val="22"/>
+          <w:u w:val="single"/>
+          <w:color w:val="0044CC"/>
+        </w:rPr>
+        <w:t xml:space="preserve"> the ~33% of SRO tenants who self-identify as Indigenous </w:t>
+      </w:r>
+      <w:r>
+        <w:rPr>
+          <w:rFonts w:ascii="Helvetica" w:hAnsi="Helvetica" w:cs="Helvetica"/>
+          <w:sz w:val="22"/>
+          <w:sz-cs w:val="22"/>
+        </w:rPr>
+        <w:t xml:space="preserve"/>
+      </w:r>
+    </w:p>
+    <w:p>
+      <w:pPr>
+        <w:spacing w:after="80"/>
+      </w:pPr>
+      <w:r>
+        <w:rPr>
+          <w:rFonts w:ascii="Helvetica" w:hAnsi="Helvetica" w:cs="Helvetica"/>
+          <w:sz w:val="22"/>
+          <w:sz-cs w:val="22"/>
+          <w:color w:val="333333"/>
+        </w:rPr>
+        <w:t xml:space="preserve">• </w:t>
+      </w:r>
+      <w:r>
+        <w:rPr>
+          <w:rFonts w:ascii="Helvetica" w:hAnsi="Helvetica" w:cs="Helvetica"/>
+          <w:sz w:val="22"/>
+          <w:sz-cs w:val="22"/>
+          <w:strike/>
+          <w:color w:val="CC0000"/>
+        </w:rPr>
+        <w:t xml:space="preserve"> Operating in the DTES since 1886 </w:t>
+      </w:r>
+      <w:r>
+        <w:rPr>
+          <w:rFonts w:ascii="Helvetica" w:hAnsi="Helvetica" w:cs="Helvetica"/>
+          <w:sz w:val="22"/>
+          <w:sz-cs w:val="22"/>
+          <w:u w:val="single"/>
+          <w:color w:val="0044CC"/>
+        </w:rPr>
+        <w:t xml:space="preserve"> Fire safety: Emergency preparedness training and building-level evacuation planning </w:t>
+      </w:r>
+      <w:r>
+        <w:rPr>
+          <w:rFonts w:ascii="Helvetica" w:hAnsi="Helvetica" w:cs="Helvetica"/>
+          <w:sz w:val="22"/>
+          <w:sz-cs w:val="22"/>
+        </w:rPr>
+        <w:t xml:space="preserve"/>
+      </w:r>
+    </w:p>
+    <w:p>
+      <w:pPr>
+        <w:spacing w:after="80"/>
+      </w:pPr>
+      <w:r>
+        <w:rPr>
+          <w:rFonts w:ascii="Helvetica" w:hAnsi="Helvetica" w:cs="Helvetica"/>
+          <w:sz w:val="22"/>
+          <w:sz-cs w:val="22"/>
+          <w:strike/>
+          <w:color w:val="CC0000"/>
+        </w:rPr>
+        <w:t xml:space="preserve"> • 51 low-barrier shelter beds at the current safe shelter site </w:t>
       </w:r>
       <w:r>
         <w:rPr>
@@ -14761,68 +15613,6 @@
           <w:strike/>
           <w:color w:val="CC0000"/>
         </w:rPr>
-        <w:t xml:space="preserve"> • 51 low-barrier shelter beds at </w:t>
-      </w:r>
-      <w:r>
-        <w:rPr>
-          <w:rFonts w:ascii="Helvetica" w:hAnsi="Helvetica" w:cs="Helvetica"/>
-          <w:sz w:val="22"/>
-          <w:sz-cs w:val="22"/>
-          <w:u w:val="single"/>
-          <w:color w:val="0044CC"/>
-        </w:rPr>
-        <w:t xml:space="preserve"> Between January and April 2024, </w:t>
-      </w:r>
-      <w:r>
-        <w:rPr>
-          <w:rFonts w:ascii="Helvetica" w:hAnsi="Helvetica" w:cs="Helvetica"/>
-          <w:sz w:val="22"/>
-          <w:sz-cs w:val="22"/>
-          <w:color w:val="333333"/>
-        </w:rPr>
-        <w:t xml:space="preserve">the </w:t>
-      </w:r>
-      <w:r>
-        <w:rPr>
-          <w:rFonts w:ascii="Helvetica" w:hAnsi="Helvetica" w:cs="Helvetica"/>
-          <w:sz w:val="22"/>
-          <w:sz-cs w:val="22"/>
-          <w:strike/>
-          <w:color w:val="CC0000"/>
-        </w:rPr>
-        <w:t xml:space="preserve"> current safe shelter site </w:t>
-      </w:r>
-      <w:r>
-        <w:rPr>
-          <w:rFonts w:ascii="Helvetica" w:hAnsi="Helvetica" w:cs="Helvetica"/>
-          <w:sz w:val="22"/>
-          <w:sz-cs w:val="22"/>
-          <w:u w:val="single"/>
-          <w:color w:val="0044CC"/>
-        </w:rPr>
-        <w:t xml:space="preserve"> SRO Collaborative partnered with the City of Vancouver to conduct the most comprehensive SRO tenant survey since 2013. Over 900 tenants were interviewed across 133 SRO buildings. The survey was designed in collaboration with a Tenant Advisory Committee, with questions comparable to 2008 and 2013 surveys to track trends over time. </w:t>
-      </w:r>
-      <w:r>
-        <w:rPr>
-          <w:rFonts w:ascii="Helvetica" w:hAnsi="Helvetica" w:cs="Helvetica"/>
-          <w:sz w:val="22"/>
-          <w:sz-cs w:val="22"/>
-        </w:rPr>
-        <w:t xml:space="preserve"/>
-      </w:r>
-    </w:p>
-    <w:p>
-      <w:pPr>
-        <w:spacing w:after="80"/>
-      </w:pPr>
-      <w:r>
-        <w:rPr>
-          <w:rFonts w:ascii="Helvetica" w:hAnsi="Helvetica" w:cs="Helvetica"/>
-          <w:sz w:val="22"/>
-          <w:sz-cs w:val="22"/>
-          <w:strike/>
-          <w:color w:val="CC0000"/>
-        </w:rPr>
         <w:t xml:space="preserve"> • 1,400+ legal advocacy cases each year </w:t>
       </w:r>
       <w:r>
@@ -14833,168 +15623,274 @@
           <w:u w:val="single"/>
           <w:color w:val="0044CC"/>
         </w:rPr>
-        <w:t xml:space="preserve"> SRO tenants are excluded from most census data, making this survey a critical shared dataset for tenants, organizers, and policymakers. </w:t>
-      </w:r>
-      <w:r>
-        <w:rPr>
-          <w:rFonts w:ascii="Helvetica" w:hAnsi="Helvetica" w:cs="Helvetica"/>
-          <w:sz w:val="22"/>
-          <w:sz-cs w:val="22"/>
-        </w:rPr>
-        <w:t xml:space="preserve"/>
-      </w:r>
-    </w:p>
-    <w:p>
-      <w:pPr>
-        <w:spacing w:after="80"/>
-      </w:pPr>
-      <w:r>
-        <w:rPr>
-          <w:rFonts w:ascii="Helvetica" w:hAnsi="Helvetica" w:cs="Helvetica"/>
-          <w:sz w:val="22"/>
-          <w:sz-cs w:val="22"/>
-          <w:strike/>
-          <w:color w:val="CC0000"/>
-        </w:rPr>
-        <w:t xml:space="preserve"> • 320 E Hastings redevelopment targets 100+ homes</w:t>
-      </w:r>
-      <w:r>
-        <w:rPr>
-          <w:rFonts w:ascii="Helvetica" w:hAnsi="Helvetica" w:cs="Helvetica"/>
-          <w:sz w:val="22"/>
-          <w:sz-cs w:val="22"/>
-        </w:rPr>
-        <w:t xml:space="preserve"/>
-      </w:r>
-    </w:p>
-    <w:p>
-      <w:pPr>
-        <w:spacing w:after="80"/>
-      </w:pPr>
-      <w:r>
-        <w:rPr>
-          <w:rFonts w:ascii="Helvetica" w:hAnsi="Helvetica" w:cs="Helvetica"/>
-          <w:sz w:val="22"/>
-          <w:sz-cs w:val="22"/>
-          <w:strike/>
-          <w:color w:val="CC0000"/>
-        </w:rPr>
-        <w:t xml:space="preserve"> Gallery</w:t>
-      </w:r>
-      <w:r>
-        <w:rPr>
-          <w:rFonts w:ascii="Helvetica" w:hAnsi="Helvetica" w:cs="Helvetica"/>
-          <w:sz w:val="22"/>
-          <w:sz-cs w:val="22"/>
-        </w:rPr>
-        <w:t xml:space="preserve"/>
-      </w:r>
-    </w:p>
-    <w:p>
-      <w:pPr>
-        <w:spacing w:after="80"/>
-      </w:pPr>
-      <w:r>
-        <w:rPr>
-          <w:rFonts w:ascii="Helvetica" w:hAnsi="Helvetica" w:cs="Helvetica"/>
-          <w:sz w:val="22"/>
-          <w:sz-cs w:val="22"/>
-          <w:strike/>
-          <w:color w:val="CC0000"/>
-        </w:rPr>
-        <w:t xml:space="preserve"> • First United Church at East Hastings and Gore — Source: user-provided photo</w:t>
-      </w:r>
-      <w:r>
-        <w:rPr>
-          <w:rFonts w:ascii="Helvetica" w:hAnsi="Helvetica" w:cs="Helvetica"/>
-          <w:sz w:val="22"/>
-          <w:sz-cs w:val="22"/>
-        </w:rPr>
-        <w:t xml:space="preserve"/>
-      </w:r>
-    </w:p>
-    <w:p>
-      <w:pPr>
-        <w:spacing w:after="80"/>
-      </w:pPr>
-      <w:r>
-        <w:rPr>
-          <w:rFonts w:ascii="Helvetica" w:hAnsi="Helvetica" w:cs="Helvetica"/>
-          <w:sz w:val="22"/>
-          <w:sz-cs w:val="22"/>
-          <w:strike/>
-          <w:color w:val="CC0000"/>
-        </w:rPr>
-        <w:t xml:space="preserve"> • East Hastings Street — Photo: Wikimedia Commons (CC BY-SA 3.0)</w:t>
-      </w:r>
-      <w:r>
-        <w:rPr>
-          <w:rFonts w:ascii="Helvetica" w:hAnsi="Helvetica" w:cs="Helvetica"/>
-          <w:sz w:val="22"/>
-          <w:sz-cs w:val="22"/>
-        </w:rPr>
-        <w:t xml:space="preserve"/>
-      </w:r>
-    </w:p>
-    <w:p>
-      <w:pPr>
-        <w:spacing w:after="80"/>
-      </w:pPr>
-      <w:r>
-        <w:rPr>
-          <w:rFonts w:ascii="Helvetica" w:hAnsi="Helvetica" w:cs="Helvetica"/>
-          <w:sz w:val="22"/>
-          <w:sz-cs w:val="22"/>
-          <w:strike/>
-          <w:color w:val="CC0000"/>
-        </w:rPr>
-        <w:t xml:space="preserve"> • Carnegie Community Centre at Main and Hastings — Photo: Wikimedia Commons (CC BY-SA)</w:t>
-      </w:r>
-      <w:r>
-        <w:rPr>
-          <w:rFonts w:ascii="Helvetica" w:hAnsi="Helvetica" w:cs="Helvetica"/>
-          <w:sz w:val="22"/>
-          <w:sz-cs w:val="22"/>
-        </w:rPr>
-        <w:t xml:space="preserve"/>
-      </w:r>
-    </w:p>
-    <w:p>
-      <w:pPr>
-        <w:spacing w:after="80"/>
-      </w:pPr>
-      <w:r>
-        <w:rPr>
-          <w:rFonts w:ascii="Helvetica" w:hAnsi="Helvetica" w:cs="Helvetica"/>
-          <w:sz w:val="22"/>
-          <w:sz-cs w:val="22"/>
-          <w:strike/>
-          <w:color w:val="CC0000"/>
-        </w:rPr>
-        <w:t xml:space="preserve"> • Pennsylvania Hotel (heritage SRO) — Photo: Wikimedia Commons (CC BY-SA)</w:t>
-      </w:r>
-      <w:r>
-        <w:rPr>
-          <w:rFonts w:ascii="Helvetica" w:hAnsi="Helvetica" w:cs="Helvetica"/>
-          <w:sz w:val="22"/>
-          <w:sz-cs w:val="22"/>
-        </w:rPr>
-        <w:t xml:space="preserve"/>
-      </w:r>
-    </w:p>
-    <w:p>
-      <w:pPr>
-        <w:spacing w:after="80"/>
-      </w:pPr>
-      <w:r>
-        <w:rPr>
-          <w:rFonts w:ascii="Helvetica" w:hAnsi="Helvetica" w:cs="Helvetica"/>
-          <w:sz w:val="22"/>
-          <w:sz-cs w:val="22"/>
-          <w:strike/>
-          <w:color w:val="CC0000"/>
-        </w:rPr>
-        <w:t xml:space="preserve"> Resources</w:t>
+        <w:t xml:space="preserve"> Between January and April 2024, the SRO Collaborative partnered with the City of Vancouver to conduct the most comprehensive SRO tenant survey since 2013. Over 900 tenants were interviewed across 133 SRO buildings — approximately 15% of all tenants in surveyed buildings. The survey was designed in collaboration with a Tenant Advisory Committee, with questions comparable to 2008 and 2013 surveys to track trends over time. </w:t>
+      </w:r>
+      <w:r>
+        <w:rPr>
+          <w:rFonts w:ascii="Helvetica" w:hAnsi="Helvetica" w:cs="Helvetica"/>
+          <w:sz w:val="22"/>
+          <w:sz-cs w:val="22"/>
+        </w:rPr>
+        <w:t xml:space="preserve"/>
+      </w:r>
+    </w:p>
+    <w:p>
+      <w:pPr>
+        <w:spacing w:after="80"/>
+      </w:pPr>
+      <w:r>
+        <w:rPr>
+          <w:rFonts w:ascii="Helvetica" w:hAnsi="Helvetica" w:cs="Helvetica"/>
+          <w:sz w:val="22"/>
+          <w:sz-cs w:val="22"/>
+          <w:strike/>
+          <w:color w:val="CC0000"/>
+        </w:rPr>
+        <w:t xml:space="preserve"> • 320 E Hastings redevelopment targets 100+ homes </w:t>
+      </w:r>
+      <w:r>
+        <w:rPr>
+          <w:rFonts w:ascii="Helvetica" w:hAnsi="Helvetica" w:cs="Helvetica"/>
+          <w:sz w:val="22"/>
+          <w:sz-cs w:val="22"/>
+          <w:u w:val="single"/>
+          <w:color w:val="0044CC"/>
+        </w:rPr>
+        <w:t xml:space="preserve"> Key context from the survey and related data: </w:t>
+      </w:r>
+      <w:r>
+        <w:rPr>
+          <w:rFonts w:ascii="Helvetica" w:hAnsi="Helvetica" w:cs="Helvetica"/>
+          <w:sz w:val="22"/>
+          <w:sz-cs w:val="22"/>
+        </w:rPr>
+        <w:t xml:space="preserve"/>
+      </w:r>
+    </w:p>
+    <w:p>
+      <w:pPr>
+        <w:spacing w:after="80"/>
+      </w:pPr>
+      <w:r>
+        <w:rPr>
+          <w:rFonts w:ascii="Helvetica" w:hAnsi="Helvetica" w:cs="Helvetica"/>
+          <w:sz w:val="22"/>
+          <w:sz-cs w:val="22"/>
+          <w:strike/>
+          <w:color w:val="CC0000"/>
+        </w:rPr>
+        <w:t xml:space="preserve"> Gallery </w:t>
+      </w:r>
+      <w:r>
+        <w:rPr>
+          <w:rFonts w:ascii="Helvetica" w:hAnsi="Helvetica" w:cs="Helvetica"/>
+          <w:sz w:val="22"/>
+          <w:sz-cs w:val="22"/>
+          <w:u w:val="single"/>
+          <w:color w:val="0044CC"/>
+        </w:rPr>
+        <w:t xml:space="preserve"> • Average private SRO rent: $681/month (up 21% since 2019), with some units reaching $1,950/month </w:t>
+      </w:r>
+      <w:r>
+        <w:rPr>
+          <w:rFonts w:ascii="Helvetica" w:hAnsi="Helvetica" w:cs="Helvetica"/>
+          <w:sz w:val="22"/>
+          <w:sz-cs w:val="22"/>
+        </w:rPr>
+        <w:t xml:space="preserve"/>
+      </w:r>
+    </w:p>
+    <w:p>
+      <w:pPr>
+        <w:spacing w:after="80"/>
+      </w:pPr>
+      <w:r>
+        <w:rPr>
+          <w:rFonts w:ascii="Helvetica" w:hAnsi="Helvetica" w:cs="Helvetica"/>
+          <w:sz w:val="22"/>
+          <w:sz-cs w:val="22"/>
+          <w:color w:val="333333"/>
+        </w:rPr>
+        <w:t xml:space="preserve">• </w:t>
+      </w:r>
+      <w:r>
+        <w:rPr>
+          <w:rFonts w:ascii="Helvetica" w:hAnsi="Helvetica" w:cs="Helvetica"/>
+          <w:sz w:val="22"/>
+          <w:sz-cs w:val="22"/>
+          <w:strike/>
+          <w:color w:val="CC0000"/>
+        </w:rPr>
+        <w:t xml:space="preserve"> First United Church at East Hastings and Gore — Source: user-provided photo </w:t>
+      </w:r>
+      <w:r>
+        <w:rPr>
+          <w:rFonts w:ascii="Helvetica" w:hAnsi="Helvetica" w:cs="Helvetica"/>
+          <w:sz w:val="22"/>
+          <w:sz-cs w:val="22"/>
+          <w:u w:val="single"/>
+          <w:color w:val="0044CC"/>
+        </w:rPr>
+        <w:t xml:space="preserve"> At least 60% of private SRO residents spend more than half their income on housing </w:t>
+      </w:r>
+      <w:r>
+        <w:rPr>
+          <w:rFonts w:ascii="Helvetica" w:hAnsi="Helvetica" w:cs="Helvetica"/>
+          <w:sz w:val="22"/>
+          <w:sz-cs w:val="22"/>
+        </w:rPr>
+        <w:t xml:space="preserve"/>
+      </w:r>
+    </w:p>
+    <w:p>
+      <w:pPr>
+        <w:spacing w:after="80"/>
+      </w:pPr>
+      <w:r>
+        <w:rPr>
+          <w:rFonts w:ascii="Helvetica" w:hAnsi="Helvetica" w:cs="Helvetica"/>
+          <w:sz w:val="22"/>
+          <w:sz-cs w:val="22"/>
+          <w:color w:val="333333"/>
+        </w:rPr>
+        <w:t xml:space="preserve">• </w:t>
+      </w:r>
+      <w:r>
+        <w:rPr>
+          <w:rFonts w:ascii="Helvetica" w:hAnsi="Helvetica" w:cs="Helvetica"/>
+          <w:sz w:val="22"/>
+          <w:sz-cs w:val="22"/>
+          <w:strike/>
+          <w:color w:val="CC0000"/>
+        </w:rPr>
+        <w:t xml:space="preserve"> East Hastings Street — Photo: Wikimedia Commons (CC BY-SA 3.0) </w:t>
+      </w:r>
+      <w:r>
+        <w:rPr>
+          <w:rFonts w:ascii="Helvetica" w:hAnsi="Helvetica" w:cs="Helvetica"/>
+          <w:sz w:val="22"/>
+          <w:sz-cs w:val="22"/>
+          <w:u w:val="single"/>
+          <w:color w:val="0044CC"/>
+        </w:rPr>
+        <w:t xml:space="preserve"> Provincial shelter rate remains $500/month, creating a persistent affordability gap </w:t>
+      </w:r>
+      <w:r>
+        <w:rPr>
+          <w:rFonts w:ascii="Helvetica" w:hAnsi="Helvetica" w:cs="Helvetica"/>
+          <w:sz w:val="22"/>
+          <w:sz-cs w:val="22"/>
+        </w:rPr>
+        <w:t xml:space="preserve"/>
+      </w:r>
+    </w:p>
+    <w:p>
+      <w:pPr>
+        <w:spacing w:after="80"/>
+      </w:pPr>
+      <w:r>
+        <w:rPr>
+          <w:rFonts w:ascii="Helvetica" w:hAnsi="Helvetica" w:cs="Helvetica"/>
+          <w:sz w:val="22"/>
+          <w:sz-cs w:val="22"/>
+          <w:color w:val="333333"/>
+        </w:rPr>
+        <w:t xml:space="preserve">• </w:t>
+      </w:r>
+      <w:r>
+        <w:rPr>
+          <w:rFonts w:ascii="Helvetica" w:hAnsi="Helvetica" w:cs="Helvetica"/>
+          <w:sz w:val="22"/>
+          <w:sz-cs w:val="22"/>
+          <w:strike/>
+          <w:color w:val="CC0000"/>
+        </w:rPr>
+        <w:t xml:space="preserve"> Carnegie Community Centre at Main and Hastings — Photo: Wikimedia Commons (CC BY-SA) </w:t>
+      </w:r>
+      <w:r>
+        <w:rPr>
+          <w:rFonts w:ascii="Helvetica" w:hAnsi="Helvetica" w:cs="Helvetica"/>
+          <w:sz w:val="22"/>
+          <w:sz-cs w:val="22"/>
+          <w:u w:val="single"/>
+          <w:color w:val="0044CC"/>
+        </w:rPr>
+        <w:t xml:space="preserve"> Private SRO stock has declined from 7,830 rooms (1994) to 3,305 rooms (2023) </w:t>
+      </w:r>
+      <w:r>
+        <w:rPr>
+          <w:rFonts w:ascii="Helvetica" w:hAnsi="Helvetica" w:cs="Helvetica"/>
+          <w:sz w:val="22"/>
+          <w:sz-cs w:val="22"/>
+        </w:rPr>
+        <w:t xml:space="preserve"/>
+      </w:r>
+    </w:p>
+    <w:p>
+      <w:pPr>
+        <w:spacing w:after="80"/>
+      </w:pPr>
+      <w:r>
+        <w:rPr>
+          <w:rFonts w:ascii="Helvetica" w:hAnsi="Helvetica" w:cs="Helvetica"/>
+          <w:sz w:val="22"/>
+          <w:sz-cs w:val="22"/>
+          <w:color w:val="333333"/>
+        </w:rPr>
+        <w:t xml:space="preserve">• </w:t>
+      </w:r>
+      <w:r>
+        <w:rPr>
+          <w:rFonts w:ascii="Helvetica" w:hAnsi="Helvetica" w:cs="Helvetica"/>
+          <w:sz w:val="22"/>
+          <w:sz-cs w:val="22"/>
+          <w:strike/>
+          <w:color w:val="CC0000"/>
+        </w:rPr>
+        <w:t xml:space="preserve"> Pennsylvania Hotel (heritage SRO) — Photo: Wikimedia Commons (CC BY-SA) </w:t>
+      </w:r>
+      <w:r>
+        <w:rPr>
+          <w:rFonts w:ascii="Helvetica" w:hAnsi="Helvetica" w:cs="Helvetica"/>
+          <w:sz w:val="22"/>
+          <w:sz-cs w:val="22"/>
+          <w:u w:val="single"/>
+          <w:color w:val="0044CC"/>
+        </w:rPr>
+        <w:t xml:space="preserve"> One-third of tenants self-identify as Indigenous </w:t>
+      </w:r>
+      <w:r>
+        <w:rPr>
+          <w:rFonts w:ascii="Helvetica" w:hAnsi="Helvetica" w:cs="Helvetica"/>
+          <w:sz w:val="22"/>
+          <w:sz-cs w:val="22"/>
+        </w:rPr>
+        <w:t xml:space="preserve"/>
+      </w:r>
+    </w:p>
+    <w:p>
+      <w:pPr>
+        <w:spacing w:after="80"/>
+      </w:pPr>
+      <w:r>
+        <w:rPr>
+          <w:rFonts w:ascii="Helvetica" w:hAnsi="Helvetica" w:cs="Helvetica"/>
+          <w:sz w:val="22"/>
+          <w:sz-cs w:val="22"/>
+          <w:strike/>
+          <w:color w:val="CC0000"/>
+        </w:rPr>
+        <w:t xml:space="preserve"> Resources </w:t>
+      </w:r>
+      <w:r>
+        <w:rPr>
+          <w:rFonts w:ascii="Helvetica" w:hAnsi="Helvetica" w:cs="Helvetica"/>
+          <w:sz w:val="22"/>
+          <w:sz-cs w:val="22"/>
+          <w:u w:val="single"/>
+          <w:color w:val="0044CC"/>
+        </w:rPr>
+        <w:t xml:space="preserve"> • SRO tenants are excluded from most census data, making this survey a critical data source </w:t>
       </w:r>
       <w:r>
         <w:rPr>
@@ -16443,17 +17339,46 @@
           <w:strike/>
           <w:color w:val="CC0000"/>
         </w:rPr>
-        <w:t xml:space="preserve"> Recent efforts include coordinated tenant surveys </w:t>
-      </w:r>
-      <w:r>
-        <w:rPr>
-          <w:rFonts w:ascii="Helvetica" w:hAnsi="Helvetica" w:cs="Helvetica"/>
-          <w:sz w:val="22"/>
-          <w:sz-cs w:val="22"/>
-          <w:u w:val="single"/>
-          <w:color w:val="0044CC"/>
-        </w:rPr>
-        <w:t xml:space="preserve"> The SRO Collaborative played a central role in the campaign for vacancy control for SROs. Vancouver City Council approved the bylaw in 2021, </w:t>
+        <w:t xml:space="preserve"> Recent efforts include coordinated </w:t>
+      </w:r>
+      <w:r>
+        <w:rPr>
+          <w:rFonts w:ascii="Helvetica" w:hAnsi="Helvetica" w:cs="Helvetica"/>
+          <w:sz w:val="22"/>
+          <w:sz-cs w:val="22"/>
+          <w:u w:val="single"/>
+          <w:color w:val="0044CC"/>
+        </w:rPr>
+        <w:t xml:space="preserve"> The SRO Collaborative played a central role in the campaign for vacancy control for SROs. In November 2021, Vancouver City Council voted near-unanimously to approve the bylaw. After legal challenges from 13 SRO owners suspended it, the Province of BC passed an amendment in May 2024 to the Municipalities Enabling and Validating Act (MEVA) to restore the city's bylaw — a landmark </w:t>
+      </w:r>
+      <w:r>
+        <w:rPr>
+          <w:rFonts w:ascii="Helvetica" w:hAnsi="Helvetica" w:cs="Helvetica"/>
+          <w:sz w:val="22"/>
+          <w:sz-cs w:val="22"/>
+          <w:color w:val="333333"/>
+        </w:rPr>
+        <w:t xml:space="preserve">tenant </w:t>
+      </w:r>
+      <w:r>
+        <w:rPr>
+          <w:rFonts w:ascii="Helvetica" w:hAnsi="Helvetica" w:cs="Helvetica"/>
+          <w:sz w:val="22"/>
+          <w:sz-cs w:val="22"/>
+          <w:strike/>
+          <w:color w:val="CC0000"/>
+        </w:rPr>
+        <w:t xml:space="preserve"> surveys </w:t>
+      </w:r>
+      <w:r>
+        <w:rPr>
+          <w:rFonts w:ascii="Helvetica" w:hAnsi="Helvetica" w:cs="Helvetica"/>
+          <w:sz w:val="22"/>
+          <w:sz-cs w:val="22"/>
+          <w:u w:val="single"/>
+          <w:color w:val="0044CC"/>
+        </w:rPr>
+        <w:t xml:space="preserve"> protection preventing rent spikes between tenancies </w:t>
       </w:r>
       <w:r>
         <w:rPr>
@@ -16472,46 +17397,92 @@
           <w:strike/>
           <w:color w:val="CC0000"/>
         </w:rPr>
-        <w:t xml:space="preserve"> public documentation </w:t>
-      </w:r>
-      <w:r>
-        <w:rPr>
-          <w:rFonts w:ascii="Helvetica" w:hAnsi="Helvetica" w:cs="Helvetica"/>
-          <w:sz w:val="22"/>
-          <w:sz-cs w:val="22"/>
-          <w:u w:val="single"/>
-          <w:color w:val="0044CC"/>
-        </w:rPr>
-        <w:t xml:space="preserve"> the Province </w:t>
-      </w:r>
-      <w:r>
-        <w:rPr>
-          <w:rFonts w:ascii="Helvetica" w:hAnsi="Helvetica" w:cs="Helvetica"/>
-          <w:sz w:val="22"/>
-          <w:sz-cs w:val="22"/>
-          <w:color w:val="333333"/>
-        </w:rPr>
-        <w:t xml:space="preserve">of </w:t>
-      </w:r>
-      <w:r>
-        <w:rPr>
-          <w:rFonts w:ascii="Helvetica" w:hAnsi="Helvetica" w:cs="Helvetica"/>
-          <w:sz w:val="22"/>
-          <w:sz-cs w:val="22"/>
-          <w:strike/>
-          <w:color w:val="CC0000"/>
-        </w:rPr>
-        <w:t xml:space="preserve"> SRO living conditions, helping shape city </w:t>
-      </w:r>
-      <w:r>
-        <w:rPr>
-          <w:rFonts w:ascii="Helvetica" w:hAnsi="Helvetica" w:cs="Helvetica"/>
-          <w:sz w:val="22"/>
-          <w:sz-cs w:val="22"/>
-          <w:u w:val="single"/>
-          <w:color w:val="0044CC"/>
-        </w:rPr>
-        <w:t xml:space="preserve"> BC later passed a 2024 amendment to the Municipalities Enabling </w:t>
+        <w:t xml:space="preserve"> public documentation of SRO living conditions, helping shape city and provincial conversations on minimum standards, rent protections, and anti-displacement policy. </w:t>
+      </w:r>
+      <w:r>
+        <w:rPr>
+          <w:rFonts w:ascii="Helvetica" w:hAnsi="Helvetica" w:cs="Helvetica"/>
+          <w:sz w:val="22"/>
+          <w:sz-cs w:val="22"/>
+          <w:u w:val="single"/>
+          <w:color w:val="0044CC"/>
+        </w:rPr>
+        <w:t xml:space="preserve"> protecting as many as 1,000 tenants from displacement. </w:t>
+      </w:r>
+      <w:r>
+        <w:rPr>
+          <w:rFonts w:ascii="Helvetica" w:hAnsi="Helvetica" w:cs="Helvetica"/>
+          <w:sz w:val="22"/>
+          <w:sz-cs w:val="22"/>
+        </w:rPr>
+        <w:t xml:space="preserve"/>
+      </w:r>
+    </w:p>
+    <w:p>
+      <w:pPr>
+        <w:spacing w:after="80"/>
+      </w:pPr>
+      <w:r>
+        <w:rPr>
+          <w:rFonts w:ascii="Helvetica" w:hAnsi="Helvetica" w:cs="Helvetica"/>
+          <w:sz w:val="22"/>
+          <w:sz-cs w:val="22"/>
+          <w:strike/>
+          <w:color w:val="CC0000"/>
+        </w:rPr>
+        <w:t xml:space="preserve"> Funding Context </w:t>
+      </w:r>
+      <w:r>
+        <w:rPr>
+          <w:rFonts w:ascii="Helvetica" w:hAnsi="Helvetica" w:cs="Helvetica"/>
+          <w:sz w:val="22"/>
+          <w:sz-cs w:val="22"/>
+          <w:u w:val="single"/>
+          <w:color w:val="0044CC"/>
+        </w:rPr>
+        <w:t xml:space="preserve"> In 2023, the Province provided an $11 million grant to the SRO Collaborative to expand services and supports across the DTES. As Executive Director Wendy Pedersen stated: "Privately owned SRO hotels are a last resort before homelessness." </w:t>
+      </w:r>
+      <w:r>
+        <w:rPr>
+          <w:rFonts w:ascii="Helvetica" w:hAnsi="Helvetica" w:cs="Helvetica"/>
+          <w:sz w:val="22"/>
+          <w:sz-cs w:val="22"/>
+        </w:rPr>
+        <w:t xml:space="preserve"/>
+      </w:r>
+    </w:p>
+    <w:p>
+      <w:pPr>
+        <w:spacing w:after="80"/>
+      </w:pPr>
+      <w:r>
+        <w:rPr>
+          <w:rFonts w:ascii="Helvetica" w:hAnsi="Helvetica" w:cs="Helvetica"/>
+          <w:sz w:val="22"/>
+          <w:sz-cs w:val="22"/>
+          <w:color w:val="333333"/>
+        </w:rPr>
+        <w:t xml:space="preserve">The </w:t>
+      </w:r>
+      <w:r>
+        <w:rPr>
+          <w:rFonts w:ascii="Helvetica" w:hAnsi="Helvetica" w:cs="Helvetica"/>
+          <w:sz w:val="22"/>
+          <w:sz-cs w:val="22"/>
+          <w:strike/>
+          <w:color w:val="CC0000"/>
+        </w:rPr>
+        <w:t xml:space="preserve"> 2023 provincial grant provides targeted support for tenant-led operations, outreach, </w:t>
+      </w:r>
+      <w:r>
+        <w:rPr>
+          <w:rFonts w:ascii="Helvetica" w:hAnsi="Helvetica" w:cs="Helvetica"/>
+          <w:sz w:val="22"/>
+          <w:sz-cs w:val="22"/>
+          <w:u w:val="single"/>
+          <w:color w:val="0044CC"/>
+        </w:rPr>
+        <w:t xml:space="preserve"> Collaborative continues to generate evidence that shapes housing policy through the Right to Remain research collective, coordinated surveys, the 2019 Habitability Study, </w:t>
       </w:r>
       <w:r>
         <w:rPr>
@@ -16530,73 +17501,94 @@
           <w:strike/>
           <w:color w:val="CC0000"/>
         </w:rPr>
-        <w:t xml:space="preserve"> provincial conversations on minimum standards, rent protections, and anti-displacement policy. </w:t>
-      </w:r>
-      <w:r>
-        <w:rPr>
-          <w:rFonts w:ascii="Helvetica" w:hAnsi="Helvetica" w:cs="Helvetica"/>
-          <w:sz w:val="22"/>
-          <w:sz-cs w:val="22"/>
-          <w:u w:val="single"/>
-          <w:color w:val="0044CC"/>
-        </w:rPr>
-        <w:t xml:space="preserve"> Validating Act (MEVA) to restore the bylaw after legal challenges. </w:t>
-      </w:r>
-      <w:r>
-        <w:rPr>
-          <w:rFonts w:ascii="Helvetica" w:hAnsi="Helvetica" w:cs="Helvetica"/>
-          <w:sz w:val="22"/>
-          <w:sz-cs w:val="22"/>
-        </w:rPr>
-        <w:t xml:space="preserve"/>
-      </w:r>
-    </w:p>
-    <w:p>
-      <w:pPr>
-        <w:spacing w:after="80"/>
-      </w:pPr>
-      <w:r>
-        <w:rPr>
-          <w:rFonts w:ascii="Helvetica" w:hAnsi="Helvetica" w:cs="Helvetica"/>
-          <w:sz w:val="22"/>
-          <w:sz-cs w:val="22"/>
-          <w:strike/>
-          <w:color w:val="CC0000"/>
-        </w:rPr>
-        <w:t xml:space="preserve"> Funding Context </w:t>
-      </w:r>
-      <w:r>
-        <w:rPr>
-          <w:rFonts w:ascii="Helvetica" w:hAnsi="Helvetica" w:cs="Helvetica"/>
-          <w:sz w:val="22"/>
-          <w:sz-cs w:val="22"/>
-          <w:u w:val="single"/>
-          <w:color w:val="0044CC"/>
-        </w:rPr>
-        <w:t xml:space="preserve"> In 2023, the Province provided an $11 million grant to the SRO Collaborative to expand services and supports across the DTES. The Collaborative continues to generate evidence through surveys, public reporting, and the Right to Remain research collective to inform the City's intergovernmental SRO Investment Strategy. </w:t>
-      </w:r>
-      <w:r>
-        <w:rPr>
-          <w:rFonts w:ascii="Helvetica" w:hAnsi="Helvetica" w:cs="Helvetica"/>
-          <w:sz w:val="22"/>
-          <w:sz-cs w:val="22"/>
-        </w:rPr>
-        <w:t xml:space="preserve"/>
-      </w:r>
-    </w:p>
-    <w:p>
-      <w:pPr>
-        <w:spacing w:after="80"/>
-      </w:pPr>
-      <w:r>
-        <w:rPr>
-          <w:rFonts w:ascii="Helvetica" w:hAnsi="Helvetica" w:cs="Helvetica"/>
-          <w:sz w:val="22"/>
-          <w:sz-cs w:val="22"/>
-          <w:strike/>
-          <w:color w:val="CC0000"/>
-        </w:rPr>
-        <w:t xml:space="preserve"> The 2023 provincial grant provides targeted support for tenant-led operations, outreach, and staffing for services tied to safety and stabilization in the private SRO stock.</w:t>
+        <w:t xml:space="preserve"> staffing for services tied to safety and stabilization </w:t>
+      </w:r>
+      <w:r>
+        <w:rPr>
+          <w:rFonts w:ascii="Helvetica" w:hAnsi="Helvetica" w:cs="Helvetica"/>
+          <w:sz w:val="22"/>
+          <w:sz-cs w:val="22"/>
+          <w:u w:val="single"/>
+          <w:color w:val="0044CC"/>
+        </w:rPr>
+        <w:t xml:space="preserve"> public reporting that documents living conditions </w:t>
+      </w:r>
+      <w:r>
+        <w:rPr>
+          <w:rFonts w:ascii="Helvetica" w:hAnsi="Helvetica" w:cs="Helvetica"/>
+          <w:sz w:val="22"/>
+          <w:sz-cs w:val="22"/>
+          <w:color w:val="333333"/>
+        </w:rPr>
+        <w:t xml:space="preserve">in </w:t>
+      </w:r>
+      <w:r>
+        <w:rPr>
+          <w:rFonts w:ascii="Helvetica" w:hAnsi="Helvetica" w:cs="Helvetica"/>
+          <w:sz w:val="22"/>
+          <w:sz-cs w:val="22"/>
+          <w:u w:val="single"/>
+          <w:color w:val="0044CC"/>
+        </w:rPr>
+        <w:t xml:space="preserve"> real time. Their 2024 survey findings directly inform </w:t>
+      </w:r>
+      <w:r>
+        <w:rPr>
+          <w:rFonts w:ascii="Helvetica" w:hAnsi="Helvetica" w:cs="Helvetica"/>
+          <w:sz w:val="22"/>
+          <w:sz-cs w:val="22"/>
+          <w:color w:val="333333"/>
+        </w:rPr>
+        <w:t xml:space="preserve">the </w:t>
+      </w:r>
+      <w:r>
+        <w:rPr>
+          <w:rFonts w:ascii="Helvetica" w:hAnsi="Helvetica" w:cs="Helvetica"/>
+          <w:sz w:val="22"/>
+          <w:sz-cs w:val="22"/>
+          <w:strike/>
+          <w:color w:val="CC0000"/>
+        </w:rPr>
+        <w:t xml:space="preserve"> private </w:t>
+      </w:r>
+      <w:r>
+        <w:rPr>
+          <w:rFonts w:ascii="Helvetica" w:hAnsi="Helvetica" w:cs="Helvetica"/>
+          <w:sz w:val="22"/>
+          <w:sz-cs w:val="22"/>
+          <w:u w:val="single"/>
+          <w:color w:val="0044CC"/>
+        </w:rPr>
+        <w:t xml:space="preserve"> City's intergovernmental </w:t>
+      </w:r>
+      <w:r>
+        <w:rPr>
+          <w:rFonts w:ascii="Helvetica" w:hAnsi="Helvetica" w:cs="Helvetica"/>
+          <w:sz w:val="22"/>
+          <w:sz-cs w:val="22"/>
+          <w:color w:val="333333"/>
+        </w:rPr>
+        <w:t xml:space="preserve">SRO </w:t>
+      </w:r>
+      <w:r>
+        <w:rPr>
+          <w:rFonts w:ascii="Helvetica" w:hAnsi="Helvetica" w:cs="Helvetica"/>
+          <w:sz w:val="22"/>
+          <w:sz-cs w:val="22"/>
+          <w:strike/>
+          <w:color w:val="CC0000"/>
+        </w:rPr>
+        <w:t xml:space="preserve"> stock. </w:t>
+      </w:r>
+      <w:r>
+        <w:rPr>
+          <w:rFonts w:ascii="Helvetica" w:hAnsi="Helvetica" w:cs="Helvetica"/>
+          <w:sz w:val="22"/>
+          <w:sz-cs w:val="22"/>
+          <w:u w:val="single"/>
+          <w:color w:val="0044CC"/>
+        </w:rPr>
+        <w:t xml:space="preserve"> Investment Strategy. </w:t>
       </w:r>
       <w:r>
         <w:rPr>
@@ -16846,7 +17838,65 @@
           <w:sz-cs w:val="22"/>
           <w:color w:val="333333"/>
         </w:rPr>
-        <w:t xml:space="preserve">• DTES SRO corridor streetscape — Source: SRO Collaborative</w:t>
+        <w:t xml:space="preserve">• </w:t>
+      </w:r>
+      <w:r>
+        <w:rPr>
+          <w:rFonts w:ascii="Helvetica" w:hAnsi="Helvetica" w:cs="Helvetica"/>
+          <w:sz w:val="22"/>
+          <w:sz-cs w:val="22"/>
+          <w:strike/>
+          <w:color w:val="CC0000"/>
+        </w:rPr>
+        <w:t xml:space="preserve"> DTES </w:t>
+      </w:r>
+      <w:r>
+        <w:rPr>
+          <w:rFonts w:ascii="Helvetica" w:hAnsi="Helvetica" w:cs="Helvetica"/>
+          <w:sz w:val="22"/>
+          <w:sz-cs w:val="22"/>
+          <w:u w:val="single"/>
+          <w:color w:val="0044CC"/>
+        </w:rPr>
+        <w:t xml:space="preserve"> First aid and basic supplies available at the </w:t>
+      </w:r>
+      <w:r>
+        <w:rPr>
+          <w:rFonts w:ascii="Helvetica" w:hAnsi="Helvetica" w:cs="Helvetica"/>
+          <w:sz w:val="22"/>
+          <w:sz-cs w:val="22"/>
+          <w:color w:val="333333"/>
+        </w:rPr>
+        <w:t xml:space="preserve">SRO </w:t>
+      </w:r>
+      <w:r>
+        <w:rPr>
+          <w:rFonts w:ascii="Helvetica" w:hAnsi="Helvetica" w:cs="Helvetica"/>
+          <w:sz w:val="22"/>
+          <w:sz-cs w:val="22"/>
+          <w:strike/>
+          <w:color w:val="CC0000"/>
+        </w:rPr>
+        <w:t xml:space="preserve"> corridor streetscape </w:t>
+      </w:r>
+      <w:r>
+        <w:rPr>
+          <w:rFonts w:ascii="Helvetica" w:hAnsi="Helvetica" w:cs="Helvetica"/>
+          <w:sz w:val="22"/>
+          <w:sz-cs w:val="22"/>
+          <w:u w:val="single"/>
+          <w:color w:val="0044CC"/>
+        </w:rPr>
+        <w:t xml:space="preserve"> Collaborative </w:t>
+      </w:r>
+      <w:r>
+        <w:rPr>
+          <w:rFonts w:ascii="Helvetica" w:hAnsi="Helvetica" w:cs="Helvetica"/>
+          <w:sz w:val="22"/>
+          <w:sz-cs w:val="22"/>
+          <w:color w:val="333333"/>
+        </w:rPr>
+        <w:t xml:space="preserve">— Source: SRO Collaborative </w:t>
       </w:r>
       <w:r>
         <w:rPr>
@@ -17234,7 +18284,7 @@
           <w:u w:val="single"/>
           <w:color w:val="0044CC"/>
         </w:rPr>
-        <w:t xml:space="preserve"> Quick stats: MOU Signed: Sep 2022 | Site Size: 3.5 acres | Nora Hendrix: 52 homes</w:t>
+        <w:t xml:space="preserve"> Quick stats: CLT Site: 3.5 acres | Cultural Centre: 27,000 sq ft | Nora Hendrix Place: 52 homes</w:t>
       </w:r>
       <w:r>
         <w:rPr>
@@ -17549,7 +18599,7 @@
           <w:u w:val="single"/>
           <w:color w:val="0044CC"/>
         </w:rPr>
-        <w:t xml:space="preserve"> Prior streets), a 3.5-acre site within the Northeast False Creek Plan area. The MOU sets terms for negotiating a long-term lease to deliver affordable housing, a Black cultural centre, childcare facilities, artist production space, </w:t>
+        <w:t xml:space="preserve"> Prior streets), a 3.5-acre site within the Northeast False Creek Plan area. The MOU sets terms for negotiating a long-term lease to deliver affordable housing, a 27,000-square-foot Black cultural centre, childcare facilities, artist production space, </w:t>
       </w:r>
       <w:r>
         <w:rPr>
@@ -17737,7 +18787,7 @@
           <w:u w:val="single"/>
           <w:color w:val="0044CC"/>
         </w:rPr>
-        <w:t xml:space="preserve"> Black Cultural Centre: Planned focal point for Vancouver's Black community: food, gathering, education, art, music, dance, </w:t>
+        <w:t xml:space="preserve"> 27,000 sq ft Cultural Centre: Planned focal point for Vancouver's Black community: food, gathering, education, art, music, dance, </w:t>
       </w:r>
       <w:r>
         <w:rPr>
@@ -18208,7 +19258,7 @@
           <w:u w:val="single"/>
           <w:color w:val="0044CC"/>
         </w:rPr>
-        <w:t xml:space="preserve"> Prior Street. A 2017 preliminary concept by Perkins &amp; Will proposed six buildings reaching up to 14 storeys on this site. The broader Northeast False Creek Plan includes 1,800 social housing units </w:t>
+        <w:t xml:space="preserve"> Prior Street. A 2017 preliminary concept by Perkins &amp; Will proposed six buildings reaching up to 14 storeys on this site. The broader Northeast False Creek Plan envisions 12,000 new residents, 1,800 units of social housing, 32 acres of parks, 8,000 new jobs, </w:t>
       </w:r>
       <w:r>
         <w:rPr>
@@ -18227,17 +19277,83 @@
           <w:strike/>
           <w:color w:val="CC0000"/>
         </w:rPr>
-        <w:t xml:space="preserve"> communication programming, </w:t>
-      </w:r>
-      <w:r>
-        <w:rPr>
-          <w:rFonts w:ascii="Helvetica" w:hAnsi="Helvetica" w:cs="Helvetica"/>
-          <w:sz w:val="22"/>
-          <w:sz-cs w:val="22"/>
-          <w:u w:val="single"/>
-          <w:color w:val="0044CC"/>
-        </w:rPr>
-        <w:t xml:space="preserve"> 32 acres of new </w:t>
+        <w:t xml:space="preserve"> communication programming, and workshops that respond to resident-identified interests. </w:t>
+      </w:r>
+      <w:r>
+        <w:rPr>
+          <w:rFonts w:ascii="Helvetica" w:hAnsi="Helvetica" w:cs="Helvetica"/>
+          <w:sz w:val="22"/>
+          <w:sz-cs w:val="22"/>
+          <w:u w:val="single"/>
+          <w:color w:val="0044CC"/>
+        </w:rPr>
+        <w:t xml:space="preserve"> $1.7 billion in public benefits across the plan area. </w:t>
+      </w:r>
+      <w:r>
+        <w:rPr>
+          <w:rFonts w:ascii="Helvetica" w:hAnsi="Helvetica" w:cs="Helvetica"/>
+          <w:sz w:val="22"/>
+          <w:sz-cs w:val="22"/>
+        </w:rPr>
+        <w:t xml:space="preserve"/>
+      </w:r>
+    </w:p>
+    <w:p>
+      <w:pPr>
+        <w:spacing w:after="80"/>
+      </w:pPr>
+      <w:r>
+        <w:rPr>
+          <w:rFonts w:ascii="Helvetica" w:hAnsi="Helvetica" w:cs="Helvetica"/>
+          <w:sz w:val="22"/>
+          <w:sz-cs w:val="22"/>
+          <w:strike/>
+          <w:color w:val="CC0000"/>
+        </w:rPr>
+        <w:t xml:space="preserve"> University-Community Bridge </w:t>
+      </w:r>
+      <w:r>
+        <w:rPr>
+          <w:rFonts w:ascii="Helvetica" w:hAnsi="Helvetica" w:cs="Helvetica"/>
+          <w:sz w:val="22"/>
+          <w:sz-cs w:val="22"/>
+          <w:u w:val="single"/>
+          <w:color w:val="0044CC"/>
+        </w:rPr>
+        <w:t xml:space="preserve"> Under the 2022 MOU, HAS is responsible for design, construction, programming, operation, maintenance, and capital costs of the block's redevelopment. Planned deliverables include: </w:t>
+      </w:r>
+      <w:r>
+        <w:rPr>
+          <w:rFonts w:ascii="Helvetica" w:hAnsi="Helvetica" w:cs="Helvetica"/>
+          <w:sz w:val="22"/>
+          <w:sz-cs w:val="22"/>
+        </w:rPr>
+        <w:t xml:space="preserve"/>
+      </w:r>
+    </w:p>
+    <w:p>
+      <w:pPr>
+        <w:spacing w:after="80"/>
+      </w:pPr>
+      <w:r>
+        <w:rPr>
+          <w:rFonts w:ascii="Helvetica" w:hAnsi="Helvetica" w:cs="Helvetica"/>
+          <w:sz w:val="22"/>
+          <w:sz-cs w:val="22"/>
+          <w:strike/>
+          <w:color w:val="CC0000"/>
+        </w:rPr>
+        <w:t xml:space="preserve"> The site provides practical entry points for UBC students </w:t>
+      </w:r>
+      <w:r>
+        <w:rPr>
+          <w:rFonts w:ascii="Helvetica" w:hAnsi="Helvetica" w:cs="Helvetica"/>
+          <w:sz w:val="22"/>
+          <w:sz-cs w:val="22"/>
+          <w:u w:val="single"/>
+          <w:color w:val="0044CC"/>
+        </w:rPr>
+        <w:t xml:space="preserve"> • Affordable housing: ~300 social housing units targeted on the two blocks between Prior </w:t>
       </w:r>
       <w:r>
         <w:rPr>
@@ -18256,83 +19372,46 @@
           <w:strike/>
           <w:color w:val="CC0000"/>
         </w:rPr>
-        <w:t xml:space="preserve"> workshops that respond to resident-identified interests. </w:t>
-      </w:r>
-      <w:r>
-        <w:rPr>
-          <w:rFonts w:ascii="Helvetica" w:hAnsi="Helvetica" w:cs="Helvetica"/>
-          <w:sz w:val="22"/>
-          <w:sz-cs w:val="22"/>
-          <w:u w:val="single"/>
-          <w:color w:val="0044CC"/>
-        </w:rPr>
-        <w:t xml:space="preserve"> renewed parks and open spaces across the plan area. </w:t>
-      </w:r>
-      <w:r>
-        <w:rPr>
-          <w:rFonts w:ascii="Helvetica" w:hAnsi="Helvetica" w:cs="Helvetica"/>
-          <w:sz w:val="22"/>
-          <w:sz-cs w:val="22"/>
-        </w:rPr>
-        <w:t xml:space="preserve"/>
-      </w:r>
-    </w:p>
-    <w:p>
-      <w:pPr>
-        <w:spacing w:after="80"/>
-      </w:pPr>
-      <w:r>
-        <w:rPr>
-          <w:rFonts w:ascii="Helvetica" w:hAnsi="Helvetica" w:cs="Helvetica"/>
-          <w:sz w:val="22"/>
-          <w:sz-cs w:val="22"/>
-          <w:strike/>
-          <w:color w:val="CC0000"/>
-        </w:rPr>
-        <w:t xml:space="preserve"> University-Community Bridge </w:t>
-      </w:r>
-      <w:r>
-        <w:rPr>
-          <w:rFonts w:ascii="Helvetica" w:hAnsi="Helvetica" w:cs="Helvetica"/>
-          <w:sz w:val="22"/>
-          <w:sz-cs w:val="22"/>
-          <w:u w:val="single"/>
-          <w:color w:val="0044CC"/>
-        </w:rPr>
-        <w:t xml:space="preserve"> Under the 2022 MOU, HAS is responsible for design, construction, programming, operation, maintenance, and capital costs of the block's redevelopment. Planned deliverables include: </w:t>
-      </w:r>
-      <w:r>
-        <w:rPr>
-          <w:rFonts w:ascii="Helvetica" w:hAnsi="Helvetica" w:cs="Helvetica"/>
-          <w:sz w:val="22"/>
-          <w:sz-cs w:val="22"/>
-        </w:rPr>
-        <w:t xml:space="preserve"/>
-      </w:r>
-    </w:p>
-    <w:p>
-      <w:pPr>
-        <w:spacing w:after="80"/>
-      </w:pPr>
-      <w:r>
-        <w:rPr>
-          <w:rFonts w:ascii="Helvetica" w:hAnsi="Helvetica" w:cs="Helvetica"/>
-          <w:sz w:val="22"/>
-          <w:sz-cs w:val="22"/>
-          <w:strike/>
-          <w:color w:val="CC0000"/>
-        </w:rPr>
-        <w:t xml:space="preserve"> The site provides practical entry points for UBC students </w:t>
-      </w:r>
-      <w:r>
-        <w:rPr>
-          <w:rFonts w:ascii="Helvetica" w:hAnsi="Helvetica" w:cs="Helvetica"/>
-          <w:sz w:val="22"/>
-          <w:sz-cs w:val="22"/>
-          <w:u w:val="single"/>
-          <w:color w:val="0044CC"/>
-        </w:rPr>
-        <w:t xml:space="preserve"> • Affordable housing: ~300 social housing units targeted on the two blocks between Prior </w:t>
+        <w:t xml:space="preserve"> faculty </w:t>
+      </w:r>
+      <w:r>
+        <w:rPr>
+          <w:rFonts w:ascii="Helvetica" w:hAnsi="Helvetica" w:cs="Helvetica"/>
+          <w:sz w:val="22"/>
+          <w:sz-cs w:val="22"/>
+          <w:u w:val="single"/>
+          <w:color w:val="0044CC"/>
+        </w:rPr>
+        <w:t xml:space="preserve"> Union, with 50% required </w:t>
+      </w:r>
+      <w:r>
+        <w:rPr>
+          <w:rFonts w:ascii="Helvetica" w:hAnsi="Helvetica" w:cs="Helvetica"/>
+          <w:sz w:val="22"/>
+          <w:sz-cs w:val="22"/>
+          <w:color w:val="333333"/>
+        </w:rPr>
+        <w:t xml:space="preserve">to </w:t>
+      </w:r>
+      <w:r>
+        <w:rPr>
+          <w:rFonts w:ascii="Helvetica" w:hAnsi="Helvetica" w:cs="Helvetica"/>
+          <w:sz w:val="22"/>
+          <w:sz-cs w:val="22"/>
+          <w:strike/>
+          <w:color w:val="CC0000"/>
+        </w:rPr>
+        <w:t xml:space="preserve"> participate in community-engaged learning </w:t>
+      </w:r>
+      <w:r>
+        <w:rPr>
+          <w:rFonts w:ascii="Helvetica" w:hAnsi="Helvetica" w:cs="Helvetica"/>
+          <w:sz w:val="22"/>
+          <w:sz-cs w:val="22"/>
+          <w:u w:val="single"/>
+          <w:color w:val="0044CC"/>
+        </w:rPr>
+        <w:t xml:space="preserve"> be two- </w:t>
       </w:r>
       <w:r>
         <w:rPr>
@@ -18351,46 +19430,154 @@
           <w:strike/>
           <w:color w:val="CC0000"/>
         </w:rPr>
-        <w:t xml:space="preserve"> faculty </w:t>
-      </w:r>
-      <w:r>
-        <w:rPr>
-          <w:rFonts w:ascii="Helvetica" w:hAnsi="Helvetica" w:cs="Helvetica"/>
-          <w:sz w:val="22"/>
-          <w:sz-cs w:val="22"/>
-          <w:u w:val="single"/>
-          <w:color w:val="0044CC"/>
-        </w:rPr>
-        <w:t xml:space="preserve"> Union, with 50% required </w:t>
-      </w:r>
-      <w:r>
-        <w:rPr>
-          <w:rFonts w:ascii="Helvetica" w:hAnsi="Helvetica" w:cs="Helvetica"/>
-          <w:sz w:val="22"/>
-          <w:sz-cs w:val="22"/>
-          <w:color w:val="333333"/>
-        </w:rPr>
-        <w:t xml:space="preserve">to </w:t>
-      </w:r>
-      <w:r>
-        <w:rPr>
-          <w:rFonts w:ascii="Helvetica" w:hAnsi="Helvetica" w:cs="Helvetica"/>
-          <w:sz w:val="22"/>
-          <w:sz-cs w:val="22"/>
-          <w:strike/>
-          <w:color w:val="CC0000"/>
-        </w:rPr>
-        <w:t xml:space="preserve"> participate in community-engaged learning </w:t>
-      </w:r>
-      <w:r>
-        <w:rPr>
-          <w:rFonts w:ascii="Helvetica" w:hAnsi="Helvetica" w:cs="Helvetica"/>
-          <w:sz w:val="22"/>
-          <w:sz-cs w:val="22"/>
-          <w:u w:val="single"/>
-          <w:color w:val="0044CC"/>
-        </w:rPr>
-        <w:t xml:space="preserve"> be two- </w:t>
+        <w:t xml:space="preserve"> collaborative research in the DTES. </w:t>
+      </w:r>
+      <w:r>
+        <w:rPr>
+          <w:rFonts w:ascii="Helvetica" w:hAnsi="Helvetica" w:cs="Helvetica"/>
+          <w:sz w:val="22"/>
+          <w:sz-cs w:val="22"/>
+          <w:u w:val="single"/>
+          <w:color w:val="0044CC"/>
+        </w:rPr>
+        <w:t xml:space="preserve"> three-bedroom family units </w:t>
+      </w:r>
+      <w:r>
+        <w:rPr>
+          <w:rFonts w:ascii="Helvetica" w:hAnsi="Helvetica" w:cs="Helvetica"/>
+          <w:sz w:val="22"/>
+          <w:sz-cs w:val="22"/>
+        </w:rPr>
+        <w:t xml:space="preserve"/>
+      </w:r>
+    </w:p>
+    <w:p>
+      <w:pPr>
+        <w:spacing w:after="80"/>
+      </w:pPr>
+      <w:r>
+        <w:rPr>
+          <w:rFonts w:ascii="Helvetica" w:hAnsi="Helvetica" w:cs="Helvetica"/>
+          <w:sz w:val="22"/>
+          <w:sz-cs w:val="22"/>
+          <w:strike/>
+          <w:color w:val="CC0000"/>
+        </w:rPr>
+        <w:t xml:space="preserve"> Neighbourhood Partnerships </w:t>
+      </w:r>
+      <w:r>
+        <w:rPr>
+          <w:rFonts w:ascii="Helvetica" w:hAnsi="Helvetica" w:cs="Helvetica"/>
+          <w:sz w:val="22"/>
+          <w:sz-cs w:val="22"/>
+          <w:u w:val="single"/>
+          <w:color w:val="0044CC"/>
+        </w:rPr>
+        <w:t xml:space="preserve"> • Cultural centre: a 27,000-square-foot facility for food, gathering, celebration, education, art, music, dance, and Black Canadian history research </w:t>
+      </w:r>
+      <w:r>
+        <w:rPr>
+          <w:rFonts w:ascii="Helvetica" w:hAnsi="Helvetica" w:cs="Helvetica"/>
+          <w:sz w:val="22"/>
+          <w:sz-cs w:val="22"/>
+        </w:rPr>
+        <w:t xml:space="preserve"/>
+      </w:r>
+    </w:p>
+    <w:p>
+      <w:pPr>
+        <w:spacing w:after="80"/>
+      </w:pPr>
+      <w:r>
+        <w:rPr>
+          <w:rFonts w:ascii="Helvetica" w:hAnsi="Helvetica" w:cs="Helvetica"/>
+          <w:sz w:val="22"/>
+          <w:sz-cs w:val="22"/>
+          <w:strike/>
+          <w:color w:val="CC0000"/>
+        </w:rPr>
+        <w:t xml:space="preserve"> Partnerships across </w:t>
+      </w:r>
+      <w:r>
+        <w:rPr>
+          <w:rFonts w:ascii="Helvetica" w:hAnsi="Helvetica" w:cs="Helvetica"/>
+          <w:sz w:val="22"/>
+          <w:sz-cs w:val="22"/>
+          <w:u w:val="single"/>
+          <w:color w:val="0044CC"/>
+        </w:rPr>
+        <w:t xml:space="preserve"> • Childcare: dedicated childcare facilities within </w:t>
+      </w:r>
+      <w:r>
+        <w:rPr>
+          <w:rFonts w:ascii="Helvetica" w:hAnsi="Helvetica" w:cs="Helvetica"/>
+          <w:sz w:val="22"/>
+          <w:sz-cs w:val="22"/>
+          <w:color w:val="333333"/>
+        </w:rPr>
+        <w:t xml:space="preserve">the </w:t>
+      </w:r>
+      <w:r>
+        <w:rPr>
+          <w:rFonts w:ascii="Helvetica" w:hAnsi="Helvetica" w:cs="Helvetica"/>
+          <w:sz w:val="22"/>
+          <w:sz-cs w:val="22"/>
+          <w:strike/>
+          <w:color w:val="CC0000"/>
+        </w:rPr>
+        <w:t xml:space="preserve"> DTES shape how UBC resources are shared and how local knowledge is reflected in project design and evaluation. </w:t>
+      </w:r>
+      <w:r>
+        <w:rPr>
+          <w:rFonts w:ascii="Helvetica" w:hAnsi="Helvetica" w:cs="Helvetica"/>
+          <w:sz w:val="22"/>
+          <w:sz-cs w:val="22"/>
+          <w:u w:val="single"/>
+          <w:color w:val="0044CC"/>
+        </w:rPr>
+        <w:t xml:space="preserve"> block </w:t>
+      </w:r>
+      <w:r>
+        <w:rPr>
+          <w:rFonts w:ascii="Helvetica" w:hAnsi="Helvetica" w:cs="Helvetica"/>
+          <w:sz w:val="22"/>
+          <w:sz-cs w:val="22"/>
+        </w:rPr>
+        <w:t xml:space="preserve"/>
+      </w:r>
+    </w:p>
+    <w:p>
+      <w:pPr>
+        <w:spacing w:after="80"/>
+      </w:pPr>
+      <w:r>
+        <w:rPr>
+          <w:rFonts w:ascii="Helvetica" w:hAnsi="Helvetica" w:cs="Helvetica"/>
+          <w:sz w:val="22"/>
+          <w:sz-cs w:val="22"/>
+          <w:color w:val="333333"/>
+        </w:rPr>
+        <w:t xml:space="preserve">• </w:t>
+      </w:r>
+      <w:r>
+        <w:rPr>
+          <w:rFonts w:ascii="Helvetica" w:hAnsi="Helvetica" w:cs="Helvetica"/>
+          <w:sz w:val="22"/>
+          <w:sz-cs w:val="22"/>
+          <w:strike/>
+          <w:color w:val="CC0000"/>
+        </w:rPr>
+        <w:t xml:space="preserve"> Resident-informed education </w:t>
+      </w:r>
+      <w:r>
+        <w:rPr>
+          <w:rFonts w:ascii="Helvetica" w:hAnsi="Helvetica" w:cs="Helvetica"/>
+          <w:sz w:val="22"/>
+          <w:sz-cs w:val="22"/>
+          <w:u w:val="single"/>
+          <w:color w:val="0044CC"/>
+        </w:rPr>
+        <w:t xml:space="preserve"> Enterprise space: Black-owned retail, restaurants, </w:t>
       </w:r>
       <w:r>
         <w:rPr>
@@ -18409,83 +19596,321 @@
           <w:strike/>
           <w:color w:val="CC0000"/>
         </w:rPr>
-        <w:t xml:space="preserve"> collaborative research in the DTES. </w:t>
-      </w:r>
-      <w:r>
-        <w:rPr>
-          <w:rFonts w:ascii="Helvetica" w:hAnsi="Helvetica" w:cs="Helvetica"/>
-          <w:sz w:val="22"/>
-          <w:sz-cs w:val="22"/>
-          <w:u w:val="single"/>
-          <w:color w:val="0044CC"/>
-        </w:rPr>
-        <w:t xml:space="preserve"> three-bedroom family units </w:t>
-      </w:r>
-      <w:r>
-        <w:rPr>
-          <w:rFonts w:ascii="Helvetica" w:hAnsi="Helvetica" w:cs="Helvetica"/>
-          <w:sz w:val="22"/>
-          <w:sz-cs w:val="22"/>
-        </w:rPr>
-        <w:t xml:space="preserve"/>
-      </w:r>
-    </w:p>
-    <w:p>
-      <w:pPr>
-        <w:spacing w:after="80"/>
-      </w:pPr>
-      <w:r>
-        <w:rPr>
-          <w:rFonts w:ascii="Helvetica" w:hAnsi="Helvetica" w:cs="Helvetica"/>
-          <w:sz w:val="22"/>
-          <w:sz-cs w:val="22"/>
-          <w:strike/>
-          <w:color w:val="CC0000"/>
-        </w:rPr>
-        <w:t xml:space="preserve"> Neighbourhood Partnerships </w:t>
-      </w:r>
-      <w:r>
-        <w:rPr>
-          <w:rFonts w:ascii="Helvetica" w:hAnsi="Helvetica" w:cs="Helvetica"/>
-          <w:sz w:val="22"/>
-          <w:sz-cs w:val="22"/>
-          <w:u w:val="single"/>
-          <w:color w:val="0044CC"/>
-        </w:rPr>
-        <w:t xml:space="preserve"> • Cultural centre: a Black cultural centre for food, gathering, celebration, education, art, music, dance, and Black Canadian history research </w:t>
-      </w:r>
-      <w:r>
-        <w:rPr>
-          <w:rFonts w:ascii="Helvetica" w:hAnsi="Helvetica" w:cs="Helvetica"/>
-          <w:sz w:val="22"/>
-          <w:sz-cs w:val="22"/>
-        </w:rPr>
-        <w:t xml:space="preserve"/>
-      </w:r>
-    </w:p>
-    <w:p>
-      <w:pPr>
-        <w:spacing w:after="80"/>
-      </w:pPr>
-      <w:r>
-        <w:rPr>
-          <w:rFonts w:ascii="Helvetica" w:hAnsi="Helvetica" w:cs="Helvetica"/>
-          <w:sz w:val="22"/>
-          <w:sz-cs w:val="22"/>
-          <w:strike/>
-          <w:color w:val="CC0000"/>
-        </w:rPr>
-        <w:t xml:space="preserve"> Partnerships across </w:t>
-      </w:r>
-      <w:r>
-        <w:rPr>
-          <w:rFonts w:ascii="Helvetica" w:hAnsi="Helvetica" w:cs="Helvetica"/>
-          <w:sz w:val="22"/>
-          <w:sz-cs w:val="22"/>
-          <w:u w:val="single"/>
-          <w:color w:val="0044CC"/>
-        </w:rPr>
-        <w:t xml:space="preserve"> • Childcare: dedicated childcare facilities within </w:t>
+        <w:t xml:space="preserve"> digital inclusion programming </w:t>
+      </w:r>
+      <w:r>
+        <w:rPr>
+          <w:rFonts w:ascii="Helvetica" w:hAnsi="Helvetica" w:cs="Helvetica"/>
+          <w:sz w:val="22"/>
+          <w:sz-cs w:val="22"/>
+          <w:u w:val="single"/>
+          <w:color w:val="0044CC"/>
+        </w:rPr>
+        <w:t xml:space="preserve"> artist production studios drawing on African diaspora design influences </w:t>
+      </w:r>
+      <w:r>
+        <w:rPr>
+          <w:rFonts w:ascii="Helvetica" w:hAnsi="Helvetica" w:cs="Helvetica"/>
+          <w:sz w:val="22"/>
+          <w:sz-cs w:val="22"/>
+        </w:rPr>
+        <w:t xml:space="preserve"/>
+      </w:r>
+    </w:p>
+    <w:p>
+      <w:pPr>
+        <w:spacing w:after="80"/>
+      </w:pPr>
+      <w:r>
+        <w:rPr>
+          <w:rFonts w:ascii="Helvetica" w:hAnsi="Helvetica" w:cs="Helvetica"/>
+          <w:sz w:val="22"/>
+          <w:sz-cs w:val="22"/>
+          <w:strike/>
+          <w:color w:val="CC0000"/>
+        </w:rPr>
+        <w:t xml:space="preserve"> • Community-engaged teaching </w:t>
+      </w:r>
+      <w:r>
+        <w:rPr>
+          <w:rFonts w:ascii="Helvetica" w:hAnsi="Helvetica" w:cs="Helvetica"/>
+          <w:sz w:val="22"/>
+          <w:sz-cs w:val="22"/>
+          <w:u w:val="single"/>
+          <w:color w:val="0044CC"/>
+        </w:rPr>
+        <w:t xml:space="preserve"> Physical redevelopment depends on viaduct demolition </w:t>
+      </w:r>
+      <w:r>
+        <w:rPr>
+          <w:rFonts w:ascii="Helvetica" w:hAnsi="Helvetica" w:cs="Helvetica"/>
+          <w:sz w:val="22"/>
+          <w:sz-cs w:val="22"/>
+          <w:color w:val="333333"/>
+        </w:rPr>
+        <w:t xml:space="preserve">and </w:t>
+      </w:r>
+      <w:r>
+        <w:rPr>
+          <w:rFonts w:ascii="Helvetica" w:hAnsi="Helvetica" w:cs="Helvetica"/>
+          <w:sz w:val="22"/>
+          <w:sz-cs w:val="22"/>
+          <w:strike/>
+          <w:color w:val="CC0000"/>
+        </w:rPr>
+        <w:t xml:space="preserve"> service learning pathways </w:t>
+      </w:r>
+      <w:r>
+        <w:rPr>
+          <w:rFonts w:ascii="Helvetica" w:hAnsi="Helvetica" w:cs="Helvetica"/>
+          <w:sz w:val="22"/>
+          <w:sz-cs w:val="22"/>
+          <w:u w:val="single"/>
+          <w:color w:val="0044CC"/>
+        </w:rPr>
+        <w:t xml:space="preserve"> a new street network, which have progressed more slowly than anticipated due to the NEFC Plan's reliance on development-driven revenues. HAS is currently engaged in community consultation, fundraising with senior government agencies, and developing detailed business and financial plans </w:t>
+      </w:r>
+      <w:r>
+        <w:rPr>
+          <w:rFonts w:ascii="Helvetica" w:hAnsi="Helvetica" w:cs="Helvetica"/>
+          <w:sz w:val="22"/>
+          <w:sz-cs w:val="22"/>
+          <w:color w:val="333333"/>
+        </w:rPr>
+        <w:t xml:space="preserve">for </w:t>
+      </w:r>
+      <w:r>
+        <w:rPr>
+          <w:rFonts w:ascii="Helvetica" w:hAnsi="Helvetica" w:cs="Helvetica"/>
+          <w:sz w:val="22"/>
+          <w:sz-cs w:val="22"/>
+          <w:strike/>
+          <w:color w:val="CC0000"/>
+        </w:rPr>
+        <w:t xml:space="preserve"> students </w:t>
+      </w:r>
+      <w:r>
+        <w:rPr>
+          <w:rFonts w:ascii="Helvetica" w:hAnsi="Helvetica" w:cs="Helvetica"/>
+          <w:sz w:val="22"/>
+          <w:sz-cs w:val="22"/>
+          <w:u w:val="single"/>
+          <w:color w:val="0044CC"/>
+        </w:rPr>
+        <w:t xml:space="preserve"> the block. </w:t>
+      </w:r>
+      <w:r>
+        <w:rPr>
+          <w:rFonts w:ascii="Helvetica" w:hAnsi="Helvetica" w:cs="Helvetica"/>
+          <w:sz w:val="22"/>
+          <w:sz-cs w:val="22"/>
+        </w:rPr>
+        <w:t xml:space="preserve"/>
+      </w:r>
+    </w:p>
+    <w:p>
+      <w:pPr>
+        <w:spacing w:after="80"/>
+      </w:pPr>
+      <w:r>
+        <w:rPr>
+          <w:rFonts w:ascii="Helvetica" w:hAnsi="Helvetica" w:cs="Helvetica"/>
+          <w:sz w:val="22"/>
+          <w:sz-cs w:val="22"/>
+          <w:strike/>
+          <w:color w:val="CC0000"/>
+        </w:rPr>
+        <w:t xml:space="preserve"> • Long-term collaboration infrastructure between UBC and DTES organizations </w:t>
+      </w:r>
+      <w:r>
+        <w:rPr>
+          <w:rFonts w:ascii="Helvetica" w:hAnsi="Helvetica" w:cs="Helvetica"/>
+          <w:sz w:val="22"/>
+          <w:sz-cs w:val="22"/>
+          <w:u w:val="single"/>
+          <w:color w:val="0044CC"/>
+        </w:rPr>
+        <w:t xml:space="preserve"> Nora Hendrix Place </w:t>
+      </w:r>
+      <w:r>
+        <w:rPr>
+          <w:rFonts w:ascii="Helvetica" w:hAnsi="Helvetica" w:cs="Helvetica"/>
+          <w:sz w:val="22"/>
+          <w:sz-cs w:val="22"/>
+        </w:rPr>
+        <w:t xml:space="preserve"/>
+      </w:r>
+    </w:p>
+    <w:p>
+      <w:pPr>
+        <w:spacing w:after="80"/>
+      </w:pPr>
+      <w:r>
+        <w:rPr>
+          <w:rFonts w:ascii="Helvetica" w:hAnsi="Helvetica" w:cs="Helvetica"/>
+          <w:sz w:val="22"/>
+          <w:sz-cs w:val="22"/>
+          <w:strike/>
+          <w:color w:val="CC0000"/>
+        </w:rPr>
+        <w:t xml:space="preserve"> • University-community partnership since 2000 </w:t>
+      </w:r>
+      <w:r>
+        <w:rPr>
+          <w:rFonts w:ascii="Helvetica" w:hAnsi="Helvetica" w:cs="Helvetica"/>
+          <w:sz w:val="22"/>
+          <w:sz-cs w:val="22"/>
+          <w:u w:val="single"/>
+          <w:color w:val="0044CC"/>
+        </w:rPr>
+        <w:t xml:space="preserve"> At 258 Union Street, Nora Hendrix Place — named for Jimi Hendrix's grandmother, a Vancouver resident — delivers 52 temporary modular homes with private kitchens and washrooms, with a minimum accessibility target and culturally grounded support services. The project prioritizes Black and Indigenous people who are at risk of or currently experiencing homelessness. </w:t>
+      </w:r>
+      <w:r>
+        <w:rPr>
+          <w:rFonts w:ascii="Helvetica" w:hAnsi="Helvetica" w:cs="Helvetica"/>
+          <w:sz w:val="22"/>
+          <w:sz-cs w:val="22"/>
+        </w:rPr>
+        <w:t xml:space="preserve"/>
+      </w:r>
+    </w:p>
+    <w:p>
+      <w:pPr>
+        <w:spacing w:after="80"/>
+      </w:pPr>
+      <w:r>
+        <w:rPr>
+          <w:rFonts w:ascii="Helvetica" w:hAnsi="Helvetica" w:cs="Helvetica"/>
+          <w:sz w:val="22"/>
+          <w:sz-cs w:val="22"/>
+          <w:strike/>
+          <w:color w:val="CC0000"/>
+        </w:rPr>
+        <w:t xml:space="preserve"> • Free educational programming </w:t>
+      </w:r>
+      <w:r>
+        <w:rPr>
+          <w:rFonts w:ascii="Helvetica" w:hAnsi="Helvetica" w:cs="Helvetica"/>
+          <w:sz w:val="22"/>
+          <w:sz-cs w:val="22"/>
+          <w:u w:val="single"/>
+          <w:color w:val="0044CC"/>
+        </w:rPr>
+        <w:t xml:space="preserve"> Governance: Afrocentric and Community-Accountable </w:t>
+      </w:r>
+      <w:r>
+        <w:rPr>
+          <w:rFonts w:ascii="Helvetica" w:hAnsi="Helvetica" w:cs="Helvetica"/>
+          <w:sz w:val="22"/>
+          <w:sz-cs w:val="22"/>
+        </w:rPr>
+        <w:t xml:space="preserve"/>
+      </w:r>
+    </w:p>
+    <w:p>
+      <w:pPr>
+        <w:spacing w:after="80"/>
+      </w:pPr>
+      <w:r>
+        <w:rPr>
+          <w:rFonts w:ascii="Helvetica" w:hAnsi="Helvetica" w:cs="Helvetica"/>
+          <w:sz w:val="22"/>
+          <w:sz-cs w:val="22"/>
+          <w:strike/>
+          <w:color w:val="CC0000"/>
+        </w:rPr>
+        <w:t xml:space="preserve"> • Reciprocal </w:t>
+      </w:r>
+      <w:r>
+        <w:rPr>
+          <w:rFonts w:ascii="Helvetica" w:hAnsi="Helvetica" w:cs="Helvetica"/>
+          <w:sz w:val="22"/>
+          <w:sz-cs w:val="22"/>
+          <w:u w:val="single"/>
+          <w:color w:val="0044CC"/>
+        </w:rPr>
+        <w:t xml:space="preserve"> HAS governance is Black-led and community-accountable. The Society has engaged in a structured process — including community learning sessions and consultation with African diaspora organizations and elders — to develop an Afrocentric governance framework. This draws on principles such as Ubuntu ("I am because we are"), shifting from an individualistic decision-making </w:t>
+      </w:r>
+      <w:r>
+        <w:rPr>
+          <w:rFonts w:ascii="Helvetica" w:hAnsi="Helvetica" w:cs="Helvetica"/>
+          <w:sz w:val="22"/>
+          <w:sz-cs w:val="22"/>
+          <w:color w:val="333333"/>
+        </w:rPr>
+        <w:t xml:space="preserve">model </w:t>
+      </w:r>
+      <w:r>
+        <w:rPr>
+          <w:rFonts w:ascii="Helvetica" w:hAnsi="Helvetica" w:cs="Helvetica"/>
+          <w:sz w:val="22"/>
+          <w:sz-cs w:val="22"/>
+          <w:strike/>
+          <w:color w:val="CC0000"/>
+        </w:rPr>
+        <w:t xml:space="preserve"> for research and teaching </w:t>
+      </w:r>
+      <w:r>
+        <w:rPr>
+          <w:rFonts w:ascii="Helvetica" w:hAnsi="Helvetica" w:cs="Helvetica"/>
+          <w:sz w:val="22"/>
+          <w:sz-cs w:val="22"/>
+          <w:u w:val="single"/>
+          <w:color w:val="0044CC"/>
+        </w:rPr>
+        <w:t xml:space="preserve"> to a communal one rooted in African diaspora traditions. </w:t>
+      </w:r>
+      <w:r>
+        <w:rPr>
+          <w:rFonts w:ascii="Helvetica" w:hAnsi="Helvetica" w:cs="Helvetica"/>
+          <w:sz w:val="22"/>
+          <w:sz-cs w:val="22"/>
+        </w:rPr>
+        <w:t xml:space="preserve"/>
+      </w:r>
+    </w:p>
+    <w:p>
+      <w:pPr>
+        <w:spacing w:after="80"/>
+      </w:pPr>
+      <w:r>
+        <w:rPr>
+          <w:rFonts w:ascii="Helvetica" w:hAnsi="Helvetica" w:cs="Helvetica"/>
+          <w:sz w:val="22"/>
+          <w:sz-cs w:val="22"/>
+          <w:strike/>
+          <w:color w:val="CC0000"/>
+        </w:rPr>
+        <w:t xml:space="preserve"> • Based at 612 Main Street </w:t>
+      </w:r>
+      <w:r>
+        <w:rPr>
+          <w:rFonts w:ascii="Helvetica" w:hAnsi="Helvetica" w:cs="Helvetica"/>
+          <w:sz w:val="22"/>
+          <w:sz-cs w:val="22"/>
+          <w:u w:val="single"/>
+          <w:color w:val="0044CC"/>
+        </w:rPr>
+        <w:t xml:space="preserve"> Through the proposed Community Land Trust, land and assets are held </w:t>
+      </w:r>
+      <w:r>
+        <w:rPr>
+          <w:rFonts w:ascii="Helvetica" w:hAnsi="Helvetica" w:cs="Helvetica"/>
+          <w:sz w:val="22"/>
+          <w:sz-cs w:val="22"/>
+          <w:color w:val="333333"/>
+        </w:rPr>
+        <w:t xml:space="preserve">in </w:t>
+      </w:r>
+      <w:r>
+        <w:rPr>
+          <w:rFonts w:ascii="Helvetica" w:hAnsi="Helvetica" w:cs="Helvetica"/>
+          <w:sz w:val="22"/>
+          <w:sz-cs w:val="22"/>
+          <w:u w:val="single"/>
+          <w:color w:val="0044CC"/>
+        </w:rPr>
+        <w:t xml:space="preserve"> community ownership and removed from </w:t>
       </w:r>
       <w:r>
         <w:rPr>
@@ -18504,439 +19929,6 @@
           <w:strike/>
           <w:color w:val="CC0000"/>
         </w:rPr>
-        <w:t xml:space="preserve"> DTES shape how UBC resources are shared and how local knowledge is reflected in project design and evaluation. </w:t>
-      </w:r>
-      <w:r>
-        <w:rPr>
-          <w:rFonts w:ascii="Helvetica" w:hAnsi="Helvetica" w:cs="Helvetica"/>
-          <w:sz w:val="22"/>
-          <w:sz-cs w:val="22"/>
-          <w:u w:val="single"/>
-          <w:color w:val="0044CC"/>
-        </w:rPr>
-        <w:t xml:space="preserve"> block </w:t>
-      </w:r>
-      <w:r>
-        <w:rPr>
-          <w:rFonts w:ascii="Helvetica" w:hAnsi="Helvetica" w:cs="Helvetica"/>
-          <w:sz w:val="22"/>
-          <w:sz-cs w:val="22"/>
-        </w:rPr>
-        <w:t xml:space="preserve"/>
-      </w:r>
-    </w:p>
-    <w:p>
-      <w:pPr>
-        <w:spacing w:after="80"/>
-      </w:pPr>
-      <w:r>
-        <w:rPr>
-          <w:rFonts w:ascii="Helvetica" w:hAnsi="Helvetica" w:cs="Helvetica"/>
-          <w:sz w:val="22"/>
-          <w:sz-cs w:val="22"/>
-          <w:color w:val="333333"/>
-        </w:rPr>
-        <w:t xml:space="preserve">• </w:t>
-      </w:r>
-      <w:r>
-        <w:rPr>
-          <w:rFonts w:ascii="Helvetica" w:hAnsi="Helvetica" w:cs="Helvetica"/>
-          <w:sz w:val="22"/>
-          <w:sz-cs w:val="22"/>
-          <w:strike/>
-          <w:color w:val="CC0000"/>
-        </w:rPr>
-        <w:t xml:space="preserve"> Resident-informed education </w:t>
-      </w:r>
-      <w:r>
-        <w:rPr>
-          <w:rFonts w:ascii="Helvetica" w:hAnsi="Helvetica" w:cs="Helvetica"/>
-          <w:sz w:val="22"/>
-          <w:sz-cs w:val="22"/>
-          <w:u w:val="single"/>
-          <w:color w:val="0044CC"/>
-        </w:rPr>
-        <w:t xml:space="preserve"> Enterprise space: Black-owned retail, restaurants, </w:t>
-      </w:r>
-      <w:r>
-        <w:rPr>
-          <w:rFonts w:ascii="Helvetica" w:hAnsi="Helvetica" w:cs="Helvetica"/>
-          <w:sz w:val="22"/>
-          <w:sz-cs w:val="22"/>
-          <w:color w:val="333333"/>
-        </w:rPr>
-        <w:t xml:space="preserve">and </w:t>
-      </w:r>
-      <w:r>
-        <w:rPr>
-          <w:rFonts w:ascii="Helvetica" w:hAnsi="Helvetica" w:cs="Helvetica"/>
-          <w:sz w:val="22"/>
-          <w:sz-cs w:val="22"/>
-          <w:strike/>
-          <w:color w:val="CC0000"/>
-        </w:rPr>
-        <w:t xml:space="preserve"> digital inclusion programming </w:t>
-      </w:r>
-      <w:r>
-        <w:rPr>
-          <w:rFonts w:ascii="Helvetica" w:hAnsi="Helvetica" w:cs="Helvetica"/>
-          <w:sz w:val="22"/>
-          <w:sz-cs w:val="22"/>
-          <w:u w:val="single"/>
-          <w:color w:val="0044CC"/>
-        </w:rPr>
-        <w:t xml:space="preserve"> artist production studios drawing on African diaspora design influences </w:t>
-      </w:r>
-      <w:r>
-        <w:rPr>
-          <w:rFonts w:ascii="Helvetica" w:hAnsi="Helvetica" w:cs="Helvetica"/>
-          <w:sz w:val="22"/>
-          <w:sz-cs w:val="22"/>
-        </w:rPr>
-        <w:t xml:space="preserve"/>
-      </w:r>
-    </w:p>
-    <w:p>
-      <w:pPr>
-        <w:spacing w:after="80"/>
-      </w:pPr>
-      <w:r>
-        <w:rPr>
-          <w:rFonts w:ascii="Helvetica" w:hAnsi="Helvetica" w:cs="Helvetica"/>
-          <w:sz w:val="22"/>
-          <w:sz-cs w:val="22"/>
-          <w:strike/>
-          <w:color w:val="CC0000"/>
-        </w:rPr>
-        <w:t xml:space="preserve"> • Community-engaged teaching </w:t>
-      </w:r>
-      <w:r>
-        <w:rPr>
-          <w:rFonts w:ascii="Helvetica" w:hAnsi="Helvetica" w:cs="Helvetica"/>
-          <w:sz w:val="22"/>
-          <w:sz-cs w:val="22"/>
-          <w:u w:val="single"/>
-          <w:color w:val="0044CC"/>
-        </w:rPr>
-        <w:t xml:space="preserve"> Physical redevelopment depends on viaduct demolition </w:t>
-      </w:r>
-      <w:r>
-        <w:rPr>
-          <w:rFonts w:ascii="Helvetica" w:hAnsi="Helvetica" w:cs="Helvetica"/>
-          <w:sz w:val="22"/>
-          <w:sz-cs w:val="22"/>
-          <w:color w:val="333333"/>
-        </w:rPr>
-        <w:t xml:space="preserve">and </w:t>
-      </w:r>
-      <w:r>
-        <w:rPr>
-          <w:rFonts w:ascii="Helvetica" w:hAnsi="Helvetica" w:cs="Helvetica"/>
-          <w:sz w:val="22"/>
-          <w:sz-cs w:val="22"/>
-          <w:strike/>
-          <w:color w:val="CC0000"/>
-        </w:rPr>
-        <w:t xml:space="preserve"> service learning pathways </w:t>
-      </w:r>
-      <w:r>
-        <w:rPr>
-          <w:rFonts w:ascii="Helvetica" w:hAnsi="Helvetica" w:cs="Helvetica"/>
-          <w:sz w:val="22"/>
-          <w:sz-cs w:val="22"/>
-          <w:u w:val="single"/>
-          <w:color w:val="0044CC"/>
-        </w:rPr>
-        <w:t xml:space="preserve"> a new street network, which have progressed more slowly than anticipated due to the NEFC Plan's reliance on development-driven revenues. HAS is currently engaged in community consultation, fundraising with senior government agencies, and developing detailed business and financial plans </w:t>
-      </w:r>
-      <w:r>
-        <w:rPr>
-          <w:rFonts w:ascii="Helvetica" w:hAnsi="Helvetica" w:cs="Helvetica"/>
-          <w:sz w:val="22"/>
-          <w:sz-cs w:val="22"/>
-          <w:color w:val="333333"/>
-        </w:rPr>
-        <w:t xml:space="preserve">for </w:t>
-      </w:r>
-      <w:r>
-        <w:rPr>
-          <w:rFonts w:ascii="Helvetica" w:hAnsi="Helvetica" w:cs="Helvetica"/>
-          <w:sz w:val="22"/>
-          <w:sz-cs w:val="22"/>
-          <w:strike/>
-          <w:color w:val="CC0000"/>
-        </w:rPr>
-        <w:t xml:space="preserve"> students </w:t>
-      </w:r>
-      <w:r>
-        <w:rPr>
-          <w:rFonts w:ascii="Helvetica" w:hAnsi="Helvetica" w:cs="Helvetica"/>
-          <w:sz w:val="22"/>
-          <w:sz-cs w:val="22"/>
-          <w:u w:val="single"/>
-          <w:color w:val="0044CC"/>
-        </w:rPr>
-        <w:t xml:space="preserve"> the block. </w:t>
-      </w:r>
-      <w:r>
-        <w:rPr>
-          <w:rFonts w:ascii="Helvetica" w:hAnsi="Helvetica" w:cs="Helvetica"/>
-          <w:sz w:val="22"/>
-          <w:sz-cs w:val="22"/>
-        </w:rPr>
-        <w:t xml:space="preserve"/>
-      </w:r>
-    </w:p>
-    <w:p>
-      <w:pPr>
-        <w:spacing w:after="80"/>
-      </w:pPr>
-      <w:r>
-        <w:rPr>
-          <w:rFonts w:ascii="Helvetica" w:hAnsi="Helvetica" w:cs="Helvetica"/>
-          <w:sz w:val="22"/>
-          <w:sz-cs w:val="22"/>
-          <w:strike/>
-          <w:color w:val="CC0000"/>
-        </w:rPr>
-        <w:t xml:space="preserve"> • Long-term collaboration infrastructure between UBC and DTES organizations </w:t>
-      </w:r>
-      <w:r>
-        <w:rPr>
-          <w:rFonts w:ascii="Helvetica" w:hAnsi="Helvetica" w:cs="Helvetica"/>
-          <w:sz w:val="22"/>
-          <w:sz-cs w:val="22"/>
-          <w:u w:val="single"/>
-          <w:color w:val="0044CC"/>
-        </w:rPr>
-        <w:t xml:space="preserve"> Nora Hendrix Place </w:t>
-      </w:r>
-      <w:r>
-        <w:rPr>
-          <w:rFonts w:ascii="Helvetica" w:hAnsi="Helvetica" w:cs="Helvetica"/>
-          <w:sz w:val="22"/>
-          <w:sz-cs w:val="22"/>
-        </w:rPr>
-        <w:t xml:space="preserve"/>
-      </w:r>
-    </w:p>
-    <w:p>
-      <w:pPr>
-        <w:spacing w:after="80"/>
-      </w:pPr>
-      <w:r>
-        <w:rPr>
-          <w:rFonts w:ascii="Helvetica" w:hAnsi="Helvetica" w:cs="Helvetica"/>
-          <w:sz w:val="22"/>
-          <w:sz-cs w:val="22"/>
-          <w:strike/>
-          <w:color w:val="CC0000"/>
-        </w:rPr>
-        <w:t xml:space="preserve"> • University-community </w:t>
-      </w:r>
-      <w:r>
-        <w:rPr>
-          <w:rFonts w:ascii="Helvetica" w:hAnsi="Helvetica" w:cs="Helvetica"/>
-          <w:sz w:val="22"/>
-          <w:sz-cs w:val="22"/>
-          <w:u w:val="single"/>
-          <w:color w:val="0044CC"/>
-        </w:rPr>
-        <w:t xml:space="preserve"> At 258 Union Street, Nora Hendrix Place — named for Jimi Hendrix's grandmother, a Vancouver resident — delivers 52 temporary modular homes with private kitchens and washrooms, with a minimum accessibility target and culturally grounded support services. The project prioritizes Black and Indigenous people who are at risk of or currently experiencing homelessness. HAS has been in a mentorship and capacity-building </w:t>
-      </w:r>
-      <w:r>
-        <w:rPr>
-          <w:rFonts w:ascii="Helvetica" w:hAnsi="Helvetica" w:cs="Helvetica"/>
-          <w:sz w:val="22"/>
-          <w:sz-cs w:val="22"/>
-          <w:color w:val="333333"/>
-        </w:rPr>
-        <w:t xml:space="preserve">partnership </w:t>
-      </w:r>
-      <w:r>
-        <w:rPr>
-          <w:rFonts w:ascii="Helvetica" w:hAnsi="Helvetica" w:cs="Helvetica"/>
-          <w:sz w:val="22"/>
-          <w:sz-cs w:val="22"/>
-          <w:strike/>
-          <w:color w:val="CC0000"/>
-        </w:rPr>
-        <w:t xml:space="preserve"> since 2000 </w:t>
-      </w:r>
-      <w:r>
-        <w:rPr>
-          <w:rFonts w:ascii="Helvetica" w:hAnsi="Helvetica" w:cs="Helvetica"/>
-          <w:sz w:val="22"/>
-          <w:sz-cs w:val="22"/>
-          <w:u w:val="single"/>
-          <w:color w:val="0044CC"/>
-        </w:rPr>
-        <w:t xml:space="preserve"> with Atira, with the goal of HAS assuming full operational control. </w:t>
-      </w:r>
-      <w:r>
-        <w:rPr>
-          <w:rFonts w:ascii="Helvetica" w:hAnsi="Helvetica" w:cs="Helvetica"/>
-          <w:sz w:val="22"/>
-          <w:sz-cs w:val="22"/>
-        </w:rPr>
-        <w:t xml:space="preserve"/>
-      </w:r>
-    </w:p>
-    <w:p>
-      <w:pPr>
-        <w:spacing w:after="80"/>
-      </w:pPr>
-      <w:r>
-        <w:rPr>
-          <w:rFonts w:ascii="Helvetica" w:hAnsi="Helvetica" w:cs="Helvetica"/>
-          <w:sz w:val="22"/>
-          <w:sz-cs w:val="22"/>
-          <w:strike/>
-          <w:color w:val="CC0000"/>
-        </w:rPr>
-        <w:t xml:space="preserve"> • Free educational programming </w:t>
-      </w:r>
-      <w:r>
-        <w:rPr>
-          <w:rFonts w:ascii="Helvetica" w:hAnsi="Helvetica" w:cs="Helvetica"/>
-          <w:sz w:val="22"/>
-          <w:sz-cs w:val="22"/>
-          <w:u w:val="single"/>
-          <w:color w:val="0044CC"/>
-        </w:rPr>
-        <w:t xml:space="preserve"> Governance: Afrocentric and Community-Accountable </w:t>
-      </w:r>
-      <w:r>
-        <w:rPr>
-          <w:rFonts w:ascii="Helvetica" w:hAnsi="Helvetica" w:cs="Helvetica"/>
-          <w:sz w:val="22"/>
-          <w:sz-cs w:val="22"/>
-        </w:rPr>
-        <w:t xml:space="preserve"/>
-      </w:r>
-    </w:p>
-    <w:p>
-      <w:pPr>
-        <w:spacing w:after="80"/>
-      </w:pPr>
-      <w:r>
-        <w:rPr>
-          <w:rFonts w:ascii="Helvetica" w:hAnsi="Helvetica" w:cs="Helvetica"/>
-          <w:sz w:val="22"/>
-          <w:sz-cs w:val="22"/>
-          <w:strike/>
-          <w:color w:val="CC0000"/>
-        </w:rPr>
-        <w:t xml:space="preserve"> • Reciprocal </w:t>
-      </w:r>
-      <w:r>
-        <w:rPr>
-          <w:rFonts w:ascii="Helvetica" w:hAnsi="Helvetica" w:cs="Helvetica"/>
-          <w:sz w:val="22"/>
-          <w:sz-cs w:val="22"/>
-          <w:u w:val="single"/>
-          <w:color w:val="0044CC"/>
-        </w:rPr>
-        <w:t xml:space="preserve"> HAS governance is Black-led and community-accountable. The Society has engaged in a structured process — including community learning sessions and consultation with African diaspora organizations and elders — to develop an Afrocentric governance framework. This draws on principles such as Ubuntu ("I am because we are"), shifting from an individualistic decision-making </w:t>
-      </w:r>
-      <w:r>
-        <w:rPr>
-          <w:rFonts w:ascii="Helvetica" w:hAnsi="Helvetica" w:cs="Helvetica"/>
-          <w:sz w:val="22"/>
-          <w:sz-cs w:val="22"/>
-          <w:color w:val="333333"/>
-        </w:rPr>
-        <w:t xml:space="preserve">model </w:t>
-      </w:r>
-      <w:r>
-        <w:rPr>
-          <w:rFonts w:ascii="Helvetica" w:hAnsi="Helvetica" w:cs="Helvetica"/>
-          <w:sz w:val="22"/>
-          <w:sz-cs w:val="22"/>
-          <w:strike/>
-          <w:color w:val="CC0000"/>
-        </w:rPr>
-        <w:t xml:space="preserve"> for research and teaching </w:t>
-      </w:r>
-      <w:r>
-        <w:rPr>
-          <w:rFonts w:ascii="Helvetica" w:hAnsi="Helvetica" w:cs="Helvetica"/>
-          <w:sz w:val="22"/>
-          <w:sz-cs w:val="22"/>
-          <w:u w:val="single"/>
-          <w:color w:val="0044CC"/>
-        </w:rPr>
-        <w:t xml:space="preserve"> to a communal one rooted in African diaspora traditions. </w:t>
-      </w:r>
-      <w:r>
-        <w:rPr>
-          <w:rFonts w:ascii="Helvetica" w:hAnsi="Helvetica" w:cs="Helvetica"/>
-          <w:sz w:val="22"/>
-          <w:sz-cs w:val="22"/>
-        </w:rPr>
-        <w:t xml:space="preserve"/>
-      </w:r>
-    </w:p>
-    <w:p>
-      <w:pPr>
-        <w:spacing w:after="80"/>
-      </w:pPr>
-      <w:r>
-        <w:rPr>
-          <w:rFonts w:ascii="Helvetica" w:hAnsi="Helvetica" w:cs="Helvetica"/>
-          <w:sz w:val="22"/>
-          <w:sz-cs w:val="22"/>
-          <w:strike/>
-          <w:color w:val="CC0000"/>
-        </w:rPr>
-        <w:t xml:space="preserve"> • Based at 612 Main Street </w:t>
-      </w:r>
-      <w:r>
-        <w:rPr>
-          <w:rFonts w:ascii="Helvetica" w:hAnsi="Helvetica" w:cs="Helvetica"/>
-          <w:sz w:val="22"/>
-          <w:sz-cs w:val="22"/>
-          <w:u w:val="single"/>
-          <w:color w:val="0044CC"/>
-        </w:rPr>
-        <w:t xml:space="preserve"> Through the proposed Community Land Trust, land and assets are held </w:t>
-      </w:r>
-      <w:r>
-        <w:rPr>
-          <w:rFonts w:ascii="Helvetica" w:hAnsi="Helvetica" w:cs="Helvetica"/>
-          <w:sz w:val="22"/>
-          <w:sz-cs w:val="22"/>
-          <w:color w:val="333333"/>
-        </w:rPr>
-        <w:t xml:space="preserve">in </w:t>
-      </w:r>
-      <w:r>
-        <w:rPr>
-          <w:rFonts w:ascii="Helvetica" w:hAnsi="Helvetica" w:cs="Helvetica"/>
-          <w:sz w:val="22"/>
-          <w:sz-cs w:val="22"/>
-          <w:u w:val="single"/>
-          <w:color w:val="0044CC"/>
-        </w:rPr>
-        <w:t xml:space="preserve"> community ownership and removed from </w:t>
-      </w:r>
-      <w:r>
-        <w:rPr>
-          <w:rFonts w:ascii="Helvetica" w:hAnsi="Helvetica" w:cs="Helvetica"/>
-          <w:sz w:val="22"/>
-          <w:sz-cs w:val="22"/>
-          <w:color w:val="333333"/>
-        </w:rPr>
-        <w:t xml:space="preserve">the </w:t>
-      </w:r>
-      <w:r>
-        <w:rPr>
-          <w:rFonts w:ascii="Helvetica" w:hAnsi="Helvetica" w:cs="Helvetica"/>
-          <w:sz w:val="22"/>
-          <w:sz-cs w:val="22"/>
-          <w:strike/>
-          <w:color w:val="CC0000"/>
-        </w:rPr>
         <w:t xml:space="preserve"> DTES </w:t>
       </w:r>
       <w:r>
@@ -19016,7 +20008,7 @@
           <w:u w:val="single"/>
           <w:color w:val="0044CC"/>
         </w:rPr>
-        <w:t xml:space="preserve"> At the CNCLT Summit (October 18–20, 2024, Vancouver), HAS was one of three Vancouver CLT site tours (alongside DTES CLT and CLT British Columbia). HAS has also offered public "CLT 101" sessions explaining how the Hogan's Alley Community Land Trust supports Black self-determination and housing justice across Metro Vancouver.</w:t>
+        <w:t xml:space="preserve"> At the CNCLT Summit (October 18–20, 2024, Vancouver), HAS was one of three Vancouver CLT site tours (alongside DTES CLT and CLT British Columbia). The summit drew 200+ delegates — CLT practitioners, funders, policymakers, researchers, and activists — and HAS has also offered public "CLT 101" sessions explaining how the Hogan's Alley Community Land Trust supports Black self-determination and housing justice across Metro Vancouver.</w:t>
       </w:r>
       <w:r>
         <w:rPr>
@@ -19062,7 +20054,7 @@
           <w:u w:val="single"/>
           <w:color w:val="0044CC"/>
         </w:rPr>
-        <w:t xml:space="preserve"> • Planned: ~300 social housing units (50% family-sized), Black cultural centre, childcare, enterprise space</w:t>
+        <w:t xml:space="preserve"> • Planned: ~300 social housing units (50% family-sized), 27,000 sq ft Black cultural centre, childcare, enterprise space</w:t>
       </w:r>
       <w:r>
         <w:rPr>
@@ -19131,7 +20123,7 @@
           <w:u w:val="single"/>
           <w:color w:val="0044CC"/>
         </w:rPr>
-        <w:t xml:space="preserve"> • BSH research partner; featured at CNCLT Summit (October 2024)</w:t>
+        <w:t xml:space="preserve"> • BSH research partner; featured at CNCLT Summit (October 2024, 200+ delegates)</w:t>
       </w:r>
       <w:r>
         <w:rPr>
@@ -19196,45 +20188,36 @@
           <w:u w:val="single"/>
           <w:color w:val="0044CC"/>
         </w:rPr>
-        <w:t xml:space="preserve"> Downtown Eastside neighbourhood </w:t>
-      </w:r>
-      <w:r>
-        <w:rPr>
-          <w:rFonts w:ascii="Helvetica" w:hAnsi="Helvetica" w:cs="Helvetica"/>
-          <w:sz w:val="22"/>
-          <w:sz-cs w:val="22"/>
-          <w:color w:val="333333"/>
-        </w:rPr>
-        <w:t xml:space="preserve">— Photo: </w:t>
-      </w:r>
-      <w:r>
-        <w:rPr>
-          <w:rFonts w:ascii="Helvetica" w:hAnsi="Helvetica" w:cs="Helvetica"/>
-          <w:sz w:val="22"/>
-          <w:sz-cs w:val="22"/>
-          <w:strike/>
-          <w:color w:val="CC0000"/>
-        </w:rPr>
-        <w:t xml:space="preserve"> Edna Winti </w:t>
-      </w:r>
-      <w:r>
-        <w:rPr>
-          <w:rFonts w:ascii="Helvetica" w:hAnsi="Helvetica" w:cs="Helvetica"/>
-          <w:sz w:val="22"/>
-          <w:sz-cs w:val="22"/>
-          <w:u w:val="single"/>
-          <w:color w:val="0044CC"/>
-        </w:rPr>
-        <w:t xml:space="preserve"> Wikimedia Commons </w:t>
-      </w:r>
-      <w:r>
-        <w:rPr>
-          <w:rFonts w:ascii="Helvetica" w:hAnsi="Helvetica" w:cs="Helvetica"/>
-          <w:sz w:val="22"/>
-          <w:sz-cs w:val="22"/>
-          <w:color w:val="333333"/>
-        </w:rPr>
-        <w:t xml:space="preserve">(CC BY-SA) </w:t>
+        <w:t xml:space="preserve"> Hogan's Alley mural </w:t>
+      </w:r>
+      <w:r>
+        <w:rPr>
+          <w:rFonts w:ascii="Helvetica" w:hAnsi="Helvetica" w:cs="Helvetica"/>
+          <w:sz w:val="22"/>
+          <w:sz-cs w:val="22"/>
+          <w:color w:val="333333"/>
+        </w:rPr>
+        <w:t xml:space="preserve">— </w:t>
+      </w:r>
+      <w:r>
+        <w:rPr>
+          <w:rFonts w:ascii="Helvetica" w:hAnsi="Helvetica" w:cs="Helvetica"/>
+          <w:sz w:val="22"/>
+          <w:sz-cs w:val="22"/>
+          <w:strike/>
+          <w:color w:val="CC0000"/>
+        </w:rPr>
+        <w:t xml:space="preserve"> Photo: Edna Winti (CC BY-SA) </w:t>
+      </w:r>
+      <w:r>
+        <w:rPr>
+          <w:rFonts w:ascii="Helvetica" w:hAnsi="Helvetica" w:cs="Helvetica"/>
+          <w:sz w:val="22"/>
+          <w:sz-cs w:val="22"/>
+          <w:u w:val="single"/>
+          <w:color w:val="0044CC"/>
+        </w:rPr>
+        <w:t xml:space="preserve"> Source: user-provided photo </w:t>
       </w:r>
       <w:r>
         <w:rPr>
@@ -19266,104 +20249,46 @@
           <w:strike/>
           <w:color w:val="CC0000"/>
         </w:rPr>
-        <w:t xml:space="preserve"> Dominion </w:t>
-      </w:r>
-      <w:r>
-        <w:rPr>
-          <w:rFonts w:ascii="Helvetica" w:hAnsi="Helvetica" w:cs="Helvetica"/>
-          <w:sz w:val="22"/>
-          <w:sz-cs w:val="22"/>
-          <w:u w:val="single"/>
-          <w:color w:val="0044CC"/>
-        </w:rPr>
-        <w:t xml:space="preserve"> Holden </w:t>
-      </w:r>
-      <w:r>
-        <w:rPr>
-          <w:rFonts w:ascii="Helvetica" w:hAnsi="Helvetica" w:cs="Helvetica"/>
-          <w:sz w:val="22"/>
-          <w:sz-cs w:val="22"/>
-          <w:color w:val="333333"/>
-        </w:rPr>
-        <w:t xml:space="preserve">Building </w:t>
-      </w:r>
-      <w:r>
-        <w:rPr>
-          <w:rFonts w:ascii="Helvetica" w:hAnsi="Helvetica" w:cs="Helvetica"/>
-          <w:sz w:val="22"/>
-          <w:sz-cs w:val="22"/>
-          <w:strike/>
-          <w:color w:val="CC0000"/>
-        </w:rPr>
-        <w:t xml:space="preserve"> (207 W Hastings) </w:t>
-      </w:r>
-      <w:r>
-        <w:rPr>
-          <w:rFonts w:ascii="Helvetica" w:hAnsi="Helvetica" w:cs="Helvetica"/>
-          <w:sz w:val="22"/>
-          <w:sz-cs w:val="22"/>
-          <w:u w:val="single"/>
-          <w:color w:val="0044CC"/>
-        </w:rPr>
-        <w:t xml:space="preserve"> / Tellier Tower </w:t>
-      </w:r>
-      <w:r>
-        <w:rPr>
-          <w:rFonts w:ascii="Helvetica" w:hAnsi="Helvetica" w:cs="Helvetica"/>
-          <w:sz w:val="22"/>
-          <w:sz-cs w:val="22"/>
-          <w:color w:val="333333"/>
-        </w:rPr>
-        <w:t xml:space="preserve">— Photo: </w:t>
-      </w:r>
-      <w:r>
-        <w:rPr>
-          <w:rFonts w:ascii="Helvetica" w:hAnsi="Helvetica" w:cs="Helvetica"/>
-          <w:sz w:val="22"/>
-          <w:sz-cs w:val="22"/>
-          <w:strike/>
-          <w:color w:val="CC0000"/>
-        </w:rPr>
-        <w:t xml:space="preserve"> Filip Conev </w:t>
-      </w:r>
-      <w:r>
-        <w:rPr>
-          <w:rFonts w:ascii="Helvetica" w:hAnsi="Helvetica" w:cs="Helvetica"/>
-          <w:sz w:val="22"/>
-          <w:sz-cs w:val="22"/>
-          <w:u w:val="single"/>
-          <w:color w:val="0044CC"/>
-        </w:rPr>
-        <w:t xml:space="preserve"> Wikimedia Commons </w:t>
-      </w:r>
-      <w:r>
-        <w:rPr>
-          <w:rFonts w:ascii="Helvetica" w:hAnsi="Helvetica" w:cs="Helvetica"/>
-          <w:sz w:val="22"/>
-          <w:sz-cs w:val="22"/>
-          <w:color w:val="333333"/>
-        </w:rPr>
-        <w:t xml:space="preserve">(CC </w:t>
-      </w:r>
-      <w:r>
-        <w:rPr>
-          <w:rFonts w:ascii="Helvetica" w:hAnsi="Helvetica" w:cs="Helvetica"/>
-          <w:sz w:val="22"/>
-          <w:sz-cs w:val="22"/>
-          <w:strike/>
-          <w:color w:val="CC0000"/>
-        </w:rPr>
-        <w:t xml:space="preserve"> BY-SA 3.0) </w:t>
-      </w:r>
-      <w:r>
-        <w:rPr>
-          <w:rFonts w:ascii="Helvetica" w:hAnsi="Helvetica" w:cs="Helvetica"/>
-          <w:sz w:val="22"/>
-          <w:sz-cs w:val="22"/>
-          <w:u w:val="single"/>
-          <w:color w:val="0044CC"/>
-        </w:rPr>
-        <w:t xml:space="preserve"> BY-SA) </w:t>
+        <w:t xml:space="preserve"> Dominion Building (207 W Hastings) </w:t>
+      </w:r>
+      <w:r>
+        <w:rPr>
+          <w:rFonts w:ascii="Helvetica" w:hAnsi="Helvetica" w:cs="Helvetica"/>
+          <w:sz w:val="22"/>
+          <w:sz-cs w:val="22"/>
+          <w:u w:val="single"/>
+          <w:color w:val="0044CC"/>
+        </w:rPr>
+        <w:t xml:space="preserve"> 258 Union Street building at Nora Hendrix Place </w:t>
+      </w:r>
+      <w:r>
+        <w:rPr>
+          <w:rFonts w:ascii="Helvetica" w:hAnsi="Helvetica" w:cs="Helvetica"/>
+          <w:sz w:val="22"/>
+          <w:sz-cs w:val="22"/>
+          <w:color w:val="333333"/>
+        </w:rPr>
+        <w:t xml:space="preserve">— </w:t>
+      </w:r>
+      <w:r>
+        <w:rPr>
+          <w:rFonts w:ascii="Helvetica" w:hAnsi="Helvetica" w:cs="Helvetica"/>
+          <w:sz w:val="22"/>
+          <w:sz-cs w:val="22"/>
+          <w:strike/>
+          <w:color w:val="CC0000"/>
+        </w:rPr>
+        <w:t xml:space="preserve"> Photo: Filip Conev (CC BY-SA 3.0) </w:t>
+      </w:r>
+      <w:r>
+        <w:rPr>
+          <w:rFonts w:ascii="Helvetica" w:hAnsi="Helvetica" w:cs="Helvetica"/>
+          <w:sz w:val="22"/>
+          <w:sz-cs w:val="22"/>
+          <w:u w:val="single"/>
+          <w:color w:val="0044CC"/>
+        </w:rPr>
+        <w:t xml:space="preserve"> Source: user-provided photo </w:t>
       </w:r>
       <w:r>
         <w:rPr>
@@ -19405,68 +20330,36 @@
           <w:u w:val="single"/>
           <w:color w:val="0044CC"/>
         </w:rPr>
-        <w:t xml:space="preserve"> Chinatown near Main and Keefer </w:t>
-      </w:r>
-      <w:r>
-        <w:rPr>
-          <w:rFonts w:ascii="Helvetica" w:hAnsi="Helvetica" w:cs="Helvetica"/>
-          <w:sz w:val="22"/>
-          <w:sz-cs w:val="22"/>
-          <w:color w:val="333333"/>
-        </w:rPr>
-        <w:t xml:space="preserve">— Photo: </w:t>
-      </w:r>
-      <w:r>
-        <w:rPr>
-          <w:rFonts w:ascii="Helvetica" w:hAnsi="Helvetica" w:cs="Helvetica"/>
-          <w:sz w:val="22"/>
-          <w:sz-cs w:val="22"/>
-          <w:strike/>
-          <w:color w:val="CC0000"/>
-        </w:rPr>
-        <w:t xml:space="preserve"> Filip Conev </w:t>
-      </w:r>
-      <w:r>
-        <w:rPr>
-          <w:rFonts w:ascii="Helvetica" w:hAnsi="Helvetica" w:cs="Helvetica"/>
-          <w:sz w:val="22"/>
-          <w:sz-cs w:val="22"/>
-          <w:u w:val="single"/>
-          <w:color w:val="0044CC"/>
-        </w:rPr>
-        <w:t xml:space="preserve"> Wikimedia Commons </w:t>
-      </w:r>
-      <w:r>
-        <w:rPr>
-          <w:rFonts w:ascii="Helvetica" w:hAnsi="Helvetica" w:cs="Helvetica"/>
-          <w:sz w:val="22"/>
-          <w:sz-cs w:val="22"/>
-          <w:color w:val="333333"/>
-        </w:rPr>
-        <w:t xml:space="preserve">(CC BY-SA 3.0) </w:t>
-      </w:r>
-      <w:r>
-        <w:rPr>
-          <w:rFonts w:ascii="Helvetica" w:hAnsi="Helvetica" w:cs="Helvetica"/>
-          <w:sz w:val="22"/>
-          <w:sz-cs w:val="22"/>
-        </w:rPr>
-        <w:t xml:space="preserve"/>
-      </w:r>
-    </w:p>
-    <w:p>
-      <w:pPr>
-        <w:spacing w:after="80"/>
-      </w:pPr>
-      <w:r>
-        <w:rPr>
-          <w:rFonts w:ascii="Helvetica" w:hAnsi="Helvetica" w:cs="Helvetica"/>
-          <w:sz w:val="22"/>
-          <w:sz-cs w:val="22"/>
-          <w:u w:val="single"/>
-          <w:color w:val="0044CC"/>
-        </w:rPr>
-        <w:t xml:space="preserve"> • Nora Hendrix Place mural (258 Union Street) — Source: user-provided photo</w:t>
+        <w:t xml:space="preserve"> Nora Hendrix Place mural detail </w:t>
+      </w:r>
+      <w:r>
+        <w:rPr>
+          <w:rFonts w:ascii="Helvetica" w:hAnsi="Helvetica" w:cs="Helvetica"/>
+          <w:sz w:val="22"/>
+          <w:sz-cs w:val="22"/>
+          <w:color w:val="333333"/>
+        </w:rPr>
+        <w:t xml:space="preserve">— </w:t>
+      </w:r>
+      <w:r>
+        <w:rPr>
+          <w:rFonts w:ascii="Helvetica" w:hAnsi="Helvetica" w:cs="Helvetica"/>
+          <w:sz w:val="22"/>
+          <w:sz-cs w:val="22"/>
+          <w:strike/>
+          <w:color w:val="CC0000"/>
+        </w:rPr>
+        <w:t xml:space="preserve"> Photo: Filip Conev (CC BY-SA 3.0) </w:t>
+      </w:r>
+      <w:r>
+        <w:rPr>
+          <w:rFonts w:ascii="Helvetica" w:hAnsi="Helvetica" w:cs="Helvetica"/>
+          <w:sz w:val="22"/>
+          <w:sz-cs w:val="22"/>
+          <w:u w:val="single"/>
+          <w:color w:val="0044CC"/>
+        </w:rPr>
+        <w:t xml:space="preserve"> Source: user-provided photo </w:t>
       </w:r>
       <w:r>
         <w:rPr>
